--- a/docs/Pt_理论模型_v6.1.docx
+++ b/docs/Pt_理论模型_v6.1.docx
@@ -2160,7 +2160,7 @@
           <wp:inline>
             <wp:extent cx="5334000" cy="3086315"/>
             <wp:effectExtent b="0" l="0" r="0" t="0"/>
-            <wp:docPr descr="图 3　入口片立体示意（厚度方向放大 7 倍，板厚、环厚、管壁同倍）。一根空心的实体铂管穿过法兰、两面露出；舌片与圆盘是同一块板切出来的；本档没有台阶，盘身与舌片同厚。" title="" id="23" name="Picture"/>
+            <wp:docPr descr="图 3　入口片立体示意（厚度方向放大 7 倍，板厚、环厚、管壁同倍）。一根实体铂管穿过法兰、两面露出（示意图上管端不画孔）；舌片与圆盘是同一块板切出来的；本档没有台阶，盘身与舌片同厚。" title="" id="23" name="Picture"/>
             <a:graphic>
               <a:graphicData uri="http://schemas.openxmlformats.org/drawingml/2006/picture">
                 <pic:pic>
@@ -2224,7 +2224,7 @@
         <w:rPr>
           <w:rFonts w:hint="eastAsia"/>
         </w:rPr>
-        <w:t xml:space="preserve">倍，板厚、环厚、管壁同倍）。一根空心的实体铂管穿过法兰、两面露出；舌片与圆盘是同一块板切出来的；本档没有台阶，盘身与舌片同厚。</w:t>
+        <w:t xml:space="preserve">倍，板厚、环厚、管壁同倍）。一根实体铂管穿过法兰、两面露出（示意图上管端不画孔）；舌片与圆盘是同一块板切出来的；本档没有台阶，盘身与舌片同厚。</w:t>
       </w:r>
     </w:p>
     <w:p>

--- a/docs/Pt_理论模型_v6.1.docx
+++ b/docs/Pt_理论模型_v6.1.docx
@@ -323,7 +323,7 @@
         <w:rPr>
           <w:rFonts w:hint="eastAsia"/>
         </w:rPr>
-        <w:t xml:space="preserve">在此之上建立了三样东西：一套有出处的判据体系与「判据分辨率」纪律；一条经逐环实测的传导链（法兰增量温降的闭式、共用片的</w:t>
+        <w:t xml:space="preserve">在此之上建立了三样东西：一套有出处的判据体系与「判据分辨率」纪律；一条传导链（法兰增量温降的闭式、共用片的</w:t>
       </w:r>
       <w:r>
         <w:t xml:space="preserve"> √3 </w:t>
@@ -525,7 +525,7 @@
         <w:rPr>
           <w:rFonts w:hint="eastAsia"/>
         </w:rPr>
-        <w:t xml:space="preserve">g，与用户手画的侧</w:t>
+        <w:t xml:space="preserve">g，用户手画的侧</w:t>
       </w:r>
       <w:r>
         <w:t xml:space="preserve"> Y </w:t>
@@ -534,7 +534,7 @@
         <w:rPr>
           <w:rFonts w:hint="eastAsia"/>
         </w:rPr>
-        <w:t xml:space="preserve">形（2741.9</w:t>
+        <w:t xml:space="preserve">形（挖孔族）2741.9</w:t>
       </w:r>
       <w:r>
         <w:t xml:space="preserve"> </w:t>
@@ -543,16 +543,7 @@
         <w:rPr>
           <w:rFonts w:hint="eastAsia"/>
         </w:rPr>
-        <w:t xml:space="preserve">g，导航网格上可行）对比省</w:t>
-      </w:r>
-      <w:r>
-        <w:t xml:space="preserve"> 5 </w:t>
-      </w:r>
-      <w:r>
-        <w:rPr>
-          <w:rFonts w:hint="eastAsia"/>
-        </w:rPr>
-        <w:t xml:space="preserve">%。所有判据表、图纸与本报告的图，都由程序从同一份设计记录生成。</w:t>
+        <w:t xml:space="preserve">g，导航网格上可行；两族程序不互比重量，这里只是并列。所有判据表、图纸与本报告的图，都由程序从同一份设计记录生成。</w:t>
       </w:r>
     </w:p>
     <w:bookmarkEnd w:id="9"/>
@@ -1315,7 +1306,7 @@
         <w:rPr>
           <w:rFonts w:hint="eastAsia"/>
         </w:rPr>
-        <w:t xml:space="preserve">步排在最前不是形式：本项目最严重的几次错误都发生在「求解器没错、判据错了」的情形下。</w:t>
+        <w:t xml:space="preserve">步排在最前不是形式：判据错了，求解器再对也没有用。</w:t>
       </w:r>
     </w:p>
     <w:bookmarkEnd w:id="13"/>
@@ -2160,7 +2151,7 @@
           <wp:inline>
             <wp:extent cx="5334000" cy="3086315"/>
             <wp:effectExtent b="0" l="0" r="0" t="0"/>
-            <wp:docPr descr="图 3　入口片立体示意（厚度方向放大 7 倍，板厚、环厚、管壁同倍）。一根实体铂管穿过法兰、两面露出（示意图上管端不画孔）；舌片与圆盘是同一块板切出来的；本档没有台阶，盘身与舌片同厚。" title="" id="23" name="Picture"/>
+            <wp:docPr descr="图 3　入口片立体示意（厚度方向放大 7 倍，板厚、环厚、管壁同倍）。一根实体铂管穿过法兰、两面露出（示意图上管端不画孔）；舌片与圆盘是同一块板切出来的。现役记录（旧链产物）没有台阶、盘身与舌片同厚；v6 链下舌片厚按第 3.6 节的闭式另定。" title="" id="23" name="Picture"/>
             <a:graphic>
               <a:graphicData uri="http://schemas.openxmlformats.org/drawingml/2006/picture">
                 <pic:pic>
@@ -2224,7 +2215,25 @@
         <w:rPr>
           <w:rFonts w:hint="eastAsia"/>
         </w:rPr>
-        <w:t xml:space="preserve">倍，板厚、环厚、管壁同倍）。一根实体铂管穿过法兰、两面露出（示意图上管端不画孔）；舌片与圆盘是同一块板切出来的；本档没有台阶，盘身与舌片同厚。</w:t>
+        <w:t xml:space="preserve">倍，板厚、环厚、管壁同倍）。一根实体铂管穿过法兰、两面露出（示意图上管端不画孔）；舌片与圆盘是同一块板切出来的。现役记录（旧链产物）没有台阶、盘身与舌片同厚；v6</w:t>
+      </w:r>
+      <w:r>
+        <w:t xml:space="preserve"> </w:t>
+      </w:r>
+      <w:r>
+        <w:rPr>
+          <w:rFonts w:hint="eastAsia"/>
+        </w:rPr>
+        <w:t xml:space="preserve">链下舌片厚按第</w:t>
+      </w:r>
+      <w:r>
+        <w:t xml:space="preserve"> 3.6 </w:t>
+      </w:r>
+      <w:r>
+        <w:rPr>
+          <w:rFonts w:hint="eastAsia"/>
+        </w:rPr>
+        <w:t xml:space="preserve">节的闭式另定。</w:t>
       </w:r>
     </w:p>
     <w:p>
@@ -2329,7 +2338,7 @@
         <w:rPr>
           <w:rFonts w:hint="eastAsia"/>
         </w:rPr>
-        <w:t xml:space="preserve">几何全部是相对量：管孔半径跟随管外径、环半径相对管孔、环厚度相对板厚。把它们写成绝对值曾两次造成静默失效（板一变厚环就消失）。</w:t>
+        <w:t xml:space="preserve">几何全部是相对量：管孔半径跟随管外径、环半径相对管孔、环厚度相对板厚。写成绝对值，板一变厚环就会消失，所以一律用相对量。</w:t>
       </w:r>
     </w:p>
     <w:bookmarkEnd w:id="28"/>
@@ -5495,16 +5504,7 @@
         <w:rPr>
           <w:rFonts w:hint="eastAsia"/>
         </w:rPr>
-        <w:t xml:space="preserve">法兰」两节点模型的电流当尺寸依据：两节点里法兰自热会让法兰比管热、热倒灌回管子，管电流算少；而法兰电阻随板厚变，第一轮闭式估计与第二轮场解可以差</w:t>
-      </w:r>
-      <w:r>
-        <w:t xml:space="preserve"> 20 </w:t>
-      </w:r>
-      <w:r>
-        <w:rPr>
-          <w:rFonts w:hint="eastAsia"/>
-        </w:rPr>
-        <w:t xml:space="preserve">倍，设计电流会跳。尺寸依据不许被「法兰帮管子发热」省掉、也不许随法兰自己漂，所以取管子单独所需的电流（上界、确定、闭式）；两节点的结果另算一份当对照，不进尺寸链。</w:t>
+        <w:t xml:space="preserve">法兰」两节点模型的电流当尺寸依据：两节点里法兰自热会让法兰比管热、热倒灌回管子，管电流算少；而法兰电阻随板厚与温度变，闭式估计与场解可以差一个量级以上，设计电流会跳。尺寸依据不许被「法兰帮管子发热」省掉、也不许随法兰自己漂，所以取管子单独所需的电流（上界、确定、闭式）；两节点的结果另算一份当对照，不进尺寸链。</w:t>
       </w:r>
     </w:p>
     <w:p>
@@ -6590,7 +6590,7 @@
         <w:rPr>
           <w:rFonts w:hint="eastAsia"/>
         </w:rPr>
-        <w:t xml:space="preserve">是舌片最窄有效宽（有舌孔时扣掉孔的弦长）；不低于板料下限（烧穿</w:t>
+        <w:t xml:space="preserve">是舌片最窄有效宽（有舌孔时扣掉孔的弦长）；不低于板料最薄</w:t>
       </w:r>
       <w:r>
         <w:t xml:space="preserve"> 0.6 </w:t>
@@ -6599,7 +6599,7 @@
         <w:rPr>
           <w:rFonts w:hint="eastAsia"/>
         </w:rPr>
-        <w:t xml:space="preserve">mm），向上落到图纸格</w:t>
+        <w:t xml:space="preserve">mm（与焊接烧穿下界同值），向上落到图纸格</w:t>
       </w:r>
       <w:r>
         <w:t xml:space="preserve"> 0.01 </w:t>
@@ -6608,7 +6608,7 @@
         <w:rPr>
           <w:rFonts w:hint="eastAsia"/>
         </w:rPr>
-        <w:t xml:space="preserve">mm。舌根有切口（舌孔或落到舌根的圆盘槽）时，切口那一段按带内最窄宽单独加厚成</w:t>
+        <w:t xml:space="preserve">mm。舌根有切口（舌孔或伸进舌根的圆盘背侧槽）时，切口那一段按带内最窄宽单独加厚成</w:t>
       </w:r>
       <w:r>
         <w:rPr>
@@ -8246,7 +8246,7 @@
         <w:rPr>
           <w:rFonts w:hint="eastAsia"/>
         </w:rPr>
-        <w:t xml:space="preserve">这是本文的核心闭式：法兰造成的管根增量温降，等于抽热量除以「管子沿轴向的散热—导热几何平均刚度」。三条推论都已逐环实测：想压增量温降就得压抽热，别无他途；管保温越厚（h’</w:t>
+        <w:t xml:space="preserve">这是本文的核心闭式：法兰造成的管根增量温降，等于抽热量除以「管子沿轴向的散热—导热几何平均刚度」。三条推论：想压增量温降就得压抽热，别无他途；管保温越厚（h’</w:t>
       </w:r>
       <w:r>
         <w:t xml:space="preserve"> </w:t>
@@ -8764,10 +8764,7 @@
         <w:rPr>
           <w:rFonts w:hint="eastAsia"/>
         </w:rPr>
-        <w:t xml:space="preserve">节给出；散热按分区取保温值或裸铂值（圆盘与舌片可各自设定）。从管子抽走的热量用能量恒等式算（对所有有方程的格点求和，传导项伸缩相消，只剩与管孔格点相邻的面），不逐面累加——后者在阶梯状圆孔边界上会漏面，实测偏小</w:t>
-      </w:r>
-      <w:r>
-        <w:t xml:space="preserve"> 14 %。</w:t>
+        <w:t xml:space="preserve">节给出；散热按分区取保温值或裸铂值（圆盘与舌片可各自设定）。从管子抽走的热量用能量恒等式算（对所有有方程的格点求和，传导项伸缩相消，只剩与管孔格点相邻的面），不逐面累加（后者在阶梯状圆孔边界上会漏面）。</w:t>
       </w:r>
     </w:p>
     <w:p>
@@ -9244,6 +9241,24 @@
       </w:r>
       <w:r>
         <w:t xml:space="preserve"> v5.0 </w:t>
+      </w:r>
+      <w:r>
+        <w:rPr>
+          <w:rFonts w:hint="eastAsia"/>
+        </w:rPr>
+        <w:t xml:space="preserve">报告</w:t>
+      </w:r>
+      <w:r>
+        <w:t xml:space="preserve"> </w:t>
+      </w:r>
+      <w:r>
+        <w:rPr>
+          <w:rFonts w:hint="eastAsia"/>
+        </w:rPr>
+        <w:t xml:space="preserve">docs/Pt_理论模型_v5.0.docx</w:t>
+      </w:r>
+      <w:r>
+        <w:t xml:space="preserve"> </w:t>
       </w:r>
       <w:r>
         <w:rPr>
@@ -11283,7 +11298,25 @@
         <w:rPr>
           <w:rFonts w:hint="eastAsia"/>
         </w:rPr>
-        <w:t xml:space="preserve">三条可执行结论：缩小圆盘直径同时放松焊接下界，与省铂、与端片热平衡三者同向；圆盘的焊接下界已被电热约束顶出来的实际板厚盖住；舌片与圆盘同板切出、无焊缝，舌厚不受焊接下界约束。管壁的烧穿下界按现场实况取手工</w:t>
+        <w:t xml:space="preserve">三条可执行结论：缩小圆盘直径同时放松焊接下界，与省铂、与端片热平衡三者同向；圆盘的焊接下界已被电热约束顶出来的实际板厚盖住；舌片与圆盘同板切出、无焊缝，舌厚不受随</w:t>
+      </w:r>
+      <w:r>
+        <w:t xml:space="preserve"> b </w:t>
+      </w:r>
+      <w:r>
+        <w:rPr>
+          <w:rFonts w:hint="eastAsia"/>
+        </w:rPr>
+        <w:t xml:space="preserve">变的屈曲下界约束，但同受板料最薄</w:t>
+      </w:r>
+      <w:r>
+        <w:t xml:space="preserve"> 0.6 mm </w:t>
+      </w:r>
+      <w:r>
+        <w:rPr>
+          <w:rFonts w:hint="eastAsia"/>
+        </w:rPr>
+        <w:t xml:space="preserve">的下限。管壁的烧穿下界按现场实况取手工</w:t>
       </w:r>
       <w:r>
         <w:t xml:space="preserve"> TIG </w:t>
@@ -12289,7 +12322,25 @@
         <w:rPr>
           <w:rFonts w:hint="eastAsia"/>
         </w:rPr>
-        <w:t xml:space="preserve">参考量（印出来、不卡交付）：升温到位用时（集总）、整片热稳定、局部热稳定、法兰最高温、升温期法兰−管峰值、管↔法兰热收支、管强度利用率、玻璃温降。</w:t>
+        <w:t xml:space="preserve">参考量（印出来、不卡交付）：升温到位用时（集总）、整片热稳定、局部热稳定、法兰最高温、法兰</w:t>
+      </w:r>
+      <w:r>
+        <w:t xml:space="preserve"> </w:t>
+      </w:r>
+      <w:r>
+        <w:rPr>
+          <w:rFonts w:hint="eastAsia"/>
+        </w:rPr>
+        <w:t xml:space="preserve">J_max（场逐点峰值，只作诊断；那一行印的</w:t>
+      </w:r>
+      <w:r>
+        <w:t xml:space="preserve"> /10 </w:t>
+      </w:r>
+      <w:r>
+        <w:rPr>
+          <w:rFonts w:hint="eastAsia"/>
+        </w:rPr>
+        <w:t xml:space="preserve">是标尺不是限值）、升温期法兰−管峰值、管↔法兰热收支、管强度利用率、玻璃温降。</w:t>
       </w:r>
     </w:p>
     <w:bookmarkEnd w:id="48"/>
@@ -12316,16 +12367,7 @@
         <w:rPr>
           <w:rFonts w:hint="eastAsia"/>
         </w:rPr>
-        <w:t xml:space="preserve">每条判据的限值必须有来源；判定的分辨率必须粗于「数值噪声」与「现场可分辨尺度」两者。曾有人用</w:t>
-      </w:r>
-      <w:r>
-        <w:t xml:space="preserve"> </w:t>
-      </w:r>
-      <w:r>
-        <w:rPr>
-          <w:rFonts w:hint="eastAsia"/>
-        </w:rPr>
-        <w:t xml:space="preserve">0.02～0.08</w:t>
+        <w:t xml:space="preserve">每条判据的限值必须有来源；判定的分辨率必须粗于「数值噪声」与「现场可分辨尺度」两者。0.05</w:t>
       </w:r>
       <w:r>
         <w:t xml:space="preserve"> K </w:t>
@@ -12334,25 +12376,7 @@
         <w:rPr>
           <w:rFonts w:hint="eastAsia"/>
         </w:rPr>
-        <w:t xml:space="preserve">的差别决定约</w:t>
-      </w:r>
-      <w:r>
-        <w:t xml:space="preserve"> 700 g </w:t>
-      </w:r>
-      <w:r>
-        <w:rPr>
-          <w:rFonts w:hint="eastAsia"/>
-        </w:rPr>
-        <w:t xml:space="preserve">铂金——而那点温差只对应</w:t>
-      </w:r>
-      <w:r>
-        <w:t xml:space="preserve"> 14 </w:t>
-      </w:r>
-      <w:r>
-        <w:rPr>
-          <w:rFonts w:hint="eastAsia"/>
-        </w:rPr>
-        <w:t xml:space="preserve">mW，占段功率</w:t>
+        <w:t xml:space="preserve">量级的温差只对应十几毫瓦、占段功率百万分之几，现场任何仪器都分辨不出来，不能据此判过与不过。据此圆盘区最高温的限值取</w:t>
       </w:r>
       <w:r>
         <w:t xml:space="preserve"> 5 </w:t>
@@ -12361,34 +12385,7 @@
         <w:rPr>
           <w:rFonts w:hint="eastAsia"/>
         </w:rPr>
-        <w:t xml:space="preserve">ppm，现场任何仪器都测不出来。据此圆盘区最高温的限值由</w:t>
-      </w:r>
-      <w:r>
-        <w:t xml:space="preserve"> 0 </w:t>
-      </w:r>
-      <w:r>
-        <w:rPr>
-          <w:rFonts w:hint="eastAsia"/>
-        </w:rPr>
-        <w:t xml:space="preserve">改为</w:t>
-      </w:r>
-      <w:r>
-        <w:t xml:space="preserve"> 5 </w:t>
-      </w:r>
-      <w:r>
-        <w:rPr>
-          <w:rFonts w:hint="eastAsia"/>
-        </w:rPr>
-        <w:t xml:space="preserve">K（现场控温精度与热电偶误差里取保守的</w:t>
-      </w:r>
-      <w:r>
-        <w:t xml:space="preserve"> 5 </w:t>
-      </w:r>
-      <w:r>
-        <w:rPr>
-          <w:rFonts w:hint="eastAsia"/>
-        </w:rPr>
-        <w:t xml:space="preserve">K）。</w:t>
+        <w:t xml:space="preserve">K（现场控温精度与热电偶误差里取保守的一个）。</w:t>
       </w:r>
     </w:p>
     <w:p>
@@ -12462,25 +12459,7 @@
         <w:rPr>
           <w:rFonts w:hint="eastAsia"/>
         </w:rPr>
-        <w:t xml:space="preserve">mm）上算的；复核值是把网格一档档加密、直到数不再变之后的数。做决定看复核值。现役记录实测：法兰增量温降</w:t>
-      </w:r>
-      <w:r>
-        <w:t xml:space="preserve"> 4.72 </w:t>
-      </w:r>
-      <w:r>
-        <w:rPr>
-          <w:rFonts w:hint="eastAsia"/>
-        </w:rPr>
-        <w:t xml:space="preserve">K（粗网格）→</w:t>
-      </w:r>
-      <w:r>
-        <w:t xml:space="preserve"> 10.33 </w:t>
-      </w:r>
-      <w:r>
-        <w:rPr>
-          <w:rFonts w:hint="eastAsia"/>
-        </w:rPr>
-        <w:t xml:space="preserve">K（0.25</w:t>
+        <w:t xml:space="preserve">mm）上算的；「加密复算后的值」（APP</w:t>
       </w:r>
       <w:r>
         <w:t xml:space="preserve"> </w:t>
@@ -12489,30 +12468,48 @@
         <w:rPr>
           <w:rFonts w:hint="eastAsia"/>
         </w:rPr>
-        <w:t xml:space="preserve">mm；2026-09-02</w:t>
-      </w:r>
-      <w:r>
-        <w:t xml:space="preserve"> </w:t>
-      </w:r>
-      <w:r>
-        <w:rPr>
-          <w:rFonts w:hint="eastAsia"/>
-        </w:rPr>
-        <w:t xml:space="preserve">在旧链口径下的加密复算，v6</w:t>
-      </w:r>
-      <w:r>
-        <w:t xml:space="preserve"> </w:t>
-      </w:r>
-      <w:r>
-        <w:rPr>
-          <w:rFonts w:hint="eastAsia"/>
-        </w:rPr>
-        <w:t xml:space="preserve">链下这份记录只解了导航网格、未重跑加密复算），粗网格把孔边与焊脚那一圈的梯度抹平了，这个差足以把「过」变成「不过」，所以核算整线一定走到加密复算。</w:t>
+        <w:t xml:space="preserve">判据表的表头）是把网格一档档加密、直到数不再变之后的数。做决定看后一列。以第</w:t>
+      </w:r>
+      <w:r>
+        <w:t xml:space="preserve"> 10.5 </w:t>
+      </w:r>
+      <w:r>
+        <w:rPr>
+          <w:rFonts w:hint="eastAsia"/>
+        </w:rPr>
+        <w:t xml:space="preserve">节的盘</w:t>
+      </w:r>
+      <w:r>
+        <w:t xml:space="preserve"> Ø56 </w:t>
+      </w:r>
+      <w:r>
+        <w:rPr>
+          <w:rFonts w:hint="eastAsia"/>
+        </w:rPr>
+        <w:t xml:space="preserve">案例为例：导航网格上法兰增量温降全过，加密到</w:t>
+      </w:r>
+      <w:r>
+        <w:t xml:space="preserve"> 0.125 mm </w:t>
+      </w:r>
+      <w:r>
+        <w:rPr>
+          <w:rFonts w:hint="eastAsia"/>
+        </w:rPr>
+        <w:t xml:space="preserve">变成</w:t>
+      </w:r>
+      <w:r>
+        <w:t xml:space="preserve"> 11.76 K </w:t>
+      </w:r>
+      <w:r>
+        <w:rPr>
+          <w:rFonts w:hint="eastAsia"/>
+        </w:rPr>
+        <w:t xml:space="preserve">越限——粗网格把孔边与焊脚那一圈的梯度抹平了，这个差足以把「过」变成「不过」，所以核算整线一定走到加密复算，并在细网格上重解。</w:t>
       </w:r>
     </w:p>
     <w:bookmarkEnd w:id="50"/>
     <w:bookmarkEnd w:id="51"/>
-    <w:bookmarkStart w:id="52" w:name="传导链的逐环实测摘要"/>
+    <w:bookmarkStart w:id="52" w:name="分配表依据的三条规则"/>
     <w:p>
       <w:pPr>
         <w:pStyle w:val="Heading1"/>
@@ -12524,7 +12521,7 @@
         <w:rPr>
           <w:rFonts w:hint="eastAsia"/>
         </w:rPr>
-        <w:t xml:space="preserve">传导链的逐环实测（摘要）</w:t>
+        <w:t xml:space="preserve">分配表依据的三条规则</w:t>
       </w:r>
     </w:p>
     <w:p>
@@ -12535,7 +12532,16 @@
         <w:rPr>
           <w:rFonts w:hint="eastAsia"/>
         </w:rPr>
-        <w:t xml:space="preserve">方法由业主定：跟随传导链，拿证据</w:t>
+        <w:t xml:space="preserve">第</w:t>
+      </w:r>
+      <w:r>
+        <w:t xml:space="preserve"> 7.2 </w:t>
+      </w:r>
+      <w:r>
+        <w:rPr>
+          <w:rFonts w:hint="eastAsia"/>
+        </w:rPr>
+        <w:t xml:space="preserve">节的判据</w:t>
       </w:r>
       <w:r>
         <w:t xml:space="preserve"> → </w:t>
@@ -12544,7 +12550,278 @@
         <w:rPr>
           <w:rFonts w:hint="eastAsia"/>
         </w:rPr>
-        <w:t xml:space="preserve">分析</w:t>
+        <w:t xml:space="preserve">旋钮分配表依据下面三条规则，每条都能从第</w:t>
+      </w:r>
+      <w:r>
+        <w:t xml:space="preserve"> 3、4 </w:t>
+      </w:r>
+      <w:r>
+        <w:rPr>
+          <w:rFonts w:hint="eastAsia"/>
+        </w:rPr>
+        <w:t xml:space="preserve">章的方程直接看出来：</w:t>
+      </w:r>
+    </w:p>
+    <w:p>
+      <w:pPr>
+        <w:pStyle w:val="Compact"/>
+        <w:numPr>
+          <w:ilvl w:val="0"/>
+          <w:numId w:val="1004"/>
+        </w:numPr>
+      </w:pPr>
+      <w:r>
+        <w:rPr>
+          <w:rFonts w:hint="eastAsia"/>
+          <w:b/>
+          <w:bCs/>
+        </w:rPr>
+        <w:t xml:space="preserve">板厚对法兰增量温降是正号。</w:t>
+      </w:r>
+      <w:r>
+        <w:t xml:space="preserve"> </w:t>
+      </w:r>
+      <w:r>
+        <w:rPr>
+          <w:rFonts w:hint="eastAsia"/>
+        </w:rPr>
+        <w:t xml:space="preserve">加厚同时降低单位面积发热（3.3</w:t>
+      </w:r>
+      <w:r>
+        <w:t xml:space="preserve"> </w:t>
+      </w:r>
+      <w:r>
+        <w:rPr>
+          <w:rFonts w:hint="eastAsia"/>
+        </w:rPr>
+        <w:t xml:space="preserve">节，∝</w:t>
+      </w:r>
+      <w:r>
+        <w:t xml:space="preserve"> </w:t>
+      </w:r>
+      <w:r>
+        <w:rPr>
+          <w:rFonts w:hint="eastAsia"/>
+        </w:rPr>
+        <w:t xml:space="preserve">1/t）和提高横向导热（∝</w:t>
+      </w:r>
+      <w:r>
+        <w:t xml:space="preserve"> </w:t>
+      </w:r>
+      <w:r>
+        <w:rPr>
+          <w:rFonts w:hint="eastAsia"/>
+        </w:rPr>
+        <w:t xml:space="preserve">t），净效果是从管子抽走更多热（4.2</w:t>
+      </w:r>
+      <w:r>
+        <w:t xml:space="preserve"> </w:t>
+      </w:r>
+      <w:r>
+        <w:rPr>
+          <w:rFonts w:hint="eastAsia"/>
+        </w:rPr>
+        <w:t xml:space="preserve">节）。所以「哪里热就加厚哪里」会把法兰增量温降推坏；板厚只在下角由按</w:t>
+      </w:r>
+      <w:r>
+        <w:t xml:space="preserve"> J </w:t>
+      </w:r>
+      <w:r>
+        <w:rPr>
+          <w:rFonts w:hint="eastAsia"/>
+        </w:rPr>
+        <w:t xml:space="preserve">定截面与焊接下界定。</w:t>
+      </w:r>
+    </w:p>
+    <w:p>
+      <w:pPr>
+        <w:pStyle w:val="Compact"/>
+        <w:numPr>
+          <w:ilvl w:val="0"/>
+          <w:numId w:val="1004"/>
+        </w:numPr>
+      </w:pPr>
+      <w:r>
+        <w:rPr>
+          <w:rFonts w:hint="eastAsia"/>
+          <w:b/>
+          <w:bCs/>
+        </w:rPr>
+        <w:t xml:space="preserve">舌保温不花铂，是热学缺口的第一候选。</w:t>
+      </w:r>
+      <w:r>
+        <w:t xml:space="preserve"> </w:t>
+      </w:r>
+      <w:r>
+        <w:rPr>
+          <w:rFonts w:hint="eastAsia"/>
+        </w:rPr>
+        <w:t xml:space="preserve">舌片散热一变，从管子抽走的热跟着变（4.2</w:t>
+      </w:r>
+      <w:r>
+        <w:t xml:space="preserve"> </w:t>
+      </w:r>
+      <w:r>
+        <w:rPr>
+          <w:rFonts w:hint="eastAsia"/>
+        </w:rPr>
+        <w:t xml:space="preserve">节），法兰增量温降与圆盘区最高温都随之动；管孔净流入（热倒灌的方向）则靠环与板厚（第</w:t>
+      </w:r>
+      <w:r>
+        <w:t xml:space="preserve"> 7.2 </w:t>
+      </w:r>
+      <w:r>
+        <w:rPr>
+          <w:rFonts w:hint="eastAsia"/>
+        </w:rPr>
+        <w:t xml:space="preserve">节）。</w:t>
+      </w:r>
+    </w:p>
+    <w:p>
+      <w:pPr>
+        <w:pStyle w:val="Compact"/>
+        <w:numPr>
+          <w:ilvl w:val="0"/>
+          <w:numId w:val="1004"/>
+        </w:numPr>
+      </w:pPr>
+      <w:r>
+        <w:rPr>
+          <w:rFonts w:hint="eastAsia"/>
+          <w:b/>
+          <w:bCs/>
+        </w:rPr>
+        <w:t xml:space="preserve">管孔净流入是方向判据，没有靶值。</w:t>
+      </w:r>
+      <w:r>
+        <w:t xml:space="preserve"> </w:t>
+      </w:r>
+      <w:r>
+        <w:rPr>
+          <w:rFonts w:hint="eastAsia"/>
+        </w:rPr>
+        <w:t xml:space="preserve">为正即热从管子流进法兰（安全方向）；把它当靶会让优化器花铂去凑一个没有物理依据的数。要保护哪条判据，就直接盯那条。</w:t>
+      </w:r>
+    </w:p>
+    <w:bookmarkEnd w:id="52"/>
+    <w:bookmarkStart w:id="58" w:name="求解器约束盒下角与旋钮分配"/>
+    <w:p>
+      <w:pPr>
+        <w:pStyle w:val="Heading1"/>
+      </w:pPr>
+      <w:r>
+        <w:t xml:space="preserve">7 </w:t>
+      </w:r>
+      <w:r>
+        <w:rPr>
+          <w:rFonts w:hint="eastAsia"/>
+        </w:rPr>
+        <w:t xml:space="preserve">求解器：约束盒下角与旋钮分配</w:t>
+      </w:r>
+    </w:p>
+    <w:bookmarkStart w:id="53" w:name="约束盒的下角求解器不吃任何初值"/>
+    <w:p>
+      <w:pPr>
+        <w:pStyle w:val="Heading2"/>
+      </w:pPr>
+      <w:r>
+        <w:t xml:space="preserve">7.1 </w:t>
+      </w:r>
+      <w:r>
+        <w:rPr>
+          <w:rFonts w:hint="eastAsia"/>
+        </w:rPr>
+        <w:t xml:space="preserve">约束盒的下角：求解器不吃任何初值</w:t>
+      </w:r>
+    </w:p>
+    <w:p>
+      <w:pPr>
+        <w:pStyle w:val="FirstParagraph"/>
+      </w:pPr>
+      <w:r>
+        <w:rPr>
+          <w:rFonts w:hint="eastAsia"/>
+        </w:rPr>
+        <w:t xml:space="preserve">求解器从约束盒的下角出发：板厚</w:t>
+      </w:r>
+      <w:r>
+        <w:t xml:space="preserve"> = </w:t>
+      </w:r>
+      <w:r>
+        <w:rPr>
+          <w:rFonts w:hint="eastAsia"/>
+        </w:rPr>
+        <w:t xml:space="preserve">max(焊接屈曲下界,</w:t>
+      </w:r>
+      <w:r>
+        <w:t xml:space="preserve"> </w:t>
+      </w:r>
+      <w:r>
+        <w:rPr>
+          <w:rFonts w:hint="eastAsia"/>
+        </w:rPr>
+        <w:t xml:space="preserve">烧穿下界,</w:t>
+      </w:r>
+      <w:r>
+        <w:t xml:space="preserve"> </w:t>
+      </w:r>
+      <w:r>
+        <w:rPr>
+          <w:rFonts w:hint="eastAsia"/>
+        </w:rPr>
+        <w:t xml:space="preserve">按</w:t>
+      </w:r>
+      <w:r>
+        <w:t xml:space="preserve"> J </w:t>
+      </w:r>
+      <w:r>
+        <w:rPr>
+          <w:rFonts w:hint="eastAsia"/>
+        </w:rPr>
+        <w:t xml:space="preserve">定截面的下界)，舌保温</w:t>
+      </w:r>
+      <w:r>
+        <w:t xml:space="preserve"> = </w:t>
+      </w:r>
+      <w:r>
+        <w:rPr>
+          <w:rFonts w:hint="eastAsia"/>
+        </w:rPr>
+        <w:t xml:space="preserve">下界，环倍率</w:t>
+      </w:r>
+      <w:r>
+        <w:t xml:space="preserve"> = </w:t>
+      </w:r>
+      <w:r>
+        <w:rPr>
+          <w:rFonts w:hint="eastAsia"/>
+        </w:rPr>
+        <w:t xml:space="preserve">1，槽与孔</w:t>
+      </w:r>
+      <w:r>
+        <w:t xml:space="preserve"> = </w:t>
+      </w:r>
+      <w:r>
+        <w:rPr>
+          <w:rFonts w:hint="eastAsia"/>
+        </w:rPr>
+        <w:t xml:space="preserve">0。传进来的任何旋钮值一个都不用——这就是「解与初值无关」的实现方式。旋钮只增不减，每根旋钮用二分求根抬到刚好过为止；因为只往上走过，停下的那一点就是最小的可行点。</w:t>
+      </w:r>
+    </w:p>
+    <w:bookmarkEnd w:id="53"/>
+    <w:bookmarkStart w:id="54" w:name="判据-旋钮的分配表"/>
+    <w:p>
+      <w:pPr>
+        <w:pStyle w:val="Heading2"/>
+      </w:pPr>
+      <w:r>
+        <w:t xml:space="preserve">7.2 </w:t>
+      </w:r>
+      <w:r>
+        <w:rPr>
+          <w:rFonts w:hint="eastAsia"/>
+        </w:rPr>
+        <w:t xml:space="preserve">判据</w:t>
       </w:r>
       <w:r>
         <w:t xml:space="preserve"> → </w:t>
@@ -12553,7 +12830,207 @@
         <w:rPr>
           <w:rFonts w:hint="eastAsia"/>
         </w:rPr>
-        <w:t xml:space="preserve">对策</w:t>
+        <w:t xml:space="preserve">旋钮的分配表</w:t>
+      </w:r>
+    </w:p>
+    <w:tbl>
+      <w:tblPr>
+        <w:tblStyle w:val="Table"/>
+        <w:tblW w:type="pct" w:w="5000"/>
+        <w:tblLayout w:type="fixed"/>
+        <w:tblLook w:firstRow="1" w:lastRow="0" w:firstColumn="0" w:lastColumn="0" w:noHBand="0" w:noVBand="0" w:val="0020"/>
+      </w:tblPr>
+      <w:tblGrid>
+        <w:gridCol w:w="3960"/>
+        <w:gridCol w:w="3960"/>
+      </w:tblGrid>
+      <w:tr>
+        <w:trPr>
+          <w:tblHeader w:val="on"/>
+        </w:trPr>
+        <w:tc>
+          <w:tcPr/>
+          <w:p>
+            <w:pPr>
+              <w:pStyle w:val="Compact"/>
+            </w:pPr>
+            <w:r>
+              <w:rPr>
+                <w:rFonts w:hint="eastAsia"/>
+              </w:rPr>
+              <w:t xml:space="preserve">判据不过</w:t>
+            </w:r>
+          </w:p>
+        </w:tc>
+        <w:tc>
+          <w:tcPr/>
+          <w:p>
+            <w:pPr>
+              <w:pStyle w:val="Compact"/>
+            </w:pPr>
+            <w:r>
+              <w:rPr>
+                <w:rFonts w:hint="eastAsia"/>
+              </w:rPr>
+              <w:t xml:space="preserve">候选旋钮（按每克铂买到的裕度排序）</w:t>
+            </w:r>
+          </w:p>
+        </w:tc>
+      </w:tr>
+      <w:tr>
+        <w:tc>
+          <w:tcPr/>
+          <w:p>
+            <w:pPr>
+              <w:pStyle w:val="Compact"/>
+            </w:pPr>
+            <w:r>
+              <w:rPr>
+                <w:rFonts w:hint="eastAsia"/>
+              </w:rPr>
+              <w:t xml:space="preserve">管孔净流入</w:t>
+            </w:r>
+          </w:p>
+        </w:tc>
+        <w:tc>
+          <w:tcPr/>
+          <w:p>
+            <w:pPr>
+              <w:pStyle w:val="Compact"/>
+            </w:pPr>
+            <w:r>
+              <w:rPr>
+                <w:rFonts w:hint="eastAsia"/>
+              </w:rPr>
+              <w:t xml:space="preserve">外级环倍率、外级环半径、板厚</w:t>
+            </w:r>
+          </w:p>
+        </w:tc>
+      </w:tr>
+      <w:tr>
+        <w:tc>
+          <w:tcPr/>
+          <w:p>
+            <w:pPr>
+              <w:pStyle w:val="Compact"/>
+            </w:pPr>
+            <w:r>
+              <w:rPr>
+                <w:rFonts w:hint="eastAsia"/>
+              </w:rPr>
+              <w:t xml:space="preserve">法兰增量温降（抽热太多）</w:t>
+            </w:r>
+          </w:p>
+        </w:tc>
+        <w:tc>
+          <w:tcPr/>
+          <w:p>
+            <w:pPr>
+              <w:pStyle w:val="Compact"/>
+            </w:pPr>
+            <w:r>
+              <w:rPr>
+                <w:rFonts w:hint="eastAsia"/>
+              </w:rPr>
+              <w:t xml:space="preserve">舌保温（不花铂）、圆盘背侧槽张角、舌孔孔径、舌孔顺流拉长比</w:t>
+            </w:r>
+          </w:p>
+        </w:tc>
+      </w:tr>
+      <w:tr>
+        <w:tc>
+          <w:tcPr/>
+          <w:p>
+            <w:pPr>
+              <w:pStyle w:val="Compact"/>
+            </w:pPr>
+            <w:r>
+              <w:rPr>
+                <w:rFonts w:hint="eastAsia"/>
+              </w:rPr>
+              <w:t xml:space="preserve">圆盘区最高温</w:t>
+            </w:r>
+          </w:p>
+        </w:tc>
+        <w:tc>
+          <w:tcPr/>
+          <w:p>
+            <w:pPr>
+              <w:pStyle w:val="Compact"/>
+            </w:pPr>
+            <w:r>
+              <w:rPr>
+                <w:rFonts w:hint="eastAsia"/>
+              </w:rPr>
+              <w:t xml:space="preserve">舌保温、环倍率、内级环半径</w:t>
+            </w:r>
+          </w:p>
+        </w:tc>
+      </w:tr>
+    </w:tbl>
+    <w:p>
+      <w:pPr>
+        <w:pStyle w:val="BodyText"/>
+      </w:pPr>
+      <w:r>
+        <w:rPr>
+          <w:rFonts w:hint="eastAsia"/>
+        </w:rPr>
+        <w:t xml:space="preserve">比价规则：先看补得上补不上，再看每克铂买到的裕度；候选各自独立求根，补不上的退回原值并淘汰（写明原因：解不出来、开不出槽、作用在空集上……），一根补不上时求解器自己攒出组合。旋钮全部到顶仍不过，就把话说清楚交出去：「厚度到头，该改形状」——那是形状搜索的事。</w:t>
+      </w:r>
+    </w:p>
+    <w:p>
+      <w:pPr>
+        <w:pStyle w:val="BodyText"/>
+      </w:pPr>
+      <w:r>
+        <w:rPr>
+          <w:rFonts w:hint="eastAsia"/>
+        </w:rPr>
+        <w:t xml:space="preserve">「解法」三选一（不挖舌孔／挖舌孔／两个都算）：不挖孔族把舌孔两根旋钮剔出候选，其余照旧；两族各自走到最小可行点，不互相比重量。</w:t>
+      </w:r>
+    </w:p>
+    <w:bookmarkEnd w:id="54"/>
+    <w:bookmarkStart w:id="55" w:name="场定位置"/>
+    <w:p>
+      <w:pPr>
+        <w:pStyle w:val="Heading2"/>
+      </w:pPr>
+      <w:r>
+        <w:t xml:space="preserve">7.3 </w:t>
+      </w:r>
+      <w:r>
+        <w:rPr>
+          <w:rFonts w:hint="eastAsia"/>
+        </w:rPr>
+        <w:t xml:space="preserve">场定位置</w:t>
+      </w:r>
+    </w:p>
+    <w:p>
+      <w:pPr>
+        <w:pStyle w:val="FirstParagraph"/>
+      </w:pPr>
+      <w:r>
+        <w:rPr>
+          <w:rFonts w:hint="eastAsia"/>
+        </w:rPr>
+        <w:t xml:space="preserve">圆盘背侧槽的槽心角与舌孔的孔心不是拍的：每轮按当地电流方向与温度场写回（槽开在电流基本不走、热照样被抽走的那一侧），开孔之后冻结。舌孔的形状族（圆／圆角三角／圆角方）各抬到各的上界量一次，按同一套比价规则选。</w:t>
+      </w:r>
+    </w:p>
+    <w:bookmarkEnd w:id="55"/>
+    <w:bookmarkStart w:id="56" w:name="网格导航网格-加密复算-细网格重解"/>
+    <w:p>
+      <w:pPr>
+        <w:pStyle w:val="Heading2"/>
+      </w:pPr>
+      <w:r>
+        <w:t xml:space="preserve">7.4 </w:t>
+      </w:r>
+      <w:r>
+        <w:rPr>
+          <w:rFonts w:hint="eastAsia"/>
+        </w:rPr>
+        <w:t xml:space="preserve">网格：导航网格</w:t>
       </w:r>
       <w:r>
         <w:t xml:space="preserve"> → </w:t>
@@ -12562,25 +13039,651 @@
         <w:rPr>
           <w:rFonts w:hint="eastAsia"/>
         </w:rPr>
-        <w:t xml:space="preserve">用一个可证伪的预言验对策。七环的结论（详见</w:t>
-      </w:r>
-      <w:r>
-        <w:t xml:space="preserve"> v5.0 </w:t>
-      </w:r>
-      <w:r>
-        <w:rPr>
-          <w:rFonts w:hint="eastAsia"/>
-        </w:rPr>
-        <w:t xml:space="preserve">第</w:t>
-      </w:r>
-      <w:r>
-        <w:t xml:space="preserve"> 6 </w:t>
-      </w:r>
-      <w:r>
-        <w:rPr>
-          <w:rFonts w:hint="eastAsia"/>
-        </w:rPr>
-        <w:t xml:space="preserve">章）：</w:t>
+        <w:t xml:space="preserve">加密复算</w:t>
+      </w:r>
+      <w:r>
+        <w:t xml:space="preserve"> → </w:t>
+      </w:r>
+      <w:r>
+        <w:rPr>
+          <w:rFonts w:hint="eastAsia"/>
+        </w:rPr>
+        <w:t xml:space="preserve">细网格重解</w:t>
+      </w:r>
+    </w:p>
+    <w:p>
+      <w:pPr>
+        <w:pStyle w:val="FirstParagraph"/>
+      </w:pPr>
+      <w:r>
+        <w:rPr>
+          <w:rFonts w:hint="eastAsia"/>
+        </w:rPr>
+        <w:t xml:space="preserve">导航网格（2</w:t>
+      </w:r>
+      <w:r>
+        <w:t xml:space="preserve"> </w:t>
+      </w:r>
+      <w:r>
+        <w:rPr>
+          <w:rFonts w:hint="eastAsia"/>
+        </w:rPr>
+        <w:t xml:space="preserve">mm）用来定位；判据可不可信由加密复算说了算（一档档加密到判据不再变）；加密后不过的，直接在那张细网格上重新求根（旋钮只增不减），解完再验一次才可出图。</w:t>
+      </w:r>
+    </w:p>
+    <w:bookmarkEnd w:id="56"/>
+    <w:bookmarkStart w:id="57" w:name="控制律的由来"/>
+    <w:p>
+      <w:pPr>
+        <w:pStyle w:val="Heading2"/>
+      </w:pPr>
+      <w:r>
+        <w:t xml:space="preserve">7.5 </w:t>
+      </w:r>
+      <w:r>
+        <w:rPr>
+          <w:rFonts w:hint="eastAsia"/>
+        </w:rPr>
+        <w:t xml:space="preserve">控制律的由来</w:t>
+      </w:r>
+    </w:p>
+    <w:p>
+      <w:pPr>
+        <w:pStyle w:val="FirstParagraph"/>
+      </w:pPr>
+      <w:r>
+        <w:t xml:space="preserve">v5.0 </w:t>
+      </w:r>
+      <w:r>
+        <w:rPr>
+          <w:rFonts w:hint="eastAsia"/>
+        </w:rPr>
+        <w:t xml:space="preserve">的串级结构（内环板厚压法兰增量温降、外环舌保温腾余量、环倍率反饱和接力）在</w:t>
+      </w:r>
+      <w:r>
+        <w:t xml:space="preserve"> v6.0 </w:t>
+      </w:r>
+      <w:r>
+        <w:rPr>
+          <w:rFonts w:hint="eastAsia"/>
+        </w:rPr>
+        <w:t xml:space="preserve">里退居为分配表里的排序依据。原因是按</w:t>
+      </w:r>
+      <w:r>
+        <w:t xml:space="preserve"> J </w:t>
+      </w:r>
+      <w:r>
+        <w:rPr>
+          <w:rFonts w:hint="eastAsia"/>
+        </w:rPr>
+        <w:t xml:space="preserve">定截面之后，板厚不再是主要旋钮——大多数案例在下角就过了热学判据，剩下的缺口由不花铂的舌保温与挖料类旋钮补。</w:t>
+      </w:r>
+    </w:p>
+    <w:bookmarkEnd w:id="57"/>
+    <w:bookmarkEnd w:id="58"/>
+    <w:bookmarkStart w:id="63" w:name="形状搜索原理与法兰形态选型"/>
+    <w:p>
+      <w:pPr>
+        <w:pStyle w:val="Heading1"/>
+      </w:pPr>
+      <w:r>
+        <w:t xml:space="preserve">8 </w:t>
+      </w:r>
+      <w:r>
+        <w:rPr>
+          <w:rFonts w:hint="eastAsia"/>
+        </w:rPr>
+        <w:t xml:space="preserve">形状搜索原理与法兰形态选型</w:t>
+      </w:r>
+    </w:p>
+    <w:bookmarkStart w:id="59" w:name="搜索空间"/>
+    <w:p>
+      <w:pPr>
+        <w:pStyle w:val="Heading2"/>
+      </w:pPr>
+      <w:r>
+        <w:t xml:space="preserve">8.1 </w:t>
+      </w:r>
+      <w:r>
+        <w:rPr>
+          <w:rFonts w:hint="eastAsia"/>
+        </w:rPr>
+        <w:t xml:space="preserve">搜索空间</w:t>
+      </w:r>
+    </w:p>
+    <w:tbl>
+      <w:tblPr>
+        <w:tblStyle w:val="Table"/>
+        <w:tblW w:type="auto" w:w="0"/>
+        <w:tblLook w:firstRow="1" w:lastRow="0" w:firstColumn="0" w:lastColumn="0" w:noHBand="0" w:noVBand="0" w:val="0020"/>
+      </w:tblPr>
+      <w:tblGrid>
+        <w:gridCol w:w="2640"/>
+        <w:gridCol w:w="2640"/>
+        <w:gridCol w:w="2640"/>
+      </w:tblGrid>
+      <w:tr>
+        <w:trPr>
+          <w:tblHeader w:val="on"/>
+        </w:trPr>
+        <w:tc>
+          <w:tcPr/>
+          <w:p>
+            <w:pPr>
+              <w:pStyle w:val="Compact"/>
+            </w:pPr>
+            <w:r>
+              <w:rPr>
+                <w:rFonts w:hint="eastAsia"/>
+              </w:rPr>
+              <w:t xml:space="preserve">维</w:t>
+            </w:r>
+          </w:p>
+        </w:tc>
+        <w:tc>
+          <w:tcPr/>
+          <w:p>
+            <w:pPr>
+              <w:pStyle w:val="Compact"/>
+            </w:pPr>
+            <w:r>
+              <w:rPr>
+                <w:rFonts w:hint="eastAsia"/>
+              </w:rPr>
+              <w:t xml:space="preserve">取值</w:t>
+            </w:r>
+          </w:p>
+        </w:tc>
+        <w:tc>
+          <w:tcPr/>
+          <w:p>
+            <w:pPr>
+              <w:pStyle w:val="Compact"/>
+            </w:pPr>
+            <w:r>
+              <w:rPr>
+                <w:rFonts w:hint="eastAsia"/>
+              </w:rPr>
+              <w:t xml:space="preserve">谁管</w:t>
+            </w:r>
+          </w:p>
+        </w:tc>
+      </w:tr>
+      <w:tr>
+        <w:tc>
+          <w:tcPr/>
+          <w:p>
+            <w:pPr>
+              <w:pStyle w:val="Compact"/>
+            </w:pPr>
+            <w:r>
+              <w:rPr>
+                <w:rFonts w:hint="eastAsia"/>
+              </w:rPr>
+              <w:t xml:space="preserve">盘径</w:t>
+            </w:r>
+          </w:p>
+        </w:tc>
+        <w:tc>
+          <w:tcPr/>
+          <w:p>
+            <w:pPr>
+              <w:pStyle w:val="Compact"/>
+            </w:pPr>
+            <w:r>
+              <w:rPr>
+                <w:rFonts w:hint="eastAsia"/>
+              </w:rPr>
+              <w:t xml:space="preserve">连续（下界由「圆盘盖得住管孔＋焊脚」闭式给出）</w:t>
+            </w:r>
+          </w:p>
+        </w:tc>
+        <w:tc>
+          <w:tcPr/>
+          <w:p>
+            <w:pPr>
+              <w:pStyle w:val="Compact"/>
+            </w:pPr>
+            <w:r>
+              <w:rPr>
+                <w:rFonts w:hint="eastAsia"/>
+              </w:rPr>
+              <w:t xml:space="preserve">搜索</w:t>
+            </w:r>
+          </w:p>
+        </w:tc>
+      </w:tr>
+      <w:tr>
+        <w:tc>
+          <w:tcPr/>
+          <w:p>
+            <w:pPr>
+              <w:pStyle w:val="Compact"/>
+            </w:pPr>
+            <w:r>
+              <w:rPr>
+                <w:rFonts w:hint="eastAsia"/>
+              </w:rPr>
+              <w:t xml:space="preserve">舌宽比例</w:t>
+            </w:r>
+          </w:p>
+        </w:tc>
+        <w:tc>
+          <w:tcPr/>
+          <w:p>
+            <w:pPr>
+              <w:pStyle w:val="Compact"/>
+            </w:pPr>
+            <w:r>
+              <w:rPr>
+                <w:rFonts w:hint="eastAsia"/>
+              </w:rPr>
+              <w:t xml:space="preserve">半宽／盘半径，0.25～1.0</w:t>
+            </w:r>
+          </w:p>
+        </w:tc>
+        <w:tc>
+          <w:tcPr/>
+          <w:p>
+            <w:pPr>
+              <w:pStyle w:val="Compact"/>
+            </w:pPr>
+            <w:r>
+              <w:rPr>
+                <w:rFonts w:hint="eastAsia"/>
+              </w:rPr>
+              <w:t xml:space="preserve">搜索</w:t>
+            </w:r>
+          </w:p>
+        </w:tc>
+      </w:tr>
+      <w:tr>
+        <w:tc>
+          <w:tcPr/>
+          <w:p>
+            <w:pPr>
+              <w:pStyle w:val="Compact"/>
+            </w:pPr>
+            <w:r>
+              <w:rPr>
+                <w:rFonts w:hint="eastAsia"/>
+              </w:rPr>
+              <w:t xml:space="preserve">舌边</w:t>
+            </w:r>
+          </w:p>
+        </w:tc>
+        <w:tc>
+          <w:tcPr/>
+          <w:p>
+            <w:pPr>
+              <w:pStyle w:val="Compact"/>
+            </w:pPr>
+            <w:r>
+              <w:rPr>
+                <w:rFonts w:hint="eastAsia"/>
+              </w:rPr>
+              <w:t xml:space="preserve">平行／锥形（离散）</w:t>
+            </w:r>
+          </w:p>
+        </w:tc>
+        <w:tc>
+          <w:tcPr/>
+          <w:p>
+            <w:pPr>
+              <w:pStyle w:val="Compact"/>
+            </w:pPr>
+            <w:r>
+              <w:rPr>
+                <w:rFonts w:hint="eastAsia"/>
+              </w:rPr>
+              <w:t xml:space="preserve">搜索（邻域探索里翻转）</w:t>
+            </w:r>
+          </w:p>
+        </w:tc>
+      </w:tr>
+      <w:tr>
+        <w:tc>
+          <w:tcPr/>
+          <w:p>
+            <w:pPr>
+              <w:pStyle w:val="Compact"/>
+            </w:pPr>
+            <w:r>
+              <w:rPr>
+                <w:rFonts w:hint="eastAsia"/>
+              </w:rPr>
+              <w:t xml:space="preserve">孔族</w:t>
+            </w:r>
+          </w:p>
+        </w:tc>
+        <w:tc>
+          <w:tcPr/>
+          <w:p>
+            <w:pPr>
+              <w:pStyle w:val="Compact"/>
+            </w:pPr>
+            <w:r>
+              <w:rPr>
+                <w:rFonts w:hint="eastAsia"/>
+              </w:rPr>
+              <w:t xml:space="preserve">不挖舌孔／挖舌孔</w:t>
+            </w:r>
+          </w:p>
+        </w:tc>
+        <w:tc>
+          <w:tcPr/>
+          <w:p>
+            <w:pPr>
+              <w:pStyle w:val="Compact"/>
+            </w:pPr>
+            <w:r>
+              <w:rPr>
+                <w:rFonts w:hint="eastAsia"/>
+              </w:rPr>
+              <w:t xml:space="preserve">两族各跑一遍，各选各的最轻，不互比</w:t>
+            </w:r>
+          </w:p>
+        </w:tc>
+      </w:tr>
+      <w:tr>
+        <w:tc>
+          <w:tcPr/>
+          <w:p>
+            <w:pPr>
+              <w:pStyle w:val="Compact"/>
+            </w:pPr>
+            <w:r>
+              <w:rPr>
+                <w:rFonts w:hint="eastAsia"/>
+              </w:rPr>
+              <w:t xml:space="preserve">舌长</w:t>
+            </w:r>
+          </w:p>
+        </w:tc>
+        <w:tc>
+          <w:tcPr/>
+          <w:p>
+            <w:pPr>
+              <w:pStyle w:val="Compact"/>
+            </w:pPr>
+            <w:r>
+              <w:rPr>
+                <w:rFonts w:hint="eastAsia"/>
+              </w:rPr>
+              <w:t xml:space="preserve">闭式（切点</w:t>
+            </w:r>
+            <w:r>
+              <w:t xml:space="preserve"> + </w:t>
+            </w:r>
+            <w:r>
+              <w:rPr>
+                <w:rFonts w:hint="eastAsia"/>
+              </w:rPr>
+              <w:t xml:space="preserve">压接段</w:t>
+            </w:r>
+            <w:r>
+              <w:t xml:space="preserve"> + </w:t>
+            </w:r>
+            <w:r>
+              <w:rPr>
+                <w:rFonts w:hint="eastAsia"/>
+              </w:rPr>
+              <w:t xml:space="preserve">自由段下界）</w:t>
+            </w:r>
+          </w:p>
+        </w:tc>
+        <w:tc>
+          <w:tcPr/>
+          <w:p>
+            <w:pPr>
+              <w:pStyle w:val="Compact"/>
+            </w:pPr>
+            <w:r>
+              <w:rPr>
+                <w:rFonts w:hint="eastAsia"/>
+              </w:rPr>
+              <w:t xml:space="preserve">不搜</w:t>
+            </w:r>
+          </w:p>
+        </w:tc>
+      </w:tr>
+      <w:tr>
+        <w:tc>
+          <w:tcPr/>
+          <w:p>
+            <w:pPr>
+              <w:pStyle w:val="Compact"/>
+            </w:pPr>
+            <w:r>
+              <w:rPr>
+                <w:rFonts w:hint="eastAsia"/>
+              </w:rPr>
+              <w:t xml:space="preserve">舌片厚</w:t>
+            </w:r>
+          </w:p>
+        </w:tc>
+        <w:tc>
+          <w:tcPr/>
+          <w:p>
+            <w:pPr>
+              <w:pStyle w:val="Compact"/>
+            </w:pPr>
+            <w:r>
+              <w:rPr>
+                <w:rFonts w:hint="eastAsia"/>
+              </w:rPr>
+              <w:t xml:space="preserve">闭式（I/(J·宽)）</w:t>
+            </w:r>
+          </w:p>
+        </w:tc>
+        <w:tc>
+          <w:tcPr/>
+          <w:p>
+            <w:pPr>
+              <w:pStyle w:val="Compact"/>
+            </w:pPr>
+            <w:r>
+              <w:rPr>
+                <w:rFonts w:hint="eastAsia"/>
+              </w:rPr>
+              <w:t xml:space="preserve">不搜</w:t>
+            </w:r>
+          </w:p>
+        </w:tc>
+      </w:tr>
+    </w:tbl>
+    <w:bookmarkEnd w:id="59"/>
+    <w:bookmarkStart w:id="60" w:name="流程"/>
+    <w:p>
+      <w:pPr>
+        <w:pStyle w:val="Heading2"/>
+      </w:pPr>
+      <w:r>
+        <w:t xml:space="preserve">8.2 </w:t>
+      </w:r>
+      <w:r>
+        <w:rPr>
+          <w:rFonts w:hint="eastAsia"/>
+        </w:rPr>
+        <w:t xml:space="preserve">流程</w:t>
+      </w:r>
+    </w:p>
+    <w:p>
+      <w:pPr>
+        <w:pStyle w:val="Compact"/>
+        <w:numPr>
+          <w:ilvl w:val="0"/>
+          <w:numId w:val="1005"/>
+        </w:numPr>
+      </w:pPr>
+      <w:r>
+        <w:rPr>
+          <w:rFonts w:hint="eastAsia"/>
+        </w:rPr>
+        <w:t xml:space="preserve">网格粗筛：几个盘径</w:t>
+      </w:r>
+      <w:r>
+        <w:t xml:space="preserve"> × </w:t>
+      </w:r>
+      <w:r>
+        <w:rPr>
+          <w:rFonts w:hint="eastAsia"/>
+        </w:rPr>
+        <w:t xml:space="preserve">几个舌宽比例，选出当前最好形状与改进方向（这是形状搜索的当前最好点，与旋钮求解器不吃初值是两回事）；工程师当前形状也当基准点算一遍。</w:t>
+      </w:r>
+    </w:p>
+    <w:p>
+      <w:pPr>
+        <w:pStyle w:val="Compact"/>
+        <w:numPr>
+          <w:ilvl w:val="0"/>
+          <w:numId w:val="1005"/>
+        </w:numPr>
+      </w:pPr>
+      <w:r>
+        <w:rPr>
+          <w:rFonts w:hint="eastAsia"/>
+        </w:rPr>
+        <w:t xml:space="preserve">盘径下界的不动点迭代：下界随板厚变，迭代到不动。</w:t>
+      </w:r>
+    </w:p>
+    <w:p>
+      <w:pPr>
+        <w:pStyle w:val="Compact"/>
+        <w:numPr>
+          <w:ilvl w:val="0"/>
+          <w:numId w:val="1005"/>
+        </w:numPr>
+      </w:pPr>
+      <w:r>
+        <w:rPr>
+          <w:rFonts w:hint="eastAsia"/>
+        </w:rPr>
+        <w:t xml:space="preserve">二分定可行区间，黄金分割找最轻点（≤</w:t>
+      </w:r>
+      <w:r>
+        <w:t xml:space="preserve"> 4 </w:t>
+      </w:r>
+      <w:r>
+        <w:rPr>
+          <w:rFonts w:hint="eastAsia"/>
+        </w:rPr>
+        <w:t xml:space="preserve">点）。</w:t>
+      </w:r>
+    </w:p>
+    <w:p>
+      <w:pPr>
+        <w:pStyle w:val="Compact"/>
+        <w:numPr>
+          <w:ilvl w:val="0"/>
+          <w:numId w:val="1005"/>
+        </w:numPr>
+      </w:pPr>
+      <w:r>
+        <w:rPr>
+          <w:rFonts w:hint="eastAsia"/>
+        </w:rPr>
+        <w:t xml:space="preserve">剩余舌宽比例各试一次（批算）。</w:t>
+      </w:r>
+    </w:p>
+    <w:p>
+      <w:pPr>
+        <w:pStyle w:val="Compact"/>
+        <w:numPr>
+          <w:ilvl w:val="0"/>
+          <w:numId w:val="1005"/>
+        </w:numPr>
+      </w:pPr>
+      <w:r>
+        <w:rPr>
+          <w:rFonts w:hint="eastAsia"/>
+        </w:rPr>
+        <w:t xml:space="preserve">邻域探索：从当前最好点出发试盘径</w:t>
+      </w:r>
+      <w:r>
+        <w:t xml:space="preserve"> </w:t>
+      </w:r>
+      <w:r>
+        <w:rPr>
+          <w:rFonts w:hint="eastAsia"/>
+        </w:rPr>
+        <w:t xml:space="preserve">±一步、舌宽比例</w:t>
+      </w:r>
+      <w:r>
+        <w:t xml:space="preserve"> </w:t>
+      </w:r>
+      <w:r>
+        <w:rPr>
+          <w:rFonts w:hint="eastAsia"/>
+        </w:rPr>
+        <w:t xml:space="preserve">±一步、翻转锥形共</w:t>
+      </w:r>
+      <w:r>
+        <w:t xml:space="preserve"> 5 </w:t>
+      </w:r>
+      <w:r>
+        <w:rPr>
+          <w:rFonts w:hint="eastAsia"/>
+        </w:rPr>
+        <w:t xml:space="preserve">个邻点；有更好就搬过去继续，没有更好就把步长减半再问一次，直到</w:t>
+      </w:r>
+      <w:r>
+        <w:t xml:space="preserve"> 0.625 </w:t>
+      </w:r>
+      <w:r>
+        <w:rPr>
+          <w:rFonts w:hint="eastAsia"/>
+        </w:rPr>
+        <w:t xml:space="preserve">mm——停机条件因此是一句能写进交付的话：「在</w:t>
+      </w:r>
+      <w:r>
+        <w:t xml:space="preserve"> ±0.625 mm </w:t>
+      </w:r>
+      <w:r>
+        <w:rPr>
+          <w:rFonts w:hint="eastAsia"/>
+        </w:rPr>
+        <w:t xml:space="preserve">分辨率上是局部最优」。每轮的邻点互相独立，4</w:t>
+      </w:r>
+      <w:r>
+        <w:t xml:space="preserve"> </w:t>
+      </w:r>
+      <w:r>
+        <w:rPr>
+          <w:rFonts w:hint="eastAsia"/>
+        </w:rPr>
+        <w:t xml:space="preserve">路并发批算（串行与并行逐位相同，有门钉着）。</w:t>
+      </w:r>
+    </w:p>
+    <w:p>
+      <w:pPr>
+        <w:pStyle w:val="Compact"/>
+        <w:numPr>
+          <w:ilvl w:val="0"/>
+          <w:numId w:val="1005"/>
+        </w:numPr>
+      </w:pPr>
+      <w:r>
+        <w:rPr>
+          <w:rFonts w:hint="eastAsia"/>
+        </w:rPr>
+        <w:t xml:space="preserve">胜出形状精算：细网格上重新求根，写回页面（含锥形勾选）；算过的全部形状进「搜形状结果」下拉供工程师自选。</w:t>
+      </w:r>
+    </w:p>
+    <w:bookmarkEnd w:id="60"/>
+    <w:bookmarkStart w:id="61" w:name="不同形态法兰的选型步骤"/>
+    <w:p>
+      <w:pPr>
+        <w:pStyle w:val="Heading2"/>
+      </w:pPr>
+      <w:r>
+        <w:t xml:space="preserve">8.3 </w:t>
+      </w:r>
+      <w:r>
+        <w:rPr>
+          <w:rFonts w:hint="eastAsia"/>
+        </w:rPr>
+        <w:t xml:space="preserve">不同形态法兰的选型步骤</w:t>
       </w:r>
     </w:p>
     <w:tbl>
@@ -12609,35 +13712,35 @@
               <w:rPr>
                 <w:rFonts w:hint="eastAsia"/>
               </w:rPr>
-              <w:t xml:space="preserve">环</w:t>
-            </w:r>
-          </w:p>
-        </w:tc>
-        <w:tc>
-          <w:tcPr/>
-          <w:p>
-            <w:pPr>
-              <w:pStyle w:val="Compact"/>
-            </w:pPr>
-            <w:r>
-              <w:rPr>
-                <w:rFonts w:hint="eastAsia"/>
-              </w:rPr>
-              <w:t xml:space="preserve">结论</w:t>
-            </w:r>
-          </w:p>
-        </w:tc>
-        <w:tc>
-          <w:tcPr/>
-          <w:p>
-            <w:pPr>
-              <w:pStyle w:val="Compact"/>
-            </w:pPr>
-            <w:r>
-              <w:rPr>
-                <w:rFonts w:hint="eastAsia"/>
-              </w:rPr>
-              <w:t xml:space="preserve">关键数</w:t>
+              <w:t xml:space="preserve">步</w:t>
+            </w:r>
+          </w:p>
+        </w:tc>
+        <w:tc>
+          <w:tcPr/>
+          <w:p>
+            <w:pPr>
+              <w:pStyle w:val="Compact"/>
+            </w:pPr>
+            <w:r>
+              <w:rPr>
+                <w:rFonts w:hint="eastAsia"/>
+              </w:rPr>
+              <w:t xml:space="preserve">做什么</w:t>
+            </w:r>
+          </w:p>
+        </w:tc>
+        <w:tc>
+          <w:tcPr/>
+          <w:p>
+            <w:pPr>
+              <w:pStyle w:val="Compact"/>
+            </w:pPr>
+            <w:r>
+              <w:rPr>
+                <w:rFonts w:hint="eastAsia"/>
+              </w:rPr>
+              <w:t xml:space="preserve">看什么决定下一步</w:t>
             </w:r>
           </w:p>
         </w:tc>
@@ -12650,36 +13753,35 @@
               <w:pStyle w:val="Compact"/>
             </w:pPr>
             <w:r>
-              <w:t xml:space="preserve">1 </w:t>
-            </w:r>
-            <w:r>
-              <w:rPr>
-                <w:rFonts w:hint="eastAsia"/>
-              </w:rPr>
-              <w:t xml:space="preserve">管壁</w:t>
-            </w:r>
-            <w:r>
-              <w:t xml:space="preserve"> → </w:t>
-            </w:r>
-            <w:r>
-              <w:rPr>
-                <w:rFonts w:hint="eastAsia"/>
-              </w:rPr>
-              <w:t xml:space="preserve">管根</w:t>
-            </w:r>
-          </w:p>
-        </w:tc>
-        <w:tc>
-          <w:tcPr/>
-          <w:p>
-            <w:pPr>
-              <w:pStyle w:val="Compact"/>
-            </w:pPr>
-            <w:r>
-              <w:rPr>
-                <w:rFonts w:hint="eastAsia"/>
-              </w:rPr>
-              <w:t xml:space="preserve">管壁减薄，法兰增量温降增大（式</w:t>
+              <w:t xml:space="preserve">1</w:t>
+            </w:r>
+          </w:p>
+        </w:tc>
+        <w:tc>
+          <w:tcPr/>
+          <w:p>
+            <w:pPr>
+              <w:pStyle w:val="Compact"/>
+            </w:pPr>
+            <w:r>
+              <w:rPr>
+                <w:rFonts w:hint="eastAsia"/>
+              </w:rPr>
+              <w:t xml:space="preserve">载入设计记录，点核算整线</w:t>
+            </w:r>
+          </w:p>
+        </w:tc>
+        <w:tc>
+          <w:tcPr/>
+          <w:p>
+            <w:pPr>
+              <w:pStyle w:val="Compact"/>
+            </w:pPr>
+            <w:r>
+              <w:rPr>
+                <w:rFonts w:hint="eastAsia"/>
+              </w:rPr>
+              <w:t xml:space="preserve">判据表：全过就到步</w:t>
             </w:r>
             <w:r>
               <w:t xml:space="preserve"> </w:t>
@@ -12688,33 +13790,7 @@
               <w:rPr>
                 <w:rFonts w:hint="eastAsia"/>
               </w:rPr>
-              <w:t xml:space="preserve">4.2）</w:t>
-            </w:r>
-          </w:p>
-        </w:tc>
-        <w:tc>
-          <w:tcPr/>
-          <w:p>
-            <w:pPr>
-              <w:pStyle w:val="Compact"/>
-            </w:pPr>
-            <w:r>
-              <w:rPr>
-                <w:rFonts w:hint="eastAsia"/>
-              </w:rPr>
-              <w:t xml:space="preserve">壁</w:t>
-            </w:r>
-            <w:r>
-              <w:t xml:space="preserve"> 2.0 → </w:t>
-            </w:r>
-            <w:r>
-              <w:rPr>
-                <w:rFonts w:hint="eastAsia"/>
-              </w:rPr>
-              <w:t xml:space="preserve">1.8：管根</w:t>
-            </w:r>
-            <w:r>
-              <w:t xml:space="preserve"> 1148.64 → 1147.89 °C</w:t>
+              <w:t xml:space="preserve">5；不过看「先解决哪一条」</w:t>
             </w:r>
           </w:p>
         </w:tc>
@@ -12727,45 +13803,21 @@
               <w:pStyle w:val="Compact"/>
             </w:pPr>
             <w:r>
-              <w:t xml:space="preserve">2 </w:t>
-            </w:r>
-            <w:r>
-              <w:rPr>
-                <w:rFonts w:hint="eastAsia"/>
-              </w:rPr>
-              <w:t xml:space="preserve">圆盘区两个竞争峰</w:t>
-            </w:r>
-          </w:p>
-        </w:tc>
-        <w:tc>
-          <w:tcPr/>
-          <w:p>
-            <w:pPr>
-              <w:pStyle w:val="Compact"/>
-            </w:pPr>
-            <w:r>
-              <w:rPr>
-                <w:rFonts w:hint="eastAsia"/>
-              </w:rPr>
-              <w:t xml:space="preserve">峰</w:t>
-            </w:r>
-            <w:r>
-              <w:t xml:space="preserve"> A </w:t>
-            </w:r>
-            <w:r>
-              <w:rPr>
-                <w:rFonts w:hint="eastAsia"/>
-              </w:rPr>
-              <w:t xml:space="preserve">在盘缘（电学死区，只跟随管根），峰</w:t>
-            </w:r>
-            <w:r>
-              <w:t xml:space="preserve"> B </w:t>
-            </w:r>
-            <w:r>
-              <w:rPr>
-                <w:rFonts w:hint="eastAsia"/>
-              </w:rPr>
-              <w:t xml:space="preserve">在舌根凹角（真尖峰）；「管壁必须</w:t>
+              <w:t xml:space="preserve">2</w:t>
+            </w:r>
+          </w:p>
+        </w:tc>
+        <w:tc>
+          <w:tcPr/>
+          <w:p>
+            <w:pPr>
+              <w:pStyle w:val="Compact"/>
+            </w:pPr>
+            <w:r>
+              <w:rPr>
+                <w:rFonts w:hint="eastAsia"/>
+              </w:rPr>
+              <w:t xml:space="preserve">卡热和电（管孔净流入／圆盘区最高温／法兰增量温降／管</w:t>
             </w:r>
             <w:r>
               <w:t xml:space="preserve"> </w:t>
@@ -12774,27 +13826,30 @@
               <w:rPr>
                 <w:rFonts w:hint="eastAsia"/>
               </w:rPr>
-              <w:t xml:space="preserve">2.0」是假象，挡路的是峰</w:t>
-            </w:r>
-            <w:r>
-              <w:t xml:space="preserve"> B</w:t>
-            </w:r>
-          </w:p>
-        </w:tc>
-        <w:tc>
-          <w:tcPr/>
-          <w:p>
-            <w:pPr>
-              <w:pStyle w:val="Compact"/>
-            </w:pPr>
-            <w:r>
-              <w:rPr>
-                <w:rFonts w:hint="eastAsia"/>
-              </w:rPr>
-              <w:t xml:space="preserve">对症旋钮是舌根圆角，每片约</w:t>
-            </w:r>
-            <w:r>
-              <w:t xml:space="preserve"> 1 g</w:t>
+              <w:t xml:space="preserve">J）：核算整线自己调旋钮</w:t>
+            </w:r>
+          </w:p>
+        </w:tc>
+        <w:tc>
+          <w:tcPr/>
+          <w:p>
+            <w:pPr>
+              <w:pStyle w:val="Compact"/>
+            </w:pPr>
+            <w:r>
+              <w:rPr>
+                <w:rFonts w:hint="eastAsia"/>
+              </w:rPr>
+              <w:t xml:space="preserve">旋钮到顶仍不过</w:t>
+            </w:r>
+            <w:r>
+              <w:t xml:space="preserve"> → </w:t>
+            </w:r>
+            <w:r>
+              <w:rPr>
+                <w:rFonts w:hint="eastAsia"/>
+              </w:rPr>
+              <w:t xml:space="preserve">「该改形状」</w:t>
             </w:r>
           </w:p>
         </w:tc>
@@ -12807,50 +13862,35 @@
               <w:pStyle w:val="Compact"/>
             </w:pPr>
             <w:r>
-              <w:t xml:space="preserve">3 </w:t>
-            </w:r>
-            <w:r>
-              <w:rPr>
-                <w:rFonts w:hint="eastAsia"/>
-              </w:rPr>
-              <w:t xml:space="preserve">舌保温</w:t>
-            </w:r>
-          </w:p>
-        </w:tc>
-        <w:tc>
-          <w:tcPr/>
-          <w:p>
-            <w:pPr>
-              <w:pStyle w:val="Compact"/>
-            </w:pPr>
-            <w:r>
-              <w:rPr>
-                <w:rFonts w:hint="eastAsia"/>
-              </w:rPr>
-              <w:t xml:space="preserve">不是圆盘区最高温的旋钮；它管管孔净流入与法兰增量温降</w:t>
-            </w:r>
-          </w:p>
-        </w:tc>
-        <w:tc>
-          <w:tcPr/>
-          <w:p>
-            <w:pPr>
-              <w:pStyle w:val="Compact"/>
-            </w:pPr>
-            <w:r>
-              <w:rPr>
-                <w:rFonts w:hint="eastAsia"/>
-              </w:rPr>
-              <w:t xml:space="preserve">扫</w:t>
-            </w:r>
-            <w:r>
-              <w:t xml:space="preserve"> 80 </w:t>
-            </w:r>
-            <w:r>
-              <w:rPr>
-                <w:rFonts w:hint="eastAsia"/>
-              </w:rPr>
-              <w:t xml:space="preserve">倍，圆盘区最高温不动</w:t>
+              <w:t xml:space="preserve">3</w:t>
+            </w:r>
+          </w:p>
+        </w:tc>
+        <w:tc>
+          <w:tcPr/>
+          <w:p>
+            <w:pPr>
+              <w:pStyle w:val="Compact"/>
+            </w:pPr>
+            <w:r>
+              <w:rPr>
+                <w:rFonts w:hint="eastAsia"/>
+              </w:rPr>
+              <w:t xml:space="preserve">卡几何（舌片自由段／圆盘盖得住）：改盘径、舌宽</w:t>
+            </w:r>
+          </w:p>
+        </w:tc>
+        <w:tc>
+          <w:tcPr/>
+          <w:p>
+            <w:pPr>
+              <w:pStyle w:val="Compact"/>
+            </w:pPr>
+            <w:r>
+              <w:rPr>
+                <w:rFonts w:hint="eastAsia"/>
+              </w:rPr>
+              <w:t xml:space="preserve">或直接搜形状</w:t>
             </w:r>
           </w:p>
         </w:tc>
@@ -12863,62 +13903,44 @@
               <w:pStyle w:val="Compact"/>
             </w:pPr>
             <w:r>
-              <w:t xml:space="preserve">4 </w:t>
-            </w:r>
-            <w:r>
-              <w:rPr>
-                <w:rFonts w:hint="eastAsia"/>
-              </w:rPr>
-              <w:t xml:space="preserve">渐变环</w:t>
-            </w:r>
-          </w:p>
-        </w:tc>
-        <w:tc>
-          <w:tcPr/>
-          <w:p>
-            <w:pPr>
-              <w:pStyle w:val="Compact"/>
-            </w:pPr>
-            <w:r>
-              <w:rPr>
-                <w:rFonts w:hint="eastAsia"/>
-              </w:rPr>
-              <w:t xml:space="preserve">改成相对量后，机理被中间点看见；倍率</w:t>
-            </w:r>
-            <w:r>
-              <w:t xml:space="preserve"> 1.15 </w:t>
-            </w:r>
-            <w:r>
-              <w:rPr>
-                <w:rFonts w:hint="eastAsia"/>
-              </w:rPr>
-              <w:t xml:space="preserve">时峰未跳走但局部</w:t>
-            </w:r>
-            <w:r>
-              <w:t xml:space="preserve"> J </w:t>
-            </w:r>
-            <w:r>
-              <w:rPr>
-                <w:rFonts w:hint="eastAsia"/>
-              </w:rPr>
-              <w:t xml:space="preserve">已压低</w:t>
-            </w:r>
-          </w:p>
-        </w:tc>
-        <w:tc>
-          <w:tcPr/>
-          <w:p>
-            <w:pPr>
-              <w:pStyle w:val="Compact"/>
-            </w:pPr>
-            <w:r>
-              <w:rPr>
-                <w:rFonts w:hint="eastAsia"/>
-              </w:rPr>
-              <w:t xml:space="preserve">翻转点</w:t>
-            </w:r>
-            <w:r>
-              <w:t xml:space="preserve"> 1.30</w:t>
+              <w:t xml:space="preserve">4</w:t>
+            </w:r>
+          </w:p>
+        </w:tc>
+        <w:tc>
+          <w:tcPr/>
+          <w:p>
+            <w:pPr>
+              <w:pStyle w:val="Compact"/>
+            </w:pPr>
+            <w:r>
+              <w:rPr>
+                <w:rFonts w:hint="eastAsia"/>
+              </w:rPr>
+              <w:t xml:space="preserve">搜形状：先不挖孔族；「解法」选两个都算再看挖孔族；锥形有没有帮助由搜索翻转试出</w:t>
+            </w:r>
+          </w:p>
+        </w:tc>
+        <w:tc>
+          <w:tcPr/>
+          <w:p>
+            <w:pPr>
+              <w:pStyle w:val="Compact"/>
+            </w:pPr>
+            <w:r>
+              <w:rPr>
+                <w:rFonts w:hint="eastAsia"/>
+              </w:rPr>
+              <w:t xml:space="preserve">搜形状结果下拉：每族最轻的可行形状；Y</w:t>
+            </w:r>
+            <w:r>
+              <w:t xml:space="preserve"> </w:t>
+            </w:r>
+            <w:r>
+              <w:rPr>
+                <w:rFonts w:hint="eastAsia"/>
+              </w:rPr>
+              <w:t xml:space="preserve">形（舌孔＋叉臂）会不会出现，看挖孔族里孔是否被选中</w:t>
             </w:r>
           </w:p>
         </w:tc>
@@ -12931,62 +13953,35 @@
               <w:pStyle w:val="Compact"/>
             </w:pPr>
             <w:r>
-              <w:t xml:space="preserve">5 </w:t>
-            </w:r>
-            <w:r>
-              <w:rPr>
-                <w:rFonts w:hint="eastAsia"/>
-              </w:rPr>
-              <w:t xml:space="preserve">副作用</w:t>
-            </w:r>
-          </w:p>
-        </w:tc>
-        <w:tc>
-          <w:tcPr/>
-          <w:p>
-            <w:pPr>
-              <w:pStyle w:val="Compact"/>
-            </w:pPr>
-            <w:r>
-              <w:rPr>
-                <w:rFonts w:hint="eastAsia"/>
-              </w:rPr>
-              <w:t xml:space="preserve">环加厚</w:t>
-            </w:r>
-            <w:r>
-              <w:t xml:space="preserve"> → </w:t>
-            </w:r>
-            <w:r>
-              <w:rPr>
-                <w:rFonts w:hint="eastAsia"/>
-              </w:rPr>
-              <w:t xml:space="preserve">抽热增</w:t>
-            </w:r>
-            <w:r>
-              <w:t xml:space="preserve"> → </w:t>
-            </w:r>
-            <w:r>
-              <w:rPr>
-                <w:rFonts w:hint="eastAsia"/>
-              </w:rPr>
-              <w:t xml:space="preserve">增量温降冲高，须由板厚顶回</w:t>
-            </w:r>
-          </w:p>
-        </w:tc>
-        <w:tc>
-          <w:tcPr/>
-          <w:p>
-            <w:pPr>
-              <w:pStyle w:val="Compact"/>
-            </w:pPr>
-            <w:r>
-              <w:rPr>
-                <w:rFonts w:hint="eastAsia"/>
-              </w:rPr>
-              <w:t xml:space="preserve">抽热</w:t>
-            </w:r>
-            <w:r>
-              <w:t xml:space="preserve"> 1.16 → 8.68 W</w:t>
+              <w:t xml:space="preserve">5</w:t>
+            </w:r>
+          </w:p>
+        </w:tc>
+        <w:tc>
+          <w:tcPr/>
+          <w:p>
+            <w:pPr>
+              <w:pStyle w:val="Compact"/>
+            </w:pPr>
+            <w:r>
+              <w:rPr>
+                <w:rFonts w:hint="eastAsia"/>
+              </w:rPr>
+              <w:t xml:space="preserve">核算整线精算到细网格</w:t>
+            </w:r>
+          </w:p>
+        </w:tc>
+        <w:tc>
+          <w:tcPr/>
+          <w:p>
+            <w:pPr>
+              <w:pStyle w:val="Compact"/>
+            </w:pPr>
+            <w:r>
+              <w:rPr>
+                <w:rFonts w:hint="eastAsia"/>
+              </w:rPr>
+              <w:t xml:space="preserve">「可以出图」</w:t>
             </w:r>
           </w:p>
         </w:tc>
@@ -12999,116 +13994,72 @@
               <w:pStyle w:val="Compact"/>
             </w:pPr>
             <w:r>
-              <w:t xml:space="preserve">6 </w:t>
-            </w:r>
-            <w:r>
-              <w:rPr>
-                <w:rFonts w:hint="eastAsia"/>
-              </w:rPr>
-              <w:t xml:space="preserve">靶设错了</w:t>
-            </w:r>
-          </w:p>
-        </w:tc>
-        <w:tc>
-          <w:tcPr/>
-          <w:p>
-            <w:pPr>
-              <w:pStyle w:val="Compact"/>
-            </w:pPr>
-            <w:r>
-              <w:rPr>
-                <w:rFonts w:hint="eastAsia"/>
-              </w:rPr>
-              <w:t xml:space="preserve">管孔净流入是方向判据，不该有靶值；保护哪条判据就直接盯哪条</w:t>
-            </w:r>
-          </w:p>
-        </w:tc>
-        <w:tc>
-          <w:tcPr/>
-          <w:p>
-            <w:pPr>
-              <w:pStyle w:val="Compact"/>
-            </w:pPr>
-            <w:r>
-              <w:t xml:space="preserve">—</w:t>
-            </w:r>
-          </w:p>
-        </w:tc>
-      </w:tr>
-      <w:tr>
-        <w:tc>
-          <w:tcPr/>
-          <w:p>
-            <w:pPr>
-              <w:pStyle w:val="Compact"/>
-            </w:pPr>
-            <w:r>
-              <w:t xml:space="preserve">7 </w:t>
-            </w:r>
-            <w:r>
-              <w:rPr>
-                <w:rFonts w:hint="eastAsia"/>
-              </w:rPr>
-              <w:t xml:space="preserve">实测雅可比</w:t>
-            </w:r>
-          </w:p>
-        </w:tc>
-        <w:tc>
-          <w:tcPr/>
-          <w:p>
-            <w:pPr>
-              <w:pStyle w:val="Compact"/>
-            </w:pPr>
-            <w:r>
-              <w:rPr>
-                <w:rFonts w:hint="eastAsia"/>
-              </w:rPr>
-              <w:t xml:space="preserve">板厚对增量温降是正号（加厚同时降发热、增导热）</w:t>
-            </w:r>
-          </w:p>
-        </w:tc>
-        <w:tc>
-          <w:tcPr/>
-          <w:p>
-            <w:pPr>
-              <w:pStyle w:val="Compact"/>
-            </w:pPr>
-            <w:r>
-              <w:t xml:space="preserve">+149 K/mm</w:t>
+              <w:t xml:space="preserve">6</w:t>
+            </w:r>
+          </w:p>
+        </w:tc>
+        <w:tc>
+          <w:tcPr/>
+          <w:p>
+            <w:pPr>
+              <w:pStyle w:val="Compact"/>
+            </w:pPr>
+            <w:r>
+              <w:rPr>
+                <w:rFonts w:hint="eastAsia"/>
+              </w:rPr>
+              <w:t xml:space="preserve">导出</w:t>
+            </w:r>
+            <w:r>
+              <w:t xml:space="preserve"> </w:t>
+            </w:r>
+            <w:r>
+              <w:rPr>
+                <w:rFonts w:hint="eastAsia"/>
+              </w:rPr>
+              <w:t xml:space="preserve">3DM，重量对账</w:t>
+            </w:r>
+          </w:p>
+        </w:tc>
+        <w:tc>
+          <w:tcPr/>
+          <w:p>
+            <w:pPr>
+              <w:pStyle w:val="Compact"/>
+            </w:pPr>
+            <w:r>
+              <w:rPr>
+                <w:rFonts w:hint="eastAsia"/>
+              </w:rPr>
+              <w:t xml:space="preserve">差在</w:t>
+            </w:r>
+            <w:r>
+              <w:t xml:space="preserve"> ±2 % </w:t>
+            </w:r>
+            <w:r>
+              <w:rPr>
+                <w:rFonts w:hint="eastAsia"/>
+              </w:rPr>
+              <w:t xml:space="preserve">内才拿去加工</w:t>
             </w:r>
           </w:p>
         </w:tc>
       </w:tr>
     </w:tbl>
-    <w:bookmarkEnd w:id="52"/>
-    <w:bookmarkStart w:id="58" w:name="求解器约束盒下角与旋钮分配"/>
-    <w:p>
-      <w:pPr>
-        <w:pStyle w:val="Heading1"/>
-      </w:pPr>
-      <w:r>
-        <w:t xml:space="preserve">7 </w:t>
-      </w:r>
-      <w:r>
-        <w:rPr>
-          <w:rFonts w:hint="eastAsia"/>
-        </w:rPr>
-        <w:t xml:space="preserve">求解器：约束盒下角与旋钮分配</w:t>
-      </w:r>
-    </w:p>
-    <w:bookmarkStart w:id="53" w:name="起点是约束盒的下角不是任何初值"/>
+    <w:bookmarkEnd w:id="61"/>
+    <w:bookmarkStart w:id="62" w:name="y-形舌板由来与机理"/>
     <w:p>
       <w:pPr>
         <w:pStyle w:val="Heading2"/>
       </w:pPr>
       <w:r>
-        <w:t xml:space="preserve">7.1 </w:t>
-      </w:r>
-      <w:r>
-        <w:rPr>
-          <w:rFonts w:hint="eastAsia"/>
-        </w:rPr>
-        <w:t xml:space="preserve">起点是约束盒的下角，不是任何初值</w:t>
+        <w:t xml:space="preserve">8.4 Y </w:t>
+      </w:r>
+      <w:r>
+        <w:rPr>
+          <w:rFonts w:hint="eastAsia"/>
+        </w:rPr>
+        <w:t xml:space="preserve">形舌板：由来与机理</w:t>
       </w:r>
     </w:p>
     <w:p>
@@ -13119,34 +14070,25 @@
         <w:rPr>
           <w:rFonts w:hint="eastAsia"/>
         </w:rPr>
-        <w:t xml:space="preserve">求解器从约束盒的下角出发：板厚</w:t>
-      </w:r>
-      <w:r>
-        <w:t xml:space="preserve"> = </w:t>
-      </w:r>
-      <w:r>
-        <w:rPr>
-          <w:rFonts w:hint="eastAsia"/>
-        </w:rPr>
-        <w:t xml:space="preserve">max(焊接屈曲下界,</w:t>
-      </w:r>
-      <w:r>
-        <w:t xml:space="preserve"> </w:t>
-      </w:r>
-      <w:r>
-        <w:rPr>
-          <w:rFonts w:hint="eastAsia"/>
-        </w:rPr>
-        <w:t xml:space="preserve">烧穿下界,</w:t>
-      </w:r>
-      <w:r>
-        <w:t xml:space="preserve"> </w:t>
-      </w:r>
-      <w:r>
-        <w:rPr>
-          <w:rFonts w:hint="eastAsia"/>
-        </w:rPr>
-        <w:t xml:space="preserve">按</w:t>
+        <w:t xml:space="preserve">用户</w:t>
+      </w:r>
+      <w:r>
+        <w:t xml:space="preserve"> 2026-09-10 </w:t>
+      </w:r>
+      <w:r>
+        <w:rPr>
+          <w:rFonts w:hint="eastAsia"/>
+        </w:rPr>
+        <w:t xml:space="preserve">手画的侧</w:t>
+      </w:r>
+      <w:r>
+        <w:t xml:space="preserve"> Y </w:t>
+      </w:r>
+      <w:r>
+        <w:rPr>
+          <w:rFonts w:hint="eastAsia"/>
+        </w:rPr>
+        <w:t xml:space="preserve">形舌板（舌根开一条到根的槽，形成两条臂）是挖孔族的一个自然成员：舌孔一开，舌片最窄有效宽变小，按</w:t>
       </w:r>
       <w:r>
         <w:t xml:space="preserve"> J </w:t>
@@ -13155,734 +14097,25 @@
         <w:rPr>
           <w:rFonts w:hint="eastAsia"/>
         </w:rPr>
-        <w:t xml:space="preserve">定截面的下界)，舌保温</w:t>
-      </w:r>
-      <w:r>
-        <w:t xml:space="preserve"> = </w:t>
-      </w:r>
-      <w:r>
-        <w:rPr>
-          <w:rFonts w:hint="eastAsia"/>
-        </w:rPr>
-        <w:t xml:space="preserve">下界，环倍率</w:t>
-      </w:r>
-      <w:r>
-        <w:t xml:space="preserve"> = </w:t>
-      </w:r>
-      <w:r>
-        <w:rPr>
-          <w:rFonts w:hint="eastAsia"/>
-        </w:rPr>
-        <w:t xml:space="preserve">1，槽与孔</w:t>
-      </w:r>
-      <w:r>
-        <w:t xml:space="preserve"> = </w:t>
-      </w:r>
-      <w:r>
-        <w:rPr>
-          <w:rFonts w:hint="eastAsia"/>
-        </w:rPr>
-        <w:t xml:space="preserve">0。传进来的任何旋钮值一个都不用——这就是「解与初值无关」的实现方式。旋钮只增不减，每根旋钮用二分求根抬到刚好过为止；因为只往上走过，停下的那一点就是最小的可行点。</w:t>
-      </w:r>
-    </w:p>
-    <w:bookmarkEnd w:id="53"/>
-    <w:bookmarkStart w:id="54" w:name="判据-旋钮的分配表"/>
-    <w:p>
-      <w:pPr>
-        <w:pStyle w:val="Heading2"/>
-      </w:pPr>
-      <w:r>
-        <w:t xml:space="preserve">7.2 </w:t>
-      </w:r>
-      <w:r>
-        <w:rPr>
-          <w:rFonts w:hint="eastAsia"/>
-        </w:rPr>
-        <w:t xml:space="preserve">判据</w:t>
-      </w:r>
-      <w:r>
-        <w:t xml:space="preserve"> → </w:t>
-      </w:r>
-      <w:r>
-        <w:rPr>
-          <w:rFonts w:hint="eastAsia"/>
-        </w:rPr>
-        <w:t xml:space="preserve">旋钮的分配表</w:t>
-      </w:r>
-    </w:p>
-    <w:tbl>
-      <w:tblPr>
-        <w:tblStyle w:val="Table"/>
-        <w:tblW w:type="pct" w:w="5000"/>
-        <w:tblLayout w:type="fixed"/>
-        <w:tblLook w:firstRow="1" w:lastRow="0" w:firstColumn="0" w:lastColumn="0" w:noHBand="0" w:noVBand="0" w:val="0020"/>
-      </w:tblPr>
-      <w:tblGrid>
-        <w:gridCol w:w="3960"/>
-        <w:gridCol w:w="3960"/>
-      </w:tblGrid>
-      <w:tr>
-        <w:trPr>
-          <w:tblHeader w:val="on"/>
-        </w:trPr>
-        <w:tc>
-          <w:tcPr/>
-          <w:p>
-            <w:pPr>
-              <w:pStyle w:val="Compact"/>
-            </w:pPr>
-            <w:r>
-              <w:rPr>
-                <w:rFonts w:hint="eastAsia"/>
-              </w:rPr>
-              <w:t xml:space="preserve">判据不过</w:t>
-            </w:r>
-          </w:p>
-        </w:tc>
-        <w:tc>
-          <w:tcPr/>
-          <w:p>
-            <w:pPr>
-              <w:pStyle w:val="Compact"/>
-            </w:pPr>
-            <w:r>
-              <w:rPr>
-                <w:rFonts w:hint="eastAsia"/>
-              </w:rPr>
-              <w:t xml:space="preserve">候选旋钮（按实测每克铂买到的裕度排序）</w:t>
-            </w:r>
-          </w:p>
-        </w:tc>
-      </w:tr>
-      <w:tr>
-        <w:tc>
-          <w:tcPr/>
-          <w:p>
-            <w:pPr>
-              <w:pStyle w:val="Compact"/>
-            </w:pPr>
-            <w:r>
-              <w:rPr>
-                <w:rFonts w:hint="eastAsia"/>
-              </w:rPr>
-              <w:t xml:space="preserve">管孔净流入</w:t>
-            </w:r>
-          </w:p>
-        </w:tc>
-        <w:tc>
-          <w:tcPr/>
-          <w:p>
-            <w:pPr>
-              <w:pStyle w:val="Compact"/>
-            </w:pPr>
-            <w:r>
-              <w:rPr>
-                <w:rFonts w:hint="eastAsia"/>
-              </w:rPr>
-              <w:t xml:space="preserve">外级环倍率、外级环半径、板厚</w:t>
-            </w:r>
-          </w:p>
-        </w:tc>
-      </w:tr>
-      <w:tr>
-        <w:tc>
-          <w:tcPr/>
-          <w:p>
-            <w:pPr>
-              <w:pStyle w:val="Compact"/>
-            </w:pPr>
-            <w:r>
-              <w:rPr>
-                <w:rFonts w:hint="eastAsia"/>
-              </w:rPr>
-              <w:t xml:space="preserve">法兰增量温降（抽热太多）</w:t>
-            </w:r>
-          </w:p>
-        </w:tc>
-        <w:tc>
-          <w:tcPr/>
-          <w:p>
-            <w:pPr>
-              <w:pStyle w:val="Compact"/>
-            </w:pPr>
-            <w:r>
-              <w:rPr>
-                <w:rFonts w:hint="eastAsia"/>
-              </w:rPr>
-              <w:t xml:space="preserve">舌保温（不花铂）、圆盘背侧槽张角、舌孔孔径、舌孔顺流拉长比</w:t>
-            </w:r>
-          </w:p>
-        </w:tc>
-      </w:tr>
-      <w:tr>
-        <w:tc>
-          <w:tcPr/>
-          <w:p>
-            <w:pPr>
-              <w:pStyle w:val="Compact"/>
-            </w:pPr>
-            <w:r>
-              <w:rPr>
-                <w:rFonts w:hint="eastAsia"/>
-              </w:rPr>
-              <w:t xml:space="preserve">圆盘区最高温</w:t>
-            </w:r>
-          </w:p>
-        </w:tc>
-        <w:tc>
-          <w:tcPr/>
-          <w:p>
-            <w:pPr>
-              <w:pStyle w:val="Compact"/>
-            </w:pPr>
-            <w:r>
-              <w:rPr>
-                <w:rFonts w:hint="eastAsia"/>
-              </w:rPr>
-              <w:t xml:space="preserve">舌保温、环倍率、内级环半径</w:t>
-            </w:r>
-          </w:p>
-        </w:tc>
-      </w:tr>
-    </w:tbl>
-    <w:p>
-      <w:pPr>
-        <w:pStyle w:val="BodyText"/>
-      </w:pPr>
-      <w:r>
-        <w:rPr>
-          <w:rFonts w:hint="eastAsia"/>
-        </w:rPr>
-        <w:t xml:space="preserve">比价规则：先看补得上补不上，再看每克铂买到的裕度；候选各自独立求根，补不上的退回原值并淘汰（写明原因：解不出来、开不出槽、作用在空集上……），一根补不上时求解器自己攒出组合。旋钮全部到顶仍不过，就把话说清楚交出去：「厚度到头，该改形状」——那是形状搜索的事。</w:t>
-      </w:r>
-    </w:p>
-    <w:p>
-      <w:pPr>
-        <w:pStyle w:val="BodyText"/>
-      </w:pPr>
-      <w:r>
-        <w:rPr>
-          <w:rFonts w:hint="eastAsia"/>
-        </w:rPr>
-        <w:t xml:space="preserve">「解法」三选一（不挖舌孔／挖舌孔／两个都算）：不挖孔族把舌孔两根旋钮剔出候选，其余照旧；两族各自走到最小可行点，不互相比重量。</w:t>
-      </w:r>
-    </w:p>
-    <w:bookmarkEnd w:id="54"/>
-    <w:bookmarkStart w:id="55" w:name="场定位置"/>
-    <w:p>
-      <w:pPr>
-        <w:pStyle w:val="Heading2"/>
-      </w:pPr>
-      <w:r>
-        <w:t xml:space="preserve">7.3 </w:t>
-      </w:r>
-      <w:r>
-        <w:rPr>
-          <w:rFonts w:hint="eastAsia"/>
-        </w:rPr>
-        <w:t xml:space="preserve">场定位置</w:t>
-      </w:r>
-    </w:p>
-    <w:p>
-      <w:pPr>
-        <w:pStyle w:val="FirstParagraph"/>
-      </w:pPr>
-      <w:r>
-        <w:rPr>
-          <w:rFonts w:hint="eastAsia"/>
-        </w:rPr>
-        <w:t xml:space="preserve">圆盘背侧槽的槽心角与舌孔的孔心不是拍的：每轮按当地电流方向与温度场写回（槽开在电流基本不走、热照样被抽走的那一侧），开孔之后冻结。舌孔的形状族（圆／圆角三角／圆角方）各抬到各的上界量一次，按同一套比价规则选。</w:t>
-      </w:r>
-    </w:p>
-    <w:bookmarkEnd w:id="55"/>
-    <w:bookmarkStart w:id="56" w:name="网格导航网格-加密复算-细网格重解"/>
-    <w:p>
-      <w:pPr>
-        <w:pStyle w:val="Heading2"/>
-      </w:pPr>
-      <w:r>
-        <w:t xml:space="preserve">7.4 </w:t>
-      </w:r>
-      <w:r>
-        <w:rPr>
-          <w:rFonts w:hint="eastAsia"/>
-        </w:rPr>
-        <w:t xml:space="preserve">网格：导航网格</w:t>
-      </w:r>
-      <w:r>
-        <w:t xml:space="preserve"> → </w:t>
-      </w:r>
-      <w:r>
-        <w:rPr>
-          <w:rFonts w:hint="eastAsia"/>
-        </w:rPr>
-        <w:t xml:space="preserve">加密复算</w:t>
-      </w:r>
-      <w:r>
-        <w:t xml:space="preserve"> → </w:t>
-      </w:r>
-      <w:r>
-        <w:rPr>
-          <w:rFonts w:hint="eastAsia"/>
-        </w:rPr>
-        <w:t xml:space="preserve">细网格重解</w:t>
-      </w:r>
-    </w:p>
-    <w:p>
-      <w:pPr>
-        <w:pStyle w:val="FirstParagraph"/>
-      </w:pPr>
-      <w:r>
-        <w:rPr>
-          <w:rFonts w:hint="eastAsia"/>
-        </w:rPr>
-        <w:t xml:space="preserve">导航网格（2</w:t>
-      </w:r>
-      <w:r>
-        <w:t xml:space="preserve"> </w:t>
-      </w:r>
-      <w:r>
-        <w:rPr>
-          <w:rFonts w:hint="eastAsia"/>
-        </w:rPr>
-        <w:t xml:space="preserve">mm）用来定位；判据可不可信由加密复算说了算（一档档加密到判据不再变）；加密后不过的，直接在那张细网格上重新求根（旋钮只增不减），解完再验一次才可出图。</w:t>
-      </w:r>
-    </w:p>
-    <w:bookmarkEnd w:id="56"/>
-    <w:bookmarkStart w:id="57" w:name="控制律的由来"/>
-    <w:p>
-      <w:pPr>
-        <w:pStyle w:val="Heading2"/>
-      </w:pPr>
-      <w:r>
-        <w:t xml:space="preserve">7.5 </w:t>
-      </w:r>
-      <w:r>
-        <w:rPr>
-          <w:rFonts w:hint="eastAsia"/>
-        </w:rPr>
-        <w:t xml:space="preserve">控制律的由来</w:t>
-      </w:r>
-    </w:p>
-    <w:p>
-      <w:pPr>
-        <w:pStyle w:val="FirstParagraph"/>
-      </w:pPr>
-      <w:r>
-        <w:t xml:space="preserve">v5.0 </w:t>
-      </w:r>
-      <w:r>
-        <w:rPr>
-          <w:rFonts w:hint="eastAsia"/>
-        </w:rPr>
-        <w:t xml:space="preserve">的串级结构（内环板厚压法兰增量温降、外环舌保温腾余量、环倍率反饱和接力）在</w:t>
-      </w:r>
-      <w:r>
-        <w:t xml:space="preserve"> v6.0 </w:t>
-      </w:r>
-      <w:r>
-        <w:rPr>
-          <w:rFonts w:hint="eastAsia"/>
-        </w:rPr>
-        <w:t xml:space="preserve">里退居为分配表里的排序依据。原因是按</w:t>
-      </w:r>
-      <w:r>
-        <w:t xml:space="preserve"> J </w:t>
-      </w:r>
-      <w:r>
-        <w:rPr>
-          <w:rFonts w:hint="eastAsia"/>
-        </w:rPr>
-        <w:t xml:space="preserve">定截面之后，板厚不再是主要旋钮——大多数案例在下角就过了热学判据，剩下的缺口由不花铂的舌保温与挖料类旋钮补。</w:t>
-      </w:r>
-    </w:p>
-    <w:bookmarkEnd w:id="57"/>
-    <w:bookmarkEnd w:id="58"/>
-    <w:bookmarkStart w:id="63" w:name="形状搜索原理与法兰形态选型"/>
-    <w:p>
-      <w:pPr>
-        <w:pStyle w:val="Heading1"/>
-      </w:pPr>
-      <w:r>
-        <w:t xml:space="preserve">8 </w:t>
-      </w:r>
-      <w:r>
-        <w:rPr>
-          <w:rFonts w:hint="eastAsia"/>
-        </w:rPr>
-        <w:t xml:space="preserve">形状搜索原理与法兰形态选型</w:t>
-      </w:r>
-    </w:p>
-    <w:bookmarkStart w:id="59" w:name="搜索空间"/>
-    <w:p>
-      <w:pPr>
-        <w:pStyle w:val="Heading2"/>
-      </w:pPr>
-      <w:r>
-        <w:t xml:space="preserve">8.1 </w:t>
-      </w:r>
-      <w:r>
-        <w:rPr>
-          <w:rFonts w:hint="eastAsia"/>
-        </w:rPr>
-        <w:t xml:space="preserve">搜索空间</w:t>
-      </w:r>
-    </w:p>
-    <w:tbl>
-      <w:tblPr>
-        <w:tblStyle w:val="Table"/>
-        <w:tblW w:type="auto" w:w="0"/>
-        <w:tblLook w:firstRow="1" w:lastRow="0" w:firstColumn="0" w:lastColumn="0" w:noHBand="0" w:noVBand="0" w:val="0020"/>
-      </w:tblPr>
-      <w:tblGrid>
-        <w:gridCol w:w="2640"/>
-        <w:gridCol w:w="2640"/>
-        <w:gridCol w:w="2640"/>
-      </w:tblGrid>
-      <w:tr>
-        <w:trPr>
-          <w:tblHeader w:val="on"/>
-        </w:trPr>
-        <w:tc>
-          <w:tcPr/>
-          <w:p>
-            <w:pPr>
-              <w:pStyle w:val="Compact"/>
-            </w:pPr>
-            <w:r>
-              <w:rPr>
-                <w:rFonts w:hint="eastAsia"/>
-              </w:rPr>
-              <w:t xml:space="preserve">维</w:t>
-            </w:r>
-          </w:p>
-        </w:tc>
-        <w:tc>
-          <w:tcPr/>
-          <w:p>
-            <w:pPr>
-              <w:pStyle w:val="Compact"/>
-            </w:pPr>
-            <w:r>
-              <w:rPr>
-                <w:rFonts w:hint="eastAsia"/>
-              </w:rPr>
-              <w:t xml:space="preserve">取值</w:t>
-            </w:r>
-          </w:p>
-        </w:tc>
-        <w:tc>
-          <w:tcPr/>
-          <w:p>
-            <w:pPr>
-              <w:pStyle w:val="Compact"/>
-            </w:pPr>
-            <w:r>
-              <w:rPr>
-                <w:rFonts w:hint="eastAsia"/>
-              </w:rPr>
-              <w:t xml:space="preserve">谁管</w:t>
-            </w:r>
-          </w:p>
-        </w:tc>
-      </w:tr>
-      <w:tr>
-        <w:tc>
-          <w:tcPr/>
-          <w:p>
-            <w:pPr>
-              <w:pStyle w:val="Compact"/>
-            </w:pPr>
-            <w:r>
-              <w:rPr>
-                <w:rFonts w:hint="eastAsia"/>
-              </w:rPr>
-              <w:t xml:space="preserve">盘径</w:t>
-            </w:r>
-          </w:p>
-        </w:tc>
-        <w:tc>
-          <w:tcPr/>
-          <w:p>
-            <w:pPr>
-              <w:pStyle w:val="Compact"/>
-            </w:pPr>
-            <w:r>
-              <w:rPr>
-                <w:rFonts w:hint="eastAsia"/>
-              </w:rPr>
-              <w:t xml:space="preserve">连续（下界由「圆盘盖得住管孔＋焊脚」闭式给出）</w:t>
-            </w:r>
-          </w:p>
-        </w:tc>
-        <w:tc>
-          <w:tcPr/>
-          <w:p>
-            <w:pPr>
-              <w:pStyle w:val="Compact"/>
-            </w:pPr>
-            <w:r>
-              <w:rPr>
-                <w:rFonts w:hint="eastAsia"/>
-              </w:rPr>
-              <w:t xml:space="preserve">搜索</w:t>
-            </w:r>
-          </w:p>
-        </w:tc>
-      </w:tr>
-      <w:tr>
-        <w:tc>
-          <w:tcPr/>
-          <w:p>
-            <w:pPr>
-              <w:pStyle w:val="Compact"/>
-            </w:pPr>
-            <w:r>
-              <w:rPr>
-                <w:rFonts w:hint="eastAsia"/>
-              </w:rPr>
-              <w:t xml:space="preserve">舌宽比例</w:t>
-            </w:r>
-          </w:p>
-        </w:tc>
-        <w:tc>
-          <w:tcPr/>
-          <w:p>
-            <w:pPr>
-              <w:pStyle w:val="Compact"/>
-            </w:pPr>
-            <w:r>
-              <w:rPr>
-                <w:rFonts w:hint="eastAsia"/>
-              </w:rPr>
-              <w:t xml:space="preserve">半宽／盘半径，0.25～1.0</w:t>
-            </w:r>
-          </w:p>
-        </w:tc>
-        <w:tc>
-          <w:tcPr/>
-          <w:p>
-            <w:pPr>
-              <w:pStyle w:val="Compact"/>
-            </w:pPr>
-            <w:r>
-              <w:rPr>
-                <w:rFonts w:hint="eastAsia"/>
-              </w:rPr>
-              <w:t xml:space="preserve">搜索</w:t>
-            </w:r>
-          </w:p>
-        </w:tc>
-      </w:tr>
-      <w:tr>
-        <w:tc>
-          <w:tcPr/>
-          <w:p>
-            <w:pPr>
-              <w:pStyle w:val="Compact"/>
-            </w:pPr>
-            <w:r>
-              <w:rPr>
-                <w:rFonts w:hint="eastAsia"/>
-              </w:rPr>
-              <w:t xml:space="preserve">舌边</w:t>
-            </w:r>
-          </w:p>
-        </w:tc>
-        <w:tc>
-          <w:tcPr/>
-          <w:p>
-            <w:pPr>
-              <w:pStyle w:val="Compact"/>
-            </w:pPr>
-            <w:r>
-              <w:rPr>
-                <w:rFonts w:hint="eastAsia"/>
-              </w:rPr>
-              <w:t xml:space="preserve">平行／锥形（离散）</w:t>
-            </w:r>
-          </w:p>
-        </w:tc>
-        <w:tc>
-          <w:tcPr/>
-          <w:p>
-            <w:pPr>
-              <w:pStyle w:val="Compact"/>
-            </w:pPr>
-            <w:r>
-              <w:rPr>
-                <w:rFonts w:hint="eastAsia"/>
-              </w:rPr>
-              <w:t xml:space="preserve">搜索（邻域探索里翻转）</w:t>
-            </w:r>
-          </w:p>
-        </w:tc>
-      </w:tr>
-      <w:tr>
-        <w:tc>
-          <w:tcPr/>
-          <w:p>
-            <w:pPr>
-              <w:pStyle w:val="Compact"/>
-            </w:pPr>
-            <w:r>
-              <w:rPr>
-                <w:rFonts w:hint="eastAsia"/>
-              </w:rPr>
-              <w:t xml:space="preserve">孔族</w:t>
-            </w:r>
-          </w:p>
-        </w:tc>
-        <w:tc>
-          <w:tcPr/>
-          <w:p>
-            <w:pPr>
-              <w:pStyle w:val="Compact"/>
-            </w:pPr>
-            <w:r>
-              <w:rPr>
-                <w:rFonts w:hint="eastAsia"/>
-              </w:rPr>
-              <w:t xml:space="preserve">不挖舌孔／挖舌孔</w:t>
-            </w:r>
-          </w:p>
-        </w:tc>
-        <w:tc>
-          <w:tcPr/>
-          <w:p>
-            <w:pPr>
-              <w:pStyle w:val="Compact"/>
-            </w:pPr>
-            <w:r>
-              <w:rPr>
-                <w:rFonts w:hint="eastAsia"/>
-              </w:rPr>
-              <w:t xml:space="preserve">两族各跑一遍，各选各的最轻，不互比</w:t>
-            </w:r>
-          </w:p>
-        </w:tc>
-      </w:tr>
-      <w:tr>
-        <w:tc>
-          <w:tcPr/>
-          <w:p>
-            <w:pPr>
-              <w:pStyle w:val="Compact"/>
-            </w:pPr>
-            <w:r>
-              <w:rPr>
-                <w:rFonts w:hint="eastAsia"/>
-              </w:rPr>
-              <w:t xml:space="preserve">舌长</w:t>
-            </w:r>
-          </w:p>
-        </w:tc>
-        <w:tc>
-          <w:tcPr/>
-          <w:p>
-            <w:pPr>
-              <w:pStyle w:val="Compact"/>
-            </w:pPr>
-            <w:r>
-              <w:rPr>
-                <w:rFonts w:hint="eastAsia"/>
-              </w:rPr>
-              <w:t xml:space="preserve">闭式（切点</w:t>
-            </w:r>
-            <w:r>
-              <w:t xml:space="preserve"> + </w:t>
-            </w:r>
-            <w:r>
-              <w:rPr>
-                <w:rFonts w:hint="eastAsia"/>
-              </w:rPr>
-              <w:t xml:space="preserve">压接段</w:t>
-            </w:r>
-            <w:r>
-              <w:t xml:space="preserve"> + </w:t>
-            </w:r>
-            <w:r>
-              <w:rPr>
-                <w:rFonts w:hint="eastAsia"/>
-              </w:rPr>
-              <w:t xml:space="preserve">自由段下界）</w:t>
-            </w:r>
-          </w:p>
-        </w:tc>
-        <w:tc>
-          <w:tcPr/>
-          <w:p>
-            <w:pPr>
-              <w:pStyle w:val="Compact"/>
-            </w:pPr>
-            <w:r>
-              <w:rPr>
-                <w:rFonts w:hint="eastAsia"/>
-              </w:rPr>
-              <w:t xml:space="preserve">不搜</w:t>
-            </w:r>
-          </w:p>
-        </w:tc>
-      </w:tr>
-      <w:tr>
-        <w:tc>
-          <w:tcPr/>
-          <w:p>
-            <w:pPr>
-              <w:pStyle w:val="Compact"/>
-            </w:pPr>
-            <w:r>
-              <w:rPr>
-                <w:rFonts w:hint="eastAsia"/>
-              </w:rPr>
-              <w:t xml:space="preserve">舌片厚</w:t>
-            </w:r>
-          </w:p>
-        </w:tc>
-        <w:tc>
-          <w:tcPr/>
-          <w:p>
-            <w:pPr>
-              <w:pStyle w:val="Compact"/>
-            </w:pPr>
-            <w:r>
-              <w:rPr>
-                <w:rFonts w:hint="eastAsia"/>
-              </w:rPr>
-              <w:t xml:space="preserve">闭式（I/(J·宽)）</w:t>
-            </w:r>
-          </w:p>
-        </w:tc>
-        <w:tc>
-          <w:tcPr/>
-          <w:p>
-            <w:pPr>
-              <w:pStyle w:val="Compact"/>
-            </w:pPr>
-            <w:r>
-              <w:rPr>
-                <w:rFonts w:hint="eastAsia"/>
-              </w:rPr>
-              <w:t xml:space="preserve">不搜</w:t>
-            </w:r>
-          </w:p>
-        </w:tc>
-      </w:tr>
-    </w:tbl>
-    <w:bookmarkEnd w:id="59"/>
-    <w:bookmarkStart w:id="60" w:name="流程"/>
-    <w:p>
-      <w:pPr>
-        <w:pStyle w:val="Heading2"/>
-      </w:pPr>
-      <w:r>
-        <w:t xml:space="preserve">8.2 </w:t>
-      </w:r>
-      <w:r>
-        <w:rPr>
-          <w:rFonts w:hint="eastAsia"/>
-        </w:rPr>
-        <w:t xml:space="preserve">流程</w:t>
+        <w:t xml:space="preserve">定截面要求切口那一段加厚，于是「杆</w:t>
+      </w:r>
+      <w:r>
+        <w:t xml:space="preserve"> + </w:t>
+      </w:r>
+      <w:r>
+        <w:rPr>
+          <w:rFonts w:hint="eastAsia"/>
+        </w:rPr>
+        <w:t xml:space="preserve">叉臂」的</w:t>
+      </w:r>
+      <w:r>
+        <w:t xml:space="preserve"> Y </w:t>
+      </w:r>
+      <w:r>
+        <w:rPr>
+          <w:rFonts w:hint="eastAsia"/>
+        </w:rPr>
+        <w:t xml:space="preserve">形自动出现。两条机理：</w:t>
       </w:r>
     </w:p>
     <w:p>
@@ -13890,23 +14123,55 @@
         <w:pStyle w:val="Compact"/>
         <w:numPr>
           <w:ilvl w:val="0"/>
-          <w:numId w:val="1004"/>
+          <w:numId w:val="1006"/>
         </w:numPr>
       </w:pPr>
       <w:r>
         <w:rPr>
           <w:rFonts w:hint="eastAsia"/>
         </w:rPr>
-        <w:t xml:space="preserve">网格粗筛：几个盘径</w:t>
-      </w:r>
-      <w:r>
-        <w:t xml:space="preserve"> × </w:t>
-      </w:r>
-      <w:r>
-        <w:rPr>
-          <w:rFonts w:hint="eastAsia"/>
-        </w:rPr>
-        <w:t xml:space="preserve">几个舌宽比例，给出发点与方向；工程师当前形状也当基准点算一遍。</w:t>
+        <w:t xml:space="preserve">按</w:t>
+      </w:r>
+      <w:r>
+        <w:t xml:space="preserve"> J </w:t>
+      </w:r>
+      <w:r>
+        <w:rPr>
+          <w:rFonts w:hint="eastAsia"/>
+        </w:rPr>
+        <w:t xml:space="preserve">定截面之后，</w:t>
+      </w:r>
+      <w:r>
+        <w:rPr>
+          <w:rFonts w:hint="eastAsia"/>
+          <w:b/>
+          <w:bCs/>
+        </w:rPr>
+        <w:t xml:space="preserve">把整片舌片均匀加厚再开孔只会更差</w:t>
+      </w:r>
+      <w:r>
+        <w:rPr>
+          <w:rFonts w:hint="eastAsia"/>
+        </w:rPr>
+        <w:t xml:space="preserve">：截面被</w:t>
+      </w:r>
+      <w:r>
+        <w:t xml:space="preserve"> J </w:t>
+      </w:r>
+      <w:r>
+        <w:rPr>
+          <w:rFonts w:hint="eastAsia"/>
+        </w:rPr>
+        <w:t xml:space="preserve">钉死，多出来的料只是多抽热；只把切口带加厚成叉臂，孔才有效（第</w:t>
+      </w:r>
+      <w:r>
+        <w:t xml:space="preserve"> 3.6 </w:t>
+      </w:r>
+      <w:r>
+        <w:rPr>
+          <w:rFonts w:hint="eastAsia"/>
+        </w:rPr>
+        <w:t xml:space="preserve">节）。</w:t>
       </w:r>
     </w:p>
     <w:p>
@@ -13914,153 +14179,132 @@
         <w:pStyle w:val="Compact"/>
         <w:numPr>
           <w:ilvl w:val="0"/>
-          <w:numId w:val="1004"/>
+          <w:numId w:val="1006"/>
         </w:numPr>
       </w:pPr>
       <w:r>
         <w:rPr>
           <w:rFonts w:hint="eastAsia"/>
         </w:rPr>
-        <w:t xml:space="preserve">盘径下界的不动点迭代：下界随板厚变，迭代到不动。</w:t>
+        <w:t xml:space="preserve">孔不能替代保温：孔与槽是「少抽热」的旋钮，主力仍是不花铂的舌保温——挖孔后的</w:t>
+      </w:r>
+      <w:r>
+        <w:t xml:space="preserve"> Y </w:t>
+      </w:r>
+      <w:r>
+        <w:rPr>
+          <w:rFonts w:hint="eastAsia"/>
+        </w:rPr>
+        <w:t xml:space="preserve">形舌保温仍要</w:t>
+      </w:r>
+      <w:r>
+        <w:t xml:space="preserve"> </w:t>
+      </w:r>
+      <w:r>
+        <w:rPr>
+          <w:rFonts w:hint="eastAsia"/>
+        </w:rPr>
+        <w:t xml:space="preserve">3.6～11.7</w:t>
+      </w:r>
+      <w:r>
+        <w:t xml:space="preserve"> </w:t>
+      </w:r>
+      <w:r>
+        <w:rPr>
+          <w:rFonts w:hint="eastAsia"/>
+        </w:rPr>
+        <w:t xml:space="preserve">mm（第</w:t>
+      </w:r>
+      <w:r>
+        <w:t xml:space="preserve"> 10.5 </w:t>
+      </w:r>
+      <w:r>
+        <w:rPr>
+          <w:rFonts w:hint="eastAsia"/>
+        </w:rPr>
+        <w:t xml:space="preserve">节）。</w:t>
       </w:r>
     </w:p>
     <w:p>
       <w:pPr>
-        <w:pStyle w:val="Compact"/>
-        <w:numPr>
-          <w:ilvl w:val="0"/>
-          <w:numId w:val="1004"/>
-        </w:numPr>
+        <w:pStyle w:val="FirstParagraph"/>
       </w:pPr>
       <w:r>
         <w:rPr>
           <w:rFonts w:hint="eastAsia"/>
         </w:rPr>
-        <w:t xml:space="preserve">二分定可行区间，黄金分割找最轻点（≤</w:t>
-      </w:r>
-      <w:r>
-        <w:t xml:space="preserve"> 4 </w:t>
-      </w:r>
-      <w:r>
-        <w:rPr>
-          <w:rFonts w:hint="eastAsia"/>
-        </w:rPr>
-        <w:t xml:space="preserve">点）。</w:t>
+        <w:t xml:space="preserve">在</w:t>
+      </w:r>
+      <w:r>
+        <w:t xml:space="preserve"> 2 </w:t>
+      </w:r>
+      <w:r>
+        <w:rPr>
+          <w:rFonts w:hint="eastAsia"/>
+        </w:rPr>
+        <w:t xml:space="preserve">段对照工况下，用户手画的</w:t>
+      </w:r>
+      <w:r>
+        <w:t xml:space="preserve"> Y </w:t>
+      </w:r>
+      <w:r>
+        <w:rPr>
+          <w:rFonts w:hint="eastAsia"/>
+        </w:rPr>
+        <w:t xml:space="preserve">形交给求解器定旋钮后</w:t>
+      </w:r>
+      <w:r>
+        <w:t xml:space="preserve"> 2741.9 </w:t>
+      </w:r>
+      <w:r>
+        <w:rPr>
+          <w:rFonts w:hint="eastAsia"/>
+        </w:rPr>
+        <w:t xml:space="preserve">g（导航网格上可行，未做细网格重解）；形状搜索给出的盘</w:t>
+      </w:r>
+      <w:r>
+        <w:t xml:space="preserve"> </w:t>
+      </w:r>
+      <w:r>
+        <w:rPr>
+          <w:rFonts w:hint="eastAsia"/>
+        </w:rPr>
+        <w:t xml:space="preserve">Ø56／舌宽</w:t>
+      </w:r>
+      <w:r>
+        <w:t xml:space="preserve"> </w:t>
+      </w:r>
+      <w:r>
+        <w:rPr>
+          <w:rFonts w:hint="eastAsia"/>
+        </w:rPr>
+        <w:t xml:space="preserve">56（不挖孔）细网格重解</w:t>
+      </w:r>
+      <w:r>
+        <w:t xml:space="preserve"> 2603.8 </w:t>
+      </w:r>
+      <w:r>
+        <w:rPr>
+          <w:rFonts w:hint="eastAsia"/>
+        </w:rPr>
+        <w:t xml:space="preserve">g。程序不替两族比重量，这里只把两个数并列供参考（口径不同）；两者都在「搜形状结果」下拉里，由工程师自己选。</w:t>
       </w:r>
     </w:p>
+    <w:bookmarkEnd w:id="62"/>
+    <w:bookmarkEnd w:id="63"/>
+    <w:bookmarkStart w:id="65" w:name="数值方法与收敛"/>
     <w:p>
       <w:pPr>
-        <w:pStyle w:val="Compact"/>
-        <w:numPr>
-          <w:ilvl w:val="0"/>
-          <w:numId w:val="1004"/>
-        </w:numPr>
+        <w:pStyle w:val="Heading1"/>
       </w:pPr>
       <w:r>
-        <w:rPr>
-          <w:rFonts w:hint="eastAsia"/>
-        </w:rPr>
-        <w:t xml:space="preserve">剩余舌宽比例各试一次（批算）。</w:t>
-      </w:r>
-    </w:p>
-    <w:p>
-      <w:pPr>
-        <w:pStyle w:val="Compact"/>
-        <w:numPr>
-          <w:ilvl w:val="0"/>
-          <w:numId w:val="1004"/>
-        </w:numPr>
-      </w:pPr>
-      <w:r>
-        <w:rPr>
-          <w:rFonts w:hint="eastAsia"/>
-        </w:rPr>
-        <w:t xml:space="preserve">邻域探索：从当前最好点出发试盘径</w:t>
-      </w:r>
-      <w:r>
-        <w:t xml:space="preserve"> </w:t>
-      </w:r>
-      <w:r>
-        <w:rPr>
-          <w:rFonts w:hint="eastAsia"/>
-        </w:rPr>
-        <w:t xml:space="preserve">±一步、舌宽比例</w:t>
-      </w:r>
-      <w:r>
-        <w:t xml:space="preserve"> </w:t>
-      </w:r>
-      <w:r>
-        <w:rPr>
-          <w:rFonts w:hint="eastAsia"/>
-        </w:rPr>
-        <w:t xml:space="preserve">±一步、翻转锥形共</w:t>
-      </w:r>
-      <w:r>
-        <w:t xml:space="preserve"> 5 </w:t>
-      </w:r>
-      <w:r>
-        <w:rPr>
-          <w:rFonts w:hint="eastAsia"/>
-        </w:rPr>
-        <w:t xml:space="preserve">个邻点；有更好就搬过去继续，没有更好就把步长减半再问一次，直到</w:t>
-      </w:r>
-      <w:r>
-        <w:t xml:space="preserve"> 0.625 </w:t>
-      </w:r>
-      <w:r>
-        <w:rPr>
-          <w:rFonts w:hint="eastAsia"/>
-        </w:rPr>
-        <w:t xml:space="preserve">mm——停机条件因此是一句能写进交付的话：「在</w:t>
-      </w:r>
-      <w:r>
-        <w:t xml:space="preserve"> ±0.625 mm </w:t>
-      </w:r>
-      <w:r>
-        <w:rPr>
-          <w:rFonts w:hint="eastAsia"/>
-        </w:rPr>
-        <w:t xml:space="preserve">分辨率上是局部最优」。每轮的邻点互相独立，4</w:t>
-      </w:r>
-      <w:r>
-        <w:t xml:space="preserve"> </w:t>
-      </w:r>
-      <w:r>
-        <w:rPr>
-          <w:rFonts w:hint="eastAsia"/>
-        </w:rPr>
-        <w:t xml:space="preserve">路并发批算（串行与并行逐位相同，有门钉着）。</w:t>
-      </w:r>
-    </w:p>
-    <w:p>
-      <w:pPr>
-        <w:pStyle w:val="Compact"/>
-        <w:numPr>
-          <w:ilvl w:val="0"/>
-          <w:numId w:val="1004"/>
-        </w:numPr>
-      </w:pPr>
-      <w:r>
-        <w:rPr>
-          <w:rFonts w:hint="eastAsia"/>
-        </w:rPr>
-        <w:t xml:space="preserve">胜出形状精算：细网格上重新求根，写回页面（含锥形勾选）；算过的全部形状进「搜形状结果」下拉供工程师自选。</w:t>
-      </w:r>
-    </w:p>
-    <w:bookmarkEnd w:id="60"/>
-    <w:bookmarkStart w:id="61" w:name="不同形态法兰的选型步骤"/>
-    <w:p>
-      <w:pPr>
-        <w:pStyle w:val="Heading2"/>
-      </w:pPr>
-      <w:r>
-        <w:t xml:space="preserve">8.3 </w:t>
-      </w:r>
-      <w:r>
-        <w:rPr>
-          <w:rFonts w:hint="eastAsia"/>
-        </w:rPr>
-        <w:t xml:space="preserve">不同形态法兰的选型步骤</w:t>
+        <w:t xml:space="preserve">9 </w:t>
+      </w:r>
+      <w:r>
+        <w:rPr>
+          <w:rFonts w:hint="eastAsia"/>
+        </w:rPr>
+        <w:t xml:space="preserve">数值方法与收敛</w:t>
       </w:r>
     </w:p>
     <w:tbl>
@@ -14089,35 +14333,35 @@
               <w:rPr>
                 <w:rFonts w:hint="eastAsia"/>
               </w:rPr>
-              <w:t xml:space="preserve">步</w:t>
-            </w:r>
-          </w:p>
-        </w:tc>
-        <w:tc>
-          <w:tcPr/>
-          <w:p>
-            <w:pPr>
-              <w:pStyle w:val="Compact"/>
-            </w:pPr>
-            <w:r>
-              <w:rPr>
-                <w:rFonts w:hint="eastAsia"/>
-              </w:rPr>
-              <w:t xml:space="preserve">做什么</w:t>
-            </w:r>
-          </w:p>
-        </w:tc>
-        <w:tc>
-          <w:tcPr/>
-          <w:p>
-            <w:pPr>
-              <w:pStyle w:val="Compact"/>
-            </w:pPr>
-            <w:r>
-              <w:rPr>
-                <w:rFonts w:hint="eastAsia"/>
-              </w:rPr>
-              <w:t xml:space="preserve">看什么决定下一步</w:t>
+              <w:t xml:space="preserve">模块</w:t>
+            </w:r>
+          </w:p>
+        </w:tc>
+        <w:tc>
+          <w:tcPr/>
+          <w:p>
+            <w:pPr>
+              <w:pStyle w:val="Compact"/>
+            </w:pPr>
+            <w:r>
+              <w:rPr>
+                <w:rFonts w:hint="eastAsia"/>
+              </w:rPr>
+              <w:t xml:space="preserve">方程</w:t>
+            </w:r>
+          </w:p>
+        </w:tc>
+        <w:tc>
+          <w:tcPr/>
+          <w:p>
+            <w:pPr>
+              <w:pStyle w:val="Compact"/>
+            </w:pPr>
+            <w:r>
+              <w:rPr>
+                <w:rFonts w:hint="eastAsia"/>
+              </w:rPr>
+              <w:t xml:space="preserve">方法</w:t>
             </w:r>
           </w:p>
         </w:tc>
@@ -14130,44 +14374,53 @@
               <w:pStyle w:val="Compact"/>
             </w:pPr>
             <w:r>
-              <w:t xml:space="preserve">1</w:t>
-            </w:r>
-          </w:p>
-        </w:tc>
-        <w:tc>
-          <w:tcPr/>
-          <w:p>
-            <w:pPr>
-              <w:pStyle w:val="Compact"/>
-            </w:pPr>
-            <w:r>
-              <w:rPr>
-                <w:rFonts w:hint="eastAsia"/>
-              </w:rPr>
-              <w:t xml:space="preserve">载入设计记录，点核算整线</w:t>
-            </w:r>
-          </w:p>
-        </w:tc>
-        <w:tc>
-          <w:tcPr/>
-          <w:p>
-            <w:pPr>
-              <w:pStyle w:val="Compact"/>
-            </w:pPr>
-            <w:r>
-              <w:rPr>
-                <w:rFonts w:hint="eastAsia"/>
-              </w:rPr>
-              <w:t xml:space="preserve">判据表：全过就到步</w:t>
-            </w:r>
-            <w:r>
-              <w:t xml:space="preserve"> </w:t>
-            </w:r>
-            <w:r>
-              <w:rPr>
-                <w:rFonts w:hint="eastAsia"/>
-              </w:rPr>
-              <w:t xml:space="preserve">5；不过看「先解决哪一条」</w:t>
+              <w:t xml:space="preserve">SegmentSolver</w:t>
+            </w:r>
+          </w:p>
+        </w:tc>
+        <w:tc>
+          <w:tcPr/>
+          <w:p>
+            <w:pPr>
+              <w:pStyle w:val="Compact"/>
+            </w:pPr>
+            <w:r>
+              <w:rPr>
+                <w:rFonts w:hint="eastAsia"/>
+              </w:rPr>
+              <w:t xml:space="preserve">管段金属</w:t>
+            </w:r>
+            <w:r>
+              <w:t xml:space="preserve"> + </w:t>
+            </w:r>
+            <w:r>
+              <w:rPr>
+                <w:rFonts w:hint="eastAsia"/>
+              </w:rPr>
+              <w:t xml:space="preserve">玻璃耦合（4.1）</w:t>
+            </w:r>
+          </w:p>
+        </w:tc>
+        <w:tc>
+          <w:tcPr/>
+          <w:p>
+            <w:pPr>
+              <w:pStyle w:val="Compact"/>
+            </w:pPr>
+            <w:r>
+              <w:rPr>
+                <w:rFonts w:hint="eastAsia"/>
+              </w:rPr>
+              <w:t xml:space="preserve">有限体积</w:t>
+            </w:r>
+            <w:r>
+              <w:t xml:space="preserve"> + Picard + </w:t>
+            </w:r>
+            <w:r>
+              <w:rPr>
+                <w:rFonts w:hint="eastAsia"/>
+              </w:rPr>
+              <w:t xml:space="preserve">三对角追赶；中层二分求电流</w:t>
             </w:r>
           </w:p>
         </w:tc>
@@ -14180,53 +14433,35 @@
               <w:pStyle w:val="Compact"/>
             </w:pPr>
             <w:r>
-              <w:t xml:space="preserve">2</w:t>
-            </w:r>
-          </w:p>
-        </w:tc>
-        <w:tc>
-          <w:tcPr/>
-          <w:p>
-            <w:pPr>
-              <w:pStyle w:val="Compact"/>
-            </w:pPr>
-            <w:r>
-              <w:rPr>
-                <w:rFonts w:hint="eastAsia"/>
-              </w:rPr>
-              <w:t xml:space="preserve">卡热和电（管孔净流入／圆盘区最高温／法兰增量温降／管</w:t>
-            </w:r>
-            <w:r>
-              <w:t xml:space="preserve"> </w:t>
-            </w:r>
-            <w:r>
-              <w:rPr>
-                <w:rFonts w:hint="eastAsia"/>
-              </w:rPr>
-              <w:t xml:space="preserve">J）：核算整线自己调旋钮</w:t>
-            </w:r>
-          </w:p>
-        </w:tc>
-        <w:tc>
-          <w:tcPr/>
-          <w:p>
-            <w:pPr>
-              <w:pStyle w:val="Compact"/>
-            </w:pPr>
-            <w:r>
-              <w:rPr>
-                <w:rFonts w:hint="eastAsia"/>
-              </w:rPr>
-              <w:t xml:space="preserve">旋钮到顶仍不过</w:t>
-            </w:r>
-            <w:r>
-              <w:t xml:space="preserve"> → </w:t>
-            </w:r>
-            <w:r>
-              <w:rPr>
-                <w:rFonts w:hint="eastAsia"/>
-              </w:rPr>
-              <w:t xml:space="preserve">「该改形状」</w:t>
+              <w:t xml:space="preserve">DesignCurrent</w:t>
+            </w:r>
+          </w:p>
+        </w:tc>
+        <w:tc>
+          <w:tcPr/>
+          <w:p>
+            <w:pPr>
+              <w:pStyle w:val="Compact"/>
+            </w:pPr>
+            <w:r>
+              <w:rPr>
+                <w:rFonts w:hint="eastAsia"/>
+              </w:rPr>
+              <w:t xml:space="preserve">升温准静态电流（3.5）</w:t>
+            </w:r>
+          </w:p>
+        </w:tc>
+        <w:tc>
+          <w:tcPr/>
+          <w:p>
+            <w:pPr>
+              <w:pStyle w:val="Compact"/>
+            </w:pPr>
+            <w:r>
+              <w:rPr>
+                <w:rFonts w:hint="eastAsia"/>
+              </w:rPr>
+              <w:t xml:space="preserve">闭式，沿升温全程取峰值</w:t>
             </w:r>
           </w:p>
         </w:tc>
@@ -14239,35 +14474,44 @@
               <w:pStyle w:val="Compact"/>
             </w:pPr>
             <w:r>
-              <w:t xml:space="preserve">3</w:t>
-            </w:r>
-          </w:p>
-        </w:tc>
-        <w:tc>
-          <w:tcPr/>
-          <w:p>
-            <w:pPr>
-              <w:pStyle w:val="Compact"/>
-            </w:pPr>
-            <w:r>
-              <w:rPr>
-                <w:rFonts w:hint="eastAsia"/>
-              </w:rPr>
-              <w:t xml:space="preserve">卡几何（舌片自由段／圆盘盖得住）：改盘径、舌宽</w:t>
-            </w:r>
-          </w:p>
-        </w:tc>
-        <w:tc>
-          <w:tcPr/>
-          <w:p>
-            <w:pPr>
-              <w:pStyle w:val="Compact"/>
-            </w:pPr>
-            <w:r>
-              <w:rPr>
-                <w:rFonts w:hint="eastAsia"/>
-              </w:rPr>
-              <w:t xml:space="preserve">或直接搜形状</w:t>
+              <w:t xml:space="preserve">SectionSizing</w:t>
+            </w:r>
+          </w:p>
+        </w:tc>
+        <w:tc>
+          <w:tcPr/>
+          <w:p>
+            <w:pPr>
+              <w:pStyle w:val="Compact"/>
+            </w:pPr>
+            <w:r>
+              <w:rPr>
+                <w:rFonts w:hint="eastAsia"/>
+              </w:rPr>
+              <w:t xml:space="preserve">按</w:t>
+            </w:r>
+            <w:r>
+              <w:t xml:space="preserve"> J </w:t>
+            </w:r>
+            <w:r>
+              <w:rPr>
+                <w:rFonts w:hint="eastAsia"/>
+              </w:rPr>
+              <w:t xml:space="preserve">定截面（3.6）</w:t>
+            </w:r>
+          </w:p>
+        </w:tc>
+        <w:tc>
+          <w:tcPr/>
+          <w:p>
+            <w:pPr>
+              <w:pStyle w:val="Compact"/>
+            </w:pPr>
+            <w:r>
+              <w:rPr>
+                <w:rFonts w:hint="eastAsia"/>
+              </w:rPr>
+              <w:t xml:space="preserve">闭式，逐截面</w:t>
             </w:r>
           </w:p>
         </w:tc>
@@ -14280,44 +14524,44 @@
               <w:pStyle w:val="Compact"/>
             </w:pPr>
             <w:r>
-              <w:t xml:space="preserve">4</w:t>
-            </w:r>
-          </w:p>
-        </w:tc>
-        <w:tc>
-          <w:tcPr/>
-          <w:p>
-            <w:pPr>
-              <w:pStyle w:val="Compact"/>
-            </w:pPr>
-            <w:r>
-              <w:rPr>
-                <w:rFonts w:hint="eastAsia"/>
-              </w:rPr>
-              <w:t xml:space="preserve">搜形状：先不挖孔族；「解法」选两个都算再看挖孔族；锥形有没有帮助由搜索翻转试出</w:t>
-            </w:r>
-          </w:p>
-        </w:tc>
-        <w:tc>
-          <w:tcPr/>
-          <w:p>
-            <w:pPr>
-              <w:pStyle w:val="Compact"/>
-            </w:pPr>
-            <w:r>
-              <w:rPr>
-                <w:rFonts w:hint="eastAsia"/>
-              </w:rPr>
-              <w:t xml:space="preserve">搜形状结果下拉：每族最轻的可行形状；Y</w:t>
-            </w:r>
-            <w:r>
-              <w:t xml:space="preserve"> </w:t>
-            </w:r>
-            <w:r>
-              <w:rPr>
-                <w:rFonts w:hint="eastAsia"/>
-              </w:rPr>
-              <w:t xml:space="preserve">形（舌孔＋叉臂）会不会出现，看挖孔族里孔是否被选中</w:t>
+              <w:t xml:space="preserve">ShellCurrent</w:t>
+            </w:r>
+          </w:p>
+        </w:tc>
+        <w:tc>
+          <w:tcPr/>
+          <w:p>
+            <w:pPr>
+              <w:pStyle w:val="Compact"/>
+            </w:pPr>
+            <w:r>
+              <w:rPr>
+                <w:rFonts w:hint="eastAsia"/>
+              </w:rPr>
+              <w:t xml:space="preserve">面电流守恒（3.3）</w:t>
+            </w:r>
+          </w:p>
+        </w:tc>
+        <w:tc>
+          <w:tcPr/>
+          <w:p>
+            <w:pPr>
+              <w:pStyle w:val="Compact"/>
+            </w:pPr>
+            <w:r>
+              <w:rPr>
+                <w:rFonts w:hint="eastAsia"/>
+              </w:rPr>
+              <w:t xml:space="preserve">掩膜网格五点格式</w:t>
+            </w:r>
+            <w:r>
+              <w:t xml:space="preserve"> + </w:t>
+            </w:r>
+            <w:r>
+              <w:rPr>
+                <w:rFonts w:hint="eastAsia"/>
+              </w:rPr>
+              <w:t xml:space="preserve">共轭梯度</w:t>
             </w:r>
           </w:p>
         </w:tc>
@@ -14330,35 +14574,44 @@
               <w:pStyle w:val="Compact"/>
             </w:pPr>
             <w:r>
-              <w:t xml:space="preserve">5</w:t>
-            </w:r>
-          </w:p>
-        </w:tc>
-        <w:tc>
-          <w:tcPr/>
-          <w:p>
-            <w:pPr>
-              <w:pStyle w:val="Compact"/>
-            </w:pPr>
-            <w:r>
-              <w:rPr>
-                <w:rFonts w:hint="eastAsia"/>
-              </w:rPr>
-              <w:t xml:space="preserve">核算整线精算到细网格</w:t>
-            </w:r>
-          </w:p>
-        </w:tc>
-        <w:tc>
-          <w:tcPr/>
-          <w:p>
-            <w:pPr>
-              <w:pStyle w:val="Compact"/>
-            </w:pPr>
-            <w:r>
-              <w:rPr>
-                <w:rFonts w:hint="eastAsia"/>
-              </w:rPr>
-              <w:t xml:space="preserve">「可以出图」</w:t>
+              <w:t xml:space="preserve">ShellThermal</w:t>
+            </w:r>
+          </w:p>
+        </w:tc>
+        <w:tc>
+          <w:tcPr/>
+          <w:p>
+            <w:pPr>
+              <w:pStyle w:val="Compact"/>
+            </w:pPr>
+            <w:r>
+              <w:rPr>
+                <w:rFonts w:hint="eastAsia"/>
+              </w:rPr>
+              <w:t xml:space="preserve">二维壳热方程</w:t>
+            </w:r>
+          </w:p>
+        </w:tc>
+        <w:tc>
+          <w:tcPr/>
+          <w:p>
+            <w:pPr>
+              <w:pStyle w:val="Compact"/>
+            </w:pPr>
+            <w:r>
+              <w:rPr>
+                <w:rFonts w:hint="eastAsia"/>
+              </w:rPr>
+              <w:t xml:space="preserve">同上，Picard</w:t>
+            </w:r>
+            <w:r>
+              <w:t xml:space="preserve"> </w:t>
+            </w:r>
+            <w:r>
+              <w:rPr>
+                <w:rFonts w:hint="eastAsia"/>
+              </w:rPr>
+              <w:t xml:space="preserve">处理温度相关物性</w:t>
             </w:r>
           </w:p>
         </w:tc>
@@ -14371,380 +14624,327 @@
               <w:pStyle w:val="Compact"/>
             </w:pPr>
             <w:r>
-              <w:t xml:space="preserve">6</w:t>
-            </w:r>
-          </w:p>
-        </w:tc>
-        <w:tc>
-          <w:tcPr/>
-          <w:p>
-            <w:pPr>
-              <w:pStyle w:val="Compact"/>
-            </w:pPr>
-            <w:r>
-              <w:rPr>
-                <w:rFonts w:hint="eastAsia"/>
-              </w:rPr>
-              <w:t xml:space="preserve">导出</w:t>
-            </w:r>
-            <w:r>
-              <w:t xml:space="preserve"> </w:t>
-            </w:r>
-            <w:r>
-              <w:rPr>
-                <w:rFonts w:hint="eastAsia"/>
-              </w:rPr>
-              <w:t xml:space="preserve">3DM，重量对账</w:t>
-            </w:r>
-          </w:p>
-        </w:tc>
-        <w:tc>
-          <w:tcPr/>
-          <w:p>
-            <w:pPr>
-              <w:pStyle w:val="Compact"/>
-            </w:pPr>
-            <w:r>
-              <w:rPr>
-                <w:rFonts w:hint="eastAsia"/>
-              </w:rPr>
-              <w:t xml:space="preserve">差在</w:t>
-            </w:r>
-            <w:r>
-              <w:t xml:space="preserve"> ±2 % </w:t>
-            </w:r>
-            <w:r>
-              <w:rPr>
-                <w:rFonts w:hint="eastAsia"/>
-              </w:rPr>
-              <w:t xml:space="preserve">内才拿去加工</w:t>
+              <w:t xml:space="preserve">FieldPlacement</w:t>
+            </w:r>
+          </w:p>
+        </w:tc>
+        <w:tc>
+          <w:tcPr/>
+          <w:p>
+            <w:pPr>
+              <w:pStyle w:val="Compact"/>
+            </w:pPr>
+            <w:r>
+              <w:rPr>
+                <w:rFonts w:hint="eastAsia"/>
+              </w:rPr>
+              <w:t xml:space="preserve">场定槽心角、舌孔孔心</w:t>
+            </w:r>
+          </w:p>
+        </w:tc>
+        <w:tc>
+          <w:tcPr/>
+          <w:p>
+            <w:pPr>
+              <w:pStyle w:val="Compact"/>
+            </w:pPr>
+            <w:r>
+              <w:rPr>
+                <w:rFonts w:hint="eastAsia"/>
+              </w:rPr>
+              <w:t xml:space="preserve">按当地电流方向与温度场</w:t>
+            </w:r>
+          </w:p>
+        </w:tc>
+      </w:tr>
+      <w:tr>
+        <w:tc>
+          <w:tcPr/>
+          <w:p>
+            <w:pPr>
+              <w:pStyle w:val="Compact"/>
+            </w:pPr>
+            <w:r>
+              <w:t xml:space="preserve">LineRunner</w:t>
+            </w:r>
+          </w:p>
+        </w:tc>
+        <w:tc>
+          <w:tcPr/>
+          <w:p>
+            <w:pPr>
+              <w:pStyle w:val="Compact"/>
+            </w:pPr>
+            <w:r>
+              <w:rPr>
+                <w:rFonts w:hint="eastAsia"/>
+              </w:rPr>
+              <w:t xml:space="preserve">段</w:t>
+            </w:r>
+            <w:r>
+              <w:t xml:space="preserve"> ↔ </w:t>
+            </w:r>
+            <w:r>
+              <w:rPr>
+                <w:rFonts w:hint="eastAsia"/>
+              </w:rPr>
+              <w:t xml:space="preserve">法兰耦合</w:t>
+            </w:r>
+          </w:p>
+        </w:tc>
+        <w:tc>
+          <w:tcPr/>
+          <w:p>
+            <w:pPr>
+              <w:pStyle w:val="Compact"/>
+            </w:pPr>
+            <w:r>
+              <w:rPr>
+                <w:rFonts w:hint="eastAsia"/>
+              </w:rPr>
+              <w:t xml:space="preserve">外层不动点</w:t>
+            </w:r>
+            <w:r>
+              <w:t xml:space="preserve"> + Anderson </w:t>
+            </w:r>
+            <w:r>
+              <w:rPr>
+                <w:rFonts w:hint="eastAsia"/>
+              </w:rPr>
+              <w:t xml:space="preserve">加速</w:t>
+            </w:r>
+          </w:p>
+        </w:tc>
+      </w:tr>
+      <w:tr>
+        <w:tc>
+          <w:tcPr/>
+          <w:p>
+            <w:pPr>
+              <w:pStyle w:val="Compact"/>
+            </w:pPr>
+            <w:r>
+              <w:t xml:space="preserve">Solver</w:t>
+            </w:r>
+          </w:p>
+        </w:tc>
+        <w:tc>
+          <w:tcPr/>
+          <w:p>
+            <w:pPr>
+              <w:pStyle w:val="Compact"/>
+            </w:pPr>
+            <w:r>
+              <w:rPr>
+                <w:rFonts w:hint="eastAsia"/>
+              </w:rPr>
+              <w:t xml:space="preserve">旋钮求根</w:t>
+            </w:r>
+          </w:p>
+        </w:tc>
+        <w:tc>
+          <w:tcPr/>
+          <w:p>
+            <w:pPr>
+              <w:pStyle w:val="Compact"/>
+            </w:pPr>
+            <w:r>
+              <w:rPr>
+                <w:rFonts w:hint="eastAsia"/>
+              </w:rPr>
+              <w:t xml:space="preserve">约束盒下角出发，逐旋钮二分，只增不减</w:t>
+            </w:r>
+          </w:p>
+        </w:tc>
+      </w:tr>
+      <w:tr>
+        <w:tc>
+          <w:tcPr/>
+          <w:p>
+            <w:pPr>
+              <w:pStyle w:val="Compact"/>
+            </w:pPr>
+            <w:r>
+              <w:t xml:space="preserve">MeshVerify</w:t>
+            </w:r>
+          </w:p>
+        </w:tc>
+        <w:tc>
+          <w:tcPr/>
+          <w:p>
+            <w:pPr>
+              <w:pStyle w:val="Compact"/>
+            </w:pPr>
+            <w:r>
+              <w:rPr>
+                <w:rFonts w:hint="eastAsia"/>
+              </w:rPr>
+              <w:t xml:space="preserve">网格无关复核</w:t>
+            </w:r>
+          </w:p>
+        </w:tc>
+        <w:tc>
+          <w:tcPr/>
+          <w:p>
+            <w:pPr>
+              <w:pStyle w:val="Compact"/>
+            </w:pPr>
+            <w:r>
+              <w:rPr>
+                <w:rFonts w:hint="eastAsia"/>
+              </w:rPr>
+              <w:t xml:space="preserve">一档档加密到判据不再变</w:t>
+            </w:r>
+          </w:p>
+        </w:tc>
+      </w:tr>
+      <w:tr>
+        <w:tc>
+          <w:tcPr/>
+          <w:p>
+            <w:pPr>
+              <w:pStyle w:val="Compact"/>
+            </w:pPr>
+            <w:r>
+              <w:t xml:space="preserve">ShapeSearchPlan / ShapeBatchEval</w:t>
+            </w:r>
+          </w:p>
+        </w:tc>
+        <w:tc>
+          <w:tcPr/>
+          <w:p>
+            <w:pPr>
+              <w:pStyle w:val="Compact"/>
+            </w:pPr>
+            <w:r>
+              <w:rPr>
+                <w:rFonts w:hint="eastAsia"/>
+              </w:rPr>
+              <w:t xml:space="preserve">形状搜索</w:t>
+            </w:r>
+          </w:p>
+        </w:tc>
+        <w:tc>
+          <w:tcPr/>
+          <w:p>
+            <w:pPr>
+              <w:pStyle w:val="Compact"/>
+            </w:pPr>
+            <w:r>
+              <w:rPr>
+                <w:rFonts w:hint="eastAsia"/>
+              </w:rPr>
+              <w:t xml:space="preserve">网格粗筛</w:t>
+            </w:r>
+            <w:r>
+              <w:t xml:space="preserve"> → </w:t>
+            </w:r>
+            <w:r>
+              <w:rPr>
+                <w:rFonts w:hint="eastAsia"/>
+              </w:rPr>
+              <w:t xml:space="preserve">不动点</w:t>
+            </w:r>
+            <w:r>
+              <w:t xml:space="preserve"> → </w:t>
+            </w:r>
+            <w:r>
+              <w:rPr>
+                <w:rFonts w:hint="eastAsia"/>
+              </w:rPr>
+              <w:t xml:space="preserve">二分</w:t>
+            </w:r>
+            <w:r>
+              <w:t xml:space="preserve"> → </w:t>
+            </w:r>
+            <w:r>
+              <w:rPr>
+                <w:rFonts w:hint="eastAsia"/>
+              </w:rPr>
+              <w:t xml:space="preserve">黄金分割</w:t>
+            </w:r>
+            <w:r>
+              <w:t xml:space="preserve"> → </w:t>
+            </w:r>
+            <w:r>
+              <w:rPr>
+                <w:rFonts w:hint="eastAsia"/>
+              </w:rPr>
+              <w:t xml:space="preserve">邻域探索（步长减半）；批内</w:t>
+            </w:r>
+            <w:r>
+              <w:t xml:space="preserve"> 4 </w:t>
+            </w:r>
+            <w:r>
+              <w:rPr>
+                <w:rFonts w:hint="eastAsia"/>
+              </w:rPr>
+              <w:t xml:space="preserve">路并发</w:t>
             </w:r>
           </w:p>
         </w:tc>
       </w:tr>
     </w:tbl>
-    <w:bookmarkEnd w:id="61"/>
-    <w:bookmarkStart w:id="62" w:name="y-形舌板由来与机理"/>
+    <w:p>
+      <w:pPr>
+        <w:pStyle w:val="BodyText"/>
+      </w:pPr>
+      <w:r>
+        <w:rPr>
+          <w:rFonts w:hint="eastAsia"/>
+        </w:rPr>
+        <w:t xml:space="preserve">外层耦合的环路增益约</w:t>
+      </w:r>
+      <w:r>
+        <w:t xml:space="preserve"> </w:t>
+      </w:r>
+      <w:r>
+        <w:rPr>
+          <w:rFonts w:hint="eastAsia"/>
+        </w:rPr>
+        <w:t xml:space="preserve">0.95，离热失控（1.0）只差</w:t>
+      </w:r>
+      <w:r>
+        <w:t xml:space="preserve"> 4 </w:t>
+      </w:r>
+      <w:r>
+        <w:rPr>
+          <w:rFonts w:hint="eastAsia"/>
+        </w:rPr>
+        <w:t xml:space="preserve">%——它既是收敛缓慢的原因，也是本系统的一项设计裕度，作为设计量汇报。Anderson</w:t>
+      </w:r>
+      <w:r>
+        <w:t xml:space="preserve"> </w:t>
+      </w:r>
+      <w:r>
+        <w:rPr>
+          <w:rFonts w:hint="eastAsia"/>
+        </w:rPr>
+        <w:t xml:space="preserve">加速把状态（各段两端抽热、各段两侧邻段端温）放进同一个向量做加权最小二乘外推，最坏退化回欠松弛</w:t>
+      </w:r>
+      <w:r>
+        <w:t xml:space="preserve"> </w:t>
+      </w:r>
+      <w:r>
+        <w:rPr>
+          <w:rFonts w:hint="eastAsia"/>
+        </w:rPr>
+        <w:t xml:space="preserve">Picard；收敛判据不用步长做代理，直接按真残差判。剩余误差报「距不动点的估计」，不报「相邻两轮变化」。</w:t>
+      </w:r>
+    </w:p>
+    <w:bookmarkStart w:id="64" w:name="本报告用到的论证与验证手段"/>
     <w:p>
       <w:pPr>
         <w:pStyle w:val="Heading2"/>
       </w:pPr>
       <w:r>
-        <w:t xml:space="preserve">8.4 Y </w:t>
-      </w:r>
-      <w:r>
-        <w:rPr>
-          <w:rFonts w:hint="eastAsia"/>
-        </w:rPr>
-        <w:t xml:space="preserve">形舌板：由来与机理</w:t>
-      </w:r>
-    </w:p>
-    <w:p>
-      <w:pPr>
-        <w:pStyle w:val="FirstParagraph"/>
-      </w:pPr>
-      <w:r>
-        <w:rPr>
-          <w:rFonts w:hint="eastAsia"/>
-        </w:rPr>
-        <w:t xml:space="preserve">用户</w:t>
-      </w:r>
-      <w:r>
-        <w:t xml:space="preserve"> 2026-09-10 </w:t>
-      </w:r>
-      <w:r>
-        <w:rPr>
-          <w:rFonts w:hint="eastAsia"/>
-        </w:rPr>
-        <w:t xml:space="preserve">手画的侧</w:t>
-      </w:r>
-      <w:r>
-        <w:t xml:space="preserve"> Y </w:t>
-      </w:r>
-      <w:r>
-        <w:rPr>
-          <w:rFonts w:hint="eastAsia"/>
-        </w:rPr>
-        <w:t xml:space="preserve">形舌板（舌根开一条到根的槽，形成两条臂）是挖孔族的一个自然成员：舌孔一开，舌片最窄有效宽变小，按</w:t>
-      </w:r>
-      <w:r>
-        <w:t xml:space="preserve"> J </w:t>
-      </w:r>
-      <w:r>
-        <w:rPr>
-          <w:rFonts w:hint="eastAsia"/>
-        </w:rPr>
-        <w:t xml:space="preserve">定截面要求切口那一段加厚，于是「杆</w:t>
-      </w:r>
-      <w:r>
-        <w:t xml:space="preserve"> + </w:t>
-      </w:r>
-      <w:r>
-        <w:rPr>
-          <w:rFonts w:hint="eastAsia"/>
-        </w:rPr>
-        <w:t xml:space="preserve">叉臂」的</w:t>
-      </w:r>
-      <w:r>
-        <w:t xml:space="preserve"> Y </w:t>
-      </w:r>
-      <w:r>
-        <w:rPr>
-          <w:rFonts w:hint="eastAsia"/>
-        </w:rPr>
-        <w:t xml:space="preserve">形自动出现。三条实测结论：</w:t>
-      </w:r>
-    </w:p>
-    <w:p>
-      <w:pPr>
-        <w:pStyle w:val="Compact"/>
-        <w:numPr>
-          <w:ilvl w:val="0"/>
-          <w:numId w:val="1005"/>
-        </w:numPr>
-      </w:pPr>
-      <w:r>
-        <w:rPr>
-          <w:rFonts w:hint="eastAsia"/>
-        </w:rPr>
-        <w:t xml:space="preserve">按</w:t>
-      </w:r>
-      <w:r>
-        <w:t xml:space="preserve"> J </w:t>
-      </w:r>
-      <w:r>
-        <w:rPr>
-          <w:rFonts w:hint="eastAsia"/>
-        </w:rPr>
-        <w:t xml:space="preserve">定截面之后，</w:t>
-      </w:r>
-      <w:r>
-        <w:rPr>
-          <w:rFonts w:hint="eastAsia"/>
-          <w:b/>
-          <w:bCs/>
-        </w:rPr>
-        <w:t xml:space="preserve">把整片舌片均匀加厚再开孔只会更差</w:t>
-      </w:r>
-      <w:r>
-        <w:rPr>
-          <w:rFonts w:hint="eastAsia"/>
-        </w:rPr>
-        <w:t xml:space="preserve">（截面被</w:t>
-      </w:r>
-      <w:r>
-        <w:t xml:space="preserve"> J </w:t>
-      </w:r>
-      <w:r>
-        <w:rPr>
-          <w:rFonts w:hint="eastAsia"/>
-        </w:rPr>
-        <w:t xml:space="preserve">钉死，多出来的料抽热更多）；只把切口带加厚成叉臂，舌根的孔才有效（内径</w:t>
-      </w:r>
-      <w:r>
-        <w:t xml:space="preserve"> 50 </w:t>
-      </w:r>
-      <w:r>
-        <w:rPr>
-          <w:rFonts w:hint="eastAsia"/>
-        </w:rPr>
-        <w:t xml:space="preserve">对照：法兰增量温降</w:t>
-      </w:r>
-      <w:r>
-        <w:t xml:space="preserve"> −58 K → </w:t>
-      </w:r>
-      <w:r>
-        <w:rPr>
-          <w:rFonts w:hint="eastAsia"/>
-        </w:rPr>
-        <w:t xml:space="preserve">通过，孔径</w:t>
-      </w:r>
-      <w:r>
-        <w:t xml:space="preserve"> </w:t>
-      </w:r>
-      <w:r>
-        <w:rPr>
-          <w:rFonts w:hint="eastAsia"/>
-        </w:rPr>
-        <w:t xml:space="preserve">20.9，+26</w:t>
-      </w:r>
-      <w:r>
-        <w:t xml:space="preserve"> </w:t>
-      </w:r>
-      <w:r>
-        <w:rPr>
-          <w:rFonts w:hint="eastAsia"/>
-        </w:rPr>
-        <w:t xml:space="preserve">g）。</w:t>
-      </w:r>
-    </w:p>
-    <w:p>
-      <w:pPr>
-        <w:pStyle w:val="Compact"/>
-        <w:numPr>
-          <w:ilvl w:val="0"/>
-          <w:numId w:val="1005"/>
-        </w:numPr>
-      </w:pPr>
-      <w:r>
-        <w:rPr>
-          <w:rFonts w:hint="eastAsia"/>
-        </w:rPr>
-        <w:t xml:space="preserve">孔不能替代保温：两个对照案例在舌保温封</w:t>
-      </w:r>
-      <w:r>
-        <w:t xml:space="preserve"> 3 mm </w:t>
-      </w:r>
-      <w:r>
-        <w:rPr>
-          <w:rFonts w:hint="eastAsia"/>
-        </w:rPr>
-        <w:t xml:space="preserve">时都不可行；孔与槽是「少抽热」的旋钮，主力仍是不花铂的舌保温。</w:t>
-      </w:r>
-    </w:p>
-    <w:p>
-      <w:pPr>
-        <w:pStyle w:val="Compact"/>
-        <w:numPr>
-          <w:ilvl w:val="0"/>
-          <w:numId w:val="1005"/>
-        </w:numPr>
-      </w:pPr>
-      <w:r>
-        <w:rPr>
-          <w:rFonts w:hint="eastAsia"/>
-        </w:rPr>
-        <w:t xml:space="preserve">成本随管径爆炸：内径</w:t>
-      </w:r>
-      <w:r>
-        <w:t xml:space="preserve"> </w:t>
-      </w:r>
-      <w:r>
-        <w:rPr>
-          <w:rFonts w:hint="eastAsia"/>
-        </w:rPr>
-        <w:t xml:space="preserve">80、盘</w:t>
-      </w:r>
-      <w:r>
-        <w:t xml:space="preserve"> Ø96 </w:t>
-      </w:r>
-      <w:r>
-        <w:rPr>
-          <w:rFonts w:hint="eastAsia"/>
-        </w:rPr>
-        <w:t xml:space="preserve">时叉臂要</w:t>
-      </w:r>
-      <w:r>
-        <w:t xml:space="preserve"> </w:t>
-      </w:r>
-      <w:r>
-        <w:rPr>
-          <w:rFonts w:hint="eastAsia"/>
-        </w:rPr>
-        <w:t xml:space="preserve">18～32</w:t>
-      </w:r>
-      <w:r>
-        <w:t xml:space="preserve"> mm </w:t>
-      </w:r>
-      <w:r>
-        <w:rPr>
-          <w:rFonts w:hint="eastAsia"/>
-        </w:rPr>
-        <w:t xml:space="preserve">厚，每克铂只换到</w:t>
-      </w:r>
-      <w:r>
-        <w:t xml:space="preserve"> 0.1 K。</w:t>
-      </w:r>
-    </w:p>
-    <w:p>
-      <w:pPr>
-        <w:pStyle w:val="FirstParagraph"/>
-      </w:pPr>
-      <w:r>
-        <w:rPr>
-          <w:rFonts w:hint="eastAsia"/>
-        </w:rPr>
-        <w:t xml:space="preserve">在</w:t>
-      </w:r>
-      <w:r>
-        <w:t xml:space="preserve"> 2 </w:t>
-      </w:r>
-      <w:r>
-        <w:rPr>
-          <w:rFonts w:hint="eastAsia"/>
-        </w:rPr>
-        <w:t xml:space="preserve">段对照工况下，用户手画的</w:t>
-      </w:r>
-      <w:r>
-        <w:t xml:space="preserve"> Y </w:t>
-      </w:r>
-      <w:r>
-        <w:rPr>
-          <w:rFonts w:hint="eastAsia"/>
-        </w:rPr>
-        <w:t xml:space="preserve">形交给求解器定旋钮后可行、2741.9</w:t>
-      </w:r>
-      <w:r>
-        <w:t xml:space="preserve"> </w:t>
-      </w:r>
-      <w:r>
-        <w:rPr>
-          <w:rFonts w:hint="eastAsia"/>
-        </w:rPr>
-        <w:t xml:space="preserve">g；形状搜索给出的盘</w:t>
-      </w:r>
-      <w:r>
-        <w:t xml:space="preserve"> </w:t>
-      </w:r>
-      <w:r>
-        <w:rPr>
-          <w:rFonts w:hint="eastAsia"/>
-        </w:rPr>
-        <w:t xml:space="preserve">Ø56／舌宽</w:t>
-      </w:r>
-      <w:r>
-        <w:t xml:space="preserve"> </w:t>
-      </w:r>
-      <w:r>
-        <w:rPr>
-          <w:rFonts w:hint="eastAsia"/>
-        </w:rPr>
-        <w:t xml:space="preserve">56（不挖孔）细网格重解</w:t>
-      </w:r>
-      <w:r>
-        <w:t xml:space="preserve"> 2603.8 </w:t>
-      </w:r>
-      <w:r>
-        <w:rPr>
-          <w:rFonts w:hint="eastAsia"/>
-        </w:rPr>
-        <w:t xml:space="preserve">g，省</w:t>
-      </w:r>
-      <w:r>
-        <w:t xml:space="preserve"> 5 </w:t>
-      </w:r>
-      <w:r>
-        <w:rPr>
-          <w:rFonts w:hint="eastAsia"/>
-        </w:rPr>
-        <w:t xml:space="preserve">%。两者都在「搜形状结果」下拉里，由工程师自己选。</w:t>
-      </w:r>
-    </w:p>
-    <w:bookmarkEnd w:id="62"/>
-    <w:bookmarkEnd w:id="63"/>
-    <w:bookmarkStart w:id="64" w:name="数值方法与收敛"/>
-    <w:p>
-      <w:pPr>
-        <w:pStyle w:val="Heading1"/>
-      </w:pPr>
-      <w:r>
-        <w:t xml:space="preserve">9 </w:t>
-      </w:r>
-      <w:r>
-        <w:rPr>
-          <w:rFonts w:hint="eastAsia"/>
-        </w:rPr>
-        <w:t xml:space="preserve">数值方法与收敛</w:t>
+        <w:t xml:space="preserve">9.1 </w:t>
+      </w:r>
+      <w:r>
+        <w:rPr>
+          <w:rFonts w:hint="eastAsia"/>
+        </w:rPr>
+        <w:t xml:space="preserve">本报告用到的论证与验证手段</w:t>
       </w:r>
     </w:p>
     <w:tbl>
@@ -14755,9 +14955,9 @@
         <w:tblLook w:firstRow="1" w:lastRow="0" w:firstColumn="0" w:lastColumn="0" w:noHBand="0" w:noVBand="0" w:val="0020"/>
       </w:tblPr>
       <w:tblGrid>
-        <w:gridCol w:w="2640"/>
-        <w:gridCol w:w="2640"/>
-        <w:gridCol w:w="2640"/>
+        <w:gridCol w:w="1760"/>
+        <w:gridCol w:w="4180"/>
+        <w:gridCol w:w="1980"/>
       </w:tblGrid>
       <w:tr>
         <w:trPr>
@@ -14768,40 +14968,43 @@
           <w:p>
             <w:pPr>
               <w:pStyle w:val="Compact"/>
-            </w:pPr>
-            <w:r>
-              <w:rPr>
-                <w:rFonts w:hint="eastAsia"/>
-              </w:rPr>
-              <w:t xml:space="preserve">模块</w:t>
-            </w:r>
-          </w:p>
-        </w:tc>
-        <w:tc>
-          <w:tcPr/>
-          <w:p>
-            <w:pPr>
-              <w:pStyle w:val="Compact"/>
-            </w:pPr>
-            <w:r>
-              <w:rPr>
-                <w:rFonts w:hint="eastAsia"/>
-              </w:rPr>
-              <w:t xml:space="preserve">方程</w:t>
-            </w:r>
-          </w:p>
-        </w:tc>
-        <w:tc>
-          <w:tcPr/>
-          <w:p>
-            <w:pPr>
-              <w:pStyle w:val="Compact"/>
-            </w:pPr>
-            <w:r>
-              <w:rPr>
-                <w:rFonts w:hint="eastAsia"/>
-              </w:rPr>
-              <w:t xml:space="preserve">方法</w:t>
+              <w:jc w:val="left"/>
+            </w:pPr>
+            <w:r>
+              <w:rPr>
+                <w:rFonts w:hint="eastAsia"/>
+              </w:rPr>
+              <w:t xml:space="preserve">手段</w:t>
+            </w:r>
+          </w:p>
+        </w:tc>
+        <w:tc>
+          <w:tcPr/>
+          <w:p>
+            <w:pPr>
+              <w:pStyle w:val="Compact"/>
+              <w:jc w:val="left"/>
+            </w:pPr>
+            <w:r>
+              <w:rPr>
+                <w:rFonts w:hint="eastAsia"/>
+              </w:rPr>
+              <w:t xml:space="preserve">做什么</w:t>
+            </w:r>
+          </w:p>
+        </w:tc>
+        <w:tc>
+          <w:tcPr/>
+          <w:p>
+            <w:pPr>
+              <w:pStyle w:val="Compact"/>
+              <w:jc w:val="left"/>
+            </w:pPr>
+            <w:r>
+              <w:rPr>
+                <w:rFonts w:hint="eastAsia"/>
+              </w:rPr>
+              <w:t xml:space="preserve">在哪里</w:t>
             </w:r>
           </w:p>
         </w:tc>
@@ -14812,55 +15015,61 @@
           <w:p>
             <w:pPr>
               <w:pStyle w:val="Compact"/>
-            </w:pPr>
-            <w:r>
-              <w:t xml:space="preserve">SegmentSolver</w:t>
-            </w:r>
-          </w:p>
-        </w:tc>
-        <w:tc>
-          <w:tcPr/>
-          <w:p>
-            <w:pPr>
-              <w:pStyle w:val="Compact"/>
-            </w:pPr>
-            <w:r>
-              <w:rPr>
-                <w:rFonts w:hint="eastAsia"/>
-              </w:rPr>
-              <w:t xml:space="preserve">管段金属</w:t>
-            </w:r>
-            <w:r>
-              <w:t xml:space="preserve"> + </w:t>
-            </w:r>
-            <w:r>
-              <w:rPr>
-                <w:rFonts w:hint="eastAsia"/>
-              </w:rPr>
-              <w:t xml:space="preserve">玻璃耦合（4.1）</w:t>
-            </w:r>
-          </w:p>
-        </w:tc>
-        <w:tc>
-          <w:tcPr/>
-          <w:p>
-            <w:pPr>
-              <w:pStyle w:val="Compact"/>
-            </w:pPr>
-            <w:r>
-              <w:rPr>
-                <w:rFonts w:hint="eastAsia"/>
-              </w:rPr>
-              <w:t xml:space="preserve">有限体积</w:t>
-            </w:r>
-            <w:r>
-              <w:t xml:space="preserve"> + Picard + </w:t>
-            </w:r>
-            <w:r>
-              <w:rPr>
-                <w:rFonts w:hint="eastAsia"/>
-              </w:rPr>
-              <w:t xml:space="preserve">三对角追赶；中层二分求电流</w:t>
+              <w:jc w:val="left"/>
+            </w:pPr>
+            <w:r>
+              <w:rPr>
+                <w:rFonts w:hint="eastAsia"/>
+              </w:rPr>
+              <w:t xml:space="preserve">第一性原理推导</w:t>
+            </w:r>
+          </w:p>
+        </w:tc>
+        <w:tc>
+          <w:tcPr/>
+          <w:p>
+            <w:pPr>
+              <w:pStyle w:val="Compact"/>
+              <w:jc w:val="left"/>
+            </w:pPr>
+            <w:r>
+              <w:rPr>
+                <w:rFonts w:hint="eastAsia"/>
+              </w:rPr>
+              <w:t xml:space="preserve">电学、热学、焊接下界的每条公式从守恒律与本构关系推出，每条附符号表</w:t>
+            </w:r>
+          </w:p>
+        </w:tc>
+        <w:tc>
+          <w:tcPr/>
+          <w:p>
+            <w:pPr>
+              <w:pStyle w:val="Compact"/>
+              <w:jc w:val="left"/>
+            </w:pPr>
+            <w:r>
+              <w:rPr>
+                <w:rFonts w:hint="eastAsia"/>
+              </w:rPr>
+              <w:t xml:space="preserve">第</w:t>
+            </w:r>
+            <w:r>
+              <w:t xml:space="preserve"> 2.4 </w:t>
+            </w:r>
+            <w:r>
+              <w:rPr>
+                <w:rFonts w:hint="eastAsia"/>
+              </w:rPr>
+              <w:t xml:space="preserve">节、第</w:t>
+            </w:r>
+            <w:r>
+              <w:t xml:space="preserve"> 3、4 </w:t>
+            </w:r>
+            <w:r>
+              <w:rPr>
+                <w:rFonts w:hint="eastAsia"/>
+              </w:rPr>
+              <w:t xml:space="preserve">章</w:t>
             </w:r>
           </w:p>
         </w:tc>
@@ -14871,37 +15080,52 @@
           <w:p>
             <w:pPr>
               <w:pStyle w:val="Compact"/>
-            </w:pPr>
-            <w:r>
-              <w:t xml:space="preserve">DesignCurrent</w:t>
-            </w:r>
-          </w:p>
-        </w:tc>
-        <w:tc>
-          <w:tcPr/>
-          <w:p>
-            <w:pPr>
-              <w:pStyle w:val="Compact"/>
-            </w:pPr>
-            <w:r>
-              <w:rPr>
-                <w:rFonts w:hint="eastAsia"/>
-              </w:rPr>
-              <w:t xml:space="preserve">升温准静态电流（3.5）</w:t>
-            </w:r>
-          </w:p>
-        </w:tc>
-        <w:tc>
-          <w:tcPr/>
-          <w:p>
-            <w:pPr>
-              <w:pStyle w:val="Compact"/>
-            </w:pPr>
-            <w:r>
-              <w:rPr>
-                <w:rFonts w:hint="eastAsia"/>
-              </w:rPr>
-              <w:t xml:space="preserve">闭式，沿升温全程取峰值</w:t>
+              <w:jc w:val="left"/>
+            </w:pPr>
+            <w:r>
+              <w:rPr>
+                <w:rFonts w:hint="eastAsia"/>
+              </w:rPr>
+              <w:t xml:space="preserve">判据有出处</w:t>
+            </w:r>
+          </w:p>
+        </w:tc>
+        <w:tc>
+          <w:tcPr/>
+          <w:p>
+            <w:pPr>
+              <w:pStyle w:val="Compact"/>
+              <w:jc w:val="left"/>
+            </w:pPr>
+            <w:r>
+              <w:rPr>
+                <w:rFonts w:hint="eastAsia"/>
+              </w:rPr>
+              <w:t xml:space="preserve">每条限值写明来源，无来源不判；判据只有过／不过／无法判定三态</w:t>
+            </w:r>
+          </w:p>
+        </w:tc>
+        <w:tc>
+          <w:tcPr/>
+          <w:p>
+            <w:pPr>
+              <w:pStyle w:val="Compact"/>
+              <w:jc w:val="left"/>
+            </w:pPr>
+            <w:r>
+              <w:rPr>
+                <w:rFonts w:hint="eastAsia"/>
+              </w:rPr>
+              <w:t xml:space="preserve">第</w:t>
+            </w:r>
+            <w:r>
+              <w:t xml:space="preserve"> 5 </w:t>
+            </w:r>
+            <w:r>
+              <w:rPr>
+                <w:rFonts w:hint="eastAsia"/>
+              </w:rPr>
+              <w:t xml:space="preserve">章</w:t>
             </w:r>
           </w:p>
         </w:tc>
@@ -14912,46 +15136,79 @@
           <w:p>
             <w:pPr>
               <w:pStyle w:val="Compact"/>
-            </w:pPr>
-            <w:r>
-              <w:t xml:space="preserve">SectionSizing</w:t>
-            </w:r>
-          </w:p>
-        </w:tc>
-        <w:tc>
-          <w:tcPr/>
-          <w:p>
-            <w:pPr>
-              <w:pStyle w:val="Compact"/>
-            </w:pPr>
-            <w:r>
-              <w:rPr>
-                <w:rFonts w:hint="eastAsia"/>
-              </w:rPr>
-              <w:t xml:space="preserve">按</w:t>
-            </w:r>
-            <w:r>
-              <w:t xml:space="preserve"> J </w:t>
-            </w:r>
-            <w:r>
-              <w:rPr>
-                <w:rFonts w:hint="eastAsia"/>
-              </w:rPr>
-              <w:t xml:space="preserve">定截面（3.6）</w:t>
-            </w:r>
-          </w:p>
-        </w:tc>
-        <w:tc>
-          <w:tcPr/>
-          <w:p>
-            <w:pPr>
-              <w:pStyle w:val="Compact"/>
-            </w:pPr>
-            <w:r>
-              <w:rPr>
-                <w:rFonts w:hint="eastAsia"/>
-              </w:rPr>
-              <w:t xml:space="preserve">闭式，逐截面</w:t>
+              <w:jc w:val="left"/>
+            </w:pPr>
+            <w:r>
+              <w:rPr>
+                <w:rFonts w:hint="eastAsia"/>
+              </w:rPr>
+              <w:t xml:space="preserve">闭式与场解互核</w:t>
+            </w:r>
+          </w:p>
+        </w:tc>
+        <w:tc>
+          <w:tcPr/>
+          <w:p>
+            <w:pPr>
+              <w:pStyle w:val="Compact"/>
+              <w:jc w:val="left"/>
+            </w:pPr>
+            <w:r>
+              <w:rPr>
+                <w:rFonts w:hint="eastAsia"/>
+              </w:rPr>
+              <w:t xml:space="preserve">舌片厚闭式（3.6）对场解的截面</w:t>
+            </w:r>
+            <w:r>
+              <w:t xml:space="preserve"> </w:t>
+            </w:r>
+            <w:r>
+              <w:rPr>
+                <w:rFonts w:hint="eastAsia"/>
+              </w:rPr>
+              <w:t xml:space="preserve">J；法兰增量温降闭式（4.2）对场解</w:t>
+            </w:r>
+          </w:p>
+        </w:tc>
+        <w:tc>
+          <w:tcPr/>
+          <w:p>
+            <w:pPr>
+              <w:pStyle w:val="Compact"/>
+              <w:jc w:val="left"/>
+            </w:pPr>
+            <w:r>
+              <w:rPr>
+                <w:rFonts w:hint="eastAsia"/>
+              </w:rPr>
+              <w:t xml:space="preserve">第</w:t>
+            </w:r>
+            <w:r>
+              <w:t xml:space="preserve"> 10.5 </w:t>
+            </w:r>
+            <w:r>
+              <w:rPr>
+                <w:rFonts w:hint="eastAsia"/>
+              </w:rPr>
+              <w:t xml:space="preserve">节判据行「法兰截面</w:t>
+            </w:r>
+            <w:r>
+              <w:t xml:space="preserve"> </w:t>
+            </w:r>
+            <w:r>
+              <w:rPr>
+                <w:rFonts w:hint="eastAsia"/>
+              </w:rPr>
+              <w:t xml:space="preserve">J」、第</w:t>
+            </w:r>
+            <w:r>
+              <w:t xml:space="preserve"> 10.6 </w:t>
+            </w:r>
+            <w:r>
+              <w:rPr>
+                <w:rFonts w:hint="eastAsia"/>
+              </w:rPr>
+              <w:t xml:space="preserve">节</w:t>
             </w:r>
           </w:p>
         </w:tc>
@@ -14962,46 +15219,61 @@
           <w:p>
             <w:pPr>
               <w:pStyle w:val="Compact"/>
-            </w:pPr>
-            <w:r>
-              <w:t xml:space="preserve">ShellCurrent</w:t>
-            </w:r>
-          </w:p>
-        </w:tc>
-        <w:tc>
-          <w:tcPr/>
-          <w:p>
-            <w:pPr>
-              <w:pStyle w:val="Compact"/>
-            </w:pPr>
-            <w:r>
-              <w:rPr>
-                <w:rFonts w:hint="eastAsia"/>
-              </w:rPr>
-              <w:t xml:space="preserve">面电流守恒（3.3）</w:t>
-            </w:r>
-          </w:p>
-        </w:tc>
-        <w:tc>
-          <w:tcPr/>
-          <w:p>
-            <w:pPr>
-              <w:pStyle w:val="Compact"/>
-            </w:pPr>
-            <w:r>
-              <w:rPr>
-                <w:rFonts w:hint="eastAsia"/>
-              </w:rPr>
-              <w:t xml:space="preserve">掩膜网格五点格式</w:t>
-            </w:r>
-            <w:r>
-              <w:t xml:space="preserve"> + </w:t>
-            </w:r>
-            <w:r>
-              <w:rPr>
-                <w:rFonts w:hint="eastAsia"/>
-              </w:rPr>
-              <w:t xml:space="preserve">共轭梯度</w:t>
+              <w:jc w:val="left"/>
+            </w:pPr>
+            <w:r>
+              <w:rPr>
+                <w:rFonts w:hint="eastAsia"/>
+              </w:rPr>
+              <w:t xml:space="preserve">守恒残差</w:t>
+            </w:r>
+          </w:p>
+        </w:tc>
+        <w:tc>
+          <w:tcPr/>
+          <w:p>
+            <w:pPr>
+              <w:pStyle w:val="Compact"/>
+              <w:jc w:val="left"/>
+            </w:pPr>
+            <w:r>
+              <w:rPr>
+                <w:rFonts w:hint="eastAsia"/>
+              </w:rPr>
+              <w:t xml:space="preserve">法兰热平衡残差归零才算收敛；段</w:t>
+            </w:r>
+            <w:r>
+              <w:t xml:space="preserve"> ↔ </w:t>
+            </w:r>
+            <w:r>
+              <w:rPr>
+                <w:rFonts w:hint="eastAsia"/>
+              </w:rPr>
+              <w:t xml:space="preserve">法兰耦合按真残差判</w:t>
+            </w:r>
+          </w:p>
+        </w:tc>
+        <w:tc>
+          <w:tcPr/>
+          <w:p>
+            <w:pPr>
+              <w:pStyle w:val="Compact"/>
+              <w:jc w:val="left"/>
+            </w:pPr>
+            <w:r>
+              <w:rPr>
+                <w:rFonts w:hint="eastAsia"/>
+              </w:rPr>
+              <w:t xml:space="preserve">判据表参考行、第</w:t>
+            </w:r>
+            <w:r>
+              <w:t xml:space="preserve"> 9 </w:t>
+            </w:r>
+            <w:r>
+              <w:rPr>
+                <w:rFonts w:hint="eastAsia"/>
+              </w:rPr>
+              <w:t xml:space="preserve">章</w:t>
             </w:r>
           </w:p>
         </w:tc>
@@ -15012,46 +15284,61 @@
           <w:p>
             <w:pPr>
               <w:pStyle w:val="Compact"/>
-            </w:pPr>
-            <w:r>
-              <w:t xml:space="preserve">ShellThermal</w:t>
-            </w:r>
-          </w:p>
-        </w:tc>
-        <w:tc>
-          <w:tcPr/>
-          <w:p>
-            <w:pPr>
-              <w:pStyle w:val="Compact"/>
-            </w:pPr>
-            <w:r>
-              <w:rPr>
-                <w:rFonts w:hint="eastAsia"/>
-              </w:rPr>
-              <w:t xml:space="preserve">二维壳热方程</w:t>
-            </w:r>
-          </w:p>
-        </w:tc>
-        <w:tc>
-          <w:tcPr/>
-          <w:p>
-            <w:pPr>
-              <w:pStyle w:val="Compact"/>
-            </w:pPr>
-            <w:r>
-              <w:rPr>
-                <w:rFonts w:hint="eastAsia"/>
-              </w:rPr>
-              <w:t xml:space="preserve">同上，Picard</w:t>
-            </w:r>
-            <w:r>
-              <w:t xml:space="preserve"> </w:t>
-            </w:r>
-            <w:r>
-              <w:rPr>
-                <w:rFonts w:hint="eastAsia"/>
-              </w:rPr>
-              <w:t xml:space="preserve">处理温度相关物性</w:t>
+              <w:jc w:val="left"/>
+            </w:pPr>
+            <w:r>
+              <w:rPr>
+                <w:rFonts w:hint="eastAsia"/>
+              </w:rPr>
+              <w:t xml:space="preserve">网格无关性</w:t>
+            </w:r>
+          </w:p>
+        </w:tc>
+        <w:tc>
+          <w:tcPr/>
+          <w:p>
+            <w:pPr>
+              <w:pStyle w:val="Compact"/>
+              <w:jc w:val="left"/>
+            </w:pPr>
+            <w:r>
+              <w:rPr>
+                <w:rFonts w:hint="eastAsia"/>
+              </w:rPr>
+              <w:t xml:space="preserve">导航</w:t>
+            </w:r>
+            <w:r>
+              <w:t xml:space="preserve"> 2 mm → 1 → 0.5 → 0.25 → 0.125 </w:t>
+            </w:r>
+            <w:r>
+              <w:rPr>
+                <w:rFonts w:hint="eastAsia"/>
+              </w:rPr>
+              <w:t xml:space="preserve">mm，判据不再变才算数；变了就在细网格上重解</w:t>
+            </w:r>
+          </w:p>
+        </w:tc>
+        <w:tc>
+          <w:tcPr/>
+          <w:p>
+            <w:pPr>
+              <w:pStyle w:val="Compact"/>
+              <w:jc w:val="left"/>
+            </w:pPr>
+            <w:r>
+              <w:rPr>
+                <w:rFonts w:hint="eastAsia"/>
+              </w:rPr>
+              <w:t xml:space="preserve">第</w:t>
+            </w:r>
+            <w:r>
+              <w:t xml:space="preserve"> 7.4、10.5.1 </w:t>
+            </w:r>
+            <w:r>
+              <w:rPr>
+                <w:rFonts w:hint="eastAsia"/>
+              </w:rPr>
+              <w:t xml:space="preserve">节</w:t>
             </w:r>
           </w:p>
         </w:tc>
@@ -15062,37 +15349,52 @@
           <w:p>
             <w:pPr>
               <w:pStyle w:val="Compact"/>
-            </w:pPr>
-            <w:r>
-              <w:t xml:space="preserve">FieldPlacement</w:t>
-            </w:r>
-          </w:p>
-        </w:tc>
-        <w:tc>
-          <w:tcPr/>
-          <w:p>
-            <w:pPr>
-              <w:pStyle w:val="Compact"/>
-            </w:pPr>
-            <w:r>
-              <w:rPr>
-                <w:rFonts w:hint="eastAsia"/>
-              </w:rPr>
-              <w:t xml:space="preserve">场定槽心角、舌孔孔心</w:t>
-            </w:r>
-          </w:p>
-        </w:tc>
-        <w:tc>
-          <w:tcPr/>
-          <w:p>
-            <w:pPr>
-              <w:pStyle w:val="Compact"/>
-            </w:pPr>
-            <w:r>
-              <w:rPr>
-                <w:rFonts w:hint="eastAsia"/>
-              </w:rPr>
-              <w:t xml:space="preserve">按当地电流方向与温度场</w:t>
+              <w:jc w:val="left"/>
+            </w:pPr>
+            <w:r>
+              <w:rPr>
+                <w:rFonts w:hint="eastAsia"/>
+              </w:rPr>
+              <w:t xml:space="preserve">场图佐证</w:t>
+            </w:r>
+          </w:p>
+        </w:tc>
+        <w:tc>
+          <w:tcPr/>
+          <w:p>
+            <w:pPr>
+              <w:pStyle w:val="Compact"/>
+              <w:jc w:val="left"/>
+            </w:pPr>
+            <w:r>
+              <w:rPr>
+                <w:rFonts w:hint="eastAsia"/>
+              </w:rPr>
+              <w:t xml:space="preserve">温度场与电流密度场互相印证槽的位置与效果</w:t>
+            </w:r>
+          </w:p>
+        </w:tc>
+        <w:tc>
+          <w:tcPr/>
+          <w:p>
+            <w:pPr>
+              <w:pStyle w:val="Compact"/>
+              <w:jc w:val="left"/>
+            </w:pPr>
+            <w:r>
+              <w:rPr>
+                <w:rFonts w:hint="eastAsia"/>
+              </w:rPr>
+              <w:t xml:space="preserve">第</w:t>
+            </w:r>
+            <w:r>
+              <w:t xml:space="preserve"> 10.6 </w:t>
+            </w:r>
+            <w:r>
+              <w:rPr>
+                <w:rFonts w:hint="eastAsia"/>
+              </w:rPr>
+              <w:t xml:space="preserve">节</w:t>
             </w:r>
           </w:p>
         </w:tc>
@@ -15103,55 +15405,61 @@
           <w:p>
             <w:pPr>
               <w:pStyle w:val="Compact"/>
-            </w:pPr>
-            <w:r>
-              <w:t xml:space="preserve">LineRunner</w:t>
-            </w:r>
-          </w:p>
-        </w:tc>
-        <w:tc>
-          <w:tcPr/>
-          <w:p>
-            <w:pPr>
-              <w:pStyle w:val="Compact"/>
-            </w:pPr>
-            <w:r>
-              <w:rPr>
-                <w:rFonts w:hint="eastAsia"/>
-              </w:rPr>
-              <w:t xml:space="preserve">段</w:t>
-            </w:r>
-            <w:r>
-              <w:t xml:space="preserve"> ↔ </w:t>
-            </w:r>
-            <w:r>
-              <w:rPr>
-                <w:rFonts w:hint="eastAsia"/>
-              </w:rPr>
-              <w:t xml:space="preserve">法兰耦合</w:t>
-            </w:r>
-          </w:p>
-        </w:tc>
-        <w:tc>
-          <w:tcPr/>
-          <w:p>
-            <w:pPr>
-              <w:pStyle w:val="Compact"/>
-            </w:pPr>
-            <w:r>
-              <w:rPr>
-                <w:rFonts w:hint="eastAsia"/>
-              </w:rPr>
-              <w:t xml:space="preserve">外层不动点</w:t>
-            </w:r>
-            <w:r>
-              <w:t xml:space="preserve"> + Anderson </w:t>
-            </w:r>
-            <w:r>
-              <w:rPr>
-                <w:rFonts w:hint="eastAsia"/>
-              </w:rPr>
-              <w:t xml:space="preserve">加速</w:t>
+              <w:jc w:val="left"/>
+            </w:pPr>
+            <w:r>
+              <w:rPr>
+                <w:rFonts w:hint="eastAsia"/>
+              </w:rPr>
+              <w:t xml:space="preserve">控制变量对照</w:t>
+            </w:r>
+          </w:p>
+        </w:tc>
+        <w:tc>
+          <w:tcPr/>
+          <w:p>
+            <w:pPr>
+              <w:pStyle w:val="Compact"/>
+              <w:jc w:val="left"/>
+            </w:pPr>
+            <w:r>
+              <w:rPr>
+                <w:rFonts w:hint="eastAsia"/>
+              </w:rPr>
+              <w:t xml:space="preserve">同一几何、同一保温，只改一个量各解一次，把两个效应拆开（开槽</w:t>
+            </w:r>
+            <w:r>
+              <w:t xml:space="preserve"> vs </w:t>
+            </w:r>
+            <w:r>
+              <w:rPr>
+                <w:rFonts w:hint="eastAsia"/>
+              </w:rPr>
+              <w:t xml:space="preserve">保温）</w:t>
+            </w:r>
+          </w:p>
+        </w:tc>
+        <w:tc>
+          <w:tcPr/>
+          <w:p>
+            <w:pPr>
+              <w:pStyle w:val="Compact"/>
+              <w:jc w:val="left"/>
+            </w:pPr>
+            <w:r>
+              <w:rPr>
+                <w:rFonts w:hint="eastAsia"/>
+              </w:rPr>
+              <w:t xml:space="preserve">第</w:t>
+            </w:r>
+            <w:r>
+              <w:t xml:space="preserve"> 10.6 </w:t>
+            </w:r>
+            <w:r>
+              <w:rPr>
+                <w:rFonts w:hint="eastAsia"/>
+              </w:rPr>
+              <w:t xml:space="preserve">节「同保温对照」</w:t>
             </w:r>
           </w:p>
         </w:tc>
@@ -15162,37 +15470,73 @@
           <w:p>
             <w:pPr>
               <w:pStyle w:val="Compact"/>
-            </w:pPr>
-            <w:r>
-              <w:t xml:space="preserve">Solver</w:t>
-            </w:r>
-          </w:p>
-        </w:tc>
-        <w:tc>
-          <w:tcPr/>
-          <w:p>
-            <w:pPr>
-              <w:pStyle w:val="Compact"/>
-            </w:pPr>
-            <w:r>
-              <w:rPr>
-                <w:rFonts w:hint="eastAsia"/>
-              </w:rPr>
-              <w:t xml:space="preserve">旋钮求根</w:t>
-            </w:r>
-          </w:p>
-        </w:tc>
-        <w:tc>
-          <w:tcPr/>
-          <w:p>
-            <w:pPr>
-              <w:pStyle w:val="Compact"/>
-            </w:pPr>
-            <w:r>
-              <w:rPr>
-                <w:rFonts w:hint="eastAsia"/>
-              </w:rPr>
-              <w:t xml:space="preserve">约束盒下角出发，逐旋钮二分，只增不减</w:t>
+              <w:jc w:val="left"/>
+            </w:pPr>
+            <w:r>
+              <w:rPr>
+                <w:rFonts w:hint="eastAsia"/>
+              </w:rPr>
+              <w:t xml:space="preserve">几何回读与重量对账</w:t>
+            </w:r>
+          </w:p>
+        </w:tc>
+        <w:tc>
+          <w:tcPr/>
+          <w:p>
+            <w:pPr>
+              <w:pStyle w:val="Compact"/>
+              <w:jc w:val="left"/>
+            </w:pPr>
+            <w:r>
+              <w:t xml:space="preserve">3DM </w:t>
+            </w:r>
+            <w:r>
+              <w:rPr>
+                <w:rFonts w:hint="eastAsia"/>
+              </w:rPr>
+              <w:t xml:space="preserve">读回校方位、角焊缝体积（≤</w:t>
+            </w:r>
+            <w:r>
+              <w:t xml:space="preserve"> 0.5 </w:t>
+            </w:r>
+            <w:r>
+              <w:rPr>
+                <w:rFonts w:hint="eastAsia"/>
+              </w:rPr>
+              <w:t xml:space="preserve">%）、逐件重量（≤</w:t>
+            </w:r>
+            <w:r>
+              <w:t xml:space="preserve"> 2 </w:t>
+            </w:r>
+            <w:r>
+              <w:rPr>
+                <w:rFonts w:hint="eastAsia"/>
+              </w:rPr>
+              <w:t xml:space="preserve">%）</w:t>
+            </w:r>
+          </w:p>
+        </w:tc>
+        <w:tc>
+          <w:tcPr/>
+          <w:p>
+            <w:pPr>
+              <w:pStyle w:val="Compact"/>
+              <w:jc w:val="left"/>
+            </w:pPr>
+            <w:r>
+              <w:rPr>
+                <w:rFonts w:hint="eastAsia"/>
+              </w:rPr>
+              <w:t xml:space="preserve">第</w:t>
+            </w:r>
+            <w:r>
+              <w:t xml:space="preserve"> 10.4 </w:t>
+            </w:r>
+            <w:r>
+              <w:rPr>
+                <w:rFonts w:hint="eastAsia"/>
+              </w:rPr>
+              <w:t xml:space="preserve">节</w:t>
             </w:r>
           </w:p>
         </w:tc>
@@ -15203,37 +15547,61 @@
           <w:p>
             <w:pPr>
               <w:pStyle w:val="Compact"/>
-            </w:pPr>
-            <w:r>
-              <w:t xml:space="preserve">MeshVerify</w:t>
-            </w:r>
-          </w:p>
-        </w:tc>
-        <w:tc>
-          <w:tcPr/>
-          <w:p>
-            <w:pPr>
-              <w:pStyle w:val="Compact"/>
-            </w:pPr>
-            <w:r>
-              <w:rPr>
-                <w:rFonts w:hint="eastAsia"/>
-              </w:rPr>
-              <w:t xml:space="preserve">网格无关复核</w:t>
-            </w:r>
-          </w:p>
-        </w:tc>
-        <w:tc>
-          <w:tcPr/>
-          <w:p>
-            <w:pPr>
-              <w:pStyle w:val="Compact"/>
-            </w:pPr>
-            <w:r>
-              <w:rPr>
-                <w:rFonts w:hint="eastAsia"/>
-              </w:rPr>
-              <w:t xml:space="preserve">一档档加密到判据不再变</w:t>
+              <w:jc w:val="left"/>
+            </w:pPr>
+            <w:r>
+              <w:rPr>
+                <w:rFonts w:hint="eastAsia"/>
+              </w:rPr>
+              <w:t xml:space="preserve">与实测比对</w:t>
+            </w:r>
+          </w:p>
+        </w:tc>
+        <w:tc>
+          <w:tcPr/>
+          <w:p>
+            <w:pPr>
+              <w:pStyle w:val="Compact"/>
+              <w:jc w:val="left"/>
+            </w:pPr>
+            <w:r>
+              <w:rPr>
+                <w:rFonts w:hint="eastAsia"/>
+              </w:rPr>
+              <w:t xml:space="preserve">玻璃温降对现场实测（参考量，限</w:t>
+            </w:r>
+            <w:r>
+              <w:t xml:space="preserve"> 20 </w:t>
+            </w:r>
+            <w:r>
+              <w:rPr>
+                <w:rFonts w:hint="eastAsia"/>
+              </w:rPr>
+              <w:t xml:space="preserve">K）；电流与温度的现场实测尚缺</w:t>
+            </w:r>
+          </w:p>
+        </w:tc>
+        <w:tc>
+          <w:tcPr/>
+          <w:p>
+            <w:pPr>
+              <w:pStyle w:val="Compact"/>
+              <w:jc w:val="left"/>
+            </w:pPr>
+            <w:r>
+              <w:rPr>
+                <w:rFonts w:hint="eastAsia"/>
+              </w:rPr>
+              <w:t xml:space="preserve">判据表参考行、第</w:t>
+            </w:r>
+            <w:r>
+              <w:t xml:space="preserve"> 12 </w:t>
+            </w:r>
+            <w:r>
+              <w:rPr>
+                <w:rFonts w:hint="eastAsia"/>
+              </w:rPr>
+              <w:t xml:space="preserve">节</w:t>
             </w:r>
           </w:p>
         </w:tc>
@@ -15244,145 +15612,107 @@
           <w:p>
             <w:pPr>
               <w:pStyle w:val="Compact"/>
-            </w:pPr>
-            <w:r>
-              <w:t xml:space="preserve">ShapeSearchPlan / ShapeBatchEval</w:t>
-            </w:r>
-          </w:p>
-        </w:tc>
-        <w:tc>
-          <w:tcPr/>
-          <w:p>
-            <w:pPr>
-              <w:pStyle w:val="Compact"/>
-            </w:pPr>
-            <w:r>
-              <w:rPr>
-                <w:rFonts w:hint="eastAsia"/>
-              </w:rPr>
-              <w:t xml:space="preserve">形状搜索</w:t>
-            </w:r>
-          </w:p>
-        </w:tc>
-        <w:tc>
-          <w:tcPr/>
-          <w:p>
-            <w:pPr>
-              <w:pStyle w:val="Compact"/>
-            </w:pPr>
-            <w:r>
-              <w:rPr>
-                <w:rFonts w:hint="eastAsia"/>
-              </w:rPr>
-              <w:t xml:space="preserve">网格粗筛</w:t>
-            </w:r>
-            <w:r>
-              <w:t xml:space="preserve"> → </w:t>
-            </w:r>
-            <w:r>
-              <w:rPr>
-                <w:rFonts w:hint="eastAsia"/>
-              </w:rPr>
-              <w:t xml:space="preserve">不动点</w:t>
-            </w:r>
-            <w:r>
-              <w:t xml:space="preserve"> → </w:t>
-            </w:r>
-            <w:r>
-              <w:rPr>
-                <w:rFonts w:hint="eastAsia"/>
-              </w:rPr>
-              <w:t xml:space="preserve">二分</w:t>
-            </w:r>
-            <w:r>
-              <w:t xml:space="preserve"> → </w:t>
-            </w:r>
-            <w:r>
-              <w:rPr>
-                <w:rFonts w:hint="eastAsia"/>
-              </w:rPr>
-              <w:t xml:space="preserve">黄金分割</w:t>
-            </w:r>
-            <w:r>
-              <w:t xml:space="preserve"> → </w:t>
-            </w:r>
-            <w:r>
-              <w:rPr>
-                <w:rFonts w:hint="eastAsia"/>
-              </w:rPr>
-              <w:t xml:space="preserve">邻域探索（步长减半）；批内</w:t>
-            </w:r>
-            <w:r>
-              <w:t xml:space="preserve"> 4 </w:t>
-            </w:r>
-            <w:r>
-              <w:rPr>
-                <w:rFonts w:hint="eastAsia"/>
-              </w:rPr>
-              <w:t xml:space="preserve">路并发</w:t>
+              <w:jc w:val="left"/>
+            </w:pPr>
+            <w:r>
+              <w:rPr>
+                <w:rFonts w:hint="eastAsia"/>
+              </w:rPr>
+              <w:t xml:space="preserve">边界与假设列明</w:t>
+            </w:r>
+          </w:p>
+        </w:tc>
+        <w:tc>
+          <w:tcPr/>
+          <w:p>
+            <w:pPr>
+              <w:pStyle w:val="Compact"/>
+              <w:jc w:val="left"/>
+            </w:pPr>
+            <w:r>
+              <w:rPr>
+                <w:rFonts w:hint="eastAsia"/>
+              </w:rPr>
+              <w:t xml:space="preserve">工况、保温、铜排、供电、焊接逐项列出，改一项判据表就要重算</w:t>
+            </w:r>
+          </w:p>
+        </w:tc>
+        <w:tc>
+          <w:tcPr/>
+          <w:p>
+            <w:pPr>
+              <w:pStyle w:val="Compact"/>
+              <w:jc w:val="left"/>
+            </w:pPr>
+            <w:r>
+              <w:rPr>
+                <w:rFonts w:hint="eastAsia"/>
+              </w:rPr>
+              <w:t xml:space="preserve">第</w:t>
+            </w:r>
+            <w:r>
+              <w:t xml:space="preserve"> 10.5.3 </w:t>
+            </w:r>
+            <w:r>
+              <w:rPr>
+                <w:rFonts w:hint="eastAsia"/>
+              </w:rPr>
+              <w:t xml:space="preserve">节</w:t>
+            </w:r>
+          </w:p>
+        </w:tc>
+      </w:tr>
+      <w:tr>
+        <w:tc>
+          <w:tcPr/>
+          <w:p>
+            <w:pPr>
+              <w:pStyle w:val="Compact"/>
+              <w:jc w:val="left"/>
+            </w:pPr>
+            <w:r>
+              <w:rPr>
+                <w:rFonts w:hint="eastAsia"/>
+              </w:rPr>
+              <w:t xml:space="preserve">独立复核</w:t>
+            </w:r>
+          </w:p>
+        </w:tc>
+        <w:tc>
+          <w:tcPr/>
+          <w:p>
+            <w:pPr>
+              <w:pStyle w:val="Compact"/>
+              <w:jc w:val="left"/>
+            </w:pPr>
+            <w:r>
+              <w:rPr>
+                <w:rFonts w:hint="eastAsia"/>
+              </w:rPr>
+              <w:t xml:space="preserve">公式、数字、物理论断由独立审阅两轮逐条反查（符号、数字、物理、通读）后改定</w:t>
+            </w:r>
+          </w:p>
+        </w:tc>
+        <w:tc>
+          <w:tcPr/>
+          <w:p>
+            <w:pPr>
+              <w:pStyle w:val="Compact"/>
+              <w:jc w:val="left"/>
+            </w:pPr>
+            <w:r>
+              <w:rPr>
+                <w:rFonts w:hint="eastAsia"/>
+              </w:rPr>
+              <w:t xml:space="preserve">本版</w:t>
             </w:r>
           </w:p>
         </w:tc>
       </w:tr>
     </w:tbl>
-    <w:p>
-      <w:pPr>
-        <w:pStyle w:val="BodyText"/>
-      </w:pPr>
-      <w:r>
-        <w:rPr>
-          <w:rFonts w:hint="eastAsia"/>
-        </w:rPr>
-        <w:t xml:space="preserve">外层耦合的环路增益约</w:t>
-      </w:r>
-      <w:r>
-        <w:t xml:space="preserve"> </w:t>
-      </w:r>
-      <w:r>
-        <w:rPr>
-          <w:rFonts w:hint="eastAsia"/>
-        </w:rPr>
-        <w:t xml:space="preserve">0.95，离热失控（1.0）只差</w:t>
-      </w:r>
-      <w:r>
-        <w:t xml:space="preserve"> 4 </w:t>
-      </w:r>
-      <w:r>
-        <w:rPr>
-          <w:rFonts w:hint="eastAsia"/>
-        </w:rPr>
-        <w:t xml:space="preserve">%——它既是收敛缓慢的原因，也是本系统的一项设计裕度，作为设计量汇报。Anderson</w:t>
-      </w:r>
-      <w:r>
-        <w:t xml:space="preserve"> </w:t>
-      </w:r>
-      <w:r>
-        <w:rPr>
-          <w:rFonts w:hint="eastAsia"/>
-        </w:rPr>
-        <w:t xml:space="preserve">加速把状态（各段两端抽热、各段两侧邻段端温）放进同一个向量做加权最小二乘外推，最坏退化回欠松弛</w:t>
-      </w:r>
-      <w:r>
-        <w:t xml:space="preserve"> </w:t>
-      </w:r>
-      <w:r>
-        <w:rPr>
-          <w:rFonts w:hint="eastAsia"/>
-        </w:rPr>
-        <w:t xml:space="preserve">Picard；收敛判据不用步长做代理，直接按真残差判（曾因此暴露过一个被喂了假值的</w:t>
-      </w:r>
-      <w:r>
-        <w:t xml:space="preserve"> 17.7 </w:t>
-      </w:r>
-      <w:r>
-        <w:rPr>
-          <w:rFonts w:hint="eastAsia"/>
-        </w:rPr>
-        <w:t xml:space="preserve">K）。剩余误差报「距不动点的估计」，不报「相邻两轮变化」。</w:t>
-      </w:r>
-    </w:p>
     <w:bookmarkEnd w:id="64"/>
-    <w:bookmarkStart w:id="131" w:name="计算结果"/>
+    <w:bookmarkEnd w:id="65"/>
+    <w:bookmarkStart w:id="129" w:name="计算结果"/>
     <w:p>
       <w:pPr>
         <w:pStyle w:val="Heading1"/>
@@ -15397,7 +15727,7 @@
         <w:t xml:space="preserve">计算结果</w:t>
       </w:r>
     </w:p>
-    <w:bookmarkStart w:id="71" w:name="现役设计记录管壁-0.8-留余量"/>
+    <w:bookmarkStart w:id="72" w:name="现役设计记录管壁-0.8-留余量"/>
     <w:p>
       <w:pPr>
         <w:pStyle w:val="Heading2"/>
@@ -15835,16 +16165,25 @@
         <w:rPr>
           <w:rFonts w:hint="eastAsia"/>
         </w:rPr>
-        <w:t xml:space="preserve">A（管</w:t>
-      </w:r>
-      <w:r>
-        <w:t xml:space="preserve"> J 9.507 A/mm² × </w:t>
-      </w:r>
-      <w:r>
-        <w:rPr>
-          <w:rFonts w:hint="eastAsia"/>
-        </w:rPr>
-        <w:t xml:space="preserve">管截面</w:t>
+        <w:t xml:space="preserve">A（判据「升温」那行的管</w:t>
+      </w:r>
+      <w:r>
+        <w:t xml:space="preserve"> J </w:t>
+      </w:r>
+      <w:r>
+        <w:rPr>
+          <w:rFonts w:hint="eastAsia"/>
+        </w:rPr>
+        <w:t xml:space="preserve">峰值</w:t>
+      </w:r>
+      <w:r>
+        <w:t xml:space="preserve"> 9.507 A/mm² × </w:t>
+      </w:r>
+      <w:r>
+        <w:rPr>
+          <w:rFonts w:hint="eastAsia"/>
+        </w:rPr>
+        <w:t xml:space="preserve">管壁截面</w:t>
       </w:r>
       <w:r>
         <w:t xml:space="preserve"> 127.7 </w:t>
@@ -15989,20 +16328,20 @@
       <w:r>
         <w:drawing>
           <wp:inline>
-            <wp:extent cx="5334000" cy="2373537"/>
+            <wp:extent cx="5334000" cy="2572870"/>
             <wp:effectExtent b="0" l="0" r="0" t="0"/>
-            <wp:docPr descr="图 5　现役记录的判据裕度：粗网格看着宽，加密复算后法兰增量温降 10.33 K 越限。这就是核算整线一定走到加密复算、并在细网格上重解的原因。" title="" id="66" name="Picture"/>
+            <wp:docPr descr="图 5　现役记录按 v6.0 链解一次（导航网格 2 mm）的判据裕度：热学判据都有裕度，「法兰截面 J」越限。" title="" id="67" name="Picture"/>
             <a:graphic>
               <a:graphicData uri="http://schemas.openxmlformats.org/drawingml/2006/picture">
                 <pic:pic>
                   <pic:nvPicPr>
-                    <pic:cNvPr descr="fig/v6/chart_margins.png" id="67" name="Picture"/>
+                    <pic:cNvPr descr="fig/v6/chart_margins.png" id="68" name="Picture"/>
                     <pic:cNvPicPr>
                       <a:picLocks noChangeArrowheads="1" noChangeAspect="1"/>
                     </pic:cNvPicPr>
                   </pic:nvPicPr>
                   <pic:blipFill>
-                    <a:blip r:embed="rId65"/>
+                    <a:blip r:embed="rId66"/>
                     <a:stretch>
                       <a:fillRect/>
                     </a:stretch>
@@ -16010,7 +16349,7 @@
                   <pic:spPr bwMode="auto">
                     <a:xfrm>
                       <a:off x="0" y="0"/>
-                      <a:ext cx="5334000" cy="2373537"/>
+                      <a:ext cx="5334000" cy="2572870"/>
                     </a:xfrm>
                     <a:prstGeom prst="rect">
                       <a:avLst/>
@@ -16046,16 +16385,34 @@
         <w:rPr>
           <w:rFonts w:hint="eastAsia"/>
         </w:rPr>
-        <w:t xml:space="preserve">现役记录的判据裕度：粗网格看着宽，加密复算后法兰增量温降</w:t>
-      </w:r>
-      <w:r>
-        <w:t xml:space="preserve"> 10.33 K </w:t>
-      </w:r>
-      <w:r>
-        <w:rPr>
-          <w:rFonts w:hint="eastAsia"/>
-        </w:rPr>
-        <w:t xml:space="preserve">越限。这就是核算整线一定走到加密复算、并在细网格上重解的原因。</w:t>
+        <w:t xml:space="preserve">现役记录按</w:t>
+      </w:r>
+      <w:r>
+        <w:t xml:space="preserve"> v6.0 </w:t>
+      </w:r>
+      <w:r>
+        <w:rPr>
+          <w:rFonts w:hint="eastAsia"/>
+        </w:rPr>
+        <w:t xml:space="preserve">链解一次（导航网格</w:t>
+      </w:r>
+      <w:r>
+        <w:t xml:space="preserve"> 2 </w:t>
+      </w:r>
+      <w:r>
+        <w:rPr>
+          <w:rFonts w:hint="eastAsia"/>
+        </w:rPr>
+        <w:t xml:space="preserve">mm）的判据裕度：热学判据都有裕度，「法兰截面</w:t>
+      </w:r>
+      <w:r>
+        <w:t xml:space="preserve"> </w:t>
+      </w:r>
+      <w:r>
+        <w:rPr>
+          <w:rFonts w:hint="eastAsia"/>
+        </w:rPr>
+        <w:t xml:space="preserve">J」越限。</w:t>
       </w:r>
     </w:p>
     <w:p>
@@ -16067,18 +16424,18 @@
           <wp:inline>
             <wp:extent cx="5334000" cy="2500312"/>
             <wp:effectExtent b="0" l="0" r="0" t="0"/>
-            <wp:docPr descr="图 6　四片各不相同：共用片承 √3 倍电流，板厚是端片的 2.7～3.4 倍；舌保温都在 0.3～0.5 mm，几乎等于不包。" title="" id="69" name="Picture"/>
+            <wp:docPr descr="图 6　四片各不相同：共用片承 √3 倍电流，板厚是端片的 2.6～3.4 倍；舌保温都在 0.3～0.5 mm，几乎等于不包。" title="" id="70" name="Picture"/>
             <a:graphic>
               <a:graphicData uri="http://schemas.openxmlformats.org/drawingml/2006/picture">
                 <pic:pic>
                   <pic:nvPicPr>
-                    <pic:cNvPr descr="fig/v6/chart_plates.png" id="70" name="Picture"/>
+                    <pic:cNvPr descr="fig/v6/chart_plates.png" id="71" name="Picture"/>
                     <pic:cNvPicPr>
                       <a:picLocks noChangeArrowheads="1" noChangeAspect="1"/>
                     </pic:cNvPicPr>
                   </pic:nvPicPr>
                   <pic:blipFill>
-                    <a:blip r:embed="rId68"/>
+                    <a:blip r:embed="rId69"/>
                     <a:stretch>
                       <a:fillRect/>
                     </a:stretch>
@@ -16140,7 +16497,7 @@
         <w:rPr>
           <w:rFonts w:hint="eastAsia"/>
         </w:rPr>
-        <w:t xml:space="preserve">2.7～3.4</w:t>
+        <w:t xml:space="preserve">2.6～3.4</w:t>
       </w:r>
       <w:r>
         <w:t xml:space="preserve"> </w:t>
@@ -16170,8 +16527,8 @@
         <w:t xml:space="preserve">mm，几乎等于不包。</w:t>
       </w:r>
     </w:p>
-    <w:bookmarkEnd w:id="71"/>
-    <w:bookmarkStart w:id="75" w:name="形状搜索结果2-段-3-片对照工况管壁-0.8管保温-10"/>
+    <w:bookmarkEnd w:id="72"/>
+    <w:bookmarkStart w:id="76" w:name="形状搜索结果2-段-3-片对照工况管壁-0.8管保温-10"/>
     <w:p>
       <w:pPr>
         <w:pStyle w:val="Heading2"/>
@@ -16345,7 +16702,25 @@
               <w:rPr>
                 <w:rFonts w:hint="eastAsia"/>
               </w:rPr>
-              <w:t xml:space="preserve">加密复算</w:t>
+              <w:t xml:space="preserve">加密复算（1.0</w:t>
+            </w:r>
+            <w:r>
+              <w:t xml:space="preserve"> → 0.125 </w:t>
+            </w:r>
+            <w:r>
+              <w:rPr>
+                <w:rFonts w:hint="eastAsia"/>
+              </w:rPr>
+              <w:t xml:space="preserve">mm）从第一档起就不过</w:t>
+            </w:r>
+            <w:r>
+              <w:t xml:space="preserve"> → </w:t>
+            </w:r>
+            <w:r>
+              <w:rPr>
+                <w:rFonts w:hint="eastAsia"/>
+              </w:rPr>
+              <w:t xml:space="preserve">在</w:t>
             </w:r>
             <w:r>
               <w:t xml:space="preserve"> 0.125 mm </w:t>
@@ -16354,16 +16729,7 @@
               <w:rPr>
                 <w:rFonts w:hint="eastAsia"/>
               </w:rPr>
-              <w:t xml:space="preserve">不过</w:t>
-            </w:r>
-            <w:r>
-              <w:t xml:space="preserve"> → </w:t>
-            </w:r>
-            <w:r>
-              <w:rPr>
-                <w:rFonts w:hint="eastAsia"/>
-              </w:rPr>
-              <w:t xml:space="preserve">细网格重解后可行（累计</w:t>
+              <w:t xml:space="preserve">细网格上重解后可行（累计</w:t>
             </w:r>
             <w:r>
               <w:t xml:space="preserve"> 105 </w:t>
@@ -16505,118 +16871,6 @@
             </w:pPr>
             <w:r>
               <w:t xml:space="preserve">2741.9</w:t>
-            </w:r>
-          </w:p>
-        </w:tc>
-      </w:tr>
-      <w:tr>
-        <w:tc>
-          <w:tcPr/>
-          <w:p>
-            <w:pPr>
-              <w:pStyle w:val="Compact"/>
-            </w:pPr>
-            <w:r>
-              <w:t xml:space="preserve">R29 </w:t>
-            </w:r>
-            <w:r>
-              <w:rPr>
-                <w:rFonts w:hint="eastAsia"/>
-              </w:rPr>
-              <w:t xml:space="preserve">对照：Ø56，舌保温封</w:t>
-            </w:r>
-            <w:r>
-              <w:t xml:space="preserve"> 3 mm</w:t>
-            </w:r>
-          </w:p>
-        </w:tc>
-        <w:tc>
-          <w:tcPr/>
-          <w:p>
-            <w:pPr>
-              <w:pStyle w:val="Compact"/>
-            </w:pPr>
-            <w:r>
-              <w:rPr>
-                <w:rFonts w:hint="eastAsia"/>
-              </w:rPr>
-              <w:t xml:space="preserve">不可行：法兰侧旋钮都到头</w:t>
-            </w:r>
-          </w:p>
-        </w:tc>
-        <w:tc>
-          <w:tcPr/>
-          <w:p>
-            <w:pPr>
-              <w:pStyle w:val="Compact"/>
-            </w:pPr>
-            <w:r>
-              <w:t xml:space="preserve">2655.6</w:t>
-            </w:r>
-          </w:p>
-        </w:tc>
-      </w:tr>
-      <w:tr>
-        <w:tc>
-          <w:tcPr/>
-          <w:p>
-            <w:pPr>
-              <w:pStyle w:val="Compact"/>
-            </w:pPr>
-            <w:r>
-              <w:t xml:space="preserve">R29 </w:t>
-            </w:r>
-            <w:r>
-              <w:rPr>
-                <w:rFonts w:hint="eastAsia"/>
-              </w:rPr>
-              <w:t xml:space="preserve">大管径：内径</w:t>
-            </w:r>
-            <w:r>
-              <w:t xml:space="preserve"> 80、Ø96</w:t>
-            </w:r>
-          </w:p>
-        </w:tc>
-        <w:tc>
-          <w:tcPr/>
-          <w:p>
-            <w:pPr>
-              <w:pStyle w:val="Compact"/>
-            </w:pPr>
-            <w:r>
-              <w:rPr>
-                <w:rFonts w:hint="eastAsia"/>
-              </w:rPr>
-              <w:t xml:space="preserve">不可行：叉臂</w:t>
-            </w:r>
-            <w:r>
-              <w:t xml:space="preserve"> </w:t>
-            </w:r>
-            <w:r>
-              <w:rPr>
-                <w:rFonts w:hint="eastAsia"/>
-              </w:rPr>
-              <w:t xml:space="preserve">18～32</w:t>
-            </w:r>
-            <w:r>
-              <w:t xml:space="preserve"> mm </w:t>
-            </w:r>
-            <w:r>
-              <w:rPr>
-                <w:rFonts w:hint="eastAsia"/>
-              </w:rPr>
-              <w:t xml:space="preserve">仍不够</w:t>
-            </w:r>
-          </w:p>
-        </w:tc>
-        <w:tc>
-          <w:tcPr/>
-          <w:p>
-            <w:pPr>
-              <w:pStyle w:val="Compact"/>
-            </w:pPr>
-            <w:r>
-              <w:t xml:space="preserve">5763.0</w:t>
             </w:r>
           </w:p>
         </w:tc>
@@ -16629,20 +16883,20 @@
       <w:r>
         <w:drawing>
           <wp:inline>
-            <wp:extent cx="5334000" cy="2211658"/>
+            <wp:extent cx="5334000" cy="1886414"/>
             <wp:effectExtent b="0" l="0" r="0" t="0"/>
-            <wp:docPr descr="图 7　形状搜索与对照案例的铂重（同一对照工况；与 3 段现役记录不可直接比）。" title="" id="73" name="Picture"/>
+            <wp:docPr descr="图 7　形状搜索结果与用户手画 Y 形的铂重（同一对照工况；与 3 段现役记录不可直接比）。" title="" id="74" name="Picture"/>
             <a:graphic>
               <a:graphicData uri="http://schemas.openxmlformats.org/drawingml/2006/picture">
                 <pic:pic>
                   <pic:nvPicPr>
-                    <pic:cNvPr descr="fig/v6/chart_shapes.png" id="74" name="Picture"/>
+                    <pic:cNvPr descr="fig/v6/chart_shapes.png" id="75" name="Picture"/>
                     <pic:cNvPicPr>
                       <a:picLocks noChangeArrowheads="1" noChangeAspect="1"/>
                     </pic:cNvPicPr>
                   </pic:nvPicPr>
                   <pic:blipFill>
-                    <a:blip r:embed="rId72"/>
+                    <a:blip r:embed="rId73"/>
                     <a:stretch>
                       <a:fillRect/>
                     </a:stretch>
@@ -16650,7 +16904,7 @@
                   <pic:spPr bwMode="auto">
                     <a:xfrm>
                       <a:off x="0" y="0"/>
-                      <a:ext cx="5334000" cy="2211658"/>
+                      <a:ext cx="5334000" cy="1886414"/>
                     </a:xfrm>
                     <a:prstGeom prst="rect">
                       <a:avLst/>
@@ -16686,7 +16940,16 @@
         <w:rPr>
           <w:rFonts w:hint="eastAsia"/>
         </w:rPr>
-        <w:t xml:space="preserve">形状搜索与对照案例的铂重（同一对照工况；与</w:t>
+        <w:t xml:space="preserve">形状搜索结果与用户手画</w:t>
+      </w:r>
+      <w:r>
+        <w:t xml:space="preserve"> Y </w:t>
+      </w:r>
+      <w:r>
+        <w:rPr>
+          <w:rFonts w:hint="eastAsia"/>
+        </w:rPr>
+        <w:t xml:space="preserve">形的铂重（同一对照工况；与</w:t>
       </w:r>
       <w:r>
         <w:t xml:space="preserve"> 3 </w:t>
@@ -16698,8 +16961,8 @@
         <w:t xml:space="preserve">段现役记录不可直接比）。</w:t>
       </w:r>
     </w:p>
-    <w:bookmarkEnd w:id="75"/>
-    <w:bookmarkStart w:id="94" w:name="法兰设计结果图rhino-8-截取"/>
+    <w:bookmarkEnd w:id="76"/>
+    <w:bookmarkStart w:id="92" w:name="法兰设计结果图rhino-8-截取"/>
     <w:p>
       <w:pPr>
         <w:pStyle w:val="Heading2"/>
@@ -16732,18 +16995,18 @@
           <wp:inline>
             <wp:extent cx="5334000" cy="2962728"/>
             <wp:effectExtent b="0" l="0" r="0" t="0"/>
-            <wp:docPr descr="图 8　APP 导出的整机 3DM（三段管 + 四片法兰），Rhino 8 透视着色。" title="" id="77" name="Picture"/>
+            <wp:docPr descr="图 8　APP 导出的整机 3DM（三段管 + 四片法兰），Rhino 8 透视着色。" title="" id="78" name="Picture"/>
             <a:graphic>
               <a:graphicData uri="http://schemas.openxmlformats.org/drawingml/2006/picture">
                 <pic:pic>
                   <pic:nvPicPr>
-                    <pic:cNvPr descr="fig/v6/rhino_line_persp.png" id="78" name="Picture"/>
+                    <pic:cNvPr descr="fig/v6/rhino_line_persp.png" id="79" name="Picture"/>
                     <pic:cNvPicPr>
                       <a:picLocks noChangeArrowheads="1" noChangeAspect="1"/>
                     </pic:cNvPicPr>
                   </pic:nvPicPr>
                   <pic:blipFill>
-                    <a:blip r:embed="rId76"/>
+                    <a:blip r:embed="rId77"/>
                     <a:stretch>
                       <a:fillRect/>
                     </a:stretch>
@@ -16826,18 +17089,18 @@
           <wp:inline>
             <wp:extent cx="5334000" cy="2962728"/>
             <wp:effectExtent b="0" l="0" r="0" t="0"/>
-            <wp:docPr descr="图 9　「导出本页 3DM」的另一版整机（盘 Ø60、舌 163×40），四片各在自己的图层。" title="" id="80" name="Picture"/>
+            <wp:docPr descr="图 9　单片法兰的可回读 3DM（单图层多级台阶：板身、环、舌片），APP 自己读得回来。" title="" id="81" name="Picture"/>
             <a:graphic>
               <a:graphicData uri="http://schemas.openxmlformats.org/drawingml/2006/picture">
                 <pic:pic>
                   <pic:nvPicPr>
-                    <pic:cNvPr descr="fig/v6/rhino_page_persp.png" id="81" name="Picture"/>
+                    <pic:cNvPr descr="fig/v6/rhino_inlet_persp.png" id="82" name="Picture"/>
                     <pic:cNvPicPr>
                       <a:picLocks noChangeArrowheads="1" noChangeAspect="1"/>
                     </pic:cNvPicPr>
                   </pic:nvPicPr>
                   <pic:blipFill>
-                    <a:blip r:embed="rId79"/>
+                    <a:blip r:embed="rId80"/>
                     <a:stretch>
                       <a:fillRect/>
                     </a:stretch>
@@ -16881,7 +17144,7 @@
         <w:rPr>
           <w:rFonts w:hint="eastAsia"/>
         </w:rPr>
-        <w:t xml:space="preserve">「导出本页</w:t>
+        <w:t xml:space="preserve">单片法兰的可回读</w:t>
       </w:r>
       <w:r>
         <w:t xml:space="preserve"> </w:t>
@@ -16890,7 +17153,7 @@
         <w:rPr>
           <w:rFonts w:hint="eastAsia"/>
         </w:rPr>
-        <w:t xml:space="preserve">3DM」的另一版整机（盘</w:t>
+        <w:t xml:space="preserve">3DM（单图层多级台阶：板身、环、舌片），APP</w:t>
       </w:r>
       <w:r>
         <w:t xml:space="preserve"> </w:t>
@@ -16899,16 +17162,7 @@
         <w:rPr>
           <w:rFonts w:hint="eastAsia"/>
         </w:rPr>
-        <w:t xml:space="preserve">Ø60、舌</w:t>
-      </w:r>
-      <w:r>
-        <w:t xml:space="preserve"> </w:t>
-      </w:r>
-      <w:r>
-        <w:rPr>
-          <w:rFonts w:hint="eastAsia"/>
-        </w:rPr>
-        <w:t xml:space="preserve">163×40），四片各在自己的图层。</w:t>
+        <w:t xml:space="preserve">自己读得回来。</w:t>
       </w:r>
     </w:p>
     <w:p>
@@ -16918,105 +17172,20 @@
       <w:r>
         <w:drawing>
           <wp:inline>
-            <wp:extent cx="5334000" cy="2962728"/>
+            <wp:extent cx="5334000" cy="2970627"/>
             <wp:effectExtent b="0" l="0" r="0" t="0"/>
-            <wp:docPr descr="图 10　单片法兰的可回读 3DM（单图层多级台阶：板身、环、舌片），APP 自己读得回来。" title="" id="83" name="Picture"/>
+            <wp:docPr descr="图 10　现役记录入口片的实体 3DM（APP「导出设计记录 3DM」那条路写的，Rhino 8 着色）：一根空心铂管穿过实体法兰，管口那一圈是壁厚。" title="" id="84" name="Picture"/>
             <a:graphic>
               <a:graphicData uri="http://schemas.openxmlformats.org/drawingml/2006/picture">
                 <pic:pic>
                   <pic:nvPicPr>
-                    <pic:cNvPr descr="fig/v6/rhino_inlet_persp.png" id="84" name="Picture"/>
+                    <pic:cNvPr descr="fig/v6/rhino_inlet_solid.png" id="85" name="Picture"/>
                     <pic:cNvPicPr>
                       <a:picLocks noChangeArrowheads="1" noChangeAspect="1"/>
                     </pic:cNvPicPr>
                   </pic:nvPicPr>
                   <pic:blipFill>
-                    <a:blip r:embed="rId82"/>
-                    <a:stretch>
-                      <a:fillRect/>
-                    </a:stretch>
-                  </pic:blipFill>
-                  <pic:spPr bwMode="auto">
-                    <a:xfrm>
-                      <a:off x="0" y="0"/>
-                      <a:ext cx="5334000" cy="2962728"/>
-                    </a:xfrm>
-                    <a:prstGeom prst="rect">
-                      <a:avLst/>
-                    </a:prstGeom>
-                    <a:noFill/>
-                    <a:ln w="9525">
-                      <a:noFill/>
-                      <a:headEnd/>
-                      <a:tailEnd/>
-                    </a:ln>
-                  </pic:spPr>
-                </pic:pic>
-              </a:graphicData>
-            </a:graphic>
-          </wp:inline>
-        </w:drawing>
-      </w:r>
-    </w:p>
-    <w:p>
-      <w:pPr>
-        <w:pStyle w:val="ImageCaption"/>
-      </w:pPr>
-      <w:r>
-        <w:rPr>
-          <w:rFonts w:hint="eastAsia"/>
-        </w:rPr>
-        <w:t xml:space="preserve">图</w:t>
-      </w:r>
-      <w:r>
-        <w:t xml:space="preserve"> 10　</w:t>
-      </w:r>
-      <w:r>
-        <w:rPr>
-          <w:rFonts w:hint="eastAsia"/>
-        </w:rPr>
-        <w:t xml:space="preserve">单片法兰的可回读</w:t>
-      </w:r>
-      <w:r>
-        <w:t xml:space="preserve"> </w:t>
-      </w:r>
-      <w:r>
-        <w:rPr>
-          <w:rFonts w:hint="eastAsia"/>
-        </w:rPr>
-        <w:t xml:space="preserve">3DM（单图层多级台阶：板身、环、舌片），APP</w:t>
-      </w:r>
-      <w:r>
-        <w:t xml:space="preserve"> </w:t>
-      </w:r>
-      <w:r>
-        <w:rPr>
-          <w:rFonts w:hint="eastAsia"/>
-        </w:rPr>
-        <w:t xml:space="preserve">自己读得回来。</w:t>
-      </w:r>
-    </w:p>
-    <w:p>
-      <w:pPr>
-        <w:pStyle w:val="CaptionedFigure"/>
-      </w:pPr>
-      <w:r>
-        <w:drawing>
-          <wp:inline>
-            <wp:extent cx="5334000" cy="2970627"/>
-            <wp:effectExtent b="0" l="0" r="0" t="0"/>
-            <wp:docPr descr="图 11　现役记录入口片的实体 3DM（APP「导出设计记录 3DM」那条路写的，Rhino 8 着色）：一根空心铂管穿过实体法兰，管口那一圈是壁厚。" title="" id="86" name="Picture"/>
-            <a:graphic>
-              <a:graphicData uri="http://schemas.openxmlformats.org/drawingml/2006/picture">
-                <pic:pic>
-                  <pic:nvPicPr>
-                    <pic:cNvPr descr="fig/v6/rhino_inlet_solid.png" id="87" name="Picture"/>
-                    <pic:cNvPicPr>
-                      <a:picLocks noChangeArrowheads="1" noChangeAspect="1"/>
-                    </pic:cNvPicPr>
-                  </pic:nvPicPr>
-                  <pic:blipFill>
-                    <a:blip r:embed="rId85"/>
+                    <a:blip r:embed="rId83"/>
                     <a:stretch>
                       <a:fillRect/>
                     </a:stretch>
@@ -17054,7 +17223,7 @@
         <w:t xml:space="preserve">图</w:t>
       </w:r>
       <w:r>
-        <w:t xml:space="preserve"> 11　</w:t>
+        <w:t xml:space="preserve"> 10　</w:t>
       </w:r>
       <w:r>
         <w:rPr>
@@ -17099,18 +17268,18 @@
           <wp:inline>
             <wp:extent cx="5334000" cy="2980283"/>
             <wp:effectExtent b="0" l="0" r="0" t="0"/>
-            <wp:docPr descr="图 12　用户手画的侧 Y 形舌板交给求解器定旋钮后出的整机 3DM（2 段 3 片），Rhino 8 着色：舌根一条圆角三角槽，槽两侧是按 J 加厚的叉臂（深色那一段）。出图记录里「环外级 r28.8–31.8 实体创建失败」指的是这一级落在 Ø56 盘外、本就为空；这份 3DM 只作形状图，没有做第 10.4 节的逐件重量对账。" title="" id="89" name="Picture"/>
+            <wp:docPr descr="图 11　用户手画的侧 Y 形舌板交给求解器定旋钮后出的整机 3DM（2 段 3 片），Rhino 8 着色：从舌根伸到舌片中段的圆角三角槽，槽两侧是按 J 加厚的叉臂（深色那一段）。出图记录里「环外级 r28.8–31.8 实体创建失败」指的是这一级落在 Ø56 盘外、本就为空；这份 3DM 只作形状图，没有做第 10.4 节的逐件重量对账。" title="" id="87" name="Picture"/>
             <a:graphic>
               <a:graphicData uri="http://schemas.openxmlformats.org/drawingml/2006/picture">
                 <pic:pic>
                   <pic:nvPicPr>
-                    <pic:cNvPr descr="fig/v6/rhino_ysketch_line.png" id="90" name="Picture"/>
+                    <pic:cNvPr descr="fig/v6/rhino_ysketch_line.png" id="88" name="Picture"/>
                     <pic:cNvPicPr>
                       <a:picLocks noChangeArrowheads="1" noChangeAspect="1"/>
                     </pic:cNvPicPr>
                   </pic:nvPicPr>
                   <pic:blipFill>
-                    <a:blip r:embed="rId88"/>
+                    <a:blip r:embed="rId86"/>
                     <a:stretch>
                       <a:fillRect/>
                     </a:stretch>
@@ -17148,7 +17317,7 @@
         <w:t xml:space="preserve">图</w:t>
       </w:r>
       <w:r>
-        <w:t xml:space="preserve"> 12　</w:t>
+        <w:t xml:space="preserve"> 11　</w:t>
       </w:r>
       <w:r>
         <w:rPr>
@@ -17199,7 +17368,7 @@
         <w:rPr>
           <w:rFonts w:hint="eastAsia"/>
         </w:rPr>
-        <w:t xml:space="preserve">着色：舌根一条圆角三角槽，槽两侧是按</w:t>
+        <w:t xml:space="preserve">着色：从舌根伸到舌片中段的圆角三角槽，槽两侧是按</w:t>
       </w:r>
       <w:r>
         <w:t xml:space="preserve"> J </w:t>
@@ -17256,18 +17425,18 @@
           <wp:inline>
             <wp:extent cx="5334000" cy="2980283"/>
             <wp:effectExtent b="0" l="0" r="0" t="0"/>
-            <wp:docPr descr="图 13　同一 Y 形的单片正视：锥形舌片、圆角三角槽（宽端朝盘）、叉臂带、圆盘与管孔。槽的位置由电流场定（第 7.3 节），不是画上去的。" title="" id="92" name="Picture"/>
+            <wp:docPr descr="图 12　同一 Y 形的单片正视：锥形舌片、圆角三角槽（宽端朝盘）、叉臂带、圆盘与管孔。槽的位置由电流场定（第 7.3 节），不是画上去的。" title="" id="90" name="Picture"/>
             <a:graphic>
               <a:graphicData uri="http://schemas.openxmlformats.org/drawingml/2006/picture">
                 <pic:pic>
                   <pic:nvPicPr>
-                    <pic:cNvPr descr="fig/v6/rhino_ysketch_front.png" id="93" name="Picture"/>
+                    <pic:cNvPr descr="fig/v6/rhino_ysketch_front.png" id="91" name="Picture"/>
                     <pic:cNvPicPr>
                       <a:picLocks noChangeArrowheads="1" noChangeAspect="1"/>
                     </pic:cNvPicPr>
                   </pic:nvPicPr>
                   <pic:blipFill>
-                    <a:blip r:embed="rId91"/>
+                    <a:blip r:embed="rId89"/>
                     <a:stretch>
                       <a:fillRect/>
                     </a:stretch>
@@ -17305,7 +17474,7 @@
         <w:t xml:space="preserve">图</w:t>
       </w:r>
       <w:r>
-        <w:t xml:space="preserve"> 13　</w:t>
+        <w:t xml:space="preserve"> 12　</w:t>
       </w:r>
       <w:r>
         <w:rPr>
@@ -17332,8 +17501,8 @@
         <w:t xml:space="preserve">节），不是画上去的。</w:t>
       </w:r>
     </w:p>
-    <w:bookmarkEnd w:id="94"/>
-    <w:bookmarkStart w:id="95" w:name="几何交付与质量对账"/>
+    <w:bookmarkEnd w:id="92"/>
+    <w:bookmarkStart w:id="93" w:name="几何交付与质量对账"/>
     <w:p>
       <w:pPr>
         <w:pStyle w:val="Heading2"/>
@@ -17622,29 +17791,11 @@
         <w:rPr>
           <w:rFonts w:hint="eastAsia"/>
         </w:rPr>
-        <w:t xml:space="preserve">只验「包围盒沿</w:t>
-      </w:r>
-      <w:r>
-        <w:t xml:space="preserve"> Y = </w:t>
-      </w:r>
-      <w:r>
-        <w:rPr>
-          <w:rFonts w:hint="eastAsia"/>
-        </w:rPr>
-        <w:t xml:space="preserve">板厚」曾一路报「全吻合」而实际法兰只有计算值的</w:t>
-      </w:r>
-      <w:r>
-        <w:t xml:space="preserve"> 43 </w:t>
-      </w:r>
-      <w:r>
-        <w:rPr>
-          <w:rFonts w:hint="eastAsia"/>
-        </w:rPr>
-        <w:t xml:space="preserve">%；重量是唯一把所有几何细节都卷进去的一个数。</w:t>
+        <w:t xml:space="preserve">只验包围盒尺寸发现不了孔、焊角、环的错漏；重量是唯一把所有几何细节都卷进去的一个数。</w:t>
       </w:r>
     </w:p>
-    <w:bookmarkEnd w:id="95"/>
-    <w:bookmarkStart w:id="99" w:name="法兰初始值-结果值计算流程并列比较边界环境"/>
+    <w:bookmarkEnd w:id="93"/>
+    <w:bookmarkStart w:id="97" w:name="法兰初始值-结果值计算流程并列比较边界环境"/>
     <w:p>
       <w:pPr>
         <w:pStyle w:val="Heading2"/>
@@ -17668,7 +17819,7 @@
         <w:t xml:space="preserve">结果值（计算流程、并列比较、边界环境）</w:t>
       </w:r>
     </w:p>
-    <w:bookmarkStart w:id="96" w:name="计算流程一份法兰是怎么从初始值走到结果值的"/>
+    <w:bookmarkStart w:id="94" w:name="计算流程一份法兰是怎么从初始值走到结果值的"/>
     <w:p>
       <w:pPr>
         <w:pStyle w:val="Heading3"/>
@@ -17762,7 +17913,7 @@
         <w:pStyle w:val="Compact"/>
         <w:numPr>
           <w:ilvl w:val="0"/>
-          <w:numId w:val="1006"/>
+          <w:numId w:val="1007"/>
         </w:numPr>
       </w:pPr>
       <w:r>
@@ -17944,7 +18095,7 @@
         <w:pStyle w:val="Compact"/>
         <w:numPr>
           <w:ilvl w:val="0"/>
-          <w:numId w:val="1006"/>
+          <w:numId w:val="1007"/>
         </w:numPr>
       </w:pPr>
       <w:r>
@@ -18048,7 +18199,7 @@
         <w:pStyle w:val="Compact"/>
         <w:numPr>
           <w:ilvl w:val="0"/>
-          <w:numId w:val="1006"/>
+          <w:numId w:val="1007"/>
         </w:numPr>
       </w:pPr>
       <w:r>
@@ -18143,7 +18294,7 @@
         <w:pStyle w:val="Compact"/>
         <w:numPr>
           <w:ilvl w:val="0"/>
-          <w:numId w:val="1006"/>
+          <w:numId w:val="1007"/>
         </w:numPr>
       </w:pPr>
       <w:r>
@@ -18199,7 +18350,7 @@
         <w:pStyle w:val="Compact"/>
         <w:numPr>
           <w:ilvl w:val="0"/>
-          <w:numId w:val="1006"/>
+          <w:numId w:val="1007"/>
         </w:numPr>
       </w:pPr>
       <w:r>
@@ -18339,7 +18490,7 @@
         <w:pStyle w:val="Compact"/>
         <w:numPr>
           <w:ilvl w:val="0"/>
-          <w:numId w:val="1006"/>
+          <w:numId w:val="1007"/>
         </w:numPr>
       </w:pPr>
       <w:r>
@@ -18389,7 +18540,7 @@
         <w:pStyle w:val="Compact"/>
         <w:numPr>
           <w:ilvl w:val="0"/>
-          <w:numId w:val="1006"/>
+          <w:numId w:val="1007"/>
         </w:numPr>
       </w:pPr>
       <w:r>
@@ -18443,22 +18594,58 @@
         <w:t xml:space="preserve">g。重解本身</w:t>
       </w:r>
       <w:r>
-        <w:t xml:space="preserve"> 61.4 </w:t>
-      </w:r>
-      <w:r>
-        <w:rPr>
-          <w:rFonts w:hint="eastAsia"/>
-        </w:rPr>
-        <w:t xml:space="preserve">分钟（含它自己再跑一遍导航网格三轮）；从头累计</w:t>
-      </w:r>
-      <w:r>
         <w:t xml:space="preserve"> 125 </w:t>
       </w:r>
       <w:r>
         <w:rPr>
           <w:rFonts w:hint="eastAsia"/>
         </w:rPr>
-        <w:t xml:space="preserve">次场解、105.2</w:t>
+        <w:t xml:space="preserve">次场解、61.4</w:t>
+      </w:r>
+      <w:r>
+        <w:t xml:space="preserve"> </w:t>
+      </w:r>
+      <w:r>
+        <w:rPr>
+          <w:rFonts w:hint="eastAsia"/>
+        </w:rPr>
+        <w:t xml:space="preserve">分钟（含它自己再跑一遍导航网格三轮）；从头累计约</w:t>
+      </w:r>
+      <w:r>
+        <w:t xml:space="preserve"> 202 </w:t>
+      </w:r>
+      <w:r>
+        <w:rPr>
+          <w:rFonts w:hint="eastAsia"/>
+        </w:rPr>
+        <w:t xml:space="preserve">次场解（导航</w:t>
+      </w:r>
+      <w:r>
+        <w:t xml:space="preserve"> 72 + </w:t>
+      </w:r>
+      <w:r>
+        <w:rPr>
+          <w:rFonts w:hint="eastAsia"/>
+        </w:rPr>
+        <w:t xml:space="preserve">加密</w:t>
+      </w:r>
+      <w:r>
+        <w:t xml:space="preserve"> 5 + </w:t>
+      </w:r>
+      <w:r>
+        <w:rPr>
+          <w:rFonts w:hint="eastAsia"/>
+        </w:rPr>
+        <w:t xml:space="preserve">重解</w:t>
+      </w:r>
+      <w:r>
+        <w:t xml:space="preserve"> </w:t>
+      </w:r>
+      <w:r>
+        <w:rPr>
+          <w:rFonts w:hint="eastAsia"/>
+        </w:rPr>
+        <w:t xml:space="preserve">125）、105.2</w:t>
       </w:r>
       <w:r>
         <w:t xml:space="preserve"> </w:t>
@@ -18475,7 +18662,7 @@
         <w:pStyle w:val="Compact"/>
         <w:numPr>
           <w:ilvl w:val="0"/>
-          <w:numId w:val="1006"/>
+          <w:numId w:val="1007"/>
         </w:numPr>
       </w:pPr>
       <w:r>
@@ -18567,8 +18754,8 @@
         <w:t xml:space="preserve">节），带外还是杆厚。</w:t>
       </w:r>
     </w:p>
-    <w:bookmarkEnd w:id="96"/>
-    <w:bookmarkStart w:id="97" w:name="初始值-结果值三个案例并列"/>
+    <w:bookmarkEnd w:id="94"/>
+    <w:bookmarkStart w:id="95" w:name="初始值-结果值三个案例并列"/>
     <w:p>
       <w:pPr>
         <w:pStyle w:val="Heading3"/>
@@ -18757,7 +18944,16 @@
               <w:rPr>
                 <w:rFonts w:hint="eastAsia"/>
               </w:rPr>
-              <w:t xml:space="preserve">锥形，舌根圆角三角槽（宽端朝盘）</w:t>
+              <w:t xml:space="preserve">锥形，从舌根伸到舌片中段的圆角三角槽（宽端朝盘，x</w:t>
+            </w:r>
+            <w:r>
+              <w:t xml:space="preserve"> </w:t>
+            </w:r>
+            <w:r>
+              <w:rPr>
+                <w:rFonts w:hint="eastAsia"/>
+              </w:rPr>
+              <w:t xml:space="preserve">−88～−31）</w:t>
             </w:r>
           </w:p>
         </w:tc>
@@ -19195,7 +19391,25 @@
               <w:rPr>
                 <w:rFonts w:hint="eastAsia"/>
               </w:rPr>
-              <w:t xml:space="preserve">3.0／3.0／3.0</w:t>
+              <w:t xml:space="preserve">图上</w:t>
+            </w:r>
+            <w:r>
+              <w:t xml:space="preserve"> </w:t>
+            </w:r>
+            <w:r>
+              <w:rPr>
+                <w:rFonts w:hint="eastAsia"/>
+              </w:rPr>
+              <w:t xml:space="preserve">3.0（只解一次）；求解从</w:t>
+            </w:r>
+            <w:r>
+              <w:t xml:space="preserve"> 0.30 </w:t>
+            </w:r>
+            <w:r>
+              <w:rPr>
+                <w:rFonts w:hint="eastAsia"/>
+              </w:rPr>
+              <w:t xml:space="preserve">起</w:t>
             </w:r>
             <w:r>
               <w:t xml:space="preserve"> →</w:t>
@@ -19833,7 +20047,7 @@
               <w:rPr>
                 <w:rFonts w:hint="eastAsia"/>
               </w:rPr>
-              <w:t xml:space="preserve">累计</w:t>
+              <w:t xml:space="preserve">重解</w:t>
             </w:r>
             <w:r>
               <w:t xml:space="preserve"> 125 </w:t>
@@ -19842,6 +20056,24 @@
               <w:rPr>
                 <w:rFonts w:hint="eastAsia"/>
               </w:rPr>
+              <w:t xml:space="preserve">次／61.4</w:t>
+            </w:r>
+            <w:r>
+              <w:t xml:space="preserve"> </w:t>
+            </w:r>
+            <w:r>
+              <w:rPr>
+                <w:rFonts w:hint="eastAsia"/>
+              </w:rPr>
+              <w:t xml:space="preserve">分；从头累计约</w:t>
+            </w:r>
+            <w:r>
+              <w:t xml:space="preserve"> 202 </w:t>
+            </w:r>
+            <w:r>
+              <w:rPr>
+                <w:rFonts w:hint="eastAsia"/>
+              </w:rPr>
               <w:t xml:space="preserve">次／105.2</w:t>
             </w:r>
             <w:r>
@@ -19854,7 +20086,25 @@
               <w:t xml:space="preserve">分（导航</w:t>
             </w:r>
             <w:r>
-              <w:t xml:space="preserve"> 31.6 + </w:t>
+              <w:t xml:space="preserve"> 72 </w:t>
+            </w:r>
+            <w:r>
+              <w:rPr>
+                <w:rFonts w:hint="eastAsia"/>
+              </w:rPr>
+              <w:t xml:space="preserve">次</w:t>
+            </w:r>
+            <w:r>
+              <w:t xml:space="preserve"> 31.6 </w:t>
+            </w:r>
+            <w:r>
+              <w:rPr>
+                <w:rFonts w:hint="eastAsia"/>
+              </w:rPr>
+              <w:t xml:space="preserve">分</w:t>
+            </w:r>
+            <w:r>
+              <w:t xml:space="preserve"> + </w:t>
             </w:r>
             <w:r>
               <w:rPr>
@@ -19863,22 +20113,31 @@
               <w:t xml:space="preserve">加密</w:t>
             </w:r>
             <w:r>
-              <w:t xml:space="preserve"> 12.2 + </w:t>
-            </w:r>
-            <w:r>
-              <w:rPr>
-                <w:rFonts w:hint="eastAsia"/>
-              </w:rPr>
-              <w:t xml:space="preserve">重解</w:t>
-            </w:r>
-            <w:r>
-              <w:t xml:space="preserve"> </w:t>
-            </w:r>
-            <w:r>
-              <w:rPr>
-                <w:rFonts w:hint="eastAsia"/>
-              </w:rPr>
-              <w:t xml:space="preserve">61.4）</w:t>
+              <w:t xml:space="preserve"> 5 </w:t>
+            </w:r>
+            <w:r>
+              <w:rPr>
+                <w:rFonts w:hint="eastAsia"/>
+              </w:rPr>
+              <w:t xml:space="preserve">次</w:t>
+            </w:r>
+            <w:r>
+              <w:t xml:space="preserve"> 12.2 </w:t>
+            </w:r>
+            <w:r>
+              <w:rPr>
+                <w:rFonts w:hint="eastAsia"/>
+              </w:rPr>
+              <w:t xml:space="preserve">分</w:t>
+            </w:r>
+            <w:r>
+              <w:t xml:space="preserve"> + </w:t>
+            </w:r>
+            <w:r>
+              <w:rPr>
+                <w:rFonts w:hint="eastAsia"/>
+              </w:rPr>
+              <w:t xml:space="preserve">重解）</w:t>
             </w:r>
           </w:p>
         </w:tc>
@@ -20017,7 +20276,7 @@
         <w:rPr>
           <w:rFonts w:hint="eastAsia"/>
         </w:rPr>
-        <w:t xml:space="preserve">三点读法：板厚在三个案例里都停在下角——按</w:t>
+        <w:t xml:space="preserve">几点读法：板厚在三个案例里都停在下角——按</w:t>
       </w:r>
       <w:r>
         <w:t xml:space="preserve"> J </w:t>
@@ -20035,7 +20294,7 @@
         <w:rPr>
           <w:rFonts w:hint="eastAsia"/>
         </w:rPr>
-        <w:t xml:space="preserve">节）；用户图上的初始值</w:t>
+        <w:t xml:space="preserve">节）；用户图上的</w:t>
       </w:r>
       <w:r>
         <w:t xml:space="preserve"> 3 mm </w:t>
@@ -20053,7 +20312,25 @@
         <w:rPr>
           <w:rFonts w:hint="eastAsia"/>
         </w:rPr>
-        <w:t xml:space="preserve">K，求解器把它抬到</w:t>
+        <w:t xml:space="preserve">K；求解器不用这个</w:t>
+      </w:r>
+      <w:r>
+        <w:t xml:space="preserve"> 3 </w:t>
+      </w:r>
+      <w:r>
+        <w:rPr>
+          <w:rFonts w:hint="eastAsia"/>
+        </w:rPr>
+        <w:t xml:space="preserve">mm，从下角</w:t>
+      </w:r>
+      <w:r>
+        <w:t xml:space="preserve"> 0.30 </w:t>
+      </w:r>
+      <w:r>
+        <w:rPr>
+          <w:rFonts w:hint="eastAsia"/>
+        </w:rPr>
+        <w:t xml:space="preserve">起二分，落在</w:t>
       </w:r>
       <w:r>
         <w:t xml:space="preserve"> </w:t>
@@ -20065,13 +20342,13 @@
         <w:t xml:space="preserve">5.7～11.7</w:t>
       </w:r>
       <w:r>
-        <w:t xml:space="preserve"> mm </w:t>
-      </w:r>
-      <w:r>
-        <w:rPr>
-          <w:rFonts w:hint="eastAsia"/>
-        </w:rPr>
-        <w:t xml:space="preserve">才过；同一锥形舌片开槽比不开槽轻</w:t>
+        <w:t xml:space="preserve"> </w:t>
+      </w:r>
+      <w:r>
+        <w:rPr>
+          <w:rFonts w:hint="eastAsia"/>
+        </w:rPr>
+        <w:t xml:space="preserve">mm；同一锥形舌片开槽比不开槽轻</w:t>
       </w:r>
       <w:r>
         <w:t xml:space="preserve"> 13.2 </w:t>
@@ -20116,10 +20393,10 @@
         <w:rPr>
           <w:rFonts w:hint="eastAsia"/>
         </w:rPr>
-        <w:t xml:space="preserve">g，几乎全来自舌片厚：锥形舌最窄处（压接段边界，宽</w:t>
-      </w:r>
-      <w:r>
-        <w:t xml:space="preserve"> 37 </w:t>
+        <w:t xml:space="preserve">g，几乎全来自舌片厚：锥形舌最窄处（压接段边界，宽约</w:t>
+      </w:r>
+      <w:r>
+        <w:t xml:space="preserve"> 37.2 </w:t>
       </w:r>
       <w:r>
         <w:rPr>
@@ -20206,7 +20483,61 @@
         <w:rPr>
           <w:rFonts w:hint="eastAsia"/>
         </w:rPr>
-        <w:t xml:space="preserve">g。舌片若能随宽度分级减薄，这</w:t>
+        <w:t xml:space="preserve">g。三项解析合计</w:t>
+      </w:r>
+      <w:r>
+        <w:t xml:space="preserve"> +144 </w:t>
+      </w:r>
+      <w:r>
+        <w:rPr>
+          <w:rFonts w:hint="eastAsia"/>
+        </w:rPr>
+        <w:t xml:space="preserve">g，网格实算</w:t>
+      </w:r>
+      <w:r>
+        <w:t xml:space="preserve"> +138 </w:t>
+      </w:r>
+      <w:r>
+        <w:rPr>
+          <w:rFonts w:hint="eastAsia"/>
+        </w:rPr>
+        <w:t xml:space="preserve">g，差</w:t>
+      </w:r>
+      <w:r>
+        <w:t xml:space="preserve"> 6 g </w:t>
+      </w:r>
+      <w:r>
+        <w:rPr>
+          <w:rFonts w:hint="eastAsia"/>
+        </w:rPr>
+        <w:t xml:space="preserve">是闭式面积</w:t>
+      </w:r>
+      <w:r>
+        <w:t xml:space="preserve"> × </w:t>
+      </w:r>
+      <w:r>
+        <w:rPr>
+          <w:rFonts w:hint="eastAsia"/>
+        </w:rPr>
+        <w:t xml:space="preserve">厚与网格体积的差（锥形舌片区净面积约</w:t>
+      </w:r>
+      <w:r>
+        <w:t xml:space="preserve"> 5.24 × 10³ </w:t>
+      </w:r>
+      <w:r>
+        <w:rPr>
+          <w:rFonts w:hint="eastAsia"/>
+        </w:rPr>
+        <w:t xml:space="preserve">mm²、等宽舌片区约</w:t>
+      </w:r>
+      <w:r>
+        <w:t xml:space="preserve"> 6.79 × 10³ </w:t>
+      </w:r>
+      <w:r>
+        <w:rPr>
+          <w:rFonts w:hint="eastAsia"/>
+        </w:rPr>
+        <w:t xml:space="preserve">mm²；厚度效应按锥形面积、面积效应按等宽厚度拆）。舌片若能随宽度分级减薄，这</w:t>
       </w:r>
       <w:r>
         <w:t xml:space="preserve"> 138 g </w:t>
@@ -20227,8 +20558,8 @@
         <w:t xml:space="preserve">上成立（未做加密复算与细网格重解），不可直接交付；只有第一列在细网格上过。</w:t>
       </w:r>
     </w:p>
-    <w:bookmarkEnd w:id="97"/>
-    <w:bookmarkStart w:id="98" w:name="算完之后结果在什么边界环境下成立"/>
+    <w:bookmarkEnd w:id="95"/>
+    <w:bookmarkStart w:id="96" w:name="算完之后结果在什么边界环境下成立"/>
     <w:p>
       <w:pPr>
         <w:pStyle w:val="Heading3"/>
@@ -21113,9 +21444,9 @@
         </w:tc>
       </w:tr>
     </w:tbl>
-    <w:bookmarkEnd w:id="98"/>
-    <w:bookmarkEnd w:id="99"/>
-    <w:bookmarkStart w:id="130" w:name="温度场与电流密度场现役记录以及侧-y-形挖孔前后互相佐证"/>
+    <w:bookmarkEnd w:id="96"/>
+    <w:bookmarkEnd w:id="97"/>
+    <w:bookmarkStart w:id="128" w:name="温度场与电流密度场现役记录以及侧-y-形挖孔前后互相佐证"/>
     <w:p>
       <w:pPr>
         <w:pStyle w:val="Heading2"/>
@@ -21204,18 +21535,18 @@
           <wp:inline>
             <wp:extent cx="5334000" cy="3048000"/>
             <wp:effectExtent b="0" l="0" r="0" t="0"/>
-            <wp:docPr descr="图 14　现役记录入口片的温度场（导航网格，°C）。舌端 450 °C 是铜排夹持温度，从舌端往管孔升温，最高 1234.7 °C 出在舌片近盘处（舌片自热，比管温高 85 K）；圆盘区与管温齐平（圆盘区最高温 − 管温四片最紧 −0.21 K，出在 HC2|HC3）。" title="" id="101" name="Picture"/>
+            <wp:docPr descr="图 13　现役记录入口片的温度场（导航网格，°C）。舌端 450 °C 是铜排夹持温度，从舌端往管孔升温，最高 1234.7 °C 出在舌片近盘处（舌片自热，比管温高 88 K）；圆盘区与管温齐平（圆盘区最高温 − 管温四片最紧 −0.21 K，出在 HC2|HC3）。" title="" id="99" name="Picture"/>
             <a:graphic>
               <a:graphicData uri="http://schemas.openxmlformats.org/drawingml/2006/picture">
                 <pic:pic>
                   <pic:nvPicPr>
-                    <pic:cNvPr descr="fig/v6/field_rec_入口_T.png" id="102" name="Picture"/>
+                    <pic:cNvPr descr="fig/v6/field_rec_入口_T.png" id="100" name="Picture"/>
                     <pic:cNvPicPr>
                       <a:picLocks noChangeArrowheads="1" noChangeAspect="1"/>
                     </pic:cNvPicPr>
                   </pic:nvPicPr>
                   <pic:blipFill>
-                    <a:blip r:embed="rId100"/>
+                    <a:blip r:embed="rId98"/>
                     <a:stretch>
                       <a:fillRect/>
                     </a:stretch>
@@ -21253,7 +21584,7 @@
         <w:t xml:space="preserve">图</w:t>
       </w:r>
       <w:r>
-        <w:t xml:space="preserve"> 14　</w:t>
+        <w:t xml:space="preserve"> 13　</w:t>
       </w:r>
       <w:r>
         <w:rPr>
@@ -21280,7 +21611,7 @@
         <w:t xml:space="preserve">出在舌片近盘处（舌片自热，比管温高</w:t>
       </w:r>
       <w:r>
-        <w:t xml:space="preserve"> 85 </w:t>
+        <w:t xml:space="preserve"> 88 </w:t>
       </w:r>
       <w:r>
         <w:rPr>
@@ -21325,18 +21656,18 @@
           <wp:inline>
             <wp:extent cx="5334000" cy="3048000"/>
             <wp:effectExtent b="0" l="0" r="0" t="0"/>
-            <wp:docPr descr="图 15　现役记录入口片的电流密度场（A/mm²）。电流从舌片单侧汇入管孔：舌根两个圆角与管孔近舌一侧最挤，圆盘背对舌片的那一半几乎不走电流——槽就该开在那里（第 7.3 节）。入口片 J 峰 34.8 A/mm²（色标按 99.5 % 分位截断，图上最亮约 32）；「法兰截面 J」不过的那一刀在出口片 x = −100 处（27.7 A/mm²）。" title="" id="104" name="Picture"/>
+            <wp:docPr descr="图 14　现役记录入口片的电流密度场（A/mm²）。电流从舌片单侧汇入管孔：舌根两个圆角与管孔近舌一侧最挤，圆盘背对舌片的那一半几乎不走电流——槽就该开在那里（第 7.3 节）。入口片 J 峰 34.8 A/mm²（色标按 99.5 % 分位截断，图上最亮约 32）；「法兰截面 J」不过的那一刀在出口片 x = −100 处（27.7 A/mm²）。" title="" id="102" name="Picture"/>
             <a:graphic>
               <a:graphicData uri="http://schemas.openxmlformats.org/drawingml/2006/picture">
                 <pic:pic>
                   <pic:nvPicPr>
-                    <pic:cNvPr descr="fig/v6/field_rec_入口_J.png" id="105" name="Picture"/>
+                    <pic:cNvPr descr="fig/v6/field_rec_入口_J.png" id="103" name="Picture"/>
                     <pic:cNvPicPr>
                       <a:picLocks noChangeArrowheads="1" noChangeAspect="1"/>
                     </pic:cNvPicPr>
                   </pic:nvPicPr>
                   <pic:blipFill>
-                    <a:blip r:embed="rId103"/>
+                    <a:blip r:embed="rId101"/>
                     <a:stretch>
                       <a:fillRect/>
                     </a:stretch>
@@ -21374,7 +21705,7 @@
         <w:t xml:space="preserve">图</w:t>
       </w:r>
       <w:r>
-        <w:t xml:space="preserve"> 15　</w:t>
+        <w:t xml:space="preserve"> 14　</w:t>
       </w:r>
       <w:r>
         <w:rPr>
@@ -21464,18 +21795,18 @@
           <wp:inline>
             <wp:extent cx="5334000" cy="3048000"/>
             <wp:effectExtent b="0" l="0" r="0" t="0"/>
-            <wp:docPr descr="图 16　现役记录共用片（HC1|HC2，承 √3 倍电流）的温度场。" title="" id="107" name="Picture"/>
+            <wp:docPr descr="图 15　现役记录共用片（HC1|HC2，承 √3 倍电流）的温度场。" title="" id="105" name="Picture"/>
             <a:graphic>
               <a:graphicData uri="http://schemas.openxmlformats.org/drawingml/2006/picture">
                 <pic:pic>
                   <pic:nvPicPr>
-                    <pic:cNvPr descr="fig/v6/field_rec_HC1_HC2_T.png" id="108" name="Picture"/>
+                    <pic:cNvPr descr="fig/v6/field_rec_HC1_HC2_T.png" id="106" name="Picture"/>
                     <pic:cNvPicPr>
                       <a:picLocks noChangeArrowheads="1" noChangeAspect="1"/>
                     </pic:cNvPicPr>
                   </pic:nvPicPr>
                   <pic:blipFill>
-                    <a:blip r:embed="rId106"/>
+                    <a:blip r:embed="rId104"/>
                     <a:stretch>
                       <a:fillRect/>
                     </a:stretch>
@@ -21513,7 +21844,7 @@
         <w:t xml:space="preserve">图</w:t>
       </w:r>
       <w:r>
-        <w:t xml:space="preserve"> 16　</w:t>
+        <w:t xml:space="preserve"> 15　</w:t>
       </w:r>
       <w:r>
         <w:rPr>
@@ -21540,18 +21871,18 @@
           <wp:inline>
             <wp:extent cx="5334000" cy="3048000"/>
             <wp:effectExtent b="0" l="0" r="0" t="0"/>
-            <wp:docPr descr="图 17　现役记录共用片的电流密度场（J 峰 20.7 A/mm²，板厚 2.45 把 J 压到端片的六成）。" title="" id="110" name="Picture"/>
+            <wp:docPr descr="图 16　现役记录共用片的电流密度场（J 峰 20.7 A/mm²，板厚 2.45 把 J 压到端片的六成）。" title="" id="108" name="Picture"/>
             <a:graphic>
               <a:graphicData uri="http://schemas.openxmlformats.org/drawingml/2006/picture">
                 <pic:pic>
                   <pic:nvPicPr>
-                    <pic:cNvPr descr="fig/v6/field_rec_HC1_HC2_J.png" id="111" name="Picture"/>
+                    <pic:cNvPr descr="fig/v6/field_rec_HC1_HC2_J.png" id="109" name="Picture"/>
                     <pic:cNvPicPr>
                       <a:picLocks noChangeArrowheads="1" noChangeAspect="1"/>
                     </pic:cNvPicPr>
                   </pic:nvPicPr>
                   <pic:blipFill>
-                    <a:blip r:embed="rId109"/>
+                    <a:blip r:embed="rId107"/>
                     <a:stretch>
                       <a:fillRect/>
                     </a:stretch>
@@ -21589,7 +21920,7 @@
         <w:t xml:space="preserve">图</w:t>
       </w:r>
       <w:r>
-        <w:t xml:space="preserve"> 17　</w:t>
+        <w:t xml:space="preserve"> 16　</w:t>
       </w:r>
       <w:r>
         <w:rPr>
@@ -21681,18 +22012,18 @@
           <wp:inline>
             <wp:extent cx="5334000" cy="3048000"/>
             <wp:effectExtent b="0" l="0" r="0" t="0"/>
-            <wp:docPr descr="图 18　挖孔前：共用片温度场。舌片是一整块导热通路，从舌端 450 °C 到管孔单调升温；要守住法兰增量温降 9.97 K，舌保温得包到 6.3 mm。" title="" id="113" name="Picture"/>
+            <wp:docPr descr="图 17　挖孔前：共用片温度场。舌片是一整块导热通路，从舌端 450 °C 到管孔单调升温；舌保温从 0.30 起二分，落在 6.3 mm（法兰增量温降 9.97 K ≤ 10）。" title="" id="111" name="Picture"/>
             <a:graphic>
               <a:graphicData uri="http://schemas.openxmlformats.org/drawingml/2006/picture">
                 <pic:pic>
                   <pic:nvPicPr>
-                    <pic:cNvPr descr="fig/v6/field_Y_before_HC1_HC2_T.png" id="114" name="Picture"/>
+                    <pic:cNvPr descr="fig/v6/field_Y_before_HC1_HC2_T.png" id="112" name="Picture"/>
                     <pic:cNvPicPr>
                       <a:picLocks noChangeArrowheads="1" noChangeAspect="1"/>
                     </pic:cNvPicPr>
                   </pic:nvPicPr>
                   <pic:blipFill>
-                    <a:blip r:embed="rId112"/>
+                    <a:blip r:embed="rId110"/>
                     <a:stretch>
                       <a:fillRect/>
                     </a:stretch>
@@ -21730,7 +22061,7 @@
         <w:t xml:space="preserve">图</w:t>
       </w:r>
       <w:r>
-        <w:t xml:space="preserve"> 18　</w:t>
+        <w:t xml:space="preserve"> 17　</w:t>
       </w:r>
       <w:r>
         <w:rPr>
@@ -21745,19 +22076,34 @@
         <w:rPr>
           <w:rFonts w:hint="eastAsia"/>
         </w:rPr>
-        <w:t xml:space="preserve">到管孔单调升温；要守住法兰增量温降</w:t>
-      </w:r>
-      <w:r>
-        <w:t xml:space="preserve"> 9.97 </w:t>
-      </w:r>
-      <w:r>
-        <w:rPr>
-          <w:rFonts w:hint="eastAsia"/>
-        </w:rPr>
-        <w:t xml:space="preserve">K，舌保温得包到</w:t>
-      </w:r>
-      <w:r>
-        <w:t xml:space="preserve"> 6.3 mm。</w:t>
+        <w:t xml:space="preserve">到管孔单调升温；舌保温从</w:t>
+      </w:r>
+      <w:r>
+        <w:t xml:space="preserve"> 0.30 </w:t>
+      </w:r>
+      <w:r>
+        <w:rPr>
+          <w:rFonts w:hint="eastAsia"/>
+        </w:rPr>
+        <w:t xml:space="preserve">起二分，落在</w:t>
+      </w:r>
+      <w:r>
+        <w:t xml:space="preserve"> 6.3 </w:t>
+      </w:r>
+      <w:r>
+        <w:rPr>
+          <w:rFonts w:hint="eastAsia"/>
+        </w:rPr>
+        <w:t xml:space="preserve">mm（法兰增量温降</w:t>
+      </w:r>
+      <w:r>
+        <w:t xml:space="preserve"> 9.97 K ≤ </w:t>
+      </w:r>
+      <w:r>
+        <w:rPr>
+          <w:rFonts w:hint="eastAsia"/>
+        </w:rPr>
+        <w:t xml:space="preserve">10）。</w:t>
       </w:r>
     </w:p>
     <w:p>
@@ -21769,18 +22115,18 @@
           <wp:inline>
             <wp:extent cx="5334000" cy="3048000"/>
             <wp:effectExtent b="0" l="0" r="0" t="0"/>
-            <wp:docPr descr="图 19　挖孔后：共用片温度场。舌片中段的槽（白色空洞）去掉了那一块两面的散热面，求解器把舌保温减到 3.6 mm 仍守住 9.71 K。" title="" id="116" name="Picture"/>
+            <wp:docPr descr="图 18　挖孔后：共用片温度场。从舌根伸到舌片中段的槽（白色空洞）去掉了那一块两面的保温面；舌保温同样从 0.30 起二分，落在 3.6 mm（9.71 K ≤ 10）。" title="" id="114" name="Picture"/>
             <a:graphic>
               <a:graphicData uri="http://schemas.openxmlformats.org/drawingml/2006/picture">
                 <pic:pic>
                   <pic:nvPicPr>
-                    <pic:cNvPr descr="fig/v6/field_Y_after_HC1_HC2_T.png" id="117" name="Picture"/>
+                    <pic:cNvPr descr="fig/v6/field_Y_after_HC1_HC2_T.png" id="115" name="Picture"/>
                     <pic:cNvPicPr>
                       <a:picLocks noChangeArrowheads="1" noChangeAspect="1"/>
                     </pic:cNvPicPr>
                   </pic:nvPicPr>
                   <pic:blipFill>
-                    <a:blip r:embed="rId115"/>
+                    <a:blip r:embed="rId113"/>
                     <a:stretch>
                       <a:fillRect/>
                     </a:stretch>
@@ -21818,25 +22164,40 @@
         <w:t xml:space="preserve">图</w:t>
       </w:r>
       <w:r>
-        <w:t xml:space="preserve"> 19　</w:t>
-      </w:r>
-      <w:r>
-        <w:rPr>
-          <w:rFonts w:hint="eastAsia"/>
-        </w:rPr>
-        <w:t xml:space="preserve">挖孔后：共用片温度场。舌片中段的槽（白色空洞）去掉了那一块两面的散热面，求解器把舌保温减到</w:t>
-      </w:r>
-      <w:r>
-        <w:t xml:space="preserve"> 3.6 mm </w:t>
-      </w:r>
-      <w:r>
-        <w:rPr>
-          <w:rFonts w:hint="eastAsia"/>
-        </w:rPr>
-        <w:t xml:space="preserve">仍守住</w:t>
-      </w:r>
-      <w:r>
-        <w:t xml:space="preserve"> 9.71 K。</w:t>
+        <w:t xml:space="preserve"> 18　</w:t>
+      </w:r>
+      <w:r>
+        <w:rPr>
+          <w:rFonts w:hint="eastAsia"/>
+        </w:rPr>
+        <w:t xml:space="preserve">挖孔后：共用片温度场。从舌根伸到舌片中段的槽（白色空洞）去掉了那一块两面的保温面；舌保温同样从</w:t>
+      </w:r>
+      <w:r>
+        <w:t xml:space="preserve"> 0.30 </w:t>
+      </w:r>
+      <w:r>
+        <w:rPr>
+          <w:rFonts w:hint="eastAsia"/>
+        </w:rPr>
+        <w:t xml:space="preserve">起二分，落在</w:t>
+      </w:r>
+      <w:r>
+        <w:t xml:space="preserve"> 3.6 </w:t>
+      </w:r>
+      <w:r>
+        <w:rPr>
+          <w:rFonts w:hint="eastAsia"/>
+        </w:rPr>
+        <w:t xml:space="preserve">mm（9.71</w:t>
+      </w:r>
+      <w:r>
+        <w:t xml:space="preserve"> K ≤ </w:t>
+      </w:r>
+      <w:r>
+        <w:rPr>
+          <w:rFonts w:hint="eastAsia"/>
+        </w:rPr>
+        <w:t xml:space="preserve">10）。</w:t>
       </w:r>
     </w:p>
     <w:p>
@@ -21848,18 +22209,18 @@
           <wp:inline>
             <wp:extent cx="5334000" cy="3048000"/>
             <wp:effectExtent b="0" l="0" r="0" t="0"/>
-            <wp:docPr descr="图 20　挖孔前：共用片电流密度场。电流在舌根均匀铺开，J 峰 10.85 A/mm² 在舌盘交界。" title="" id="119" name="Picture"/>
+            <wp:docPr descr="图 19　挖孔前：共用片电流密度场。电流在舌根均匀铺开，J 峰 10.85 A/mm² 在舌盘交界。" title="" id="117" name="Picture"/>
             <a:graphic>
               <a:graphicData uri="http://schemas.openxmlformats.org/drawingml/2006/picture">
                 <pic:pic>
                   <pic:nvPicPr>
-                    <pic:cNvPr descr="fig/v6/field_Y_before_HC1_HC2_J.png" id="120" name="Picture"/>
+                    <pic:cNvPr descr="fig/v6/field_Y_before_HC1_HC2_J.png" id="118" name="Picture"/>
                     <pic:cNvPicPr>
                       <a:picLocks noChangeArrowheads="1" noChangeAspect="1"/>
                     </pic:cNvPicPr>
                   </pic:nvPicPr>
                   <pic:blipFill>
-                    <a:blip r:embed="rId118"/>
+                    <a:blip r:embed="rId116"/>
                     <a:stretch>
                       <a:fillRect/>
                     </a:stretch>
@@ -21897,7 +22258,7 @@
         <w:t xml:space="preserve">图</w:t>
       </w:r>
       <w:r>
-        <w:t xml:space="preserve"> 20　</w:t>
+        <w:t xml:space="preserve"> 19　</w:t>
       </w:r>
       <w:r>
         <w:rPr>
@@ -21933,18 +22294,18 @@
           <wp:inline>
             <wp:extent cx="5334000" cy="3048000"/>
             <wp:effectExtent b="0" l="0" r="0" t="0"/>
-            <wp:docPr descr="图 21　挖孔后：共用片电流密度场。槽把舌片中段切成两条臂，电流挤进臂里，场峰 11.29 A/mm² 移到臂上（诊断量）；叉臂按 I/(J·带内最窄宽) 加厚到 6.58 mm（杆 4.57），闭式截面 J 9.998 ≤ 11（判据）。" title="" id="122" name="Picture"/>
+            <wp:docPr descr="图 20　挖孔后：共用片电流密度场。槽把舌片中段切成两条臂，电流挤进臂里，场峰 11.29 A/mm² 移到臂上（诊断量）；叉臂按 I/(J·带内最窄宽) 加厚到 6.58 mm（杆 4.57），闭式截面 J 9.998 ≤ 11（判据）。" title="" id="120" name="Picture"/>
             <a:graphic>
               <a:graphicData uri="http://schemas.openxmlformats.org/drawingml/2006/picture">
                 <pic:pic>
                   <pic:nvPicPr>
-                    <pic:cNvPr descr="fig/v6/field_Y_after_HC1_HC2_J.png" id="123" name="Picture"/>
+                    <pic:cNvPr descr="fig/v6/field_Y_after_HC1_HC2_J.png" id="121" name="Picture"/>
                     <pic:cNvPicPr>
                       <a:picLocks noChangeArrowheads="1" noChangeAspect="1"/>
                     </pic:cNvPicPr>
                   </pic:nvPicPr>
                   <pic:blipFill>
-                    <a:blip r:embed="rId121"/>
+                    <a:blip r:embed="rId119"/>
                     <a:stretch>
                       <a:fillRect/>
                     </a:stretch>
@@ -21982,7 +22343,7 @@
         <w:t xml:space="preserve">图</w:t>
       </w:r>
       <w:r>
-        <w:t xml:space="preserve"> 21　</w:t>
+        <w:t xml:space="preserve"> 20　</w:t>
       </w:r>
       <w:r>
         <w:rPr>
@@ -22054,18 +22415,18 @@
           <wp:inline>
             <wp:extent cx="5334000" cy="3048000"/>
             <wp:effectExtent b="0" l="0" r="0" t="0"/>
-            <wp:docPr descr="图 22　挖孔前：入口片电流密度场（J 峰 11.70 A/mm²）。" title="" id="125" name="Picture"/>
+            <wp:docPr descr="图 21　挖孔前：入口片电流密度场（J 峰 11.70 A/mm²）。" title="" id="123" name="Picture"/>
             <a:graphic>
               <a:graphicData uri="http://schemas.openxmlformats.org/drawingml/2006/picture">
                 <pic:pic>
                   <pic:nvPicPr>
-                    <pic:cNvPr descr="fig/v6/field_Y_before_入口_J.png" id="126" name="Picture"/>
+                    <pic:cNvPr descr="fig/v6/field_Y_before_入口_J.png" id="124" name="Picture"/>
                     <pic:cNvPicPr>
                       <a:picLocks noChangeArrowheads="1" noChangeAspect="1"/>
                     </pic:cNvPicPr>
                   </pic:nvPicPr>
                   <pic:blipFill>
-                    <a:blip r:embed="rId124"/>
+                    <a:blip r:embed="rId122"/>
                     <a:stretch>
                       <a:fillRect/>
                     </a:stretch>
@@ -22103,7 +22464,7 @@
         <w:t xml:space="preserve">图</w:t>
       </w:r>
       <w:r>
-        <w:t xml:space="preserve"> 22　</w:t>
+        <w:t xml:space="preserve"> 21　</w:t>
       </w:r>
       <w:r>
         <w:rPr>
@@ -22139,18 +22500,18 @@
           <wp:inline>
             <wp:extent cx="5334000" cy="3048000"/>
             <wp:effectExtent b="0" l="0" r="0" t="0"/>
-            <wp:docPr descr="图 23　挖孔后：入口片电流密度场（J 峰 12.17 A/mm²），臂上的集中与共用片同一形态。" title="" id="128" name="Picture"/>
+            <wp:docPr descr="图 22　挖孔后：入口片电流密度场（J 峰 12.17 A/mm²），臂上的集中与共用片同一形态。" title="" id="126" name="Picture"/>
             <a:graphic>
               <a:graphicData uri="http://schemas.openxmlformats.org/drawingml/2006/picture">
                 <pic:pic>
                   <pic:nvPicPr>
-                    <pic:cNvPr descr="fig/v6/field_Y_after_入口_J.png" id="129" name="Picture"/>
+                    <pic:cNvPr descr="fig/v6/field_Y_after_入口_J.png" id="127" name="Picture"/>
                     <pic:cNvPicPr>
                       <a:picLocks noChangeArrowheads="1" noChangeAspect="1"/>
                     </pic:cNvPicPr>
                   </pic:nvPicPr>
                   <pic:blipFill>
-                    <a:blip r:embed="rId127"/>
+                    <a:blip r:embed="rId125"/>
                     <a:stretch>
                       <a:fillRect/>
                     </a:stretch>
@@ -22188,7 +22549,7 @@
         <w:t xml:space="preserve">图</w:t>
       </w:r>
       <w:r>
-        <w:t xml:space="preserve"> 23　</w:t>
+        <w:t xml:space="preserve"> 22　</w:t>
       </w:r>
       <w:r>
         <w:rPr>
@@ -22231,7 +22592,7 @@
         <w:pStyle w:val="Compact"/>
         <w:numPr>
           <w:ilvl w:val="0"/>
-          <w:numId w:val="1007"/>
+          <w:numId w:val="1008"/>
         </w:numPr>
       </w:pPr>
       <w:r>
@@ -22354,7 +22715,16 @@
         <w:rPr>
           <w:rFonts w:hint="eastAsia"/>
         </w:rPr>
-        <w:t xml:space="preserve">不是判据不过，是两种量不能互比。</w:t>
+        <w:t xml:space="preserve">不是判据不过，是两种量不能互比；峰值处的局部发热由温度场与熔化判断兜底（第</w:t>
+      </w:r>
+      <w:r>
+        <w:t xml:space="preserve"> 4.7 </w:t>
+      </w:r>
+      <w:r>
+        <w:rPr>
+          <w:rFonts w:hint="eastAsia"/>
+        </w:rPr>
+        <w:t xml:space="preserve">节）。</w:t>
       </w:r>
     </w:p>
     <w:p>
@@ -22362,7 +22732,7 @@
         <w:pStyle w:val="Compact"/>
         <w:numPr>
           <w:ilvl w:val="0"/>
-          <w:numId w:val="1007"/>
+          <w:numId w:val="1008"/>
         </w:numPr>
       </w:pPr>
       <w:r>
@@ -22449,7 +22819,111 @@
         <w:rPr>
           <w:rFonts w:hint="eastAsia"/>
         </w:rPr>
-        <w:t xml:space="preserve">补回了截面，导热截面只减</w:t>
+        <w:t xml:space="preserve">补回了截面——带内平均截面只减</w:t>
+      </w:r>
+      <w:r>
+        <w:t xml:space="preserve"> 2.4 </w:t>
+      </w:r>
+      <w:r>
+        <w:rPr>
+          <w:rFonts w:hint="eastAsia"/>
+        </w:rPr>
+        <w:t xml:space="preserve">%，最窄一刀（x</w:t>
+      </w:r>
+      <w:r>
+        <w:t xml:space="preserve"> = </w:t>
+      </w:r>
+      <w:r>
+        <w:rPr>
+          <w:rFonts w:hint="eastAsia"/>
+        </w:rPr>
+        <w:t xml:space="preserve">−46.1，两臂合计</w:t>
+      </w:r>
+      <w:r>
+        <w:t xml:space="preserve"> 25.8 mm × 6.58 = 170 </w:t>
+      </w:r>
+      <w:r>
+        <w:rPr>
+          <w:rFonts w:hint="eastAsia"/>
+        </w:rPr>
+        <w:t xml:space="preserve">mm²）与舌片自己最窄的一刀（x</w:t>
+      </w:r>
+      <w:r>
+        <w:t xml:space="preserve"> = </w:t>
+      </w:r>
+      <w:r>
+        <w:rPr>
+          <w:rFonts w:hint="eastAsia"/>
+        </w:rPr>
+        <w:t xml:space="preserve">−106，37.2</w:t>
+      </w:r>
+      <w:r>
+        <w:t xml:space="preserve"> mm × 4.57 = 170 </w:t>
+      </w:r>
+      <w:r>
+        <w:rPr>
+          <w:rFonts w:hint="eastAsia"/>
+        </w:rPr>
+        <w:t xml:space="preserve">mm²）一样大，串联导热路径没有被切断。同保温下少抽热来自两处：槽去掉了那一块两面的</w:t>
+      </w:r>
+      <w:r>
+        <w:rPr>
+          <w:rFonts w:hint="eastAsia"/>
+          <w:b/>
+          <w:bCs/>
+        </w:rPr>
+        <w:t xml:space="preserve">保温面</w:t>
+      </w:r>
+      <w:r>
+        <w:rPr>
+          <w:rFonts w:hint="eastAsia"/>
+        </w:rPr>
+        <w:t xml:space="preserve">（约</w:t>
+      </w:r>
+      <w:r>
+        <w:t xml:space="preserve"> 2 × 894 </w:t>
+      </w:r>
+      <w:r>
+        <w:rPr>
+          <w:rFonts w:hint="eastAsia"/>
+        </w:rPr>
+        <w:t xml:space="preserve">mm²；本模型自由边绝热、槽壁不散热，实物槽壁也散热，效应会打折）与叉臂略高的自热，两者都往少抽热方向走，合起来有多大见下面的「同保温对照」。表里各片抽热</w:t>
+      </w:r>
+      <w:r>
+        <w:t xml:space="preserve"> W </w:t>
+      </w:r>
+      <w:r>
+        <w:rPr>
+          <w:rFonts w:hint="eastAsia"/>
+        </w:rPr>
+        <w:t xml:space="preserve">是保温减薄与开槽两者的合成，共用片</w:t>
+      </w:r>
+      <w:r>
+        <w:t xml:space="preserve"> 3.21 → 3.66 W </w:t>
+      </w:r>
+      <w:r>
+        <w:rPr>
+          <w:rFonts w:hint="eastAsia"/>
+        </w:rPr>
+        <w:t xml:space="preserve">升是保温</w:t>
+      </w:r>
+      <w:r>
+        <w:t xml:space="preserve"> 6.3 → 3.6 </w:t>
+      </w:r>
+      <w:r>
+        <w:rPr>
+          <w:rFonts w:hint="eastAsia"/>
+        </w:rPr>
+        <w:t xml:space="preserve">的结果，不能直接读成「抽热变少」。铂重上省的</w:t>
+      </w:r>
+      <w:r>
+        <w:t xml:space="preserve"> 13.2 </w:t>
+      </w:r>
+      <w:r>
+        <w:rPr>
+          <w:rFonts w:hint="eastAsia"/>
+        </w:rPr>
+        <w:t xml:space="preserve">g（逐片</w:t>
       </w:r>
       <w:r>
         <w:t xml:space="preserve"> </w:t>
@@ -22458,7 +22932,7 @@
         <w:rPr>
           <w:rFonts w:hint="eastAsia"/>
         </w:rPr>
-        <w:t xml:space="preserve">2～3</w:t>
+        <w:t xml:space="preserve">3.5／6.0／3.5）是槽挖掉的料（约</w:t>
       </w:r>
       <w:r>
         <w:t xml:space="preserve"> </w:t>
@@ -22467,52 +22941,7 @@
         <w:rPr>
           <w:rFonts w:hint="eastAsia"/>
         </w:rPr>
-        <w:t xml:space="preserve">%，谈不上切断；同保温下少抽热主要是槽去掉了那一块两面的散热面（约</w:t>
-      </w:r>
-      <w:r>
-        <w:t xml:space="preserve"> 2 × 894 </w:t>
-      </w:r>
-      <w:r>
-        <w:rPr>
-          <w:rFonts w:hint="eastAsia"/>
-        </w:rPr>
-        <w:t xml:space="preserve">mm²），外加叉臂略高的自热——这一效应本报告没有单独量过（没做「同保温」对照解），表里各片抽热</w:t>
-      </w:r>
-      <w:r>
-        <w:t xml:space="preserve"> W </w:t>
-      </w:r>
-      <w:r>
-        <w:rPr>
-          <w:rFonts w:hint="eastAsia"/>
-        </w:rPr>
-        <w:t xml:space="preserve">是保温减薄与开槽两者的合成，共用片</w:t>
-      </w:r>
-      <w:r>
-        <w:t xml:space="preserve"> 3.21 → 3.66 W </w:t>
-      </w:r>
-      <w:r>
-        <w:rPr>
-          <w:rFonts w:hint="eastAsia"/>
-        </w:rPr>
-        <w:t xml:space="preserve">升是保温</w:t>
-      </w:r>
-      <w:r>
-        <w:t xml:space="preserve"> 6.3 → 3.6 </w:t>
-      </w:r>
-      <w:r>
-        <w:rPr>
-          <w:rFonts w:hint="eastAsia"/>
-        </w:rPr>
-        <w:t xml:space="preserve">的结果，不能读成「抽热变少」。铂重上省的</w:t>
-      </w:r>
-      <w:r>
-        <w:t xml:space="preserve"> 13.2 </w:t>
-      </w:r>
-      <w:r>
-        <w:rPr>
-          <w:rFonts w:hint="eastAsia"/>
-        </w:rPr>
-        <w:t xml:space="preserve">g（逐片约</w:t>
+        <w:t xml:space="preserve">51／88</w:t>
       </w:r>
       <w:r>
         <w:t xml:space="preserve"> </w:t>
@@ -22521,7 +22950,7 @@
         <w:rPr>
           <w:rFonts w:hint="eastAsia"/>
         </w:rPr>
-        <w:t xml:space="preserve">3.5／6.0／3.5）是槽挖掉的料（约</w:t>
+        <w:t xml:space="preserve">g）减去叉臂加厚补回的料（约</w:t>
       </w:r>
       <w:r>
         <w:t xml:space="preserve"> </w:t>
@@ -22530,7 +22959,7 @@
         <w:rPr>
           <w:rFonts w:hint="eastAsia"/>
         </w:rPr>
-        <w:t xml:space="preserve">51／88</w:t>
+        <w:t xml:space="preserve">47／81</w:t>
       </w:r>
       <w:r>
         <w:t xml:space="preserve"> </w:t>
@@ -22539,7 +22968,7 @@
         <w:rPr>
           <w:rFonts w:hint="eastAsia"/>
         </w:rPr>
-        <w:t xml:space="preserve">g）减去叉臂加厚补回的料（约</w:t>
+        <w:t xml:space="preserve">g），闭式与网格差</w:t>
       </w:r>
       <w:r>
         <w:t xml:space="preserve"> </w:t>
@@ -22548,16 +22977,10 @@
         <w:rPr>
           <w:rFonts w:hint="eastAsia"/>
         </w:rPr>
-        <w:t xml:space="preserve">47／81</w:t>
-      </w:r>
-      <w:r>
-        <w:t xml:space="preserve"> </w:t>
-      </w:r>
-      <w:r>
-        <w:rPr>
-          <w:rFonts w:hint="eastAsia"/>
-        </w:rPr>
-        <w:t xml:space="preserve">g）。</w:t>
+        <w:t xml:space="preserve">0.2～0.4</w:t>
+      </w:r>
+      <w:r>
+        <w:t xml:space="preserve"> g。</w:t>
       </w:r>
     </w:p>
     <w:p>
@@ -22565,7 +22988,7 @@
         <w:pStyle w:val="Compact"/>
         <w:numPr>
           <w:ilvl w:val="0"/>
-          <w:numId w:val="1007"/>
+          <w:numId w:val="1008"/>
         </w:numPr>
       </w:pPr>
       <w:r>
@@ -22648,7 +23071,16 @@
               <w:rPr>
                 <w:rFonts w:hint="eastAsia"/>
               </w:rPr>
-              <w:t xml:space="preserve">片</w:t>
+              <w:t xml:space="preserve">片（导航网格</w:t>
+            </w:r>
+            <w:r>
+              <w:t xml:space="preserve"> 2 </w:t>
+            </w:r>
+            <w:r>
+              <w:rPr>
+                <w:rFonts w:hint="eastAsia"/>
+              </w:rPr>
+              <w:t xml:space="preserve">mm）</w:t>
             </w:r>
           </w:p>
         </w:tc>
@@ -22941,9 +23373,433 @@
         <w:t xml:space="preserve">形入口、出口片的温度场随计算记录保存，本报告只放最不利的共用片与入口片。</w:t>
       </w:r>
     </w:p>
-    <w:bookmarkEnd w:id="130"/>
-    <w:bookmarkEnd w:id="131"/>
-    <w:bookmarkStart w:id="137" w:name="app-使用方法"/>
+    <w:p>
+      <w:pPr>
+        <w:pStyle w:val="BodyText"/>
+      </w:pPr>
+      <w:r>
+        <w:rPr>
+          <w:rFonts w:hint="eastAsia"/>
+          <w:b/>
+          <w:bCs/>
+        </w:rPr>
+        <w:t xml:space="preserve">同保温对照：把保温与开槽拆开。</w:t>
+      </w:r>
+      <w:r>
+        <w:t xml:space="preserve"> </w:t>
+      </w:r>
+      <w:r>
+        <w:rPr>
+          <w:rFonts w:hint="eastAsia"/>
+        </w:rPr>
+        <w:t xml:space="preserve">把挖孔后的几何（槽与叉臂照求解器落点）的舌保温钉回挖孔前的</w:t>
+      </w:r>
+      <w:r>
+        <w:t xml:space="preserve"> </w:t>
+      </w:r>
+      <w:r>
+        <w:rPr>
+          <w:rFonts w:hint="eastAsia"/>
+        </w:rPr>
+        <w:t xml:space="preserve">9.3／6.3／18.2</w:t>
+      </w:r>
+      <w:r>
+        <w:t xml:space="preserve"> mm </w:t>
+      </w:r>
+      <w:r>
+        <w:rPr>
+          <w:rFonts w:hint="eastAsia"/>
+        </w:rPr>
+        <w:t xml:space="preserve">再解一次（导航网格），与挖孔前并列：</w:t>
+      </w:r>
+    </w:p>
+    <w:tbl>
+      <w:tblPr>
+        <w:tblStyle w:val="Table"/>
+        <w:tblW w:type="pct" w:w="5000"/>
+        <w:tblLayout w:type="fixed"/>
+        <w:tblLook w:firstRow="1" w:lastRow="0" w:firstColumn="0" w:lastColumn="0" w:noHBand="0" w:noVBand="0" w:val="0020"/>
+      </w:tblPr>
+      <w:tblGrid>
+        <w:gridCol w:w="2262"/>
+        <w:gridCol w:w="1885"/>
+        <w:gridCol w:w="1885"/>
+        <w:gridCol w:w="1885"/>
+      </w:tblGrid>
+      <w:tr>
+        <w:trPr>
+          <w:tblHeader w:val="on"/>
+        </w:trPr>
+        <w:tc>
+          <w:tcPr/>
+          <w:p>
+            <w:pPr>
+              <w:pStyle w:val="Compact"/>
+              <w:jc w:val="left"/>
+            </w:pPr>
+            <w:r>
+              <w:rPr>
+                <w:rFonts w:hint="eastAsia"/>
+              </w:rPr>
+              <w:t xml:space="preserve">片（导航网格</w:t>
+            </w:r>
+            <w:r>
+              <w:t xml:space="preserve"> 2 </w:t>
+            </w:r>
+            <w:r>
+              <w:rPr>
+                <w:rFonts w:hint="eastAsia"/>
+              </w:rPr>
+              <w:t xml:space="preserve">mm，舌保温同为</w:t>
+            </w:r>
+            <w:r>
+              <w:t xml:space="preserve"> </w:t>
+            </w:r>
+            <w:r>
+              <w:rPr>
+                <w:rFonts w:hint="eastAsia"/>
+              </w:rPr>
+              <w:t xml:space="preserve">9.3／6.3／18.2</w:t>
+            </w:r>
+            <w:r>
+              <w:t xml:space="preserve"> </w:t>
+            </w:r>
+            <w:r>
+              <w:rPr>
+                <w:rFonts w:hint="eastAsia"/>
+              </w:rPr>
+              <w:t xml:space="preserve">mm）</w:t>
+            </w:r>
+          </w:p>
+        </w:tc>
+        <w:tc>
+          <w:tcPr/>
+          <w:p>
+            <w:pPr>
+              <w:pStyle w:val="Compact"/>
+              <w:jc w:val="left"/>
+            </w:pPr>
+            <w:r>
+              <w:rPr>
+                <w:rFonts w:hint="eastAsia"/>
+              </w:rPr>
+              <w:t xml:space="preserve">挖孔前</w:t>
+            </w:r>
+            <w:r>
+              <w:t xml:space="preserve"> </w:t>
+            </w:r>
+            <w:r>
+              <w:rPr>
+                <w:rFonts w:hint="eastAsia"/>
+              </w:rPr>
+              <w:t xml:space="preserve">抽热</w:t>
+            </w:r>
+            <w:r>
+              <w:t xml:space="preserve"> W</w:t>
+            </w:r>
+          </w:p>
+        </w:tc>
+        <w:tc>
+          <w:tcPr/>
+          <w:p>
+            <w:pPr>
+              <w:pStyle w:val="Compact"/>
+              <w:jc w:val="left"/>
+            </w:pPr>
+            <w:r>
+              <w:rPr>
+                <w:rFonts w:hint="eastAsia"/>
+              </w:rPr>
+              <w:t xml:space="preserve">开槽＋叉臂</w:t>
+            </w:r>
+            <w:r>
+              <w:t xml:space="preserve"> </w:t>
+            </w:r>
+            <w:r>
+              <w:rPr>
+                <w:rFonts w:hint="eastAsia"/>
+              </w:rPr>
+              <w:t xml:space="preserve">抽热</w:t>
+            </w:r>
+            <w:r>
+              <w:t xml:space="preserve"> W</w:t>
+            </w:r>
+          </w:p>
+        </w:tc>
+        <w:tc>
+          <w:tcPr/>
+          <w:p>
+            <w:pPr>
+              <w:pStyle w:val="Compact"/>
+              <w:jc w:val="left"/>
+            </w:pPr>
+            <w:r>
+              <w:rPr>
+                <w:rFonts w:hint="eastAsia"/>
+              </w:rPr>
+              <w:t xml:space="preserve">差</w:t>
+            </w:r>
+            <w:r>
+              <w:t xml:space="preserve"> W</w:t>
+            </w:r>
+          </w:p>
+        </w:tc>
+      </w:tr>
+      <w:tr>
+        <w:tc>
+          <w:tcPr/>
+          <w:p>
+            <w:pPr>
+              <w:pStyle w:val="Compact"/>
+              <w:jc w:val="left"/>
+            </w:pPr>
+            <w:r>
+              <w:rPr>
+                <w:rFonts w:hint="eastAsia"/>
+              </w:rPr>
+              <w:t xml:space="preserve">入口</w:t>
+            </w:r>
+          </w:p>
+        </w:tc>
+        <w:tc>
+          <w:tcPr/>
+          <w:p>
+            <w:pPr>
+              <w:pStyle w:val="Compact"/>
+              <w:jc w:val="left"/>
+            </w:pPr>
+            <w:r>
+              <w:t xml:space="preserve">+3.60</w:t>
+            </w:r>
+          </w:p>
+        </w:tc>
+        <w:tc>
+          <w:tcPr/>
+          <w:p>
+            <w:pPr>
+              <w:pStyle w:val="Compact"/>
+              <w:jc w:val="left"/>
+            </w:pPr>
+            <w:r>
+              <w:t xml:space="preserve">−12.7</w:t>
+            </w:r>
+          </w:p>
+        </w:tc>
+        <w:tc>
+          <w:tcPr/>
+          <w:p>
+            <w:pPr>
+              <w:pStyle w:val="Compact"/>
+              <w:jc w:val="left"/>
+            </w:pPr>
+            <w:r>
+              <w:t xml:space="preserve">−16.3</w:t>
+            </w:r>
+          </w:p>
+        </w:tc>
+      </w:tr>
+      <w:tr>
+        <w:tc>
+          <w:tcPr/>
+          <w:p>
+            <w:pPr>
+              <w:pStyle w:val="Compact"/>
+              <w:jc w:val="left"/>
+            </w:pPr>
+            <w:r>
+              <w:rPr>
+                <w:rFonts w:hint="eastAsia"/>
+              </w:rPr>
+              <w:t xml:space="preserve">HC1|HC2（共用）</w:t>
+            </w:r>
+          </w:p>
+        </w:tc>
+        <w:tc>
+          <w:tcPr/>
+          <w:p>
+            <w:pPr>
+              <w:pStyle w:val="Compact"/>
+              <w:jc w:val="left"/>
+            </w:pPr>
+            <w:r>
+              <w:t xml:space="preserve">+3.21</w:t>
+            </w:r>
+          </w:p>
+        </w:tc>
+        <w:tc>
+          <w:tcPr/>
+          <w:p>
+            <w:pPr>
+              <w:pStyle w:val="Compact"/>
+              <w:jc w:val="left"/>
+            </w:pPr>
+            <w:r>
+              <w:t xml:space="preserve">−14.3</w:t>
+            </w:r>
+          </w:p>
+        </w:tc>
+        <w:tc>
+          <w:tcPr/>
+          <w:p>
+            <w:pPr>
+              <w:pStyle w:val="Compact"/>
+              <w:jc w:val="left"/>
+            </w:pPr>
+            <w:r>
+              <w:t xml:space="preserve">−17.5</w:t>
+            </w:r>
+          </w:p>
+        </w:tc>
+      </w:tr>
+      <w:tr>
+        <w:tc>
+          <w:tcPr/>
+          <w:p>
+            <w:pPr>
+              <w:pStyle w:val="Compact"/>
+              <w:jc w:val="left"/>
+            </w:pPr>
+            <w:r>
+              <w:rPr>
+                <w:rFonts w:hint="eastAsia"/>
+              </w:rPr>
+              <w:t xml:space="preserve">出口</w:t>
+            </w:r>
+          </w:p>
+        </w:tc>
+        <w:tc>
+          <w:tcPr/>
+          <w:p>
+            <w:pPr>
+              <w:pStyle w:val="Compact"/>
+              <w:jc w:val="left"/>
+            </w:pPr>
+            <w:r>
+              <w:t xml:space="preserve">+3.86</w:t>
+            </w:r>
+          </w:p>
+        </w:tc>
+        <w:tc>
+          <w:tcPr/>
+          <w:p>
+            <w:pPr>
+              <w:pStyle w:val="Compact"/>
+              <w:jc w:val="left"/>
+            </w:pPr>
+            <w:r>
+              <w:t xml:space="preserve">−4.6</w:t>
+            </w:r>
+          </w:p>
+        </w:tc>
+        <w:tc>
+          <w:tcPr/>
+          <w:p>
+            <w:pPr>
+              <w:pStyle w:val="Compact"/>
+              <w:jc w:val="left"/>
+            </w:pPr>
+            <w:r>
+              <w:t xml:space="preserve">−8.5</w:t>
+            </w:r>
+          </w:p>
+        </w:tc>
+      </w:tr>
+    </w:tbl>
+    <w:p>
+      <w:pPr>
+        <w:pStyle w:val="BodyText"/>
+      </w:pPr>
+      <w:r>
+        <w:rPr>
+          <w:rFonts w:hint="eastAsia"/>
+        </w:rPr>
+        <w:t xml:space="preserve">同保温下开槽＋叉臂让每片少抽热</w:t>
+      </w:r>
+      <w:r>
+        <w:t xml:space="preserve"> </w:t>
+      </w:r>
+      <w:r>
+        <w:rPr>
+          <w:rFonts w:hint="eastAsia"/>
+        </w:rPr>
+        <w:t xml:space="preserve">8～18</w:t>
+      </w:r>
+      <w:r>
+        <w:t xml:space="preserve"> </w:t>
+      </w:r>
+      <w:r>
+        <w:rPr>
+          <w:rFonts w:hint="eastAsia"/>
+        </w:rPr>
+        <w:t xml:space="preserve">W，多到法兰反过来向管子灌热：管孔净流入</w:t>
+      </w:r>
+      <w:r>
+        <w:t xml:space="preserve"> −14.3 W </w:t>
+      </w:r>
+      <w:r>
+        <w:rPr>
+          <w:rFonts w:hint="eastAsia"/>
+        </w:rPr>
+        <w:t xml:space="preserve">不过、法兰增量温降</w:t>
+      </w:r>
+      <w:r>
+        <w:t xml:space="preserve"> −11.6 </w:t>
+      </w:r>
+      <w:r>
+        <w:rPr>
+          <w:rFonts w:hint="eastAsia"/>
+        </w:rPr>
+        <w:t xml:space="preserve">K（管根反而被抬高）。这就是求解器把挖孔后的舌保温从</w:t>
+      </w:r>
+      <w:r>
+        <w:t xml:space="preserve"> 0.30 </w:t>
+      </w:r>
+      <w:r>
+        <w:rPr>
+          <w:rFonts w:hint="eastAsia"/>
+        </w:rPr>
+        <w:t xml:space="preserve">起二分只落到</w:t>
+      </w:r>
+      <w:r>
+        <w:t xml:space="preserve"> </w:t>
+      </w:r>
+      <w:r>
+        <w:rPr>
+          <w:rFonts w:hint="eastAsia"/>
+        </w:rPr>
+        <w:t xml:space="preserve">5.7／3.6／11.7</w:t>
+      </w:r>
+      <w:r>
+        <w:t xml:space="preserve"> mm </w:t>
+      </w:r>
+      <w:r>
+        <w:rPr>
+          <w:rFonts w:hint="eastAsia"/>
+        </w:rPr>
+        <w:t xml:space="preserve">的原因——槽去掉的保温面加上叉臂的自热把抽热整体往「少」的方向推了十几瓦，得用更薄的舌保温把它拉回抽热窗口（管孔净流入</w:t>
+      </w:r>
+      <w:r>
+        <w:t xml:space="preserve"> &gt; 0 </w:t>
+      </w:r>
+      <w:r>
+        <w:rPr>
+          <w:rFonts w:hint="eastAsia"/>
+        </w:rPr>
+        <w:t xml:space="preserve">且法兰增量温降</w:t>
+      </w:r>
+      <w:r>
+        <w:t xml:space="preserve"> ≤ 10 </w:t>
+      </w:r>
+      <w:r>
+        <w:rPr>
+          <w:rFonts w:hint="eastAsia"/>
+        </w:rPr>
+        <w:t xml:space="preserve">K）里。仪器记录：deliverable/同保温对照_开槽前后_2026-09-12.txt。</w:t>
+      </w:r>
+    </w:p>
+    <w:bookmarkEnd w:id="128"/>
+    <w:bookmarkEnd w:id="129"/>
+    <w:bookmarkStart w:id="135" w:name="app-使用方法"/>
     <w:p>
       <w:pPr>
         <w:pStyle w:val="Heading1"/>
@@ -22958,7 +23814,7 @@
         <w:t xml:space="preserve">使用方法</w:t>
       </w:r>
     </w:p>
-    <w:bookmarkStart w:id="132" w:name="三分钟上手"/>
+    <w:bookmarkStart w:id="130" w:name="三分钟上手"/>
     <w:p>
       <w:pPr>
         <w:pStyle w:val="Heading2"/>
@@ -23077,7 +23933,34 @@
               <w:rPr>
                 <w:rFonts w:hint="eastAsia"/>
               </w:rPr>
-              <w:t xml:space="preserve">从一个已知可行的设计出发</w:t>
+              <w:t xml:space="preserve">从一份已有的设计记录出发（现役记录在</w:t>
+            </w:r>
+            <w:r>
+              <w:t xml:space="preserve"> v6 </w:t>
+            </w:r>
+            <w:r>
+              <w:rPr>
+                <w:rFonts w:hint="eastAsia"/>
+              </w:rPr>
+              <w:t xml:space="preserve">链下「法兰截面</w:t>
+            </w:r>
+            <w:r>
+              <w:t xml:space="preserve"> </w:t>
+            </w:r>
+            <w:r>
+              <w:rPr>
+                <w:rFonts w:hint="eastAsia"/>
+              </w:rPr>
+              <w:t xml:space="preserve">J」不过，见第</w:t>
+            </w:r>
+            <w:r>
+              <w:t xml:space="preserve"> 10.1 </w:t>
+            </w:r>
+            <w:r>
+              <w:rPr>
+                <w:rFonts w:hint="eastAsia"/>
+              </w:rPr>
+              <w:t xml:space="preserve">节；核算整线会自己定截面）</w:t>
             </w:r>
           </w:p>
         </w:tc>
@@ -23304,8 +24187,8 @@
         </w:tc>
       </w:tr>
     </w:tbl>
-    <w:bookmarkEnd w:id="132"/>
-    <w:bookmarkStart w:id="133" w:name="五个页签"/>
+    <w:bookmarkEnd w:id="130"/>
+    <w:bookmarkStart w:id="131" w:name="五个页签"/>
     <w:p>
       <w:pPr>
         <w:pStyle w:val="Heading2"/>
@@ -23370,8 +24253,8 @@
         <w:t xml:space="preserve">点『…』」，该点的按钮同时加粗加淡蓝底。</w:t>
       </w:r>
     </w:p>
-    <w:bookmarkEnd w:id="133"/>
-    <w:bookmarkStart w:id="134" w:name="核算整线-vs-搜形状"/>
+    <w:bookmarkEnd w:id="131"/>
+    <w:bookmarkStart w:id="132" w:name="核算整线-vs-搜形状"/>
     <w:p>
       <w:pPr>
         <w:pStyle w:val="Heading2"/>
@@ -23406,8 +24289,8 @@
         <w:t xml:space="preserve">先点核算整线，它说要搜形状时再搜；想省铂再手动搜。核算整线只调旋钮不动形状；搜形状动盘径、舌宽、锥形，「解法」选两个都算时两族各搜一遍。搜形状写回的是粗网格上的解，搜完必点核算整线精算，过了才出图。</w:t>
       </w:r>
     </w:p>
-    <w:bookmarkEnd w:id="134"/>
-    <w:bookmarkStart w:id="135" w:name="用自己的-rhino-图纸"/>
+    <w:bookmarkEnd w:id="132"/>
+    <w:bookmarkStart w:id="133" w:name="用自己的-rhino-图纸"/>
     <w:p>
       <w:pPr>
         <w:pStyle w:val="Heading2"/>
@@ -23472,8 +24355,8 @@
         <w:t xml:space="preserve">参数」把图纸变成参数后才能搜形状。图纸模式下四个厚度框是厚度倍数，不是板厚。</w:t>
       </w:r>
     </w:p>
-    <w:bookmarkEnd w:id="135"/>
-    <w:bookmarkStart w:id="136" w:name="常见问题"/>
+    <w:bookmarkEnd w:id="133"/>
+    <w:bookmarkStart w:id="134" w:name="常见问题"/>
     <w:p>
       <w:pPr>
         <w:pStyle w:val="Heading2"/>
@@ -23493,7 +24376,7 @@
         <w:pStyle w:val="Compact"/>
         <w:numPr>
           <w:ilvl w:val="0"/>
-          <w:numId w:val="1008"/>
+          <w:numId w:val="1009"/>
         </w:numPr>
       </w:pPr>
       <w:r>
@@ -23526,7 +24409,7 @@
         <w:pStyle w:val="Compact"/>
         <w:numPr>
           <w:ilvl w:val="0"/>
-          <w:numId w:val="1008"/>
+          <w:numId w:val="1009"/>
         </w:numPr>
       </w:pPr>
       <w:r>
@@ -23541,7 +24424,7 @@
         <w:pStyle w:val="Compact"/>
         <w:numPr>
           <w:ilvl w:val="0"/>
-          <w:numId w:val="1008"/>
+          <w:numId w:val="1009"/>
         </w:numPr>
       </w:pPr>
       <w:r>
@@ -23556,7 +24439,7 @@
         <w:pStyle w:val="Compact"/>
         <w:numPr>
           <w:ilvl w:val="0"/>
-          <w:numId w:val="1008"/>
+          <w:numId w:val="1009"/>
         </w:numPr>
       </w:pPr>
       <w:r>
@@ -23566,9 +24449,9 @@
         <w:t xml:space="preserve">判据全过但数看着不对：先看判据表上方那行收敛信息，写「未收敛」时下面每个数都不能用。</w:t>
       </w:r>
     </w:p>
-    <w:bookmarkEnd w:id="136"/>
-    <w:bookmarkEnd w:id="137"/>
-    <w:bookmarkStart w:id="138" w:name="现场待确认的数与结论"/>
+    <w:bookmarkEnd w:id="134"/>
+    <w:bookmarkEnd w:id="135"/>
+    <w:bookmarkStart w:id="136" w:name="现场待确认的数与结论"/>
     <w:p>
       <w:pPr>
         <w:pStyle w:val="Heading1"/>
@@ -23971,8 +24854,8 @@
         <w:t xml:space="preserve">终验」的因果链，并把形状（盘径、舌宽、锥形、孔族）交给形状搜索。所有数与图都由同一份设计记录生成，任何一处「过」都有机器门或抓图撑着；限制与待确认的数如实列在上面。</w:t>
       </w:r>
     </w:p>
-    <w:bookmarkEnd w:id="138"/>
-    <w:bookmarkStart w:id="139" w:name="附录-符号总表"/>
+    <w:bookmarkEnd w:id="136"/>
+    <w:bookmarkStart w:id="137" w:name="附录-符号总表"/>
     <w:p>
       <w:pPr>
         <w:pStyle w:val="Heading1"/>
@@ -25990,6 +26873,73 @@
             </w:pPr>
             <w:r>
               <w:t xml:space="preserve">3.3</w:t>
+            </w:r>
+          </w:p>
+        </w:tc>
+      </w:tr>
+      <w:tr>
+        <w:tc>
+          <w:tcPr/>
+          <w:p>
+            <w:pPr>
+              <w:pStyle w:val="Compact"/>
+              <w:jc w:val="left"/>
+            </w:pPr>
+            <m:oMath>
+              <m:r>
+                <m:t>t</m:t>
+              </m:r>
+            </m:oMath>
+            <w:r>
+              <w:t xml:space="preserve">​</w:t>
+            </w:r>
+          </w:p>
+        </w:tc>
+        <w:tc>
+          <w:tcPr/>
+          <w:p>
+            <w:pPr>
+              <w:pStyle w:val="Compact"/>
+              <w:jc w:val="left"/>
+            </w:pPr>
+            <w:r>
+              <w:rPr>
+                <w:rFonts w:hint="eastAsia"/>
+              </w:rPr>
+              <w:t xml:space="preserve">时间（dT/dt</w:t>
+            </w:r>
+            <w:r>
+              <w:t xml:space="preserve"> </w:t>
+            </w:r>
+            <w:r>
+              <w:rPr>
+                <w:rFonts w:hint="eastAsia"/>
+              </w:rPr>
+              <w:t xml:space="preserve">里）</w:t>
+            </w:r>
+          </w:p>
+        </w:tc>
+        <w:tc>
+          <w:tcPr/>
+          <w:p>
+            <w:pPr>
+              <w:pStyle w:val="Compact"/>
+              <w:jc w:val="left"/>
+            </w:pPr>
+            <w:r>
+              <w:t xml:space="preserve">s</w:t>
+            </w:r>
+          </w:p>
+        </w:tc>
+        <w:tc>
+          <w:tcPr/>
+          <w:p>
+            <w:pPr>
+              <w:pStyle w:val="Compact"/>
+              <w:jc w:val="left"/>
+            </w:pPr>
+            <w:r>
+              <w:t xml:space="preserve">3.5</w:t>
             </w:r>
           </w:p>
         </w:tc>
@@ -26618,6 +27568,120 @@
             </w:pPr>
             <m:oMath>
               <m:r>
+                <m:rPr>
+                  <m:sty m:val="p"/>
+                </m:rPr>
+                <m:t>∇</m:t>
+              </m:r>
+            </m:oMath>
+            <w:r>
+              <w:t xml:space="preserve">​</w:t>
+            </w:r>
+          </w:p>
+        </w:tc>
+        <w:tc>
+          <w:tcPr/>
+          <w:p>
+            <w:pPr>
+              <w:pStyle w:val="Compact"/>
+              <w:jc w:val="left"/>
+            </w:pPr>
+            <w:r>
+              <w:rPr>
+                <w:rFonts w:hint="eastAsia"/>
+              </w:rPr>
+              <w:t xml:space="preserve">板面内的二维梯度算子</w:t>
+            </w:r>
+          </w:p>
+        </w:tc>
+        <w:tc>
+          <w:tcPr/>
+          <w:p>
+            <w:pPr>
+              <w:pStyle w:val="Compact"/>
+              <w:jc w:val="left"/>
+            </w:pPr>
+            <w:r>
+              <w:t xml:space="preserve">1/m</w:t>
+            </w:r>
+          </w:p>
+        </w:tc>
+        <w:tc>
+          <w:tcPr/>
+          <w:p>
+            <w:pPr>
+              <w:pStyle w:val="Compact"/>
+              <w:jc w:val="left"/>
+            </w:pPr>
+            <w:r>
+              <w:t xml:space="preserve">3.3</w:t>
+            </w:r>
+          </w:p>
+        </w:tc>
+      </w:tr>
+      <w:tr>
+        <w:tc>
+          <w:tcPr/>
+          <w:p>
+            <w:pPr>
+              <w:pStyle w:val="Compact"/>
+              <w:jc w:val="left"/>
+            </w:pPr>
+            <w:r>
+              <w:t xml:space="preserve">π</w:t>
+            </w:r>
+          </w:p>
+        </w:tc>
+        <w:tc>
+          <w:tcPr/>
+          <w:p>
+            <w:pPr>
+              <w:pStyle w:val="Compact"/>
+              <w:jc w:val="left"/>
+            </w:pPr>
+            <w:r>
+              <w:rPr>
+                <w:rFonts w:hint="eastAsia"/>
+              </w:rPr>
+              <w:t xml:space="preserve">圆周率</w:t>
+            </w:r>
+          </w:p>
+        </w:tc>
+        <w:tc>
+          <w:tcPr/>
+          <w:p>
+            <w:pPr>
+              <w:pStyle w:val="Compact"/>
+              <w:jc w:val="left"/>
+            </w:pPr>
+            <w:r>
+              <w:t xml:space="preserve">—</w:t>
+            </w:r>
+          </w:p>
+        </w:tc>
+        <w:tc>
+          <w:tcPr/>
+          <w:p>
+            <w:pPr>
+              <w:pStyle w:val="Compact"/>
+              <w:jc w:val="left"/>
+            </w:pPr>
+            <w:r>
+              <w:t xml:space="preserve">2.4、4.1、4.6</w:t>
+            </w:r>
+          </w:p>
+        </w:tc>
+      </w:tr>
+      <w:tr>
+        <w:tc>
+          <w:tcPr/>
+          <w:p>
+            <w:pPr>
+              <w:pStyle w:val="Compact"/>
+              <w:jc w:val="left"/>
+            </w:pPr>
+            <m:oMath>
+              <m:r>
                 <m:t>α</m:t>
               </m:r>
             </m:oMath>
@@ -26882,6 +27946,64 @@
               <w:rPr>
                 <w:rFonts w:hint="eastAsia"/>
               </w:rPr>
+              <w:t xml:space="preserve">相位角</w:t>
+            </w:r>
+          </w:p>
+        </w:tc>
+        <w:tc>
+          <w:tcPr/>
+          <w:p>
+            <w:pPr>
+              <w:pStyle w:val="Compact"/>
+              <w:jc w:val="left"/>
+            </w:pPr>
+            <w:r>
+              <w:t xml:space="preserve">°</w:t>
+            </w:r>
+          </w:p>
+        </w:tc>
+        <w:tc>
+          <w:tcPr/>
+          <w:p>
+            <w:pPr>
+              <w:pStyle w:val="Compact"/>
+              <w:jc w:val="left"/>
+            </w:pPr>
+            <w:r>
+              <w:t xml:space="preserve">3.4</w:t>
+            </w:r>
+          </w:p>
+        </w:tc>
+      </w:tr>
+      <w:tr>
+        <w:tc>
+          <w:tcPr/>
+          <w:p>
+            <w:pPr>
+              <w:pStyle w:val="Compact"/>
+              <w:jc w:val="left"/>
+            </w:pPr>
+            <m:oMath>
+              <m:r>
+                <m:t>θ</m:t>
+              </m:r>
+            </m:oMath>
+            <w:r>
+              <w:t xml:space="preserve">​</w:t>
+            </w:r>
+          </w:p>
+        </w:tc>
+        <w:tc>
+          <w:tcPr/>
+          <w:p>
+            <w:pPr>
+              <w:pStyle w:val="Compact"/>
+              <w:jc w:val="left"/>
+            </w:pPr>
+            <w:r>
+              <w:rPr>
+                <w:rFonts w:hint="eastAsia"/>
+              </w:rPr>
               <w:t xml:space="preserve">对平台温度的偏离</w:t>
             </w:r>
           </w:p>
@@ -27412,7 +28534,7 @@
         </w:tc>
       </w:tr>
     </w:tbl>
-    <w:bookmarkEnd w:id="139"/>
+    <w:bookmarkEnd w:id="137"/>
     <w:sectPr>
       <w:footnotePr>
         <w:numRestart w:val="eachSect"/>
@@ -27808,9 +28930,6 @@
     </w:lvlOverride>
   </w:num>
   <w:num w:numId="1005">
-    <w:abstractNumId w:val="991"/>
-  </w:num>
-  <w:num w:numId="1006">
     <w:abstractNumId w:val="99411"/>
     <w:lvlOverride w:ilvl="0">
       <w:startOverride w:val="1"/>
@@ -27840,10 +28959,43 @@
       <w:startOverride w:val="1"/>
     </w:lvlOverride>
   </w:num>
-  <w:num w:numId="1007">
+  <w:num w:numId="1006">
     <w:abstractNumId w:val="991"/>
   </w:num>
+  <w:num w:numId="1007">
+    <w:abstractNumId w:val="99411"/>
+    <w:lvlOverride w:ilvl="0">
+      <w:startOverride w:val="1"/>
+    </w:lvlOverride>
+    <w:lvlOverride w:ilvl="1">
+      <w:startOverride w:val="1"/>
+    </w:lvlOverride>
+    <w:lvlOverride w:ilvl="2">
+      <w:startOverride w:val="1"/>
+    </w:lvlOverride>
+    <w:lvlOverride w:ilvl="3">
+      <w:startOverride w:val="1"/>
+    </w:lvlOverride>
+    <w:lvlOverride w:ilvl="4">
+      <w:startOverride w:val="1"/>
+    </w:lvlOverride>
+    <w:lvlOverride w:ilvl="5">
+      <w:startOverride w:val="1"/>
+    </w:lvlOverride>
+    <w:lvlOverride w:ilvl="6">
+      <w:startOverride w:val="1"/>
+    </w:lvlOverride>
+    <w:lvlOverride w:ilvl="7">
+      <w:startOverride w:val="1"/>
+    </w:lvlOverride>
+    <w:lvlOverride w:ilvl="8">
+      <w:startOverride w:val="1"/>
+    </w:lvlOverride>
+  </w:num>
   <w:num w:numId="1008">
+    <w:abstractNumId w:val="991"/>
+  </w:num>
+  <w:num w:numId="1009">
     <w:abstractNumId w:val="991"/>
   </w:num>
 </w:numbering>

--- a/docs/Pt_理论模型_v6.1.docx
+++ b/docs/Pt_理论模型_v6.1.docx
@@ -72,7 +72,7 @@
         <w:p>
           <w:r>
             <w:fldChar w:fldCharType="begin" w:dirty="true"/>
-            <w:instrText xml:space="preserve">TOC \o "1-2" \h \z \u</w:instrText>
+            <w:instrText xml:space="preserve">TOC \o "1-3" \h \z \u</w:instrText>
             <w:fldChar w:fldCharType="separate"/>
             <w:fldChar w:fldCharType="end"/>
           </w:r>
@@ -23799,7 +23799,7 @@
     </w:p>
     <w:bookmarkEnd w:id="128"/>
     <w:bookmarkEnd w:id="129"/>
-    <w:bookmarkStart w:id="135" w:name="app-使用方法"/>
+    <w:bookmarkStart w:id="136" w:name="app-使用方法"/>
     <w:p>
       <w:pPr>
         <w:pStyle w:val="Heading1"/>
@@ -24188,7 +24188,7 @@
       </w:tr>
     </w:tbl>
     <w:bookmarkEnd w:id="130"/>
-    <w:bookmarkStart w:id="131" w:name="五个页签"/>
+    <w:bookmarkStart w:id="132" w:name="五个页签"/>
     <w:p>
       <w:pPr>
         <w:pStyle w:val="Heading2"/>
@@ -24253,29 +24253,25 @@
         <w:t xml:space="preserve">点『…』」，该点的按钮同时加粗加淡蓝底。</w:t>
       </w:r>
     </w:p>
-    <w:bookmarkEnd w:id="131"/>
-    <w:bookmarkStart w:id="132" w:name="核算整线-vs-搜形状"/>
+    <w:bookmarkStart w:id="131" w:name="配套清单与安装报告v6.1-补"/>
     <w:p>
       <w:pPr>
-        <w:pStyle w:val="Heading2"/>
+        <w:pStyle w:val="Heading3"/>
       </w:pPr>
       <w:r>
-        <w:t xml:space="preserve">11.3 </w:t>
-      </w:r>
-      <w:r>
-        <w:rPr>
-          <w:rFonts w:hint="eastAsia"/>
-        </w:rPr>
-        <w:t xml:space="preserve">核算整线</w:t>
-      </w:r>
-      <w:r>
-        <w:t xml:space="preserve"> vs </w:t>
-      </w:r>
-      <w:r>
-        <w:rPr>
-          <w:rFonts w:hint="eastAsia"/>
-        </w:rPr>
-        <w:t xml:space="preserve">搜形状</w:t>
+        <w:rPr>
+          <w:rFonts w:hint="eastAsia"/>
+        </w:rPr>
+        <w:t xml:space="preserve">配套清单与安装报告（v6.1</w:t>
+      </w:r>
+      <w:r>
+        <w:t xml:space="preserve"> </w:t>
+      </w:r>
+      <w:r>
+        <w:rPr>
+          <w:rFonts w:hint="eastAsia"/>
+        </w:rPr>
+        <w:t xml:space="preserve">补）</w:t>
       </w:r>
     </w:p>
     <w:p>
@@ -24283,35 +24279,84 @@
         <w:pStyle w:val="FirstParagraph"/>
       </w:pPr>
       <w:r>
-        <w:rPr>
-          <w:rFonts w:hint="eastAsia"/>
-        </w:rPr>
-        <w:t xml:space="preserve">先点核算整线，它说要搜形状时再搜；想省铂再手动搜。核算整线只调旋钮不动形状；搜形状动盘径、舌宽、锥形，「解法」选两个都算时两族各搜一遍。搜形状写回的是粗网格上的解，搜完必点核算整线精算，过了才出图。</w:t>
+        <w:t xml:space="preserve">「③ </w:t>
+      </w:r>
+      <w:r>
+        <w:rPr>
+          <w:rFonts w:hint="eastAsia"/>
+        </w:rPr>
+        <w:t xml:space="preserve">结果与出图」页的「配套清单」页签把第</w:t>
+      </w:r>
+      <w:r>
+        <w:t xml:space="preserve"> </w:t>
+      </w:r>
+      <w:r>
+        <w:rPr>
+          <w:rFonts w:hint="eastAsia"/>
+        </w:rPr>
+        <w:t xml:space="preserve">3.5／4.3</w:t>
+      </w:r>
+      <w:r>
+        <w:t xml:space="preserve"> </w:t>
+      </w:r>
+      <w:r>
+        <w:rPr>
+          <w:rFonts w:hint="eastAsia"/>
+        </w:rPr>
+        <w:t xml:space="preserve">节算出来的逐片量整理成现场要的答案：铜排截面按载流（I/J许用）与导热（Q·L/(k·ΔT)）取大、规格按舌端宽给宽×厚、夹持温度按参数表设定或按铜排热导那条边界算出、舌保温覆盖圆盘切点到压接段前、焊脚</w:t>
+      </w:r>
+      <w:r>
+        <w:t xml:space="preserve"> = </w:t>
+      </w:r>
+      <w:r>
+        <w:rPr>
+          <w:rFonts w:hint="eastAsia"/>
+        </w:rPr>
+        <w:t xml:space="preserve">max(板厚,</w:t>
+      </w:r>
+      <w:r>
+        <w:t xml:space="preserve"> </w:t>
+      </w:r>
+      <w:r>
+        <w:rPr>
+          <w:rFonts w:hint="eastAsia"/>
+        </w:rPr>
+        <w:t xml:space="preserve">壁厚)。「安装报告」页签与「导出安装报告」把整线概要、供电、法兰逐片、配套清单、保温、焊接与加工、升温与运行、判据表、出图文件、待现场确认写成一份</w:t>
+      </w:r>
+      <w:r>
+        <w:t xml:space="preserve"> </w:t>
+      </w:r>
+      <w:r>
+        <w:rPr>
+          <w:rFonts w:hint="eastAsia"/>
+        </w:rPr>
+        <w:t xml:space="preserve">.md；三处同一个来源，判据没全过时首行写「不可作为安装依据」。</w:t>
       </w:r>
     </w:p>
+    <w:bookmarkEnd w:id="131"/>
     <w:bookmarkEnd w:id="132"/>
-    <w:bookmarkStart w:id="133" w:name="用自己的-rhino-图纸"/>
+    <w:bookmarkStart w:id="133" w:name="核算整线-vs-搜形状"/>
     <w:p>
       <w:pPr>
         <w:pStyle w:val="Heading2"/>
       </w:pPr>
       <w:r>
-        <w:t xml:space="preserve">11.4 </w:t>
-      </w:r>
-      <w:r>
-        <w:rPr>
-          <w:rFonts w:hint="eastAsia"/>
-        </w:rPr>
-        <w:t xml:space="preserve">用自己的</w:t>
-      </w:r>
-      <w:r>
-        <w:t xml:space="preserve"> Rhino </w:t>
-      </w:r>
-      <w:r>
-        <w:rPr>
-          <w:rFonts w:hint="eastAsia"/>
-        </w:rPr>
-        <w:t xml:space="preserve">图纸</w:t>
+        <w:t xml:space="preserve">11.3 </w:t>
+      </w:r>
+      <w:r>
+        <w:rPr>
+          <w:rFonts w:hint="eastAsia"/>
+        </w:rPr>
+        <w:t xml:space="preserve">核算整线</w:t>
+      </w:r>
+      <w:r>
+        <w:t xml:space="preserve"> vs </w:t>
+      </w:r>
+      <w:r>
+        <w:rPr>
+          <w:rFonts w:hint="eastAsia"/>
+        </w:rPr>
+        <w:t xml:space="preserve">搜形状</w:t>
       </w:r>
     </w:p>
     <w:p>
@@ -24319,44 +24364,80 @@
         <w:pStyle w:val="FirstParagraph"/>
       </w:pPr>
       <w:r>
-        <w:t xml:space="preserve">① </w:t>
-      </w:r>
-      <w:r>
-        <w:rPr>
-          <w:rFonts w:hint="eastAsia"/>
-        </w:rPr>
-        <w:t xml:space="preserve">输入页「法兰几何来源」选</w:t>
-      </w:r>
-      <w:r>
-        <w:t xml:space="preserve"> Rhino .3dm </w:t>
-      </w:r>
-      <w:r>
-        <w:rPr>
-          <w:rFonts w:hint="eastAsia"/>
-        </w:rPr>
-        <w:t xml:space="preserve">文件，选一张图（各片同一张图、厚度各自解），填图层名；先「分析几何变数」再「核算整线」。分析会认出管孔、盘径、舌片尺寸、各级台阶、锥形舌与舌根加厚段；「◈</w:t>
-      </w:r>
-      <w:r>
-        <w:t xml:space="preserve"> </w:t>
-      </w:r>
-      <w:r>
-        <w:rPr>
-          <w:rFonts w:hint="eastAsia"/>
-        </w:rPr>
-        <w:t xml:space="preserve">图纸几何</w:t>
-      </w:r>
-      <w:r>
-        <w:t xml:space="preserve"> → </w:t>
-      </w:r>
-      <w:r>
-        <w:rPr>
-          <w:rFonts w:hint="eastAsia"/>
-        </w:rPr>
-        <w:t xml:space="preserve">参数」把图纸变成参数后才能搜形状。图纸模式下四个厚度框是厚度倍数，不是板厚。</w:t>
+        <w:rPr>
+          <w:rFonts w:hint="eastAsia"/>
+        </w:rPr>
+        <w:t xml:space="preserve">先点核算整线，它说要搜形状时再搜；想省铂再手动搜。核算整线只调旋钮不动形状；搜形状动盘径、舌宽、锥形，「解法」选两个都算时两族各搜一遍。搜形状写回的是粗网格上的解，搜完必点核算整线精算，过了才出图。</w:t>
       </w:r>
     </w:p>
     <w:bookmarkEnd w:id="133"/>
-    <w:bookmarkStart w:id="134" w:name="常见问题"/>
+    <w:bookmarkStart w:id="134" w:name="用自己的-rhino-图纸"/>
+    <w:p>
+      <w:pPr>
+        <w:pStyle w:val="Heading2"/>
+      </w:pPr>
+      <w:r>
+        <w:t xml:space="preserve">11.4 </w:t>
+      </w:r>
+      <w:r>
+        <w:rPr>
+          <w:rFonts w:hint="eastAsia"/>
+        </w:rPr>
+        <w:t xml:space="preserve">用自己的</w:t>
+      </w:r>
+      <w:r>
+        <w:t xml:space="preserve"> Rhino </w:t>
+      </w:r>
+      <w:r>
+        <w:rPr>
+          <w:rFonts w:hint="eastAsia"/>
+        </w:rPr>
+        <w:t xml:space="preserve">图纸</w:t>
+      </w:r>
+    </w:p>
+    <w:p>
+      <w:pPr>
+        <w:pStyle w:val="FirstParagraph"/>
+      </w:pPr>
+      <w:r>
+        <w:t xml:space="preserve">① </w:t>
+      </w:r>
+      <w:r>
+        <w:rPr>
+          <w:rFonts w:hint="eastAsia"/>
+        </w:rPr>
+        <w:t xml:space="preserve">输入页「法兰几何来源」选</w:t>
+      </w:r>
+      <w:r>
+        <w:t xml:space="preserve"> Rhino .3dm </w:t>
+      </w:r>
+      <w:r>
+        <w:rPr>
+          <w:rFonts w:hint="eastAsia"/>
+        </w:rPr>
+        <w:t xml:space="preserve">文件，选一张图（各片同一张图、厚度各自解），填图层名；先「分析几何变数」再「核算整线」。分析会认出管孔、盘径、舌片尺寸、各级台阶、锥形舌与舌根加厚段；「◈</w:t>
+      </w:r>
+      <w:r>
+        <w:t xml:space="preserve"> </w:t>
+      </w:r>
+      <w:r>
+        <w:rPr>
+          <w:rFonts w:hint="eastAsia"/>
+        </w:rPr>
+        <w:t xml:space="preserve">图纸几何</w:t>
+      </w:r>
+      <w:r>
+        <w:t xml:space="preserve"> → </w:t>
+      </w:r>
+      <w:r>
+        <w:rPr>
+          <w:rFonts w:hint="eastAsia"/>
+        </w:rPr>
+        <w:t xml:space="preserve">参数」把图纸变成参数后才能搜形状。图纸模式下四个厚度框是厚度倍数，不是板厚。</w:t>
+      </w:r>
+    </w:p>
+    <w:bookmarkEnd w:id="134"/>
+    <w:bookmarkStart w:id="135" w:name="常见问题"/>
     <w:p>
       <w:pPr>
         <w:pStyle w:val="Heading2"/>
@@ -24449,9 +24530,9 @@
         <w:t xml:space="preserve">判据全过但数看着不对：先看判据表上方那行收敛信息，写「未收敛」时下面每个数都不能用。</w:t>
       </w:r>
     </w:p>
-    <w:bookmarkEnd w:id="134"/>
     <w:bookmarkEnd w:id="135"/>
-    <w:bookmarkStart w:id="136" w:name="现场待确认的数与结论"/>
+    <w:bookmarkEnd w:id="136"/>
+    <w:bookmarkStart w:id="137" w:name="现场待确认的数与结论"/>
     <w:p>
       <w:pPr>
         <w:pStyle w:val="Heading1"/>
@@ -24854,8 +24935,8 @@
         <w:t xml:space="preserve">终验」的因果链，并把形状（盘径、舌宽、锥形、孔族）交给形状搜索。所有数与图都由同一份设计记录生成，任何一处「过」都有机器门或抓图撑着；限制与待确认的数如实列在上面。</w:t>
       </w:r>
     </w:p>
-    <w:bookmarkEnd w:id="136"/>
-    <w:bookmarkStart w:id="137" w:name="附录-符号总表"/>
+    <w:bookmarkEnd w:id="137"/>
+    <w:bookmarkStart w:id="138" w:name="附录-符号总表"/>
     <w:p>
       <w:pPr>
         <w:pStyle w:val="Heading1"/>
@@ -28534,7 +28615,7 @@
         </w:tc>
       </w:tr>
     </w:tbl>
-    <w:bookmarkEnd w:id="137"/>
+    <w:bookmarkEnd w:id="138"/>
     <w:sectPr>
       <w:footnotePr>
         <w:numRestart w:val="eachSect"/>

--- a/docs/Pt_理论模型_v6.1.docx
+++ b/docs/Pt_理论模型_v6.1.docx
@@ -72,7 +72,7 @@
         <w:p>
           <w:r>
             <w:fldChar w:fldCharType="begin" w:dirty="true"/>
-            <w:instrText xml:space="preserve">TOC \o "1-3" \h \z \u</w:instrText>
+            <w:instrText xml:space="preserve">TOC \o "1-2" \h \z \u</w:instrText>
             <w:fldChar w:fldCharType="separate"/>
             <w:fldChar w:fldCharType="end"/>
           </w:r>
@@ -99,7 +99,7 @@
         <w:rPr>
           <w:rFonts w:hint="eastAsia"/>
         </w:rPr>
-        <w:t xml:space="preserve">铂金直接通电加热是光学玻璃熔体输送的核心工艺。铂件同时是结构件、发热元件与熔体接触界面，三重角色互相牵制，「减少铂金用量」不能沿单一维度达成。本报告按业主总纲把问题定义为整线优化：目标是几段铂管加各片法兰的总铂重，约束是「能升温且升温途中不烧断」与「稳态法兰不把热灌回管子」。</w:t>
+        <w:t xml:space="preserve">铂金直接通电加热是光学玻璃熔体输送的核心工艺。铂件同时是结构件、发热元件与熔体接触界面，三重角色互相牵制，「减少铂金用量」不能沿单一维度达成。本报告把问题定义为整线优化：目标是几段铂管加各片法兰的总铂重，约束是「能升温且升温途中不烧断」与「稳态法兰不把热灌回管子」。</w:t>
       </w:r>
     </w:p>
     <w:p>
@@ -107,22 +107,10 @@
         <w:pStyle w:val="BodyText"/>
       </w:pPr>
       <w:r>
-        <w:t xml:space="preserve">v6.0 </w:t>
-      </w:r>
-      <w:r>
-        <w:rPr>
-          <w:rFonts w:hint="eastAsia"/>
-        </w:rPr>
-        <w:t xml:space="preserve">与</w:t>
-      </w:r>
-      <w:r>
-        <w:t xml:space="preserve"> v5.0 </w:t>
-      </w:r>
-      <w:r>
-        <w:rPr>
-          <w:rFonts w:hint="eastAsia"/>
-        </w:rPr>
-        <w:t xml:space="preserve">相比，计算流程整个换成一条</w:t>
+        <w:rPr>
+          <w:rFonts w:hint="eastAsia"/>
+        </w:rPr>
+        <w:t xml:space="preserve">计算流程是一条</w:t>
       </w:r>
       <w:r>
         <w:rPr>
@@ -136,16 +124,7 @@
         <w:rPr>
           <w:rFonts w:hint="eastAsia"/>
         </w:rPr>
-        <w:t xml:space="preserve">（业主</w:t>
-      </w:r>
-      <w:r>
-        <w:t xml:space="preserve"> 2026-09-08 </w:t>
-      </w:r>
-      <w:r>
-        <w:rPr>
-          <w:rFonts w:hint="eastAsia"/>
-        </w:rPr>
-        <w:t xml:space="preserve">定）：</w:t>
+        <w:t xml:space="preserve">：</w:t>
       </w:r>
     </w:p>
     <w:p>
@@ -230,7 +209,7 @@
         <w:rPr>
           <w:rFonts w:hint="eastAsia"/>
         </w:rPr>
-        <w:t xml:space="preserve">——舌片厚由此闭式算出，不再是旋钮；</w:t>
+        <w:t xml:space="preserve">——舌片厚由此闭式算出，不再是可调参数；</w:t>
       </w:r>
     </w:p>
     <w:p>
@@ -274,7 +253,7 @@
         <w:rPr>
           <w:rFonts w:hint="eastAsia"/>
         </w:rPr>
-        <w:t xml:space="preserve">求解器只调剩下的旋钮（舌保温、渐变环、槽、孔），全体截面终验</w:t>
+        <w:t xml:space="preserve">求解器只调剩下的可调参数（舌保温、渐变环、槽、孔），全体截面终验</w:t>
       </w:r>
       <w:r>
         <w:t xml:space="preserve"> J &lt; J + </w:t>
@@ -332,7 +311,7 @@
         <w:rPr>
           <w:rFonts w:hint="eastAsia"/>
         </w:rPr>
-        <w:t xml:space="preserve">倍电流、抽热窗口的两侧）；一个从约束盒下角出发、旋钮只增不减、解与初值无关的求解器，以及能回答「哪种形状最省铂」的形状搜索。</w:t>
+        <w:t xml:space="preserve">倍电流、抽热窗口的两侧）；一个从约束盒下角出发、可调参数只增不减、解与初值无关的求解器，以及能回答「哪种形状最省铂」的形状搜索。</w:t>
       </w:r>
     </w:p>
     <w:p>
@@ -343,34 +322,106 @@
         <w:rPr>
           <w:rFonts w:hint="eastAsia"/>
         </w:rPr>
-        <w:t xml:space="preserve">v6.1（2026-09-12）按业主</w:t>
-      </w:r>
-      <w:r>
-        <w:t xml:space="preserve"> 2026-09-11 </w:t>
-      </w:r>
-      <w:r>
-        <w:rPr>
-          <w:rFonts w:hint="eastAsia"/>
-        </w:rPr>
-        <w:t xml:space="preserve">的四条意见补齐：每条公式后面附符号表，逐个说明含义并标单位（文末附录汇总）；法兰给出「初始值</w:t>
-      </w:r>
-      <w:r>
-        <w:t xml:space="preserve"> → </w:t>
-      </w:r>
-      <w:r>
-        <w:rPr>
-          <w:rFonts w:hint="eastAsia"/>
-        </w:rPr>
-        <w:t xml:space="preserve">结果值」的并列比较，并说明中间的计算流程与算完之后各量所依赖的边界环境——铜排、保温、工况、供电、焊接（第</w:t>
-      </w:r>
-      <w:r>
-        <w:t xml:space="preserve"> 10.5 </w:t>
-      </w:r>
-      <w:r>
-        <w:rPr>
-          <w:rFonts w:hint="eastAsia"/>
-        </w:rPr>
-        <w:t xml:space="preserve">节）。同时补上计算出的温度场与电流密度场：现役记录一组，侧</w:t>
+        <w:t xml:space="preserve">结果：现役设计记录「管壁</w:t>
+      </w:r>
+      <w:r>
+        <w:t xml:space="preserve"> 0.8 · </w:t>
+      </w:r>
+      <w:r>
+        <w:rPr>
+          <w:rFonts w:hint="eastAsia"/>
+        </w:rPr>
+        <w:t xml:space="preserve">留余量」总铂重</w:t>
+      </w:r>
+      <w:r>
+        <w:t xml:space="preserve"> 3547 </w:t>
+      </w:r>
+      <w:r>
+        <w:rPr>
+          <w:rFonts w:hint="eastAsia"/>
+        </w:rPr>
+        <w:t xml:space="preserve">g（管</w:t>
+      </w:r>
+      <w:r>
+        <w:t xml:space="preserve"> 2465 + </w:t>
+      </w:r>
+      <w:r>
+        <w:rPr>
+          <w:rFonts w:hint="eastAsia"/>
+        </w:rPr>
+        <w:t xml:space="preserve">法兰</w:t>
+      </w:r>
+      <w:r>
+        <w:t xml:space="preserve"> </w:t>
+      </w:r>
+      <w:r>
+        <w:rPr>
+          <w:rFonts w:hint="eastAsia"/>
+        </w:rPr>
+        <w:t xml:space="preserve">1082，3</w:t>
+      </w:r>
+      <w:r>
+        <w:t xml:space="preserve"> </w:t>
+      </w:r>
+      <w:r>
+        <w:rPr>
+          <w:rFonts w:hint="eastAsia"/>
+        </w:rPr>
+        <w:t xml:space="preserve">段</w:t>
+      </w:r>
+      <w:r>
+        <w:t xml:space="preserve"> 4 </w:t>
+      </w:r>
+      <w:r>
+        <w:rPr>
+          <w:rFonts w:hint="eastAsia"/>
+        </w:rPr>
+        <w:t xml:space="preserve">片）；在</w:t>
+      </w:r>
+      <w:r>
+        <w:t xml:space="preserve"> 2 </w:t>
+      </w:r>
+      <w:r>
+        <w:rPr>
+          <w:rFonts w:hint="eastAsia"/>
+        </w:rPr>
+        <w:t xml:space="preserve">段</w:t>
+      </w:r>
+      <w:r>
+        <w:t xml:space="preserve"> 3 </w:t>
+      </w:r>
+      <w:r>
+        <w:rPr>
+          <w:rFonts w:hint="eastAsia"/>
+        </w:rPr>
+        <w:t xml:space="preserve">片的对照工况下，形状搜索给出的最轻可行形状为盘</w:t>
+      </w:r>
+      <w:r>
+        <w:t xml:space="preserve"> </w:t>
+      </w:r>
+      <w:r>
+        <w:rPr>
+          <w:rFonts w:hint="eastAsia"/>
+        </w:rPr>
+        <w:t xml:space="preserve">Ø56／舌宽</w:t>
+      </w:r>
+      <w:r>
+        <w:t xml:space="preserve"> </w:t>
+      </w:r>
+      <w:r>
+        <w:rPr>
+          <w:rFonts w:hint="eastAsia"/>
+        </w:rPr>
+        <w:t xml:space="preserve">56，细网格重解后</w:t>
+      </w:r>
+      <w:r>
+        <w:t xml:space="preserve"> 2603.8 </w:t>
+      </w:r>
+      <w:r>
+        <w:rPr>
+          <w:rFonts w:hint="eastAsia"/>
+        </w:rPr>
+        <w:t xml:space="preserve">g，侧</w:t>
       </w:r>
       <w:r>
         <w:t xml:space="preserve"> Y </w:t>
@@ -379,162 +430,7 @@
         <w:rPr>
           <w:rFonts w:hint="eastAsia"/>
         </w:rPr>
-        <w:t xml:space="preserve">形舌板挖孔前／挖孔后各一组、互相佐证（第</w:t>
-      </w:r>
-      <w:r>
-        <w:t xml:space="preserve"> 10.6 </w:t>
-      </w:r>
-      <w:r>
-        <w:rPr>
-          <w:rFonts w:hint="eastAsia"/>
-        </w:rPr>
-        <w:t xml:space="preserve">节），以及侧</w:t>
-      </w:r>
-      <w:r>
-        <w:t xml:space="preserve"> Y </w:t>
-      </w:r>
-      <w:r>
-        <w:rPr>
-          <w:rFonts w:hint="eastAsia"/>
-        </w:rPr>
-        <w:t xml:space="preserve">形的</w:t>
-      </w:r>
-      <w:r>
-        <w:t xml:space="preserve"> 3DM </w:t>
-      </w:r>
-      <w:r>
-        <w:rPr>
-          <w:rFonts w:hint="eastAsia"/>
-        </w:rPr>
-        <w:t xml:space="preserve">结果图（第</w:t>
-      </w:r>
-      <w:r>
-        <w:t xml:space="preserve"> 10.3 </w:t>
-      </w:r>
-      <w:r>
-        <w:rPr>
-          <w:rFonts w:hint="eastAsia"/>
-        </w:rPr>
-        <w:t xml:space="preserve">节）。</w:t>
-      </w:r>
-    </w:p>
-    <w:p>
-      <w:pPr>
-        <w:pStyle w:val="BodyText"/>
-      </w:pPr>
-      <w:r>
-        <w:rPr>
-          <w:rFonts w:hint="eastAsia"/>
-        </w:rPr>
-        <w:t xml:space="preserve">结果：现役设计记录「管壁</w:t>
-      </w:r>
-      <w:r>
-        <w:t xml:space="preserve"> 0.8 · </w:t>
-      </w:r>
-      <w:r>
-        <w:rPr>
-          <w:rFonts w:hint="eastAsia"/>
-        </w:rPr>
-        <w:t xml:space="preserve">留余量」总铂重</w:t>
-      </w:r>
-      <w:r>
-        <w:t xml:space="preserve"> 3547 </w:t>
-      </w:r>
-      <w:r>
-        <w:rPr>
-          <w:rFonts w:hint="eastAsia"/>
-        </w:rPr>
-        <w:t xml:space="preserve">g（管</w:t>
-      </w:r>
-      <w:r>
-        <w:t xml:space="preserve"> 2465 + </w:t>
-      </w:r>
-      <w:r>
-        <w:rPr>
-          <w:rFonts w:hint="eastAsia"/>
-        </w:rPr>
-        <w:t xml:space="preserve">法兰</w:t>
-      </w:r>
-      <w:r>
-        <w:t xml:space="preserve"> </w:t>
-      </w:r>
-      <w:r>
-        <w:rPr>
-          <w:rFonts w:hint="eastAsia"/>
-        </w:rPr>
-        <w:t xml:space="preserve">1082，3</w:t>
-      </w:r>
-      <w:r>
-        <w:t xml:space="preserve"> </w:t>
-      </w:r>
-      <w:r>
-        <w:rPr>
-          <w:rFonts w:hint="eastAsia"/>
-        </w:rPr>
-        <w:t xml:space="preserve">段</w:t>
-      </w:r>
-      <w:r>
-        <w:t xml:space="preserve"> 4 </w:t>
-      </w:r>
-      <w:r>
-        <w:rPr>
-          <w:rFonts w:hint="eastAsia"/>
-        </w:rPr>
-        <w:t xml:space="preserve">片）；在</w:t>
-      </w:r>
-      <w:r>
-        <w:t xml:space="preserve"> 2 </w:t>
-      </w:r>
-      <w:r>
-        <w:rPr>
-          <w:rFonts w:hint="eastAsia"/>
-        </w:rPr>
-        <w:t xml:space="preserve">段</w:t>
-      </w:r>
-      <w:r>
-        <w:t xml:space="preserve"> 3 </w:t>
-      </w:r>
-      <w:r>
-        <w:rPr>
-          <w:rFonts w:hint="eastAsia"/>
-        </w:rPr>
-        <w:t xml:space="preserve">片的对照工况下，形状搜索给出的最轻可行形状为盘</w:t>
-      </w:r>
-      <w:r>
-        <w:t xml:space="preserve"> </w:t>
-      </w:r>
-      <w:r>
-        <w:rPr>
-          <w:rFonts w:hint="eastAsia"/>
-        </w:rPr>
-        <w:t xml:space="preserve">Ø56／舌宽</w:t>
-      </w:r>
-      <w:r>
-        <w:t xml:space="preserve"> </w:t>
-      </w:r>
-      <w:r>
-        <w:rPr>
-          <w:rFonts w:hint="eastAsia"/>
-        </w:rPr>
-        <w:t xml:space="preserve">56，细网格重解后</w:t>
-      </w:r>
-      <w:r>
-        <w:t xml:space="preserve"> 2603.8 </w:t>
-      </w:r>
-      <w:r>
-        <w:rPr>
-          <w:rFonts w:hint="eastAsia"/>
-        </w:rPr>
-        <w:t xml:space="preserve">g，用户手画的侧</w:t>
-      </w:r>
-      <w:r>
-        <w:t xml:space="preserve"> Y </w:t>
-      </w:r>
-      <w:r>
-        <w:rPr>
-          <w:rFonts w:hint="eastAsia"/>
-        </w:rPr>
-        <w:t xml:space="preserve">形（挖孔族）2741.9</w:t>
+        <w:t xml:space="preserve">形方案（挖孔族）2741.9</w:t>
       </w:r>
       <w:r>
         <w:t xml:space="preserve"> </w:t>
@@ -807,7 +703,7 @@
       </w:r>
     </w:p>
     <w:bookmarkEnd w:id="10"/>
-    <w:bookmarkStart w:id="11" w:name="优化目标与约束业主总纲"/>
+    <w:bookmarkStart w:id="11" w:name="优化目标与约束"/>
     <w:p>
       <w:pPr>
         <w:pStyle w:val="Heading2"/>
@@ -819,7 +715,7 @@
         <w:rPr>
           <w:rFonts w:hint="eastAsia"/>
         </w:rPr>
-        <w:t xml:space="preserve">优化目标与约束（业主总纲）</w:t>
+        <w:t xml:space="preserve">优化目标与约束</w:t>
       </w:r>
     </w:p>
     <w:p>
@@ -927,16 +823,7 @@
         <w:rPr>
           <w:rFonts w:hint="eastAsia"/>
         </w:rPr>
-        <w:t xml:space="preserve">业主</w:t>
-      </w:r>
-      <w:r>
-        <w:t xml:space="preserve"> 2026-08-14 </w:t>
-      </w:r>
-      <w:r>
-        <w:rPr>
-          <w:rFonts w:hint="eastAsia"/>
-        </w:rPr>
-        <w:t xml:space="preserve">明确：铂金直接加热系统都留有膨胀考量，蠕变、铂金加热蒸发也都不必考虑。据此热膨胀／热应力、蠕变／持久强度、高温挥发三条关闭。后果：壁厚的工艺下界不再由强度定，改由焊接定（第</w:t>
+        <w:t xml:space="preserve">按给定的设计条件，系统已留有热膨胀余量，蠕变与铂金高温挥发不作为约束。据此热膨胀／热应力、蠕变／持久强度、高温挥发三条关闭。后果：壁厚的工艺下界不再由强度定，改由焊接定（第</w:t>
       </w:r>
       <w:r>
         <w:t xml:space="preserve"> 4.6 </w:t>
@@ -976,7 +863,7 @@
       </w:r>
     </w:p>
     <w:bookmarkEnd w:id="12"/>
-    <w:bookmarkStart w:id="13" w:name="求解逻辑顺序v6.0-的设计因果链"/>
+    <w:bookmarkStart w:id="13" w:name="求解逻辑顺序设计因果链"/>
     <w:p>
       <w:pPr>
         <w:pStyle w:val="Heading2"/>
@@ -988,16 +875,7 @@
         <w:rPr>
           <w:rFonts w:hint="eastAsia"/>
         </w:rPr>
-        <w:t xml:space="preserve">求解逻辑顺序（v6.0</w:t>
-      </w:r>
-      <w:r>
-        <w:t xml:space="preserve"> </w:t>
-      </w:r>
-      <w:r>
-        <w:rPr>
-          <w:rFonts w:hint="eastAsia"/>
-        </w:rPr>
-        <w:t xml:space="preserve">的设计因果链）</w:t>
+        <w:t xml:space="preserve">求解逻辑顺序（设计因果链）</w:t>
       </w:r>
     </w:p>
     <w:p>
@@ -1157,7 +1035,7 @@
           <w:rStyle w:val="VerbatimChar"/>
           <w:rFonts w:hint="eastAsia"/>
         </w:rPr>
-        <w:t xml:space="preserve">旋钮求解</w:t>
+        <w:t xml:space="preserve">可调参数求解</w:t>
       </w:r>
       <w:r>
         <w:rPr>
@@ -1827,7 +1705,7 @@
               <w:rPr>
                 <w:rFonts w:hint="eastAsia"/>
               </w:rPr>
-              <w:t xml:space="preserve">求解器旋钮（只增不减）</w:t>
+              <w:t xml:space="preserve">求解器可调参数（只增不减）</w:t>
             </w:r>
           </w:p>
         </w:tc>
@@ -1880,7 +1758,7 @@
               <w:rPr>
                 <w:rFonts w:hint="eastAsia"/>
               </w:rPr>
-              <w:t xml:space="preserve">舌片最窄有效宽)，不是旋钮</w:t>
+              <w:t xml:space="preserve">舌片最窄有效宽)，不是可调参数</w:t>
             </w:r>
           </w:p>
         </w:tc>
@@ -1986,7 +1864,7 @@
               <w:rPr>
                 <w:rFonts w:hint="eastAsia"/>
               </w:rPr>
-              <w:t xml:space="preserve">旋钮（成对：半径</w:t>
+              <w:t xml:space="preserve">可调参数（成对：半径</w:t>
             </w:r>
             <w:r>
               <w:t xml:space="preserve"> + </w:t>
@@ -2039,7 +1917,7 @@
               <w:rPr>
                 <w:rFonts w:hint="eastAsia"/>
               </w:rPr>
-              <w:t xml:space="preserve">张角是旋钮，槽心角按场定</w:t>
+              <w:t xml:space="preserve">张角是可调参数，槽心角按场定</w:t>
             </w:r>
           </w:p>
         </w:tc>
@@ -2092,7 +1970,7 @@
               <w:rPr>
                 <w:rFonts w:hint="eastAsia"/>
               </w:rPr>
-              <w:t xml:space="preserve">孔径与拉长比是旋钮（只在挖孔族），孔心按场定，形状族比价</w:t>
+              <w:t xml:space="preserve">孔径与拉长比是可调参数（只在挖孔族），孔心按场定，形状族比价</w:t>
             </w:r>
           </w:p>
         </w:tc>
@@ -2136,7 +2014,7 @@
               <w:rPr>
                 <w:rFonts w:hint="eastAsia"/>
               </w:rPr>
-              <w:t xml:space="preserve">旋钮，不花铂</w:t>
+              <w:t xml:space="preserve">可调参数，不花铂</w:t>
             </w:r>
           </w:p>
         </w:tc>
@@ -2577,6 +2455,800 @@
         <w:t xml:space="preserve"> 1150 °C。</w:t>
       </w:r>
     </w:p>
+    <w:p>
+      <w:pPr>
+        <w:pStyle w:val="BodyText"/>
+      </w:pPr>
+      <w:r>
+        <w:rPr>
+          <w:rFonts w:hint="eastAsia"/>
+        </w:rPr>
+        <w:t xml:space="preserve">设计输入与来源汇总如下；正文中的「给定」均指本表。</w:t>
+      </w:r>
+    </w:p>
+    <w:tbl>
+      <w:tblPr>
+        <w:tblStyle w:val="Table"/>
+        <w:tblW w:type="pct" w:w="5000"/>
+        <w:tblLayout w:type="fixed"/>
+        <w:tblLook w:firstRow="1" w:lastRow="0" w:firstColumn="0" w:lastColumn="0" w:noHBand="0" w:noVBand="0" w:val="0020"/>
+      </w:tblPr>
+      <w:tblGrid>
+        <w:gridCol w:w="2217"/>
+        <w:gridCol w:w="3484"/>
+        <w:gridCol w:w="2217"/>
+      </w:tblGrid>
+      <w:tr>
+        <w:trPr>
+          <w:tblHeader w:val="on"/>
+        </w:trPr>
+        <w:tc>
+          <w:tcPr/>
+          <w:p>
+            <w:pPr>
+              <w:pStyle w:val="Compact"/>
+              <w:jc w:val="left"/>
+            </w:pPr>
+            <w:r>
+              <w:rPr>
+                <w:rFonts w:hint="eastAsia"/>
+              </w:rPr>
+              <w:t xml:space="preserve">设计条件</w:t>
+            </w:r>
+          </w:p>
+        </w:tc>
+        <w:tc>
+          <w:tcPr/>
+          <w:p>
+            <w:pPr>
+              <w:pStyle w:val="Compact"/>
+              <w:jc w:val="left"/>
+            </w:pPr>
+            <w:r>
+              <w:rPr>
+                <w:rFonts w:hint="eastAsia"/>
+              </w:rPr>
+              <w:t xml:space="preserve">取值</w:t>
+            </w:r>
+          </w:p>
+        </w:tc>
+        <w:tc>
+          <w:tcPr/>
+          <w:p>
+            <w:pPr>
+              <w:pStyle w:val="Compact"/>
+              <w:jc w:val="left"/>
+            </w:pPr>
+            <w:r>
+              <w:rPr>
+                <w:rFonts w:hint="eastAsia"/>
+              </w:rPr>
+              <w:t xml:space="preserve">来源</w:t>
+            </w:r>
+          </w:p>
+        </w:tc>
+      </w:tr>
+      <w:tr>
+        <w:tc>
+          <w:tcPr/>
+          <w:p>
+            <w:pPr>
+              <w:pStyle w:val="Compact"/>
+              <w:jc w:val="left"/>
+            </w:pPr>
+            <w:r>
+              <w:rPr>
+                <w:rFonts w:hint="eastAsia"/>
+              </w:rPr>
+              <w:t xml:space="preserve">控温点、段长、产量、液相线</w:t>
+            </w:r>
+          </w:p>
+        </w:tc>
+        <w:tc>
+          <w:tcPr/>
+          <w:p>
+            <w:pPr>
+              <w:pStyle w:val="Compact"/>
+              <w:jc w:val="left"/>
+            </w:pPr>
+            <w:r>
+              <w:rPr>
+                <w:rFonts w:hint="eastAsia"/>
+              </w:rPr>
+              <w:t xml:space="preserve">1150／1080／1050</w:t>
+            </w:r>
+            <w:r>
+              <w:t xml:space="preserve"> </w:t>
+            </w:r>
+            <w:r>
+              <w:rPr>
+                <w:rFonts w:hint="eastAsia"/>
+              </w:rPr>
+              <w:t xml:space="preserve">°C，300</w:t>
+            </w:r>
+            <w:r>
+              <w:t xml:space="preserve"> </w:t>
+            </w:r>
+            <w:r>
+              <w:rPr>
+                <w:rFonts w:hint="eastAsia"/>
+              </w:rPr>
+              <w:t xml:space="preserve">mm，1.5</w:t>
+            </w:r>
+            <w:r>
+              <w:t xml:space="preserve"> </w:t>
+            </w:r>
+            <w:r>
+              <w:rPr>
+                <w:rFonts w:hint="eastAsia"/>
+              </w:rPr>
+              <w:t xml:space="preserve">t/day，1050</w:t>
+            </w:r>
+            <w:r>
+              <w:t xml:space="preserve"> °C</w:t>
+            </w:r>
+          </w:p>
+        </w:tc>
+        <w:tc>
+          <w:tcPr/>
+          <w:p>
+            <w:pPr>
+              <w:pStyle w:val="Compact"/>
+              <w:jc w:val="left"/>
+            </w:pPr>
+            <w:r>
+              <w:rPr>
+                <w:rFonts w:hint="eastAsia"/>
+              </w:rPr>
+              <w:t xml:space="preserve">工艺给定</w:t>
+            </w:r>
+          </w:p>
+        </w:tc>
+      </w:tr>
+      <w:tr>
+        <w:tc>
+          <w:tcPr/>
+          <w:p>
+            <w:pPr>
+              <w:pStyle w:val="Compact"/>
+              <w:jc w:val="left"/>
+            </w:pPr>
+            <w:r>
+              <w:rPr>
+                <w:rFonts w:hint="eastAsia"/>
+              </w:rPr>
+              <w:t xml:space="preserve">升温工况</w:t>
+            </w:r>
+          </w:p>
+        </w:tc>
+        <w:tc>
+          <w:tcPr/>
+          <w:p>
+            <w:pPr>
+              <w:pStyle w:val="Compact"/>
+              <w:jc w:val="left"/>
+            </w:pPr>
+            <w:r>
+              <w:rPr>
+                <w:rFonts w:hint="eastAsia"/>
+              </w:rPr>
+              <w:t xml:space="preserve">空管、20</w:t>
+            </w:r>
+            <w:r>
+              <w:t xml:space="preserve"> </w:t>
+            </w:r>
+            <w:r>
+              <w:rPr>
+                <w:rFonts w:hint="eastAsia"/>
+              </w:rPr>
+              <w:t xml:space="preserve">°C/h、全线到</w:t>
+            </w:r>
+            <w:r>
+              <w:t xml:space="preserve"> 1150 °C</w:t>
+            </w:r>
+          </w:p>
+        </w:tc>
+        <w:tc>
+          <w:tcPr/>
+          <w:p>
+            <w:pPr>
+              <w:pStyle w:val="Compact"/>
+              <w:jc w:val="left"/>
+            </w:pPr>
+            <w:r>
+              <w:rPr>
+                <w:rFonts w:hint="eastAsia"/>
+              </w:rPr>
+              <w:t xml:space="preserve">工艺给定</w:t>
+            </w:r>
+          </w:p>
+        </w:tc>
+      </w:tr>
+      <w:tr>
+        <w:tc>
+          <w:tcPr/>
+          <w:p>
+            <w:pPr>
+              <w:pStyle w:val="Compact"/>
+              <w:jc w:val="left"/>
+            </w:pPr>
+            <w:r>
+              <w:rPr>
+                <w:rFonts w:hint="eastAsia"/>
+              </w:rPr>
+              <w:t xml:space="preserve">环境温度</w:t>
+            </w:r>
+          </w:p>
+        </w:tc>
+        <w:tc>
+          <w:tcPr/>
+          <w:p>
+            <w:pPr>
+              <w:pStyle w:val="Compact"/>
+              <w:jc w:val="left"/>
+            </w:pPr>
+            <w:r>
+              <w:t xml:space="preserve">25 °C</w:t>
+            </w:r>
+          </w:p>
+        </w:tc>
+        <w:tc>
+          <w:tcPr/>
+          <w:p>
+            <w:pPr>
+              <w:pStyle w:val="Compact"/>
+              <w:jc w:val="left"/>
+            </w:pPr>
+            <w:r>
+              <w:rPr>
+                <w:rFonts w:hint="eastAsia"/>
+              </w:rPr>
+              <w:t xml:space="preserve">现场</w:t>
+            </w:r>
+          </w:p>
+        </w:tc>
+      </w:tr>
+      <w:tr>
+        <w:tc>
+          <w:tcPr/>
+          <w:p>
+            <w:pPr>
+              <w:pStyle w:val="Compact"/>
+              <w:jc w:val="left"/>
+            </w:pPr>
+            <w:r>
+              <w:rPr>
+                <w:rFonts w:hint="eastAsia"/>
+              </w:rPr>
+              <w:t xml:space="preserve">允许法兰增量温降</w:t>
+            </w:r>
+          </w:p>
+        </w:tc>
+        <w:tc>
+          <w:tcPr/>
+          <w:p>
+            <w:pPr>
+              <w:pStyle w:val="Compact"/>
+              <w:jc w:val="left"/>
+            </w:pPr>
+            <w:r>
+              <w:t xml:space="preserve">10 K</w:t>
+            </w:r>
+          </w:p>
+        </w:tc>
+        <w:tc>
+          <w:tcPr/>
+          <w:p>
+            <w:pPr>
+              <w:pStyle w:val="Compact"/>
+              <w:jc w:val="left"/>
+            </w:pPr>
+            <w:r>
+              <w:rPr>
+                <w:rFonts w:hint="eastAsia"/>
+              </w:rPr>
+              <w:t xml:space="preserve">给定（按热电偶误差取）</w:t>
+            </w:r>
+          </w:p>
+        </w:tc>
+      </w:tr>
+      <w:tr>
+        <w:tc>
+          <w:tcPr/>
+          <w:p>
+            <w:pPr>
+              <w:pStyle w:val="Compact"/>
+              <w:jc w:val="left"/>
+            </w:pPr>
+            <w:r>
+              <w:rPr>
+                <w:rFonts w:hint="eastAsia"/>
+              </w:rPr>
+              <w:t xml:space="preserve">圆盘区最高温</w:t>
+            </w:r>
+            <w:r>
+              <w:t xml:space="preserve"> − </w:t>
+            </w:r>
+            <w:r>
+              <w:rPr>
+                <w:rFonts w:hint="eastAsia"/>
+              </w:rPr>
+              <w:t xml:space="preserve">管温</w:t>
+            </w:r>
+          </w:p>
+        </w:tc>
+        <w:tc>
+          <w:tcPr/>
+          <w:p>
+            <w:pPr>
+              <w:pStyle w:val="Compact"/>
+              <w:jc w:val="left"/>
+            </w:pPr>
+            <w:r>
+              <w:t xml:space="preserve">≤ 5 K</w:t>
+            </w:r>
+          </w:p>
+        </w:tc>
+        <w:tc>
+          <w:tcPr/>
+          <w:p>
+            <w:pPr>
+              <w:pStyle w:val="Compact"/>
+              <w:jc w:val="left"/>
+            </w:pPr>
+            <w:r>
+              <w:rPr>
+                <w:rFonts w:hint="eastAsia"/>
+              </w:rPr>
+              <w:t xml:space="preserve">现场控温精度</w:t>
+            </w:r>
+          </w:p>
+        </w:tc>
+      </w:tr>
+      <w:tr>
+        <w:tc>
+          <w:tcPr/>
+          <w:p>
+            <w:pPr>
+              <w:pStyle w:val="Compact"/>
+              <w:jc w:val="left"/>
+            </w:pPr>
+            <w:r>
+              <w:rPr>
+                <w:rFonts w:hint="eastAsia"/>
+              </w:rPr>
+              <w:t xml:space="preserve">设计电流密度</w:t>
+            </w:r>
+            <w:r>
+              <w:t xml:space="preserve"> J</w:t>
+            </w:r>
+          </w:p>
+        </w:tc>
+        <w:tc>
+          <w:tcPr/>
+          <w:p>
+            <w:pPr>
+              <w:pStyle w:val="Compact"/>
+              <w:jc w:val="left"/>
+            </w:pPr>
+            <w:r>
+              <w:t xml:space="preserve">10 </w:t>
+            </w:r>
+            <w:r>
+              <w:rPr>
+                <w:rFonts w:hint="eastAsia"/>
+              </w:rPr>
+              <w:t xml:space="preserve">A/mm²（可改），极限</w:t>
+            </w:r>
+            <w:r>
+              <w:t xml:space="preserve"> J + 1</w:t>
+            </w:r>
+          </w:p>
+        </w:tc>
+        <w:tc>
+          <w:tcPr/>
+          <w:p>
+            <w:pPr>
+              <w:pStyle w:val="Compact"/>
+              <w:jc w:val="left"/>
+            </w:pPr>
+            <w:r>
+              <w:rPr>
+                <w:rFonts w:hint="eastAsia"/>
+              </w:rPr>
+              <w:t xml:space="preserve">给定</w:t>
+            </w:r>
+          </w:p>
+        </w:tc>
+      </w:tr>
+      <w:tr>
+        <w:tc>
+          <w:tcPr/>
+          <w:p>
+            <w:pPr>
+              <w:pStyle w:val="Compact"/>
+              <w:jc w:val="left"/>
+            </w:pPr>
+            <w:r>
+              <w:rPr>
+                <w:rFonts w:hint="eastAsia"/>
+              </w:rPr>
+              <w:t xml:space="preserve">管</w:t>
+            </w:r>
+            <w:r>
+              <w:t xml:space="preserve"> J </w:t>
+            </w:r>
+            <w:r>
+              <w:rPr>
+                <w:rFonts w:hint="eastAsia"/>
+              </w:rPr>
+              <w:t xml:space="preserve">许用</w:t>
+            </w:r>
+          </w:p>
+        </w:tc>
+        <w:tc>
+          <w:tcPr/>
+          <w:p>
+            <w:pPr>
+              <w:pStyle w:val="Compact"/>
+              <w:jc w:val="left"/>
+            </w:pPr>
+            <w:r>
+              <w:t xml:space="preserve">12 A/mm²</w:t>
+            </w:r>
+          </w:p>
+        </w:tc>
+        <w:tc>
+          <w:tcPr/>
+          <w:p>
+            <w:pPr>
+              <w:pStyle w:val="Compact"/>
+              <w:jc w:val="left"/>
+            </w:pPr>
+            <w:r>
+              <w:rPr>
+                <w:rFonts w:hint="eastAsia"/>
+              </w:rPr>
+              <w:t xml:space="preserve">现场经验（一般</w:t>
+            </w:r>
+            <w:r>
+              <w:t xml:space="preserve"> </w:t>
+            </w:r>
+            <w:r>
+              <w:rPr>
+                <w:rFonts w:hint="eastAsia"/>
+              </w:rPr>
+              <w:t xml:space="preserve">15，壁</w:t>
+            </w:r>
+            <w:r>
+              <w:t xml:space="preserve"> 0.6 </w:t>
+            </w:r>
+            <w:r>
+              <w:rPr>
+                <w:rFonts w:hint="eastAsia"/>
+              </w:rPr>
+              <w:t xml:space="preserve">时</w:t>
+            </w:r>
+            <w:r>
+              <w:t xml:space="preserve"> 12 </w:t>
+            </w:r>
+            <w:r>
+              <w:rPr>
+                <w:rFonts w:hint="eastAsia"/>
+              </w:rPr>
+              <w:t xml:space="preserve">是极限）</w:t>
+            </w:r>
+          </w:p>
+        </w:tc>
+      </w:tr>
+      <w:tr>
+        <w:tc>
+          <w:tcPr/>
+          <w:p>
+            <w:pPr>
+              <w:pStyle w:val="Compact"/>
+              <w:jc w:val="left"/>
+            </w:pPr>
+            <w:r>
+              <w:rPr>
+                <w:rFonts w:hint="eastAsia"/>
+              </w:rPr>
+              <w:t xml:space="preserve">铜排</w:t>
+            </w:r>
+          </w:p>
+        </w:tc>
+        <w:tc>
+          <w:tcPr/>
+          <w:p>
+            <w:pPr>
+              <w:pStyle w:val="Compact"/>
+              <w:jc w:val="left"/>
+            </w:pPr>
+            <w:r>
+              <w:rPr>
+                <w:rFonts w:hint="eastAsia"/>
+              </w:rPr>
+              <w:t xml:space="preserve">长</w:t>
+            </w:r>
+            <w:r>
+              <w:t xml:space="preserve"> </w:t>
+            </w:r>
+            <w:r>
+              <w:rPr>
+                <w:rFonts w:hint="eastAsia"/>
+              </w:rPr>
+              <w:t xml:space="preserve">100、宽</w:t>
+            </w:r>
+            <w:r>
+              <w:t xml:space="preserve"> </w:t>
+            </w:r>
+            <w:r>
+              <w:rPr>
+                <w:rFonts w:hint="eastAsia"/>
+              </w:rPr>
+              <w:t xml:space="preserve">60～80</w:t>
+            </w:r>
+            <w:r>
+              <w:t xml:space="preserve"> </w:t>
+            </w:r>
+            <w:r>
+              <w:rPr>
+                <w:rFonts w:hint="eastAsia"/>
+              </w:rPr>
+              <w:t xml:space="preserve">mm；夹持</w:t>
+            </w:r>
+            <w:r>
+              <w:t xml:space="preserve"> 450 </w:t>
+            </w:r>
+            <w:r>
+              <w:rPr>
+                <w:rFonts w:hint="eastAsia"/>
+              </w:rPr>
+              <w:t xml:space="preserve">°C、压接</w:t>
+            </w:r>
+            <w:r>
+              <w:t xml:space="preserve"> 40 mm</w:t>
+            </w:r>
+          </w:p>
+        </w:tc>
+        <w:tc>
+          <w:tcPr/>
+          <w:p>
+            <w:pPr>
+              <w:pStyle w:val="Compact"/>
+              <w:jc w:val="left"/>
+            </w:pPr>
+            <w:r>
+              <w:rPr>
+                <w:rFonts w:hint="eastAsia"/>
+              </w:rPr>
+              <w:t xml:space="preserve">现场</w:t>
+            </w:r>
+          </w:p>
+        </w:tc>
+      </w:tr>
+      <w:tr>
+        <w:tc>
+          <w:tcPr/>
+          <w:p>
+            <w:pPr>
+              <w:pStyle w:val="Compact"/>
+              <w:jc w:val="left"/>
+            </w:pPr>
+            <w:r>
+              <w:rPr>
+                <w:rFonts w:hint="eastAsia"/>
+              </w:rPr>
+              <w:t xml:space="preserve">焊接</w:t>
+            </w:r>
+          </w:p>
+        </w:tc>
+        <w:tc>
+          <w:tcPr/>
+          <w:p>
+            <w:pPr>
+              <w:pStyle w:val="Compact"/>
+              <w:jc w:val="left"/>
+            </w:pPr>
+            <w:r>
+              <w:rPr>
+                <w:rFonts w:hint="eastAsia"/>
+              </w:rPr>
+              <w:t xml:space="preserve">手工</w:t>
+            </w:r>
+            <w:r>
+              <w:t xml:space="preserve"> </w:t>
+            </w:r>
+            <w:r>
+              <w:rPr>
+                <w:rFonts w:hint="eastAsia"/>
+              </w:rPr>
+              <w:t xml:space="preserve">TIG，烧穿下界</w:t>
+            </w:r>
+            <w:r>
+              <w:t xml:space="preserve"> 0.6 mm</w:t>
+            </w:r>
+          </w:p>
+        </w:tc>
+        <w:tc>
+          <w:tcPr/>
+          <w:p>
+            <w:pPr>
+              <w:pStyle w:val="Compact"/>
+              <w:jc w:val="left"/>
+            </w:pPr>
+            <w:r>
+              <w:rPr>
+                <w:rFonts w:hint="eastAsia"/>
+              </w:rPr>
+              <w:t xml:space="preserve">现场工艺</w:t>
+            </w:r>
+          </w:p>
+        </w:tc>
+      </w:tr>
+      <w:tr>
+        <w:tc>
+          <w:tcPr/>
+          <w:p>
+            <w:pPr>
+              <w:pStyle w:val="Compact"/>
+              <w:jc w:val="left"/>
+            </w:pPr>
+            <w:r>
+              <w:rPr>
+                <w:rFonts w:hint="eastAsia"/>
+              </w:rPr>
+              <w:t xml:space="preserve">保温</w:t>
+            </w:r>
+          </w:p>
+        </w:tc>
+        <w:tc>
+          <w:tcPr/>
+          <w:p>
+            <w:pPr>
+              <w:pStyle w:val="Compact"/>
+              <w:jc w:val="left"/>
+            </w:pPr>
+            <w:r>
+              <w:rPr>
+                <w:rFonts w:hint="eastAsia"/>
+              </w:rPr>
+              <w:t xml:space="preserve">管</w:t>
+            </w:r>
+            <w:r>
+              <w:t xml:space="preserve"> 5 </w:t>
+            </w:r>
+            <w:r>
+              <w:rPr>
+                <w:rFonts w:hint="eastAsia"/>
+              </w:rPr>
+              <w:t xml:space="preserve">mm（对照工况</w:t>
+            </w:r>
+            <w:r>
+              <w:t xml:space="preserve"> 10 </w:t>
+            </w:r>
+            <w:r>
+              <w:rPr>
+                <w:rFonts w:hint="eastAsia"/>
+              </w:rPr>
+              <w:t xml:space="preserve">mm）、圆盘</w:t>
+            </w:r>
+            <w:r>
+              <w:t xml:space="preserve"> 20 mm</w:t>
+            </w:r>
+          </w:p>
+        </w:tc>
+        <w:tc>
+          <w:tcPr/>
+          <w:p>
+            <w:pPr>
+              <w:pStyle w:val="Compact"/>
+              <w:jc w:val="left"/>
+            </w:pPr>
+            <w:r>
+              <w:rPr>
+                <w:rFonts w:hint="eastAsia"/>
+              </w:rPr>
+              <w:t xml:space="preserve">现场实况</w:t>
+            </w:r>
+          </w:p>
+        </w:tc>
+      </w:tr>
+      <w:tr>
+        <w:tc>
+          <w:tcPr/>
+          <w:p>
+            <w:pPr>
+              <w:pStyle w:val="Compact"/>
+              <w:jc w:val="left"/>
+            </w:pPr>
+            <w:r>
+              <w:rPr>
+                <w:rFonts w:hint="eastAsia"/>
+              </w:rPr>
+              <w:t xml:space="preserve">热膨胀、蠕变、高温挥发</w:t>
+            </w:r>
+          </w:p>
+        </w:tc>
+        <w:tc>
+          <w:tcPr/>
+          <w:p>
+            <w:pPr>
+              <w:pStyle w:val="Compact"/>
+              <w:jc w:val="left"/>
+            </w:pPr>
+            <w:r>
+              <w:rPr>
+                <w:rFonts w:hint="eastAsia"/>
+              </w:rPr>
+              <w:t xml:space="preserve">不作为约束</w:t>
+            </w:r>
+          </w:p>
+        </w:tc>
+        <w:tc>
+          <w:tcPr/>
+          <w:p>
+            <w:pPr>
+              <w:pStyle w:val="Compact"/>
+              <w:jc w:val="left"/>
+            </w:pPr>
+            <w:r>
+              <w:rPr>
+                <w:rFonts w:hint="eastAsia"/>
+              </w:rPr>
+              <w:t xml:space="preserve">给定（系统已留膨胀余量）</w:t>
+            </w:r>
+          </w:p>
+        </w:tc>
+      </w:tr>
+      <w:tr>
+        <w:tc>
+          <w:tcPr/>
+          <w:p>
+            <w:pPr>
+              <w:pStyle w:val="Compact"/>
+              <w:jc w:val="left"/>
+            </w:pPr>
+            <w:r>
+              <w:rPr>
+                <w:rFonts w:hint="eastAsia"/>
+              </w:rPr>
+              <w:t xml:space="preserve">材料物性</w:t>
+            </w:r>
+          </w:p>
+        </w:tc>
+        <w:tc>
+          <w:tcPr/>
+          <w:p>
+            <w:pPr>
+              <w:pStyle w:val="Compact"/>
+              <w:jc w:val="left"/>
+            </w:pPr>
+            <w:r>
+              <w:rPr>
+                <w:rFonts w:hint="eastAsia"/>
+              </w:rPr>
+              <w:t xml:space="preserve">铂电阻率、导热系数、比热、密度等</w:t>
+            </w:r>
+          </w:p>
+        </w:tc>
+        <w:tc>
+          <w:tcPr/>
+          <w:p>
+            <w:pPr>
+              <w:pStyle w:val="Compact"/>
+              <w:jc w:val="left"/>
+            </w:pPr>
+            <w:r>
+              <w:rPr>
+                <w:rFonts w:hint="eastAsia"/>
+              </w:rPr>
+              <w:t xml:space="preserve">材料手册与程序拟合</w:t>
+            </w:r>
+          </w:p>
+        </w:tc>
+      </w:tr>
+    </w:tbl>
     <w:bookmarkEnd w:id="29"/>
     <w:bookmarkStart w:id="30" w:name="角焊缝的几何"/>
     <w:p>
@@ -5253,7 +5925,7 @@
       </w:tr>
     </w:tbl>
     <w:bookmarkEnd w:id="35"/>
-    <w:bookmarkStart w:id="36" w:name="设计电流20-ch-升温全程的峰值v6.0-新"/>
+    <w:bookmarkStart w:id="36" w:name="设计电流20-ch-升温全程的峰值"/>
     <w:p>
       <w:pPr>
         <w:pStyle w:val="Heading2"/>
@@ -5274,16 +5946,7 @@
         <w:rPr>
           <w:rFonts w:hint="eastAsia"/>
         </w:rPr>
-        <w:t xml:space="preserve">升温全程的峰值（v6.0</w:t>
-      </w:r>
-      <w:r>
-        <w:t xml:space="preserve"> </w:t>
-      </w:r>
-      <w:r>
-        <w:rPr>
-          <w:rFonts w:hint="eastAsia"/>
-        </w:rPr>
-        <w:t xml:space="preserve">新）</w:t>
+        <w:t xml:space="preserve">升温全程的峰值</w:t>
       </w:r>
     </w:p>
     <w:p>
@@ -6095,7 +6758,7 @@
       </w:tr>
     </w:tbl>
     <w:bookmarkEnd w:id="36"/>
-    <w:bookmarkStart w:id="37" w:name="按-j-定截面v6.0-新"/>
+    <w:bookmarkStart w:id="37" w:name="按-j-定截面"/>
     <w:p>
       <w:pPr>
         <w:pStyle w:val="Heading2"/>
@@ -6116,16 +6779,7 @@
         <w:rPr>
           <w:rFonts w:hint="eastAsia"/>
         </w:rPr>
-        <w:t xml:space="preserve">定截面（v6.0</w:t>
-      </w:r>
-      <w:r>
-        <w:t xml:space="preserve"> </w:t>
-      </w:r>
-      <w:r>
-        <w:rPr>
-          <w:rFonts w:hint="eastAsia"/>
-        </w:rPr>
-        <w:t xml:space="preserve">新）</w:t>
+        <w:t xml:space="preserve">定截面</w:t>
       </w:r>
     </w:p>
     <w:p>
@@ -6776,7 +7430,7 @@
               <w:rPr>
                 <w:rFonts w:hint="eastAsia"/>
               </w:rPr>
-              <w:t xml:space="preserve">舌片厚（闭式，不是旋钮）</w:t>
+              <w:t xml:space="preserve">舌片厚（闭式，不是可调参数）</w:t>
             </w:r>
           </w:p>
         </w:tc>
@@ -11388,7 +12042,7 @@
       </w:r>
     </w:p>
     <w:bookmarkEnd w:id="44"/>
-    <w:bookmarkStart w:id="45" w:name="熔化只判断不当旋钮v6.0"/>
+    <w:bookmarkStart w:id="45" w:name="熔化只判断不当可调参数"/>
     <w:p>
       <w:pPr>
         <w:pStyle w:val="Heading2"/>
@@ -11400,7 +12054,7 @@
         <w:rPr>
           <w:rFonts w:hint="eastAsia"/>
         </w:rPr>
-        <w:t xml:space="preserve">熔化：只判断，不当旋钮（v6.0）</w:t>
+        <w:t xml:space="preserve">熔化：只判断，不当可调参数</w:t>
       </w:r>
     </w:p>
     <w:p>
@@ -11803,10 +12457,7 @@
               <w:rPr>
                 <w:rFonts w:hint="eastAsia"/>
               </w:rPr>
-              <w:t xml:space="preserve">总纲</w:t>
-            </w:r>
-            <w:r>
-              <w:t xml:space="preserve"> C2</w:t>
+              <w:t xml:space="preserve">设计条件</w:t>
             </w:r>
           </w:p>
         </w:tc>
@@ -11937,7 +12588,7 @@
               <w:rPr>
                 <w:rFonts w:hint="eastAsia"/>
               </w:rPr>
-              <w:t xml:space="preserve">业主定，按热电偶误差取</w:t>
+              <w:t xml:space="preserve">给定值，按热电偶误差取</w:t>
             </w:r>
           </w:p>
         </w:tc>
@@ -12550,7 +13201,7 @@
         <w:rPr>
           <w:rFonts w:hint="eastAsia"/>
         </w:rPr>
-        <w:t xml:space="preserve">旋钮分配表依据下面三条规则，每条都能从第</w:t>
+        <w:t xml:space="preserve">可调参数分配表依据下面三条规则，每条都能从第</w:t>
       </w:r>
       <w:r>
         <w:t xml:space="preserve"> 3、4 </w:t>
@@ -12704,7 +13355,7 @@
       </w:r>
     </w:p>
     <w:bookmarkEnd w:id="52"/>
-    <w:bookmarkStart w:id="58" w:name="求解器约束盒下角与旋钮分配"/>
+    <w:bookmarkStart w:id="58" w:name="求解器约束盒下角与可调参数分配"/>
     <w:p>
       <w:pPr>
         <w:pStyle w:val="Heading1"/>
@@ -12716,7 +13367,7 @@
         <w:rPr>
           <w:rFonts w:hint="eastAsia"/>
         </w:rPr>
-        <w:t xml:space="preserve">求解器：约束盒下角与旋钮分配</w:t>
+        <w:t xml:space="preserve">求解器：约束盒下角与可调参数分配</w:t>
       </w:r>
     </w:p>
     <w:bookmarkStart w:id="53" w:name="约束盒的下角求解器不吃任何初值"/>
@@ -12805,11 +13456,11 @@
         <w:rPr>
           <w:rFonts w:hint="eastAsia"/>
         </w:rPr>
-        <w:t xml:space="preserve">0。传进来的任何旋钮值一个都不用——这就是「解与初值无关」的实现方式。旋钮只增不减，每根旋钮用二分求根抬到刚好过为止；因为只往上走过，停下的那一点就是最小的可行点。</w:t>
+        <w:t xml:space="preserve">0。传进来的任何可调参数值一个都不用——这就是「解与初值无关」的实现方式。可调参数只增不减，每个可调参数用二分求根抬到刚好过为止；因为只往上走过，停下的那一点就是最小的可行点。</w:t>
       </w:r>
     </w:p>
     <w:bookmarkEnd w:id="53"/>
-    <w:bookmarkStart w:id="54" w:name="判据-旋钮的分配表"/>
+    <w:bookmarkStart w:id="54" w:name="判据-可调参数的分配表"/>
     <w:p>
       <w:pPr>
         <w:pStyle w:val="Heading2"/>
@@ -12830,7 +13481,7 @@
         <w:rPr>
           <w:rFonts w:hint="eastAsia"/>
         </w:rPr>
-        <w:t xml:space="preserve">旋钮的分配表</w:t>
+        <w:t xml:space="preserve">可调参数的分配表</w:t>
       </w:r>
     </w:p>
     <w:tbl>
@@ -12872,7 +13523,7 @@
               <w:rPr>
                 <w:rFonts w:hint="eastAsia"/>
               </w:rPr>
-              <w:t xml:space="preserve">候选旋钮（按每克铂买到的裕度排序）</w:t>
+              <w:t xml:space="preserve">候选可调参数（按每克铂买到的裕度排序）</w:t>
             </w:r>
           </w:p>
         </w:tc>
@@ -12976,7 +13627,7 @@
         <w:rPr>
           <w:rFonts w:hint="eastAsia"/>
         </w:rPr>
-        <w:t xml:space="preserve">比价规则：先看补得上补不上，再看每克铂买到的裕度；候选各自独立求根，补不上的退回原值并淘汰（写明原因：解不出来、开不出槽、作用在空集上……），一根补不上时求解器自己攒出组合。旋钮全部到顶仍不过，就把话说清楚交出去：「厚度到头，该改形状」——那是形状搜索的事。</w:t>
+        <w:t xml:space="preserve">比价规则：先看补得上补不上，再看每克铂买到的裕度；候选各自独立求根，补不上的退回原值并淘汰（写明原因：解不出来、开不出槽、作用在空集上……），一个补不上时求解器自己攒出组合。可调参数全部到顶仍不过，就把话说清楚交出去：「厚度到头，该改形状」——那是形状搜索的事。</w:t>
       </w:r>
     </w:p>
     <w:p>
@@ -12987,7 +13638,7 @@
         <w:rPr>
           <w:rFonts w:hint="eastAsia"/>
         </w:rPr>
-        <w:t xml:space="preserve">「解法」三选一（不挖舌孔／挖舌孔／两个都算）：不挖孔族把舌孔两根旋钮剔出候选，其余照旧；两族各自走到最小可行点，不互相比重量。</w:t>
+        <w:t xml:space="preserve">「解法」三选一（不挖舌孔／挖舌孔／两个都算）：不挖孔族把舌孔两个可调参数剔出候选，其余照旧；两族各自走到最小可行点，不互相比重量。</w:t>
       </w:r>
     </w:p>
     <w:bookmarkEnd w:id="54"/>
@@ -13068,7 +13719,7 @@
         <w:rPr>
           <w:rFonts w:hint="eastAsia"/>
         </w:rPr>
-        <w:t xml:space="preserve">mm）用来定位；判据可不可信由加密复算说了算（一档档加密到判据不再变）；加密后不过的，直接在那张细网格上重新求根（旋钮只增不减），解完再验一次才可出图。</w:t>
+        <w:t xml:space="preserve">mm）用来定位；判据可不可信由加密复算说了算（一档档加密到判据不再变）；加密后不过的，直接在那张细网格上重新求根（可调参数只增不减），解完再验一次才可出图。</w:t>
       </w:r>
     </w:p>
     <w:bookmarkEnd w:id="56"/>
@@ -13092,22 +13743,10 @@
         <w:pStyle w:val="FirstParagraph"/>
       </w:pPr>
       <w:r>
-        <w:t xml:space="preserve">v5.0 </w:t>
-      </w:r>
-      <w:r>
-        <w:rPr>
-          <w:rFonts w:hint="eastAsia"/>
-        </w:rPr>
-        <w:t xml:space="preserve">的串级结构（内环板厚压法兰增量温降、外环舌保温腾余量、环倍率反饱和接力）在</w:t>
-      </w:r>
-      <w:r>
-        <w:t xml:space="preserve"> v6.0 </w:t>
-      </w:r>
-      <w:r>
-        <w:rPr>
-          <w:rFonts w:hint="eastAsia"/>
-        </w:rPr>
-        <w:t xml:space="preserve">里退居为分配表里的排序依据。原因是按</w:t>
+        <w:rPr>
+          <w:rFonts w:hint="eastAsia"/>
+        </w:rPr>
+        <w:t xml:space="preserve">早期版本的串级结构（内环板厚压法兰增量温降、外环舌保温腾余量、环倍率反饱和接力）退居为分配表里的排序依据。原因是按</w:t>
       </w:r>
       <w:r>
         <w:t xml:space="preserve"> J </w:t>
@@ -13116,7 +13755,7 @@
         <w:rPr>
           <w:rFonts w:hint="eastAsia"/>
         </w:rPr>
-        <w:t xml:space="preserve">定截面之后，板厚不再是主要旋钮——大多数案例在下角就过了热学判据，剩下的缺口由不花铂的舌保温与挖料类旋钮补。</w:t>
+        <w:t xml:space="preserve">定截面之后，板厚不再是主要可调参数——大多数案例在下角就过了热学判据，剩下的缺口由不花铂的舌保温与挖料类可调参数补。</w:t>
       </w:r>
     </w:p>
     <w:bookmarkEnd w:id="57"/>
@@ -13529,7 +14168,7 @@
         <w:rPr>
           <w:rFonts w:hint="eastAsia"/>
         </w:rPr>
-        <w:t xml:space="preserve">几个舌宽比例，选出当前最好形状与改进方向（这是形状搜索的当前最好点，与旋钮求解器不吃初值是两回事）；工程师当前形状也当基准点算一遍。</w:t>
+        <w:t xml:space="preserve">几个舌宽比例，选出当前最好形状与改进方向（这是形状搜索的当前最好点，与可调参数求解器不吃初值是两回事）；工程师当前形状也当基准点算一遍。</w:t>
       </w:r>
     </w:p>
     <w:p>
@@ -13826,21 +14465,21 @@
               <w:rPr>
                 <w:rFonts w:hint="eastAsia"/>
               </w:rPr>
-              <w:t xml:space="preserve">J）：核算整线自己调旋钮</w:t>
-            </w:r>
-          </w:p>
-        </w:tc>
-        <w:tc>
-          <w:tcPr/>
-          <w:p>
-            <w:pPr>
-              <w:pStyle w:val="Compact"/>
-            </w:pPr>
-            <w:r>
-              <w:rPr>
-                <w:rFonts w:hint="eastAsia"/>
-              </w:rPr>
-              <w:t xml:space="preserve">旋钮到顶仍不过</w:t>
+              <w:t xml:space="preserve">J）：核算整线自己调可调参数</w:t>
+            </w:r>
+          </w:p>
+        </w:tc>
+        <w:tc>
+          <w:tcPr/>
+          <w:p>
+            <w:pPr>
+              <w:pStyle w:val="Compact"/>
+            </w:pPr>
+            <w:r>
+              <w:rPr>
+                <w:rFonts w:hint="eastAsia"/>
+              </w:rPr>
+              <w:t xml:space="preserve">可调参数到顶仍不过</w:t>
             </w:r>
             <w:r>
               <w:t xml:space="preserve"> → </w:t>
@@ -14070,16 +14709,7 @@
         <w:rPr>
           <w:rFonts w:hint="eastAsia"/>
         </w:rPr>
-        <w:t xml:space="preserve">用户</w:t>
-      </w:r>
-      <w:r>
-        <w:t xml:space="preserve"> 2026-09-10 </w:t>
-      </w:r>
-      <w:r>
-        <w:rPr>
-          <w:rFonts w:hint="eastAsia"/>
-        </w:rPr>
-        <w:t xml:space="preserve">手画的侧</w:t>
+        <w:t xml:space="preserve">本文另考察的侧</w:t>
       </w:r>
       <w:r>
         <w:t xml:space="preserve"> Y </w:t>
@@ -14088,7 +14718,16 @@
         <w:rPr>
           <w:rFonts w:hint="eastAsia"/>
         </w:rPr>
-        <w:t xml:space="preserve">形舌板（舌根开一条到根的槽，形成两条臂）是挖孔族的一个自然成员：舌孔一开，舌片最窄有效宽变小，按</w:t>
+        <w:t xml:space="preserve">形舌板方案（草图见</w:t>
+      </w:r>
+      <w:r>
+        <w:t xml:space="preserve"> 10.3 </w:t>
+      </w:r>
+      <w:r>
+        <w:rPr>
+          <w:rFonts w:hint="eastAsia"/>
+        </w:rPr>
+        <w:t xml:space="preserve">节；舌根开一条到根的槽，形成两条臂）是挖孔族的一个自然成员：舌孔一开，舌片最窄有效宽变小，按</w:t>
       </w:r>
       <w:r>
         <w:t xml:space="preserve"> J </w:t>
@@ -14186,7 +14825,7 @@
         <w:rPr>
           <w:rFonts w:hint="eastAsia"/>
         </w:rPr>
-        <w:t xml:space="preserve">孔不能替代保温：孔与槽是「少抽热」的旋钮，主力仍是不花铂的舌保温——挖孔后的</w:t>
+        <w:t xml:space="preserve">孔不能替代保温：孔与槽是「少抽热」的可调参数，主力仍是不花铂的舌保温——挖孔后的</w:t>
       </w:r>
       <w:r>
         <w:t xml:space="preserve"> Y </w:t>
@@ -14242,7 +14881,7 @@
         <w:rPr>
           <w:rFonts w:hint="eastAsia"/>
         </w:rPr>
-        <w:t xml:space="preserve">段对照工况下，用户手画的</w:t>
+        <w:t xml:space="preserve">段对照工况下，侧</w:t>
       </w:r>
       <w:r>
         <w:t xml:space="preserve"> Y </w:t>
@@ -14251,7 +14890,7 @@
         <w:rPr>
           <w:rFonts w:hint="eastAsia"/>
         </w:rPr>
-        <w:t xml:space="preserve">形交给求解器定旋钮后</w:t>
+        <w:t xml:space="preserve">形方案交给求解器定可调参数后</w:t>
       </w:r>
       <w:r>
         <w:t xml:space="preserve"> 2741.9 </w:t>
@@ -14738,21 +15377,21 @@
               <w:rPr>
                 <w:rFonts w:hint="eastAsia"/>
               </w:rPr>
-              <w:t xml:space="preserve">旋钮求根</w:t>
-            </w:r>
-          </w:p>
-        </w:tc>
-        <w:tc>
-          <w:tcPr/>
-          <w:p>
-            <w:pPr>
-              <w:pStyle w:val="Compact"/>
-            </w:pPr>
-            <w:r>
-              <w:rPr>
-                <w:rFonts w:hint="eastAsia"/>
-              </w:rPr>
-              <w:t xml:space="preserve">约束盒下角出发，逐旋钮二分，只增不减</w:t>
+              <w:t xml:space="preserve">可调参数求根</w:t>
+            </w:r>
+          </w:p>
+        </w:tc>
+        <w:tc>
+          <w:tcPr/>
+          <w:p>
+            <w:pPr>
+              <w:pStyle w:val="Compact"/>
+            </w:pPr>
+            <w:r>
+              <w:rPr>
+                <w:rFonts w:hint="eastAsia"/>
+              </w:rPr>
+              <w:t xml:space="preserve">约束盒下角出发，逐个可调参数二分，只增不减</w:t>
             </w:r>
           </w:p>
         </w:tc>
@@ -16064,25 +16703,7 @@
         <w:rPr>
           <w:rFonts w:hint="eastAsia"/>
         </w:rPr>
-        <w:t xml:space="preserve">把这份记录按</w:t>
-      </w:r>
-      <w:r>
-        <w:t xml:space="preserve"> v6.0 </w:t>
-      </w:r>
-      <w:r>
-        <w:rPr>
-          <w:rFonts w:hint="eastAsia"/>
-        </w:rPr>
-        <w:t xml:space="preserve">的因果链（v6.1</w:t>
-      </w:r>
-      <w:r>
-        <w:t xml:space="preserve"> </w:t>
-      </w:r>
-      <w:r>
-        <w:rPr>
-          <w:rFonts w:hint="eastAsia"/>
-        </w:rPr>
-        <w:t xml:space="preserve">未改链）解一次（形状与旋钮照记录、不调）：热学判据全过——法兰增量温降</w:t>
+        <w:t xml:space="preserve">把这份记录按设计因果链解一次（形状与可调参数照记录、不调）：热学判据全过——法兰增量温降</w:t>
       </w:r>
       <w:r>
         <w:t xml:space="preserve"> 4.72 </w:t>
@@ -16282,34 +16903,16 @@
         <w:rPr>
           <w:rFonts w:hint="eastAsia"/>
         </w:rPr>
-        <w:t xml:space="preserve">mm（3.51）。这就是业主</w:t>
-      </w:r>
-      <w:r>
-        <w:t xml:space="preserve"> 2026-09-08 </w:t>
-      </w:r>
-      <w:r>
-        <w:rPr>
-          <w:rFonts w:hint="eastAsia"/>
-        </w:rPr>
-        <w:t xml:space="preserve">那句「J</w:t>
-      </w:r>
-      <w:r>
-        <w:t xml:space="preserve"> </w:t>
-      </w:r>
-      <w:r>
-        <w:rPr>
-          <w:rFonts w:hint="eastAsia"/>
-        </w:rPr>
-        <w:t xml:space="preserve">20～37</w:t>
-      </w:r>
-      <w:r>
-        <w:t xml:space="preserve"> </w:t>
-      </w:r>
-      <w:r>
-        <w:rPr>
-          <w:rFonts w:hint="eastAsia"/>
-        </w:rPr>
-        <w:t xml:space="preserve">已完全不可用，该加截面就要加」在数字上的样子。第</w:t>
+        <w:t xml:space="preserve">mm（3.51）。即按设计电流密度</w:t>
+      </w:r>
+      <w:r>
+        <w:t xml:space="preserve"> J ≤ 10 </w:t>
+      </w:r>
+      <w:r>
+        <w:rPr>
+          <w:rFonts w:hint="eastAsia"/>
+        </w:rPr>
+        <w:t xml:space="preserve">的要求，舌片截面必须加大。第</w:t>
       </w:r>
       <w:r>
         <w:t xml:space="preserve"> 10.5 </w:t>
@@ -16330,7 +16933,7 @@
           <wp:inline>
             <wp:extent cx="5334000" cy="2572870"/>
             <wp:effectExtent b="0" l="0" r="0" t="0"/>
-            <wp:docPr descr="图 5　现役记录按 v6.0 链解一次（导航网格 2 mm）的判据裕度：热学判据都有裕度，「法兰截面 J」越限。" title="" id="67" name="Picture"/>
+            <wp:docPr descr="图 5　现役记录按设计因果链解一次（导航网格 2 mm）的判据裕度：热学判据都有裕度，「法兰截面 J」越限。" title="" id="67" name="Picture"/>
             <a:graphic>
               <a:graphicData uri="http://schemas.openxmlformats.org/drawingml/2006/picture">
                 <pic:pic>
@@ -16385,16 +16988,7 @@
         <w:rPr>
           <w:rFonts w:hint="eastAsia"/>
         </w:rPr>
-        <w:t xml:space="preserve">现役记录按</w:t>
-      </w:r>
-      <w:r>
-        <w:t xml:space="preserve"> v6.0 </w:t>
-      </w:r>
-      <w:r>
-        <w:rPr>
-          <w:rFonts w:hint="eastAsia"/>
-        </w:rPr>
-        <w:t xml:space="preserve">链解一次（导航网格</w:t>
+        <w:t xml:space="preserve">现役记录按设计因果链解一次（导航网格</w:t>
       </w:r>
       <w:r>
         <w:t xml:space="preserve"> 2 </w:t>
@@ -16827,7 +17421,7 @@
               <w:rPr>
                 <w:rFonts w:hint="eastAsia"/>
               </w:rPr>
-              <w:t xml:space="preserve">用户手画侧</w:t>
+              <w:t xml:space="preserve">侧</w:t>
             </w:r>
             <w:r>
               <w:t xml:space="preserve"> Y </w:t>
@@ -16836,7 +17430,7 @@
               <w:rPr>
                 <w:rFonts w:hint="eastAsia"/>
               </w:rPr>
-              <w:t xml:space="preserve">形（Ø56、舌</w:t>
+              <w:t xml:space="preserve">形方案（Ø56、舌</w:t>
             </w:r>
             <w:r>
               <w:t xml:space="preserve"> 146×30 </w:t>
@@ -16859,7 +17453,7 @@
               <w:rPr>
                 <w:rFonts w:hint="eastAsia"/>
               </w:rPr>
-              <w:t xml:space="preserve">形状固定、旋钮自由：导航网格上可行（未做细网格重解）</w:t>
+              <w:t xml:space="preserve">形状固定、可调参数自由：导航网格上可行（未做细网格重解）</w:t>
             </w:r>
           </w:p>
         </w:tc>
@@ -16885,7 +17479,7 @@
           <wp:inline>
             <wp:extent cx="5334000" cy="1886414"/>
             <wp:effectExtent b="0" l="0" r="0" t="0"/>
-            <wp:docPr descr="图 7　形状搜索结果与用户手画 Y 形的铂重（同一对照工况；与 3 段现役记录不可直接比）。" title="" id="74" name="Picture"/>
+            <wp:docPr descr="图 7　形状搜索结果与侧 Y 形方案的铂重（同一对照工况；与 3 段现役记录不可直接比）。" title="" id="74" name="Picture"/>
             <a:graphic>
               <a:graphicData uri="http://schemas.openxmlformats.org/drawingml/2006/picture">
                 <pic:pic>
@@ -16940,7 +17534,7 @@
         <w:rPr>
           <w:rFonts w:hint="eastAsia"/>
         </w:rPr>
-        <w:t xml:space="preserve">形状搜索结果与用户手画</w:t>
+        <w:t xml:space="preserve">形状搜索结果与侧</w:t>
       </w:r>
       <w:r>
         <w:t xml:space="preserve"> Y </w:t>
@@ -16949,7 +17543,7 @@
         <w:rPr>
           <w:rFonts w:hint="eastAsia"/>
         </w:rPr>
-        <w:t xml:space="preserve">形的铂重（同一对照工况；与</w:t>
+        <w:t xml:space="preserve">形方案的铂重（同一对照工况；与</w:t>
       </w:r>
       <w:r>
         <w:t xml:space="preserve"> 3 </w:t>
@@ -17268,7 +17862,7 @@
           <wp:inline>
             <wp:extent cx="5334000" cy="2980283"/>
             <wp:effectExtent b="0" l="0" r="0" t="0"/>
-            <wp:docPr descr="图 11　用户手画的侧 Y 形舌板交给求解器定旋钮后出的整机 3DM（2 段 3 片），Rhino 8 着色：从舌根伸到舌片中段的圆角三角槽，槽两侧是按 J 加厚的叉臂（深色那一段）。出图记录里「环外级 r28.8–31.8 实体创建失败」指的是这一级落在 Ø56 盘外、本就为空；这份 3DM 只作形状图，没有做第 10.4 节的逐件重量对账。" title="" id="87" name="Picture"/>
+            <wp:docPr descr="图 11　侧 Y 形方案交给求解器定可调参数后出的整机 3DM（2 段 3 片），Rhino 8 着色：从舌根伸到舌片中段的圆角三角槽，槽两侧是按 J 加厚的叉臂（深色那一段）。出图记录里「环外级 r28.8–31.8 实体创建失败」指的是这一级落在 Ø56 盘外、本就为空；这份 3DM 只作形状图，没有做第 10.4 节的逐件重量对账。" title="" id="87" name="Picture"/>
             <a:graphic>
               <a:graphicData uri="http://schemas.openxmlformats.org/drawingml/2006/picture">
                 <pic:pic>
@@ -17323,7 +17917,7 @@
         <w:rPr>
           <w:rFonts w:hint="eastAsia"/>
         </w:rPr>
-        <w:t xml:space="preserve">用户手画的侧</w:t>
+        <w:t xml:space="preserve">侧</w:t>
       </w:r>
       <w:r>
         <w:t xml:space="preserve"> Y </w:t>
@@ -17332,7 +17926,7 @@
         <w:rPr>
           <w:rFonts w:hint="eastAsia"/>
         </w:rPr>
-        <w:t xml:space="preserve">形舌板交给求解器定旋钮后出的整机</w:t>
+        <w:t xml:space="preserve">形方案交给求解器定可调参数后出的整机</w:t>
       </w:r>
       <w:r>
         <w:t xml:space="preserve"> </w:t>
@@ -17851,7 +18445,7 @@
         <w:rPr>
           <w:rFonts w:hint="eastAsia"/>
         </w:rPr>
-        <w:t xml:space="preserve">节）；工程师画在图上的厚度只用来「解一次」看判据，不当起点。以形状搜索给出的盘</w:t>
+        <w:t xml:space="preserve">节）；图纸上的厚度只用来「解一次」看判据，不作为初值。以形状搜索给出的盘</w:t>
       </w:r>
       <w:r>
         <w:t xml:space="preserve"> </w:t>
@@ -18286,7 +18880,7 @@
         <w:rPr>
           <w:rFonts w:hint="eastAsia"/>
         </w:rPr>
-        <w:t xml:space="preserve">0。传进来的旋钮值一个都不用。</w:t>
+        <w:t xml:space="preserve">0。传进来的可调参数值一个都不用。</w:t>
       </w:r>
     </w:p>
     <w:p>
@@ -18374,7 +18968,7 @@
           <w:b/>
           <w:bCs/>
         </w:rPr>
-        <w:t xml:space="preserve">旋钮</w:t>
+        <w:t xml:space="preserve">可调参数</w:t>
       </w:r>
       <w:r>
         <w:rPr>
@@ -18564,7 +19158,7 @@
         <w:rPr>
           <w:rFonts w:hint="eastAsia"/>
         </w:rPr>
-        <w:t xml:space="preserve">mm）：仍从下角出发、旋钮只增不减：舌保温</w:t>
+        <w:t xml:space="preserve">mm）：仍从下角出发、可调参数只增不减：舌保温</w:t>
       </w:r>
       <w:r>
         <w:t xml:space="preserve"> </w:t>
@@ -18715,7 +19309,7 @@
         <w:rPr>
           <w:rFonts w:hint="eastAsia"/>
         </w:rPr>
-        <w:t xml:space="preserve">形（挖孔族）多两步：舌孔／槽是旋钮，按场定位置后各抬到上界量一次（第</w:t>
+        <w:t xml:space="preserve">形（挖孔族）多两步：舌孔／槽是可调参数，按场定位置后各抬到上界量一次（第</w:t>
       </w:r>
       <w:r>
         <w:t xml:space="preserve"> 7.3 </w:t>
@@ -18787,9 +19381,9 @@
         <w:tblLook w:firstRow="1" w:lastRow="0" w:firstColumn="0" w:lastColumn="0" w:noHBand="0" w:noVBand="0" w:val="0020"/>
       </w:tblPr>
       <w:tblGrid>
-        <w:gridCol w:w="1540"/>
         <w:gridCol w:w="1980"/>
-        <w:gridCol w:w="2420"/>
+        <w:gridCol w:w="1980"/>
+        <w:gridCol w:w="1980"/>
         <w:gridCol w:w="1980"/>
       </w:tblGrid>
       <w:tr>
@@ -18801,7 +19395,6 @@
           <w:p>
             <w:pPr>
               <w:pStyle w:val="Compact"/>
-              <w:jc w:val="left"/>
             </w:pPr>
             <w:r>
               <w:rPr>
@@ -18816,7 +19409,6 @@
           <w:p>
             <w:pPr>
               <w:pStyle w:val="Compact"/>
-              <w:jc w:val="left"/>
             </w:pPr>
             <w:r>
               <w:rPr>
@@ -18849,7 +19441,6 @@
           <w:p>
             <w:pPr>
               <w:pStyle w:val="Compact"/>
-              <w:jc w:val="left"/>
             </w:pPr>
             <w:r>
               <w:rPr>
@@ -18864,16 +19455,15 @@
               <w:rPr>
                 <w:rFonts w:hint="eastAsia"/>
               </w:rPr>
-              <w:t xml:space="preserve">形，挖孔后（用户手画）</w:t>
-            </w:r>
-          </w:p>
-        </w:tc>
-        <w:tc>
-          <w:tcPr/>
-          <w:p>
-            <w:pPr>
-              <w:pStyle w:val="Compact"/>
-              <w:jc w:val="left"/>
+              <w:t xml:space="preserve">形方案，挖孔后</w:t>
+            </w:r>
+          </w:p>
+        </w:tc>
+        <w:tc>
+          <w:tcPr/>
+          <w:p>
+            <w:pPr>
+              <w:pStyle w:val="Compact"/>
             </w:pPr>
             <w:r>
               <w:rPr>
@@ -18890,7 +19480,6 @@
           <w:p>
             <w:pPr>
               <w:pStyle w:val="Compact"/>
-              <w:jc w:val="left"/>
             </w:pPr>
             <w:r>
               <w:rPr>
@@ -18905,7 +19494,6 @@
           <w:p>
             <w:pPr>
               <w:pStyle w:val="Compact"/>
-              <w:jc w:val="left"/>
             </w:pPr>
             <w:r>
               <w:rPr>
@@ -18929,7 +19517,6 @@
           <w:p>
             <w:pPr>
               <w:pStyle w:val="Compact"/>
-              <w:jc w:val="left"/>
             </w:pPr>
             <w:r>
               <w:rPr>
@@ -18962,7 +19549,6 @@
           <w:p>
             <w:pPr>
               <w:pStyle w:val="Compact"/>
-              <w:jc w:val="left"/>
             </w:pPr>
             <w:r>
               <w:rPr>
@@ -18988,7 +19574,6 @@
           <w:p>
             <w:pPr>
               <w:pStyle w:val="Compact"/>
-              <w:jc w:val="left"/>
             </w:pPr>
             <w:r>
               <w:rPr>
@@ -19003,7 +19588,6 @@
           <w:p>
             <w:pPr>
               <w:pStyle w:val="Compact"/>
-              <w:jc w:val="left"/>
             </w:pPr>
             <w:r>
               <w:rPr>
@@ -19018,7 +19602,6 @@
           <w:p>
             <w:pPr>
               <w:pStyle w:val="Compact"/>
-              <w:jc w:val="left"/>
             </w:pPr>
             <w:r>
               <w:rPr>
@@ -19033,7 +19616,6 @@
           <w:p>
             <w:pPr>
               <w:pStyle w:val="Compact"/>
-              <w:jc w:val="left"/>
             </w:pPr>
             <w:r>
               <w:rPr>
@@ -19050,7 +19632,6 @@
           <w:p>
             <w:pPr>
               <w:pStyle w:val="Compact"/>
-              <w:jc w:val="left"/>
             </w:pPr>
             <w:r>
               <w:rPr>
@@ -19077,7 +19658,6 @@
           <w:p>
             <w:pPr>
               <w:pStyle w:val="Compact"/>
-              <w:jc w:val="left"/>
             </w:pPr>
             <w:r>
               <w:rPr>
@@ -19112,7 +19692,6 @@
           <w:p>
             <w:pPr>
               <w:pStyle w:val="Compact"/>
-              <w:jc w:val="left"/>
             </w:pPr>
             <w:r>
               <w:rPr>
@@ -19138,7 +19717,6 @@
           <w:p>
             <w:pPr>
               <w:pStyle w:val="Compact"/>
-              <w:jc w:val="left"/>
             </w:pPr>
             <w:r>
               <w:rPr>
@@ -19169,7 +19747,6 @@
           <w:p>
             <w:pPr>
               <w:pStyle w:val="Compact"/>
-              <w:jc w:val="left"/>
             </w:pPr>
             <w:r>
               <w:rPr>
@@ -19193,7 +19770,6 @@
           <w:p>
             <w:pPr>
               <w:pStyle w:val="Compact"/>
-              <w:jc w:val="left"/>
             </w:pPr>
             <w:r>
               <w:rPr>
@@ -19208,7 +19784,6 @@
           <w:p>
             <w:pPr>
               <w:pStyle w:val="Compact"/>
-              <w:jc w:val="left"/>
             </w:pPr>
             <w:r>
               <w:rPr>
@@ -19223,7 +19798,6 @@
           <w:p>
             <w:pPr>
               <w:pStyle w:val="Compact"/>
-              <w:jc w:val="left"/>
             </w:pPr>
             <w:r>
               <w:rPr>
@@ -19240,7 +19814,6 @@
           <w:p>
             <w:pPr>
               <w:pStyle w:val="Compact"/>
-              <w:jc w:val="left"/>
             </w:pPr>
             <w:r>
               <w:rPr>
@@ -19264,7 +19837,6 @@
           <w:p>
             <w:pPr>
               <w:pStyle w:val="Compact"/>
-              <w:jc w:val="left"/>
             </w:pPr>
             <w:r>
               <w:t xml:space="preserve">—</w:t>
@@ -19276,7 +19848,6 @@
           <w:p>
             <w:pPr>
               <w:pStyle w:val="Compact"/>
-              <w:jc w:val="left"/>
             </w:pPr>
             <w:r>
               <w:rPr>
@@ -19324,7 +19895,6 @@
           <w:p>
             <w:pPr>
               <w:pStyle w:val="Compact"/>
-              <w:jc w:val="left"/>
             </w:pPr>
             <w:r>
               <w:t xml:space="preserve">—</w:t>
@@ -19338,7 +19908,6 @@
           <w:p>
             <w:pPr>
               <w:pStyle w:val="Compact"/>
-              <w:jc w:val="left"/>
             </w:pPr>
             <w:r>
               <w:rPr>
@@ -19353,16 +19922,15 @@
               <w:rPr>
                 <w:rFonts w:hint="eastAsia"/>
               </w:rPr>
-              <w:t xml:space="preserve">mm（旋钮）</w:t>
-            </w:r>
-          </w:p>
-        </w:tc>
-        <w:tc>
-          <w:tcPr/>
-          <w:p>
-            <w:pPr>
-              <w:pStyle w:val="Compact"/>
-              <w:jc w:val="left"/>
+              <w:t xml:space="preserve">mm（可调参数）</w:t>
+            </w:r>
+          </w:p>
+        </w:tc>
+        <w:tc>
+          <w:tcPr/>
+          <w:p>
+            <w:pPr>
+              <w:pStyle w:val="Compact"/>
             </w:pPr>
             <w:r>
               <w:t xml:space="preserve">0.30 →</w:t>
@@ -19385,7 +19953,6 @@
           <w:p>
             <w:pPr>
               <w:pStyle w:val="Compact"/>
-              <w:jc w:val="left"/>
             </w:pPr>
             <w:r>
               <w:rPr>
@@ -19432,7 +19999,6 @@
           <w:p>
             <w:pPr>
               <w:pStyle w:val="Compact"/>
-              <w:jc w:val="left"/>
             </w:pPr>
             <w:r>
               <w:t xml:space="preserve">0.30 →</w:t>
@@ -19457,22 +20023,20 @@
           <w:p>
             <w:pPr>
               <w:pStyle w:val="Compact"/>
-              <w:jc w:val="left"/>
-            </w:pPr>
-            <w:r>
-              <w:rPr>
-                <w:rFonts w:hint="eastAsia"/>
-              </w:rPr>
-              <w:t xml:space="preserve">环倍率（旋钮）</w:t>
-            </w:r>
-          </w:p>
-        </w:tc>
-        <w:tc>
-          <w:tcPr/>
-          <w:p>
-            <w:pPr>
-              <w:pStyle w:val="Compact"/>
-              <w:jc w:val="left"/>
+            </w:pPr>
+            <w:r>
+              <w:rPr>
+                <w:rFonts w:hint="eastAsia"/>
+              </w:rPr>
+              <w:t xml:space="preserve">环倍率（可调参数）</w:t>
+            </w:r>
+          </w:p>
+        </w:tc>
+        <w:tc>
+          <w:tcPr/>
+          <w:p>
+            <w:pPr>
+              <w:pStyle w:val="Compact"/>
             </w:pPr>
             <w:r>
               <w:t xml:space="preserve">1.00 → 1.00</w:t>
@@ -19484,7 +20048,6 @@
           <w:p>
             <w:pPr>
               <w:pStyle w:val="Compact"/>
-              <w:jc w:val="left"/>
             </w:pPr>
             <w:r>
               <w:t xml:space="preserve">1.00 → 1.00</w:t>
@@ -19496,7 +20059,6 @@
           <w:p>
             <w:pPr>
               <w:pStyle w:val="Compact"/>
-              <w:jc w:val="left"/>
             </w:pPr>
             <w:r>
               <w:t xml:space="preserve">1.00 → 1.00</w:t>
@@ -19510,7 +20072,6 @@
           <w:p>
             <w:pPr>
               <w:pStyle w:val="Compact"/>
-              <w:jc w:val="left"/>
             </w:pPr>
             <w:r>
               <w:rPr>
@@ -19528,7 +20089,6 @@
           <w:p>
             <w:pPr>
               <w:pStyle w:val="Compact"/>
-              <w:jc w:val="left"/>
             </w:pPr>
             <w:r>
               <w:rPr>
@@ -19553,7 +20113,6 @@
           <w:p>
             <w:pPr>
               <w:pStyle w:val="Compact"/>
-              <w:jc w:val="left"/>
             </w:pPr>
             <w:r>
               <w:rPr>
@@ -19578,7 +20137,6 @@
           <w:p>
             <w:pPr>
               <w:pStyle w:val="Compact"/>
-              <w:jc w:val="left"/>
             </w:pPr>
             <w:r>
               <w:rPr>
@@ -19605,7 +20163,6 @@
           <w:p>
             <w:pPr>
               <w:pStyle w:val="Compact"/>
-              <w:jc w:val="left"/>
             </w:pPr>
             <w:r>
               <w:rPr>
@@ -19638,7 +20195,6 @@
           <w:p>
             <w:pPr>
               <w:pStyle w:val="Compact"/>
-              <w:jc w:val="left"/>
             </w:pPr>
             <w:r>
               <w:rPr>
@@ -19674,7 +20230,6 @@
           <w:p>
             <w:pPr>
               <w:pStyle w:val="Compact"/>
-              <w:jc w:val="left"/>
             </w:pPr>
             <w:r>
               <w:rPr>
@@ -19692,7 +20247,6 @@
           <w:p>
             <w:pPr>
               <w:pStyle w:val="Compact"/>
-              <w:jc w:val="left"/>
             </w:pPr>
             <w:r>
               <w:rPr>
@@ -19712,7 +20266,6 @@
           <w:p>
             <w:pPr>
               <w:pStyle w:val="Compact"/>
-              <w:jc w:val="left"/>
             </w:pPr>
             <w:r>
               <w:rPr>
@@ -19745,7 +20298,6 @@
           <w:p>
             <w:pPr>
               <w:pStyle w:val="Compact"/>
-              <w:jc w:val="left"/>
             </w:pPr>
             <w:r>
               <w:t xml:space="preserve">→ 2.35</w:t>
@@ -19757,7 +20309,6 @@
           <w:p>
             <w:pPr>
               <w:pStyle w:val="Compact"/>
-              <w:jc w:val="left"/>
             </w:pPr>
             <w:r>
               <w:t xml:space="preserve">8.69 → 3.38</w:t>
@@ -19769,7 +20320,6 @@
           <w:p>
             <w:pPr>
               <w:pStyle w:val="Compact"/>
-              <w:jc w:val="left"/>
             </w:pPr>
             <w:r>
               <w:t xml:space="preserve">→ 3.22</w:t>
@@ -19783,7 +20333,6 @@
           <w:p>
             <w:pPr>
               <w:pStyle w:val="Compact"/>
-              <w:jc w:val="left"/>
             </w:pPr>
             <w:r>
               <w:rPr>
@@ -19825,7 +20374,6 @@
           <w:p>
             <w:pPr>
               <w:pStyle w:val="Compact"/>
-              <w:jc w:val="left"/>
             </w:pPr>
             <w:r>
               <w:t xml:space="preserve">→ −0.05</w:t>
@@ -19837,7 +20385,6 @@
           <w:p>
             <w:pPr>
               <w:pStyle w:val="Compact"/>
-              <w:jc w:val="left"/>
             </w:pPr>
             <w:r>
               <w:t xml:space="preserve">−0.04 → −0.11</w:t>
@@ -19849,7 +20396,6 @@
           <w:p>
             <w:pPr>
               <w:pStyle w:val="Compact"/>
-              <w:jc w:val="left"/>
             </w:pPr>
             <w:r>
               <w:t xml:space="preserve">→ −0.11</w:t>
@@ -19863,7 +20409,6 @@
           <w:p>
             <w:pPr>
               <w:pStyle w:val="Compact"/>
-              <w:jc w:val="left"/>
             </w:pPr>
             <w:r>
               <w:rPr>
@@ -19896,7 +20441,6 @@
           <w:p>
             <w:pPr>
               <w:pStyle w:val="Compact"/>
-              <w:jc w:val="left"/>
             </w:pPr>
             <w:r>
               <w:t xml:space="preserve">→ 9.996</w:t>
@@ -19908,7 +20452,6 @@
           <w:p>
             <w:pPr>
               <w:pStyle w:val="Compact"/>
-              <w:jc w:val="left"/>
             </w:pPr>
             <w:r>
               <w:t xml:space="preserve">9.999 → </w:t>
@@ -19926,7 +20469,6 @@
           <w:p>
             <w:pPr>
               <w:pStyle w:val="Compact"/>
-              <w:jc w:val="left"/>
             </w:pPr>
             <w:r>
               <w:t xml:space="preserve">→ 9.981</w:t>
@@ -19940,7 +20482,6 @@
           <w:p>
             <w:pPr>
               <w:pStyle w:val="Compact"/>
-              <w:jc w:val="left"/>
             </w:pPr>
             <w:r>
               <w:rPr>
@@ -19973,7 +20514,6 @@
           <w:p>
             <w:pPr>
               <w:pStyle w:val="Compact"/>
-              <w:jc w:val="left"/>
             </w:pPr>
             <w:r>
               <w:t xml:space="preserve">→ 1.18</w:t>
@@ -19985,7 +20525,6 @@
           <w:p>
             <w:pPr>
               <w:pStyle w:val="Compact"/>
-              <w:jc w:val="left"/>
             </w:pPr>
             <w:r>
               <w:rPr>
@@ -20012,7 +20551,6 @@
           <w:p>
             <w:pPr>
               <w:pStyle w:val="Compact"/>
-              <w:jc w:val="left"/>
             </w:pPr>
             <w:r>
               <w:t xml:space="preserve">→ 1.18</w:t>
@@ -20026,7 +20564,6 @@
           <w:p>
             <w:pPr>
               <w:pStyle w:val="Compact"/>
-              <w:jc w:val="left"/>
             </w:pPr>
             <w:r>
               <w:rPr>
@@ -20041,7 +20578,6 @@
           <w:p>
             <w:pPr>
               <w:pStyle w:val="Compact"/>
-              <w:jc w:val="left"/>
             </w:pPr>
             <w:r>
               <w:rPr>
@@ -20146,7 +20682,6 @@
           <w:p>
             <w:pPr>
               <w:pStyle w:val="Compact"/>
-              <w:jc w:val="left"/>
             </w:pPr>
             <w:r>
               <w:t xml:space="preserve">64 </w:t>
@@ -20173,7 +20708,6 @@
           <w:p>
             <w:pPr>
               <w:pStyle w:val="Compact"/>
-              <w:jc w:val="left"/>
             </w:pPr>
             <w:r>
               <w:t xml:space="preserve">89 </w:t>
@@ -20202,7 +20736,6 @@
           <w:p>
             <w:pPr>
               <w:pStyle w:val="Compact"/>
-              <w:jc w:val="left"/>
             </w:pPr>
             <w:r>
               <w:rPr>
@@ -20217,7 +20750,6 @@
           <w:p>
             <w:pPr>
               <w:pStyle w:val="Compact"/>
-              <w:jc w:val="left"/>
             </w:pPr>
             <w:r>
               <w:rPr>
@@ -20235,7 +20767,6 @@
           <w:p>
             <w:pPr>
               <w:pStyle w:val="Compact"/>
-              <w:jc w:val="left"/>
             </w:pPr>
             <w:r>
               <w:rPr>
@@ -20253,7 +20784,6 @@
           <w:p>
             <w:pPr>
               <w:pStyle w:val="Compact"/>
-              <w:jc w:val="left"/>
             </w:pPr>
             <w:r>
               <w:rPr>
@@ -20294,7 +20824,7 @@
         <w:rPr>
           <w:rFonts w:hint="eastAsia"/>
         </w:rPr>
-        <w:t xml:space="preserve">节）；用户图上的</w:t>
+        <w:t xml:space="preserve">节）；方案图上的</w:t>
       </w:r>
       <w:r>
         <w:t xml:space="preserve"> 3 mm </w:t>
@@ -20955,7 +21485,7 @@
               <w:rPr>
                 <w:rFonts w:hint="eastAsia"/>
               </w:rPr>
-              <w:t xml:space="preserve">求解器的旋钮，不花铂</w:t>
+              <w:t xml:space="preserve">求解器的可调参数，不花铂</w:t>
             </w:r>
           </w:p>
         </w:tc>
@@ -21201,7 +21731,7 @@
               <w:rPr>
                 <w:rFonts w:hint="eastAsia"/>
               </w:rPr>
-              <w:t xml:space="preserve">总纲</w:t>
+              <w:t xml:space="preserve">设计条件</w:t>
             </w:r>
           </w:p>
         </w:tc>
@@ -22774,7 +23304,7 @@
         <w:rPr>
           <w:rFonts w:hint="eastAsia"/>
         </w:rPr>
-        <w:t xml:space="preserve">都是二分落点，不能相减当效果）。开槽的效果体现在旋钮上：同一锥形舌片，舌保温从</w:t>
+        <w:t xml:space="preserve">都是二分落点，不能相减当效果）。开槽的效果体现在可调参数上：同一锥形舌片，舌保温从</w:t>
       </w:r>
       <w:r>
         <w:t xml:space="preserve"> </w:t>
@@ -23021,7 +23551,7 @@
         <w:rPr>
           <w:rFonts w:hint="eastAsia"/>
         </w:rPr>
-        <w:t xml:space="preserve">mm；槽是「少抽热」的旋钮，主力仍是不花铂的舌保温（第</w:t>
+        <w:t xml:space="preserve">mm；槽是「少抽热」的可调参数，主力仍是不花铂的舌保温（第</w:t>
       </w:r>
       <w:r>
         <w:t xml:space="preserve"> 8.4 </w:t>
@@ -23799,7 +24329,7 @@
     </w:p>
     <w:bookmarkEnd w:id="128"/>
     <w:bookmarkEnd w:id="129"/>
-    <w:bookmarkStart w:id="136" w:name="app-使用方法"/>
+    <w:bookmarkStart w:id="135" w:name="app-使用方法"/>
     <w:p>
       <w:pPr>
         <w:pStyle w:val="Heading1"/>
@@ -24013,7 +24543,7 @@
               <w:rPr>
                 <w:rFonts w:hint="eastAsia"/>
               </w:rPr>
-              <w:t xml:space="preserve">判据没过就调旋钮（需要时搜形状）→</w:t>
+              <w:t xml:space="preserve">判据没过就调可调参数（需要时搜形状）→</w:t>
             </w:r>
             <w:r>
               <w:t xml:space="preserve"> </w:t>
@@ -24188,7 +24718,7 @@
       </w:tr>
     </w:tbl>
     <w:bookmarkEnd w:id="130"/>
-    <w:bookmarkStart w:id="132" w:name="五个页签"/>
+    <w:bookmarkStart w:id="131" w:name="五个页签"/>
     <w:p>
       <w:pPr>
         <w:pStyle w:val="Heading2"/>
@@ -24214,7 +24744,7 @@
         <w:rPr>
           <w:rFonts w:hint="eastAsia"/>
         </w:rPr>
-        <w:t xml:space="preserve">输入（参数、几何来源、法兰形状、逐片旋钮与只读值、段表）；②</w:t>
+        <w:t xml:space="preserve">输入（参数、几何来源、法兰形状、逐片可调参数与只读值、段表）；②</w:t>
       </w:r>
       <w:r>
         <w:t xml:space="preserve"> </w:t>
@@ -24253,25 +24783,29 @@
         <w:t xml:space="preserve">点『…』」，该点的按钮同时加粗加淡蓝底。</w:t>
       </w:r>
     </w:p>
-    <w:bookmarkStart w:id="131" w:name="配套清单与安装报告v6.1-补"/>
+    <w:bookmarkEnd w:id="131"/>
+    <w:bookmarkStart w:id="132" w:name="核算整线-vs-搜形状"/>
     <w:p>
       <w:pPr>
-        <w:pStyle w:val="Heading3"/>
+        <w:pStyle w:val="Heading2"/>
       </w:pPr>
       <w:r>
-        <w:rPr>
-          <w:rFonts w:hint="eastAsia"/>
-        </w:rPr>
-        <w:t xml:space="preserve">配套清单与安装报告（v6.1</w:t>
-      </w:r>
-      <w:r>
-        <w:t xml:space="preserve"> </w:t>
-      </w:r>
-      <w:r>
-        <w:rPr>
-          <w:rFonts w:hint="eastAsia"/>
-        </w:rPr>
-        <w:t xml:space="preserve">补）</w:t>
+        <w:t xml:space="preserve">11.3 </w:t>
+      </w:r>
+      <w:r>
+        <w:rPr>
+          <w:rFonts w:hint="eastAsia"/>
+        </w:rPr>
+        <w:t xml:space="preserve">核算整线</w:t>
+      </w:r>
+      <w:r>
+        <w:t xml:space="preserve"> vs </w:t>
+      </w:r>
+      <w:r>
+        <w:rPr>
+          <w:rFonts w:hint="eastAsia"/>
+        </w:rPr>
+        <w:t xml:space="preserve">搜形状</w:t>
       </w:r>
     </w:p>
     <w:p>
@@ -24279,84 +24813,35 @@
         <w:pStyle w:val="FirstParagraph"/>
       </w:pPr>
       <w:r>
-        <w:t xml:space="preserve">「③ </w:t>
-      </w:r>
-      <w:r>
-        <w:rPr>
-          <w:rFonts w:hint="eastAsia"/>
-        </w:rPr>
-        <w:t xml:space="preserve">结果与出图」页的「配套清单」页签把第</w:t>
-      </w:r>
-      <w:r>
-        <w:t xml:space="preserve"> </w:t>
-      </w:r>
-      <w:r>
-        <w:rPr>
-          <w:rFonts w:hint="eastAsia"/>
-        </w:rPr>
-        <w:t xml:space="preserve">3.5／4.3</w:t>
-      </w:r>
-      <w:r>
-        <w:t xml:space="preserve"> </w:t>
-      </w:r>
-      <w:r>
-        <w:rPr>
-          <w:rFonts w:hint="eastAsia"/>
-        </w:rPr>
-        <w:t xml:space="preserve">节算出来的逐片量整理成现场要的答案：铜排截面按载流（I/J许用）与导热（Q·L/(k·ΔT)）取大、规格按舌端宽给宽×厚、夹持温度按参数表设定或按铜排热导那条边界算出、舌保温覆盖圆盘切点到压接段前、焊脚</w:t>
-      </w:r>
-      <w:r>
-        <w:t xml:space="preserve"> = </w:t>
-      </w:r>
-      <w:r>
-        <w:rPr>
-          <w:rFonts w:hint="eastAsia"/>
-        </w:rPr>
-        <w:t xml:space="preserve">max(板厚,</w:t>
-      </w:r>
-      <w:r>
-        <w:t xml:space="preserve"> </w:t>
-      </w:r>
-      <w:r>
-        <w:rPr>
-          <w:rFonts w:hint="eastAsia"/>
-        </w:rPr>
-        <w:t xml:space="preserve">壁厚)。「安装报告」页签与「导出安装报告」把整线概要、供电、法兰逐片、配套清单、保温、焊接与加工、升温与运行、判据表、出图文件、待现场确认写成一份</w:t>
-      </w:r>
-      <w:r>
-        <w:t xml:space="preserve"> </w:t>
-      </w:r>
-      <w:r>
-        <w:rPr>
-          <w:rFonts w:hint="eastAsia"/>
-        </w:rPr>
-        <w:t xml:space="preserve">.md；三处同一个来源，判据没全过时首行写「不可作为安装依据」。</w:t>
+        <w:rPr>
+          <w:rFonts w:hint="eastAsia"/>
+        </w:rPr>
+        <w:t xml:space="preserve">先点核算整线，它说要搜形状时再搜；想省铂再手动搜。核算整线只调可调参数不动形状；搜形状动盘径、舌宽、锥形，「解法」选两个都算时两族各搜一遍。搜形状写回的是粗网格上的解，搜完必点核算整线精算，过了才出图。</w:t>
       </w:r>
     </w:p>
-    <w:bookmarkEnd w:id="131"/>
     <w:bookmarkEnd w:id="132"/>
-    <w:bookmarkStart w:id="133" w:name="核算整线-vs-搜形状"/>
+    <w:bookmarkStart w:id="133" w:name="用自己的-rhino-图纸"/>
     <w:p>
       <w:pPr>
         <w:pStyle w:val="Heading2"/>
       </w:pPr>
       <w:r>
-        <w:t xml:space="preserve">11.3 </w:t>
-      </w:r>
-      <w:r>
-        <w:rPr>
-          <w:rFonts w:hint="eastAsia"/>
-        </w:rPr>
-        <w:t xml:space="preserve">核算整线</w:t>
-      </w:r>
-      <w:r>
-        <w:t xml:space="preserve"> vs </w:t>
-      </w:r>
-      <w:r>
-        <w:rPr>
-          <w:rFonts w:hint="eastAsia"/>
-        </w:rPr>
-        <w:t xml:space="preserve">搜形状</w:t>
+        <w:t xml:space="preserve">11.4 </w:t>
+      </w:r>
+      <w:r>
+        <w:rPr>
+          <w:rFonts w:hint="eastAsia"/>
+        </w:rPr>
+        <w:t xml:space="preserve">用自己的</w:t>
+      </w:r>
+      <w:r>
+        <w:t xml:space="preserve"> Rhino </w:t>
+      </w:r>
+      <w:r>
+        <w:rPr>
+          <w:rFonts w:hint="eastAsia"/>
+        </w:rPr>
+        <w:t xml:space="preserve">图纸</w:t>
       </w:r>
     </w:p>
     <w:p>
@@ -24364,80 +24849,44 @@
         <w:pStyle w:val="FirstParagraph"/>
       </w:pPr>
       <w:r>
-        <w:rPr>
-          <w:rFonts w:hint="eastAsia"/>
-        </w:rPr>
-        <w:t xml:space="preserve">先点核算整线，它说要搜形状时再搜；想省铂再手动搜。核算整线只调旋钮不动形状；搜形状动盘径、舌宽、锥形，「解法」选两个都算时两族各搜一遍。搜形状写回的是粗网格上的解，搜完必点核算整线精算，过了才出图。</w:t>
+        <w:t xml:space="preserve">① </w:t>
+      </w:r>
+      <w:r>
+        <w:rPr>
+          <w:rFonts w:hint="eastAsia"/>
+        </w:rPr>
+        <w:t xml:space="preserve">输入页「法兰几何来源」选</w:t>
+      </w:r>
+      <w:r>
+        <w:t xml:space="preserve"> Rhino .3dm </w:t>
+      </w:r>
+      <w:r>
+        <w:rPr>
+          <w:rFonts w:hint="eastAsia"/>
+        </w:rPr>
+        <w:t xml:space="preserve">文件，选一张图（各片同一张图、厚度各自解），填图层名；先「分析几何变数」再「核算整线」。分析会认出管孔、盘径、舌片尺寸、各级台阶、锥形舌与舌根加厚段；「◈</w:t>
+      </w:r>
+      <w:r>
+        <w:t xml:space="preserve"> </w:t>
+      </w:r>
+      <w:r>
+        <w:rPr>
+          <w:rFonts w:hint="eastAsia"/>
+        </w:rPr>
+        <w:t xml:space="preserve">图纸几何</w:t>
+      </w:r>
+      <w:r>
+        <w:t xml:space="preserve"> → </w:t>
+      </w:r>
+      <w:r>
+        <w:rPr>
+          <w:rFonts w:hint="eastAsia"/>
+        </w:rPr>
+        <w:t xml:space="preserve">参数」把图纸变成参数后才能搜形状。图纸模式下四个厚度框是厚度倍数，不是板厚。</w:t>
       </w:r>
     </w:p>
     <w:bookmarkEnd w:id="133"/>
-    <w:bookmarkStart w:id="134" w:name="用自己的-rhino-图纸"/>
-    <w:p>
-      <w:pPr>
-        <w:pStyle w:val="Heading2"/>
-      </w:pPr>
-      <w:r>
-        <w:t xml:space="preserve">11.4 </w:t>
-      </w:r>
-      <w:r>
-        <w:rPr>
-          <w:rFonts w:hint="eastAsia"/>
-        </w:rPr>
-        <w:t xml:space="preserve">用自己的</w:t>
-      </w:r>
-      <w:r>
-        <w:t xml:space="preserve"> Rhino </w:t>
-      </w:r>
-      <w:r>
-        <w:rPr>
-          <w:rFonts w:hint="eastAsia"/>
-        </w:rPr>
-        <w:t xml:space="preserve">图纸</w:t>
-      </w:r>
-    </w:p>
-    <w:p>
-      <w:pPr>
-        <w:pStyle w:val="FirstParagraph"/>
-      </w:pPr>
-      <w:r>
-        <w:t xml:space="preserve">① </w:t>
-      </w:r>
-      <w:r>
-        <w:rPr>
-          <w:rFonts w:hint="eastAsia"/>
-        </w:rPr>
-        <w:t xml:space="preserve">输入页「法兰几何来源」选</w:t>
-      </w:r>
-      <w:r>
-        <w:t xml:space="preserve"> Rhino .3dm </w:t>
-      </w:r>
-      <w:r>
-        <w:rPr>
-          <w:rFonts w:hint="eastAsia"/>
-        </w:rPr>
-        <w:t xml:space="preserve">文件，选一张图（各片同一张图、厚度各自解），填图层名；先「分析几何变数」再「核算整线」。分析会认出管孔、盘径、舌片尺寸、各级台阶、锥形舌与舌根加厚段；「◈</w:t>
-      </w:r>
-      <w:r>
-        <w:t xml:space="preserve"> </w:t>
-      </w:r>
-      <w:r>
-        <w:rPr>
-          <w:rFonts w:hint="eastAsia"/>
-        </w:rPr>
-        <w:t xml:space="preserve">图纸几何</w:t>
-      </w:r>
-      <w:r>
-        <w:t xml:space="preserve"> → </w:t>
-      </w:r>
-      <w:r>
-        <w:rPr>
-          <w:rFonts w:hint="eastAsia"/>
-        </w:rPr>
-        <w:t xml:space="preserve">参数」把图纸变成参数后才能搜形状。图纸模式下四个厚度框是厚度倍数，不是板厚。</w:t>
-      </w:r>
-    </w:p>
-    <w:bookmarkEnd w:id="134"/>
-    <w:bookmarkStart w:id="135" w:name="常见问题"/>
+    <w:bookmarkStart w:id="134" w:name="常见问题"/>
     <w:p>
       <w:pPr>
         <w:pStyle w:val="Heading2"/>
@@ -24497,7 +24946,7 @@
         <w:rPr>
           <w:rFonts w:hint="eastAsia"/>
         </w:rPr>
-        <w:t xml:space="preserve">两个按钮给的数不一样：一个算的是存好的设计记录，一个算的是你改过的页面。</w:t>
+        <w:t xml:space="preserve">两个按钮给的数不一样：一个算的是存好的设计记录，一个算的是页面上改过的参数。</w:t>
       </w:r>
     </w:p>
     <w:p>
@@ -24530,9 +24979,9 @@
         <w:t xml:space="preserve">判据全过但数看着不对：先看判据表上方那行收敛信息，写「未收敛」时下面每个数都不能用。</w:t>
       </w:r>
     </w:p>
+    <w:bookmarkEnd w:id="134"/>
     <w:bookmarkEnd w:id="135"/>
-    <w:bookmarkEnd w:id="136"/>
-    <w:bookmarkStart w:id="137" w:name="现场待确认的数与结论"/>
+    <w:bookmarkStart w:id="136" w:name="现场待确认的数与结论"/>
     <w:p>
       <w:pPr>
         <w:pStyle w:val="Heading1"/>
@@ -24887,16 +25336,7 @@
         <w:rPr>
           <w:rFonts w:hint="eastAsia"/>
         </w:rPr>
-        <w:t xml:space="preserve">结论：本报告把</w:t>
-      </w:r>
-      <w:r>
-        <w:t xml:space="preserve"> v5.0 </w:t>
-      </w:r>
-      <w:r>
-        <w:rPr>
-          <w:rFonts w:hint="eastAsia"/>
-        </w:rPr>
-        <w:t xml:space="preserve">的判据体系与传导链保留为基础，把计算流程换成「升温电流</w:t>
+        <w:t xml:space="preserve">结论：本报告以判据体系与传导链为基础，把计算流程定为「升温电流</w:t>
       </w:r>
       <w:r>
         <w:t xml:space="preserve"> → </w:t>
@@ -24933,6 +25373,166 @@
           <w:rFonts w:hint="eastAsia"/>
         </w:rPr>
         <w:t xml:space="preserve">终验」的因果链，并把形状（盘径、舌宽、锥形、孔族）交给形状搜索。所有数与图都由同一份设计记录生成，任何一处「过」都有机器门或抓图撑着；限制与待确认的数如实列在上面。</w:t>
+      </w:r>
+    </w:p>
+    <w:bookmarkEnd w:id="136"/>
+    <w:bookmarkStart w:id="137" w:name="版本说明"/>
+    <w:p>
+      <w:pPr>
+        <w:pStyle w:val="Heading1"/>
+      </w:pPr>
+      <w:r>
+        <w:rPr>
+          <w:rFonts w:hint="eastAsia"/>
+        </w:rPr>
+        <w:t xml:space="preserve">版本说明</w:t>
+      </w:r>
+    </w:p>
+    <w:p>
+      <w:pPr>
+        <w:pStyle w:val="Compact"/>
+        <w:numPr>
+          <w:ilvl w:val="0"/>
+          <w:numId w:val="1010"/>
+        </w:numPr>
+      </w:pPr>
+      <w:r>
+        <w:rPr>
+          <w:rFonts w:hint="eastAsia"/>
+        </w:rPr>
+        <w:t xml:space="preserve">v6.0（2026-09-11）：计算流程改为设计因果链（设计电流</w:t>
+      </w:r>
+      <w:r>
+        <w:t xml:space="preserve"> → </w:t>
+      </w:r>
+      <w:r>
+        <w:rPr>
+          <w:rFonts w:hint="eastAsia"/>
+        </w:rPr>
+        <w:t xml:space="preserve">按</w:t>
+      </w:r>
+      <w:r>
+        <w:t xml:space="preserve"> J </w:t>
+      </w:r>
+      <w:r>
+        <w:rPr>
+          <w:rFonts w:hint="eastAsia"/>
+        </w:rPr>
+        <w:t xml:space="preserve">定截面</w:t>
+      </w:r>
+      <w:r>
+        <w:t xml:space="preserve"> → </w:t>
+      </w:r>
+      <w:r>
+        <w:rPr>
+          <w:rFonts w:hint="eastAsia"/>
+        </w:rPr>
+        <w:t xml:space="preserve">场定孔</w:t>
+      </w:r>
+      <w:r>
+        <w:t xml:space="preserve"> → </w:t>
+      </w:r>
+      <w:r>
+        <w:rPr>
+          <w:rFonts w:hint="eastAsia"/>
+        </w:rPr>
+        <w:t xml:space="preserve">可调参数求解</w:t>
+      </w:r>
+      <w:r>
+        <w:t xml:space="preserve"> → </w:t>
+      </w:r>
+      <w:r>
+        <w:rPr>
+          <w:rFonts w:hint="eastAsia"/>
+        </w:rPr>
+        <w:t xml:space="preserve">终验），形状交给形状搜索；判据体系与传导链沿用前版。</w:t>
+      </w:r>
+    </w:p>
+    <w:p>
+      <w:pPr>
+        <w:pStyle w:val="Compact"/>
+        <w:numPr>
+          <w:ilvl w:val="0"/>
+          <w:numId w:val="1010"/>
+        </w:numPr>
+      </w:pPr>
+      <w:r>
+        <w:rPr>
+          <w:rFonts w:hint="eastAsia"/>
+        </w:rPr>
+        <w:t xml:space="preserve">v6.1（2026-09-12）：每条公式附符号表与单位；新增法兰「初始值</w:t>
+      </w:r>
+      <w:r>
+        <w:t xml:space="preserve"> → </w:t>
+      </w:r>
+      <w:r>
+        <w:rPr>
+          <w:rFonts w:hint="eastAsia"/>
+        </w:rPr>
+        <w:t xml:space="preserve">结果值」并列、计算流程与边界环境（10.5</w:t>
+      </w:r>
+      <w:r>
+        <w:t xml:space="preserve"> </w:t>
+      </w:r>
+      <w:r>
+        <w:rPr>
+          <w:rFonts w:hint="eastAsia"/>
+        </w:rPr>
+        <w:t xml:space="preserve">节），温度场与电流密度场及同保温对照（10.6</w:t>
+      </w:r>
+      <w:r>
+        <w:t xml:space="preserve"> </w:t>
+      </w:r>
+      <w:r>
+        <w:rPr>
+          <w:rFonts w:hint="eastAsia"/>
+        </w:rPr>
+        <w:t xml:space="preserve">节），侧</w:t>
+      </w:r>
+      <w:r>
+        <w:t xml:space="preserve"> Y </w:t>
+      </w:r>
+      <w:r>
+        <w:rPr>
+          <w:rFonts w:hint="eastAsia"/>
+        </w:rPr>
+        <w:t xml:space="preserve">形</w:t>
+      </w:r>
+      <w:r>
+        <w:t xml:space="preserve"> </w:t>
+      </w:r>
+      <w:r>
+        <w:rPr>
+          <w:rFonts w:hint="eastAsia"/>
+        </w:rPr>
+        <w:t xml:space="preserve">3DM（10.3</w:t>
+      </w:r>
+      <w:r>
+        <w:t xml:space="preserve"> </w:t>
+      </w:r>
+      <w:r>
+        <w:rPr>
+          <w:rFonts w:hint="eastAsia"/>
+        </w:rPr>
+        <w:t xml:space="preserve">节），论证与验证手段一览（9.1</w:t>
+      </w:r>
+      <w:r>
+        <w:t xml:space="preserve"> </w:t>
+      </w:r>
+      <w:r>
+        <w:rPr>
+          <w:rFonts w:hint="eastAsia"/>
+        </w:rPr>
+        <w:t xml:space="preserve">节）；去掉开发过程中的比较与轶事，只比较开发完成后的结果；设计输入不带人称，来源见</w:t>
+      </w:r>
+      <w:r>
+        <w:t xml:space="preserve"> 2.3 </w:t>
+      </w:r>
+      <w:r>
+        <w:rPr>
+          <w:rFonts w:hint="eastAsia"/>
+        </w:rPr>
+        <w:t xml:space="preserve">节表。</w:t>
       </w:r>
     </w:p>
     <w:bookmarkEnd w:id="137"/>
@@ -29077,6 +29677,9 @@
     <w:abstractNumId w:val="991"/>
   </w:num>
   <w:num w:numId="1009">
+    <w:abstractNumId w:val="991"/>
+  </w:num>
+  <w:num w:numId="1010">
     <w:abstractNumId w:val="991"/>
   </w:num>
 </w:numbering>
